--- a/report/draft/Macroeconomic and Demographic Context Version 1.docx
+++ b/report/draft/Macroeconomic and Demographic Context Version 1.docx
@@ -2603,6 +2603,7 @@
       <w:pPr>
         <w:pStyle w:val="Caption"/>
         <w:keepNext/>
+        <w:spacing w:after="0"/>
         <w:jc w:val="center"/>
         <w:rPr>
           <w:rFonts w:cs="Calibri"/>
@@ -2613,68 +2614,14 @@
           <w:sz w:val="22"/>
           <w:szCs w:val="22"/>
         </w:rPr>
-      </w:pPr>
-      <w:r>
-        <w:rPr>
-          <w:rFonts w:cs="Calibri"/>
-          <w:noProof/>
-        </w:rPr>
-        <w:drawing>
-          <wp:anchor distT="0" distB="0" distL="114300" distR="114300" simplePos="0" relativeHeight="251659264" behindDoc="0" locked="0" layoutInCell="1" allowOverlap="1" wp14:anchorId="50028A89" wp14:editId="1967B171">
-            <wp:simplePos x="0" y="0"/>
-            <wp:positionH relativeFrom="column">
-              <wp:posOffset>47625</wp:posOffset>
-            </wp:positionH>
-            <wp:positionV relativeFrom="paragraph">
-              <wp:posOffset>177165</wp:posOffset>
-            </wp:positionV>
-            <wp:extent cx="5793105" cy="4154170"/>
-            <wp:effectExtent l="0" t="0" r="0" b="0"/>
-            <wp:wrapSquare wrapText="bothSides"/>
-            <wp:docPr id="817398390" name="Picture 1"/>
-            <wp:cNvGraphicFramePr>
-              <a:graphicFrameLocks xmlns:a="http://schemas.openxmlformats.org/drawingml/2006/main" noChangeAspect="1"/>
-            </wp:cNvGraphicFramePr>
-            <a:graphic xmlns:a="http://schemas.openxmlformats.org/drawingml/2006/main">
-              <a:graphicData uri="http://schemas.openxmlformats.org/drawingml/2006/picture">
-                <pic:pic xmlns:pic="http://schemas.openxmlformats.org/drawingml/2006/picture">
-                  <pic:nvPicPr>
-                    <pic:cNvPr id="817398390" name=""/>
-                    <pic:cNvPicPr/>
-                  </pic:nvPicPr>
-                  <pic:blipFill>
-                    <a:blip r:embed="rId12">
-                      <a:extLst>
-                        <a:ext uri="{28A0092B-C50C-407E-A947-70E740481C1C}">
-                          <a14:useLocalDpi xmlns:a14="http://schemas.microsoft.com/office/drawing/2010/main" val="0"/>
-                        </a:ext>
-                      </a:extLst>
-                    </a:blip>
-                    <a:stretch>
-                      <a:fillRect/>
-                    </a:stretch>
-                  </pic:blipFill>
-                  <pic:spPr>
-                    <a:xfrm>
-                      <a:off x="0" y="0"/>
-                      <a:ext cx="5793105" cy="4154170"/>
-                    </a:xfrm>
-                    <a:prstGeom prst="rect">
-                      <a:avLst/>
-                    </a:prstGeom>
-                  </pic:spPr>
-                </pic:pic>
-              </a:graphicData>
-            </a:graphic>
-            <wp14:sizeRelH relativeFrom="page">
-              <wp14:pctWidth>0</wp14:pctWidth>
-            </wp14:sizeRelH>
-            <wp14:sizeRelV relativeFrom="page">
-              <wp14:pctHeight>0</wp14:pctHeight>
-            </wp14:sizeRelV>
-          </wp:anchor>
-        </w:drawing>
-      </w:r>
+        <w:pPrChange w:id="6" w:author="Tommy Descartes" w:date="2026-05-26T12:05:00Z" w16du:dateUtc="2026-05-26T16:05:00Z">
+          <w:pPr>
+            <w:pStyle w:val="Caption"/>
+            <w:keepNext/>
+            <w:jc w:val="center"/>
+          </w:pPr>
+        </w:pPrChange>
+      </w:pPr>
       <w:r>
         <w:rPr>
           <w:rFonts w:cs="Calibri"/>
@@ -2697,6 +2644,45 @@
           <w:rFonts w:cs="Calibri"/>
         </w:rPr>
       </w:pPr>
+      <w:ins w:id="7" w:author="Tommy Descartes" w:date="2026-05-26T12:05:00Z" w16du:dateUtc="2026-05-26T16:05:00Z">
+        <w:r>
+          <w:drawing>
+            <wp:inline distT="0" distB="0" distL="0" distR="0" wp14:anchorId="6036C3B6" wp14:editId="117B8830">
+              <wp:extent cx="5943600" cy="4272915"/>
+              <wp:effectExtent l="0" t="0" r="0" b="0"/>
+              <wp:docPr id="1992989836" name="Picture 1"/>
+              <wp:cNvGraphicFramePr>
+                <a:graphicFrameLocks xmlns:a="http://schemas.openxmlformats.org/drawingml/2006/main" noChangeAspect="1"/>
+              </wp:cNvGraphicFramePr>
+              <a:graphic xmlns:a="http://schemas.openxmlformats.org/drawingml/2006/main">
+                <a:graphicData uri="http://schemas.openxmlformats.org/drawingml/2006/picture">
+                  <pic:pic xmlns:pic="http://schemas.openxmlformats.org/drawingml/2006/picture">
+                    <pic:nvPicPr>
+                      <pic:cNvPr id="1992989836" name=""/>
+                      <pic:cNvPicPr/>
+                    </pic:nvPicPr>
+                    <pic:blipFill>
+                      <a:blip r:embed="rId12"/>
+                      <a:stretch>
+                        <a:fillRect/>
+                      </a:stretch>
+                    </pic:blipFill>
+                    <pic:spPr>
+                      <a:xfrm>
+                        <a:off x="0" y="0"/>
+                        <a:ext cx="5943600" cy="4272915"/>
+                      </a:xfrm>
+                      <a:prstGeom prst="rect">
+                        <a:avLst/>
+                      </a:prstGeom>
+                    </pic:spPr>
+                  </pic:pic>
+                </a:graphicData>
+              </a:graphic>
+            </wp:inline>
+          </w:drawing>
+        </w:r>
+      </w:ins>
     </w:p>
     <w:p>
       <w:pPr>
@@ -2780,14 +2766,14 @@
         </w:rPr>
         <w:t xml:space="preserve"> respectively, supported by a rebound in tourist arrivals, increased construction activity and growth in the </w:t>
       </w:r>
-      <w:commentRangeStart w:id="6"/>
+      <w:commentRangeStart w:id="8"/>
       <w:r>
         <w:rPr>
           <w:rFonts w:cs="Calibri"/>
         </w:rPr>
         <w:t xml:space="preserve">business process outsourcing (BPO) sector. </w:t>
       </w:r>
-      <w:commentRangeEnd w:id="6"/>
+      <w:commentRangeEnd w:id="8"/>
       <w:r>
         <w:rPr>
           <w:rStyle w:val="CommentReference"/>
@@ -2795,7 +2781,7 @@
           <w:sz w:val="22"/>
           <w:szCs w:val="22"/>
         </w:rPr>
-        <w:commentReference w:id="6"/>
+        <w:commentReference w:id="8"/>
       </w:r>
       <w:r>
         <w:rPr>
@@ -2835,7 +2821,7 @@
           <w:rFonts w:cs="Calibri"/>
         </w:rPr>
       </w:pPr>
-      <w:commentRangeStart w:id="7"/>
+      <w:commentRangeStart w:id="9"/>
       <w:r>
         <w:rPr>
           <w:rFonts w:cs="Calibri"/>
@@ -2963,7 +2949,7 @@
         </w:rPr>
         <w:t xml:space="preserve">, </w:t>
       </w:r>
-      <w:commentRangeStart w:id="8"/>
+      <w:commentRangeStart w:id="10"/>
       <w:r>
         <w:rPr>
           <w:rFonts w:cs="Calibri"/>
@@ -3006,7 +2992,7 @@
         </w:rPr>
         <w:t xml:space="preserve"> the business environment and reducing the prevalence of crime.</w:t>
       </w:r>
-      <w:commentRangeEnd w:id="8"/>
+      <w:commentRangeEnd w:id="10"/>
       <w:r>
         <w:rPr>
           <w:rStyle w:val="CommentReference"/>
@@ -3014,9 +3000,9 @@
           <w:sz w:val="22"/>
           <w:szCs w:val="22"/>
         </w:rPr>
-        <w:commentReference w:id="8"/>
-      </w:r>
-      <w:commentRangeEnd w:id="7"/>
+        <w:commentReference w:id="10"/>
+      </w:r>
+      <w:commentRangeEnd w:id="9"/>
       <w:r>
         <w:rPr>
           <w:rStyle w:val="CommentReference"/>
@@ -3024,7 +3010,7 @@
           <w:sz w:val="22"/>
           <w:szCs w:val="22"/>
         </w:rPr>
-        <w:commentReference w:id="7"/>
+        <w:commentReference w:id="9"/>
       </w:r>
     </w:p>
     <w:p>
@@ -3046,7 +3032,7 @@
           <w:rFonts w:cs="Calibri"/>
         </w:rPr>
       </w:pPr>
-      <w:commentRangeStart w:id="9"/>
+      <w:commentRangeStart w:id="11"/>
       <w:r>
         <w:rPr>
           <w:rFonts w:cs="Calibri"/>
@@ -3130,7 +3116,7 @@
         </w:rPr>
         <w:t xml:space="preserve"> </w:t>
       </w:r>
-      <w:commentRangeEnd w:id="9"/>
+      <w:commentRangeEnd w:id="11"/>
       <w:r>
         <w:rPr>
           <w:rStyle w:val="CommentReference"/>
@@ -3138,7 +3124,7 @@
           <w:sz w:val="22"/>
           <w:szCs w:val="22"/>
         </w:rPr>
-        <w:commentReference w:id="9"/>
+        <w:commentReference w:id="11"/>
       </w:r>
       <w:r>
         <w:rPr>
@@ -3289,7 +3275,7 @@
         </w:rPr>
         <w:t xml:space="preserve"> </w:t>
       </w:r>
-      <w:commentRangeStart w:id="10"/>
+      <w:commentRangeStart w:id="12"/>
       <w:r>
         <w:rPr>
           <w:rFonts w:cs="Calibri"/>
@@ -3350,7 +3336,7 @@
         </w:rPr>
         <w:t>2025 and is projected to increase to approximately 53.7% by 2035.</w:t>
       </w:r>
-      <w:commentRangeEnd w:id="10"/>
+      <w:commentRangeEnd w:id="12"/>
       <w:r>
         <w:rPr>
           <w:rStyle w:val="CommentReference"/>
@@ -3358,7 +3344,7 @@
           <w:sz w:val="22"/>
           <w:szCs w:val="22"/>
         </w:rPr>
-        <w:commentReference w:id="10"/>
+        <w:commentReference w:id="12"/>
       </w:r>
       <w:r>
         <w:rPr>
@@ -3615,7 +3601,7 @@
         </w:rPr>
         <w:t xml:space="preserve">ravel receipts have become an increasingly important component of Belize’s external services account, rising from </w:t>
       </w:r>
-      <w:commentRangeStart w:id="11"/>
+      <w:commentRangeStart w:id="13"/>
       <w:r>
         <w:rPr>
           <w:rFonts w:cs="Calibri"/>
@@ -3634,7 +3620,7 @@
         </w:rPr>
         <w:t xml:space="preserve"> in 2024.</w:t>
       </w:r>
-      <w:commentRangeEnd w:id="11"/>
+      <w:commentRangeEnd w:id="13"/>
       <w:r>
         <w:rPr>
           <w:rStyle w:val="CommentReference"/>
@@ -3642,7 +3628,7 @@
           <w:sz w:val="22"/>
           <w:szCs w:val="22"/>
         </w:rPr>
-        <w:commentReference w:id="11"/>
+        <w:commentReference w:id="13"/>
       </w:r>
       <w:r>
         <w:rPr>
@@ -3803,7 +3789,7 @@
           <w:szCs w:val="22"/>
         </w:rPr>
       </w:pPr>
-      <w:commentRangeStart w:id="12"/>
+      <w:commentRangeStart w:id="14"/>
       <w:r>
         <w:rPr>
           <w:b/>
@@ -3909,7 +3895,7 @@
         </w:rPr>
         <w:t>Belize Growth Accounting Decomposition (Avg. Annual Contribution to Real GDP)</w:t>
       </w:r>
-      <w:commentRangeEnd w:id="12"/>
+      <w:commentRangeEnd w:id="14"/>
       <w:r>
         <w:rPr>
           <w:rStyle w:val="CommentReference"/>
@@ -3920,7 +3906,7 @@
           <w:sz w:val="22"/>
           <w:szCs w:val="22"/>
         </w:rPr>
-        <w:commentReference w:id="12"/>
+        <w:commentReference w:id="14"/>
       </w:r>
     </w:p>
     <w:p>
@@ -3935,6 +3921,7 @@
       <w:r>
         <w:rPr>
           <w:rFonts w:cs="Calibri"/>
+          <w:noProof/>
         </w:rPr>
         <w:drawing>
           <wp:inline distT="0" distB="0" distL="0" distR="0" wp14:anchorId="55F8649F" wp14:editId="78785BD2">
@@ -4086,19 +4073,7 @@
         <w:rPr>
           <w:rFonts w:cs="Calibri"/>
         </w:rPr>
-        <w:t xml:space="preserve">The 2020–2023 period reflects the extraordinary disruptions associated with the COVID-19 pandemic and the subsequent recovery. Despite severe economic contraction during 2020, the </w:t>
-      </w:r>
-      <w:r>
-        <w:rPr>
-          <w:rFonts w:cs="Calibri"/>
-        </w:rPr>
-        <w:t>average period</w:t>
-      </w:r>
-      <w:r>
-        <w:rPr>
-          <w:rFonts w:cs="Calibri"/>
-        </w:rPr>
-        <w:t xml:space="preserve"> still shows positive contributions from capital and labour, reflecting the rapid rebound in tourism, employment recovery, and post-pandemic investment activity. TFP appears close to neutral over this period, suggesting that the recovery was driven more by cyclical reopening effects than by deeper productivity-enhancing structural transformation.</w:t>
+        <w:t>The 2020–2023 period reflects the extraordinary disruptions associated with the COVID-19 pandemic and the subsequent recovery. Despite severe economic contraction during 2020, the average period still shows positive contributions from capital and labour, reflecting the rapid rebound in tourism, employment recovery, and post-pandemic investment activity. TFP appears close to neutral over this period, suggesting that the recovery was driven more by cyclical reopening effects than by deeper productivity-enhancing structural transformation.</w:t>
       </w:r>
     </w:p>
     <w:p>
@@ -4146,15 +4121,15 @@
           <w:rFonts w:cs="Calibri"/>
         </w:rPr>
       </w:pPr>
-      <w:commentRangeStart w:id="13"/>
-      <w:commentRangeStart w:id="14"/>
+      <w:commentRangeStart w:id="15"/>
+      <w:commentRangeStart w:id="16"/>
       <w:r>
         <w:rPr>
           <w:rFonts w:cs="Calibri"/>
         </w:rPr>
         <w:t xml:space="preserve">Comparator economies such as Costa Rica, the Dominican Republic, and Mauritius provide </w:t>
       </w:r>
-      <w:commentRangeEnd w:id="14"/>
+      <w:commentRangeEnd w:id="16"/>
       <w:r>
         <w:rPr>
           <w:rStyle w:val="CommentReference"/>
@@ -4162,7 +4137,7 @@
           <w:sz w:val="22"/>
           <w:szCs w:val="22"/>
         </w:rPr>
-        <w:commentReference w:id="14"/>
+        <w:commentReference w:id="16"/>
       </w:r>
       <w:r>
         <w:rPr>
@@ -4194,7 +4169,7 @@
         </w:rPr>
         <w:t xml:space="preserve">GNI grew by only 19.3%, reflecting the presence of a persistent middle-income trap dynamics, which is limiting long-term income convergence relative to the selected comparator countries. </w:t>
       </w:r>
-      <w:commentRangeEnd w:id="13"/>
+      <w:commentRangeEnd w:id="15"/>
       <w:r>
         <w:rPr>
           <w:rStyle w:val="CommentReference"/>
@@ -4202,7 +4177,7 @@
           <w:sz w:val="22"/>
           <w:szCs w:val="22"/>
         </w:rPr>
-        <w:commentReference w:id="13"/>
+        <w:commentReference w:id="15"/>
       </w:r>
     </w:p>
     <w:p>
@@ -4461,7 +4436,7 @@
           <w:szCs w:val="22"/>
         </w:rPr>
       </w:pPr>
-      <w:commentRangeStart w:id="15"/>
+      <w:commentRangeStart w:id="17"/>
       <w:r>
         <w:rPr>
           <w:rFonts w:cs="Calibri"/>
@@ -4576,7 +4551,7 @@
         </w:rPr>
         <w:t xml:space="preserve">Gross National Income Per Capita, PPP (Constant 2021 Internation $) </w:t>
       </w:r>
-      <w:commentRangeEnd w:id="15"/>
+      <w:commentRangeEnd w:id="17"/>
       <w:r>
         <w:rPr>
           <w:rStyle w:val="CommentReference"/>
@@ -4588,7 +4563,7 @@
           <w:sz w:val="22"/>
           <w:szCs w:val="22"/>
         </w:rPr>
-        <w:commentReference w:id="15"/>
+        <w:commentReference w:id="17"/>
       </w:r>
     </w:p>
     <w:p>
@@ -4927,7 +4902,7 @@
         </w:rPr>
         <w:t xml:space="preserve"> </w:t>
       </w:r>
-      <w:commentRangeStart w:id="16"/>
+      <w:commentRangeStart w:id="18"/>
       <w:r>
         <w:rPr>
           <w:rFonts w:ascii="Trebuchet MS" w:hAnsi="Trebuchet MS"/>
@@ -4958,7 +4933,7 @@
         </w:rPr>
         <w:t>Trends</w:t>
       </w:r>
-      <w:commentRangeEnd w:id="16"/>
+      <w:commentRangeEnd w:id="18"/>
       <w:r>
         <w:rPr>
           <w:rStyle w:val="CommentReference"/>
@@ -4968,7 +4943,7 @@
           <w:sz w:val="28"/>
           <w:szCs w:val="28"/>
         </w:rPr>
-        <w:commentReference w:id="16"/>
+        <w:commentReference w:id="18"/>
       </w:r>
     </w:p>
     <w:p>
@@ -4993,14 +4968,14 @@
           <w:rFonts w:cs="Calibri"/>
         </w:rPr>
       </w:pPr>
-      <w:commentRangeStart w:id="17"/>
+      <w:commentRangeStart w:id="19"/>
       <w:r>
         <w:rPr>
           <w:rFonts w:cs="Calibri"/>
         </w:rPr>
         <w:t xml:space="preserve">Belize’s estimated mid-year population in 2026 stood at </w:t>
       </w:r>
-      <w:commentRangeStart w:id="18"/>
+      <w:commentRangeStart w:id="20"/>
       <w:r>
         <w:rPr>
           <w:rFonts w:cs="Calibri"/>
@@ -5013,7 +4988,7 @@
         </w:rPr>
         <w:t>, comprising 210,525 males and 217,869 females,</w:t>
       </w:r>
-      <w:commentRangeEnd w:id="18"/>
+      <w:commentRangeEnd w:id="20"/>
       <w:r>
         <w:rPr>
           <w:rStyle w:val="CommentReference"/>
@@ -5021,7 +4996,7 @@
           <w:sz w:val="22"/>
           <w:szCs w:val="22"/>
         </w:rPr>
-        <w:commentReference w:id="18"/>
+        <w:commentReference w:id="20"/>
       </w:r>
       <w:r>
         <w:rPr>
@@ -5035,7 +5010,7 @@
         </w:rPr>
         <w:t xml:space="preserve">. </w:t>
       </w:r>
-      <w:commentRangeEnd w:id="17"/>
+      <w:commentRangeEnd w:id="19"/>
       <w:r>
         <w:rPr>
           <w:rStyle w:val="CommentReference"/>
@@ -5043,7 +5018,7 @@
           <w:sz w:val="22"/>
           <w:szCs w:val="22"/>
         </w:rPr>
-        <w:commentReference w:id="17"/>
+        <w:commentReference w:id="19"/>
       </w:r>
       <w:r>
         <w:rPr>
@@ -5051,7 +5026,7 @@
         </w:rPr>
         <w:t xml:space="preserve">Between 2015 and 2026, </w:t>
       </w:r>
-      <w:commentRangeStart w:id="19"/>
+      <w:commentRangeStart w:id="21"/>
       <w:r>
         <w:rPr>
           <w:rFonts w:cs="Calibri"/>
@@ -5076,7 +5051,7 @@
         </w:rPr>
         <w:t xml:space="preserve"> </w:t>
       </w:r>
-      <w:commentRangeEnd w:id="19"/>
+      <w:commentRangeEnd w:id="21"/>
       <w:r>
         <w:rPr>
           <w:rStyle w:val="CommentReference"/>
@@ -5084,7 +5059,7 @@
           <w:sz w:val="22"/>
           <w:szCs w:val="22"/>
         </w:rPr>
-        <w:commentReference w:id="19"/>
+        <w:commentReference w:id="21"/>
       </w:r>
     </w:p>
     <w:p>
@@ -5128,14 +5103,14 @@
         </w:rPr>
         <w:t xml:space="preserve">small developing </w:t>
       </w:r>
-      <w:commentRangeStart w:id="20"/>
+      <w:commentRangeStart w:id="22"/>
       <w:r>
         <w:rPr>
           <w:rFonts w:cs="Calibri"/>
         </w:rPr>
         <w:t>states</w:t>
       </w:r>
-      <w:commentRangeEnd w:id="20"/>
+      <w:commentRangeEnd w:id="22"/>
       <w:r>
         <w:rPr>
           <w:rStyle w:val="CommentReference"/>
@@ -5143,7 +5118,7 @@
           <w:sz w:val="22"/>
           <w:szCs w:val="22"/>
         </w:rPr>
-        <w:commentReference w:id="20"/>
+        <w:commentReference w:id="22"/>
       </w:r>
       <w:r>
         <w:rPr>
@@ -5157,7 +5132,7 @@
         </w:rPr>
         <w:t xml:space="preserve"> is becoming increasingly ruralized. </w:t>
       </w:r>
-      <w:commentRangeStart w:id="21"/>
+      <w:commentRangeStart w:id="23"/>
       <w:r>
         <w:rPr>
           <w:rFonts w:cs="Calibri"/>
@@ -5194,7 +5169,7 @@
         </w:rPr>
         <w:t xml:space="preserve"> several districts emerging as key labour supply centers</w:t>
       </w:r>
-      <w:commentRangeEnd w:id="21"/>
+      <w:commentRangeEnd w:id="23"/>
       <w:r>
         <w:rPr>
           <w:rStyle w:val="CommentReference"/>
@@ -5202,7 +5177,7 @@
           <w:sz w:val="22"/>
           <w:szCs w:val="22"/>
         </w:rPr>
-        <w:commentReference w:id="21"/>
+        <w:commentReference w:id="23"/>
       </w:r>
       <w:r>
         <w:rPr>
@@ -5266,7 +5241,7 @@
         </w:rPr>
         <w:t xml:space="preserve"> </w:t>
       </w:r>
-      <w:commentRangeStart w:id="22"/>
+      <w:commentRangeStart w:id="24"/>
       <w:r>
         <w:rPr>
           <w:rFonts w:cs="Calibri"/>
@@ -5285,7 +5260,7 @@
         </w:rPr>
         <w:t xml:space="preserve">  </w:t>
       </w:r>
-      <w:commentRangeEnd w:id="22"/>
+      <w:commentRangeEnd w:id="24"/>
       <w:r>
         <w:rPr>
           <w:rStyle w:val="CommentReference"/>
@@ -5293,7 +5268,7 @@
           <w:sz w:val="22"/>
           <w:szCs w:val="22"/>
         </w:rPr>
-        <w:commentReference w:id="22"/>
+        <w:commentReference w:id="24"/>
       </w:r>
     </w:p>
     <w:p>
@@ -5367,14 +5342,14 @@
         </w:rPr>
         <w:t xml:space="preserve"> pressures on the economy’s capacity to generate productive employment opportunities, particularly for youth entering the labor market. At the same time, </w:t>
       </w:r>
-      <w:commentRangeStart w:id="23"/>
+      <w:commentRangeStart w:id="25"/>
       <w:r>
         <w:rPr>
           <w:rFonts w:cs="Calibri"/>
         </w:rPr>
         <w:t>sustained population growth raises demand for housing, education, healthcare, transportation, and other public infrastructure</w:t>
       </w:r>
-      <w:commentRangeEnd w:id="23"/>
+      <w:commentRangeEnd w:id="25"/>
       <w:r>
         <w:rPr>
           <w:rStyle w:val="CommentReference"/>
@@ -5382,7 +5357,7 @@
           <w:sz w:val="22"/>
           <w:szCs w:val="22"/>
         </w:rPr>
-        <w:commentReference w:id="23"/>
+        <w:commentReference w:id="25"/>
       </w:r>
       <w:r>
         <w:rPr>
@@ -5488,7 +5463,7 @@
           <w:rFonts w:cs="Calibri"/>
         </w:rPr>
       </w:pPr>
-      <w:commentRangeStart w:id="24"/>
+      <w:commentRangeStart w:id="26"/>
       <w:r>
         <w:rPr>
           <w:rFonts w:cs="Calibri"/>
@@ -5514,7 +5489,7 @@
         </w:rPr>
         <w:t>, reflecting a relatively youthful demographic structure. The dependency burden is concentrated among the younger cohort of the population, as evidenced by a youth dependence ratio of 43.8%, while the old-age dependency ratio is comparatively low at 10.9</w:t>
       </w:r>
-      <w:commentRangeEnd w:id="24"/>
+      <w:commentRangeEnd w:id="26"/>
       <w:r>
         <w:rPr>
           <w:rStyle w:val="CommentReference"/>
@@ -5522,7 +5497,7 @@
           <w:sz w:val="22"/>
           <w:szCs w:val="22"/>
         </w:rPr>
-        <w:commentReference w:id="24"/>
+        <w:commentReference w:id="26"/>
       </w:r>
       <w:r>
         <w:rPr>
@@ -5637,7 +5612,7 @@
           <w:szCs w:val="22"/>
         </w:rPr>
       </w:pPr>
-      <w:commentRangeStart w:id="25"/>
+      <w:commentRangeStart w:id="27"/>
       <w:r>
         <w:rPr>
           <w:rFonts w:cs="Calibri"/>
@@ -5724,7 +5699,7 @@
         </w:rPr>
         <w:t xml:space="preserve">: </w:t>
       </w:r>
-      <w:commentRangeEnd w:id="25"/>
+      <w:commentRangeEnd w:id="27"/>
       <w:r>
         <w:rPr>
           <w:rStyle w:val="CommentReference"/>
@@ -5736,7 +5711,7 @@
           <w:sz w:val="22"/>
           <w:szCs w:val="22"/>
         </w:rPr>
-        <w:commentReference w:id="25"/>
+        <w:commentReference w:id="27"/>
       </w:r>
     </w:p>
     <w:p>
@@ -5898,7 +5873,7 @@
         </w:rPr>
         <w:t xml:space="preserve"> </w:t>
       </w:r>
-      <w:commentRangeStart w:id="26"/>
+      <w:commentRangeStart w:id="28"/>
       <w:r>
         <w:rPr>
           <w:rFonts w:cs="Calibri"/>
@@ -5929,7 +5904,7 @@
         </w:rPr>
         <w:t xml:space="preserve"> are macro-critical, as it can weaken human capital deepening and constrain domestic labour market dynamism.</w:t>
       </w:r>
-      <w:commentRangeEnd w:id="26"/>
+      <w:commentRangeEnd w:id="28"/>
       <w:r>
         <w:rPr>
           <w:rStyle w:val="CommentReference"/>
@@ -5937,7 +5912,7 @@
           <w:sz w:val="22"/>
           <w:szCs w:val="22"/>
         </w:rPr>
-        <w:commentReference w:id="26"/>
+        <w:commentReference w:id="28"/>
       </w:r>
     </w:p>
     <w:p>
@@ -6105,7 +6080,7 @@
           <w:szCs w:val="22"/>
         </w:rPr>
       </w:pPr>
-      <w:commentRangeStart w:id="27"/>
+      <w:commentRangeStart w:id="29"/>
       <w:r>
         <w:rPr>
           <w:b/>
@@ -6212,7 +6187,7 @@
         </w:rPr>
         <w:t>Belize Demographic Transition, 2015-2025</w:t>
       </w:r>
-      <w:commentRangeEnd w:id="27"/>
+      <w:commentRangeEnd w:id="29"/>
       <w:r>
         <w:rPr>
           <w:rStyle w:val="CommentReference"/>
@@ -6223,7 +6198,7 @@
           <w:sz w:val="22"/>
           <w:szCs w:val="22"/>
         </w:rPr>
-        <w:commentReference w:id="27"/>
+        <w:commentReference w:id="29"/>
       </w:r>
     </w:p>
     <w:p>
@@ -6474,14 +6449,14 @@
         </w:rPr>
         <w:t xml:space="preserve"> likely reflects expanding economic opportunities associated with the growth of the tourism sector as well as inward migration from neighbouring Central American countries. Net migration flows strengthened during the 2000s, contributing to the expansion of the labour force and total population growth. Migration patterns, however, remain highly sensitive to economic conditions, </w:t>
       </w:r>
-      <w:commentRangeStart w:id="28"/>
+      <w:commentRangeStart w:id="30"/>
       <w:r>
         <w:rPr>
           <w:rFonts w:cs="Calibri"/>
         </w:rPr>
         <w:t>as evidenced by the sharp decline during the COVID-19 pandemic and the subsequent rebound in 2022</w:t>
       </w:r>
-      <w:commentRangeEnd w:id="28"/>
+      <w:commentRangeEnd w:id="30"/>
       <w:r>
         <w:rPr>
           <w:rStyle w:val="CommentReference"/>
@@ -6489,7 +6464,7 @@
           <w:sz w:val="22"/>
           <w:szCs w:val="22"/>
         </w:rPr>
-        <w:commentReference w:id="28"/>
+        <w:commentReference w:id="30"/>
       </w:r>
       <w:r>
         <w:rPr>
@@ -6996,7 +6971,7 @@
           <w:szCs w:val="28"/>
         </w:rPr>
       </w:pPr>
-      <w:commentRangeStart w:id="29"/>
+      <w:commentRangeStart w:id="31"/>
       <w:r>
         <w:rPr>
           <w:rFonts w:ascii="Trebuchet MS" w:hAnsi="Trebuchet MS"/>
@@ -7008,7 +6983,7 @@
         <w:lastRenderedPageBreak/>
         <w:t>Labour Market Assessment</w:t>
       </w:r>
-      <w:commentRangeEnd w:id="29"/>
+      <w:commentRangeEnd w:id="31"/>
       <w:r>
         <w:rPr>
           <w:rStyle w:val="CommentReference"/>
@@ -7018,7 +6993,7 @@
           <w:sz w:val="28"/>
           <w:szCs w:val="28"/>
         </w:rPr>
-        <w:commentReference w:id="29"/>
+        <w:commentReference w:id="31"/>
       </w:r>
     </w:p>
     <w:bookmarkEnd w:id="0"/>
@@ -7610,7 +7585,7 @@
           <w:rFonts w:cs="Aptos Serif"/>
         </w:rPr>
       </w:pPr>
-      <w:commentRangeStart w:id="30"/>
+      <w:commentRangeStart w:id="32"/>
       <w:r>
         <w:rPr>
           <w:rFonts w:cs="Aptos Serif"/>
@@ -7739,7 +7714,7 @@
         </w:rPr>
         <w:t xml:space="preserve"> The population with secondary education increased from 50,037 persons in 2015 to 70,051 persons in 2024, equivalent to 40.0%. Similarly, the number of persons with tertiary education expanded from 35,229 to 54,025 over the same period, representing an increase of nearly 53.4%. This growth in tertiary education attainment suggests a gradual deepening of Belize’s skilled labour force and may reflect expanded access to higher education, increased educational participation and changing labour market demands.</w:t>
       </w:r>
-      <w:commentRangeEnd w:id="30"/>
+      <w:commentRangeEnd w:id="32"/>
       <w:r>
         <w:rPr>
           <w:rStyle w:val="CommentReference"/>
@@ -7747,7 +7722,7 @@
           <w:sz w:val="22"/>
           <w:szCs w:val="22"/>
         </w:rPr>
-        <w:commentReference w:id="30"/>
+        <w:commentReference w:id="32"/>
       </w:r>
     </w:p>
     <w:p>
@@ -10059,7 +10034,7 @@
                 <w:szCs w:val="20"/>
               </w:rPr>
             </w:pPr>
-            <w:commentRangeStart w:id="31"/>
+            <w:commentRangeStart w:id="33"/>
             <w:r>
               <w:rPr>
                 <w:rFonts w:cs="Calibri"/>
@@ -10086,7 +10061,7 @@
               </w:rPr>
               <w:t xml:space="preserve">175,944 </w:t>
             </w:r>
-            <w:commentRangeEnd w:id="31"/>
+            <w:commentRangeEnd w:id="33"/>
             <w:r>
               <w:rPr>
                 <w:rStyle w:val="CommentReference"/>
@@ -10094,7 +10069,7 @@
                 <w:sz w:val="20"/>
                 <w:szCs w:val="20"/>
               </w:rPr>
-              <w:commentReference w:id="31"/>
+              <w:commentReference w:id="33"/>
             </w:r>
           </w:p>
         </w:tc>
@@ -10259,7 +10234,7 @@
           <w:szCs w:val="24"/>
         </w:rPr>
       </w:pPr>
-      <w:commentRangeStart w:id="32"/>
+      <w:commentRangeStart w:id="34"/>
       <w:r>
         <w:rPr>
           <w:b/>
@@ -10270,7 +10245,7 @@
         <w:lastRenderedPageBreak/>
         <w:t>Gender Participation Gap</w:t>
       </w:r>
-      <w:commentRangeEnd w:id="32"/>
+      <w:commentRangeEnd w:id="34"/>
       <w:r>
         <w:rPr>
           <w:rStyle w:val="CommentReference"/>
@@ -10279,7 +10254,7 @@
           <w:sz w:val="24"/>
           <w:szCs w:val="24"/>
         </w:rPr>
-        <w:commentReference w:id="32"/>
+        <w:commentReference w:id="34"/>
       </w:r>
     </w:p>
     <w:p>
@@ -10390,7 +10365,7 @@
           <w:szCs w:val="22"/>
         </w:rPr>
       </w:pPr>
-      <w:commentRangeStart w:id="33"/>
+      <w:commentRangeStart w:id="35"/>
       <w:r>
         <w:rPr>
           <w:b/>
@@ -10496,7 +10471,7 @@
         </w:rPr>
         <w:t>Belize: Labour Force Participation and Gender Gap</w:t>
       </w:r>
-      <w:commentRangeEnd w:id="33"/>
+      <w:commentRangeEnd w:id="35"/>
       <w:r>
         <w:rPr>
           <w:rStyle w:val="CommentReference"/>
@@ -10507,7 +10482,7 @@
           <w:sz w:val="22"/>
           <w:szCs w:val="22"/>
         </w:rPr>
-        <w:commentReference w:id="33"/>
+        <w:commentReference w:id="35"/>
       </w:r>
     </w:p>
     <w:p>
@@ -10633,14 +10608,14 @@
         <w:lastRenderedPageBreak/>
         <w:t xml:space="preserve">domestic responsibilities, transportation limitations, </w:t>
       </w:r>
-      <w:commentRangeStart w:id="34"/>
+      <w:commentRangeStart w:id="36"/>
       <w:r>
         <w:rPr>
           <w:rFonts w:cs="Calibri"/>
         </w:rPr>
         <w:t xml:space="preserve">occupational segregation, </w:t>
       </w:r>
-      <w:commentRangeEnd w:id="34"/>
+      <w:commentRangeEnd w:id="36"/>
       <w:r>
         <w:rPr>
           <w:rStyle w:val="CommentReference"/>
@@ -10648,7 +10623,7 @@
           <w:sz w:val="22"/>
           <w:szCs w:val="22"/>
         </w:rPr>
-        <w:commentReference w:id="34"/>
+        <w:commentReference w:id="36"/>
       </w:r>
       <w:r>
         <w:rPr>
@@ -11846,14 +11821,14 @@
         </w:rPr>
         <w:t xml:space="preserve">The decline in labour force participation has coincided with a substantial increase in the number </w:t>
       </w:r>
-      <w:commentRangeStart w:id="35"/>
+      <w:commentRangeStart w:id="37"/>
       <w:r>
         <w:rPr>
           <w:rFonts w:cs="Calibri"/>
         </w:rPr>
         <w:t>of persons remaining outside the labour force. The economically inactive working-age population increased from 81,344 persons in September 2019, equivalent to approximately 29.9% of the working-age population, to 130,909 persons by September 2025, representing approximately 41.9% of the working-age population. Overall, the number of economically inactive persons increased by 49,565 persons between 2019 and 2025, equivalent to a cumulative increase of approximately 60.9%.</w:t>
       </w:r>
-      <w:commentRangeEnd w:id="35"/>
+      <w:commentRangeEnd w:id="37"/>
       <w:r>
         <w:rPr>
           <w:rStyle w:val="CommentReference"/>
@@ -11861,7 +11836,7 @@
           <w:sz w:val="22"/>
           <w:szCs w:val="22"/>
         </w:rPr>
-        <w:commentReference w:id="35"/>
+        <w:commentReference w:id="37"/>
       </w:r>
     </w:p>
     <w:p>
@@ -12131,7 +12106,7 @@
           <w:szCs w:val="22"/>
         </w:rPr>
       </w:pPr>
-      <w:commentRangeStart w:id="36"/>
+      <w:commentRangeStart w:id="38"/>
       <w:r>
         <w:rPr>
           <w:b/>
@@ -12143,7 +12118,7 @@
         </w:rPr>
         <w:t>Belize: Persons Outside the Labour Force by Sex</w:t>
       </w:r>
-      <w:commentRangeEnd w:id="36"/>
+      <w:commentRangeEnd w:id="38"/>
       <w:r>
         <w:rPr>
           <w:rStyle w:val="CommentReference"/>
@@ -12154,7 +12129,7 @@
           <w:sz w:val="22"/>
           <w:szCs w:val="22"/>
         </w:rPr>
-        <w:commentReference w:id="36"/>
+        <w:commentReference w:id="38"/>
       </w:r>
     </w:p>
     <w:p>
@@ -12243,7 +12218,7 @@
           <w:rFonts w:cs="Calibri"/>
         </w:rPr>
       </w:pPr>
-      <w:commentRangeStart w:id="37"/>
+      <w:commentRangeStart w:id="39"/>
       <w:r>
         <w:rPr>
           <w:rFonts w:cs="Calibri"/>
@@ -12271,7 +12246,7 @@
         </w:rPr>
         <w:t xml:space="preserve"> </w:t>
       </w:r>
-      <w:commentRangeEnd w:id="37"/>
+      <w:commentRangeEnd w:id="39"/>
       <w:r>
         <w:rPr>
           <w:rStyle w:val="CommentReference"/>
@@ -12279,7 +12254,7 @@
           <w:sz w:val="22"/>
           <w:szCs w:val="22"/>
         </w:rPr>
-        <w:commentReference w:id="37"/>
+        <w:commentReference w:id="39"/>
       </w:r>
       <w:r>
         <w:rPr>
@@ -12309,7 +12284,7 @@
           <w:rFonts w:cs="Calibri"/>
         </w:rPr>
       </w:pPr>
-      <w:commentRangeStart w:id="38"/>
+      <w:commentRangeStart w:id="40"/>
       <w:r>
         <w:rPr>
           <w:rFonts w:cs="Calibri"/>
@@ -12323,7 +12298,7 @@
         <w:lastRenderedPageBreak/>
         <w:t>may constrain labour utilization, productivity growth, household income generation, and the country’s ability to fully capitalize on its demographic dividend. These findings therefore underscore the importance of policies aimed at strengthening female labour market participation through investments in childcare services, transportation infrastructure, skills development, flexible work arrangements, and broader labour market inclusion initiatives.</w:t>
       </w:r>
-      <w:commentRangeEnd w:id="38"/>
+      <w:commentRangeEnd w:id="40"/>
       <w:r>
         <w:rPr>
           <w:rStyle w:val="CommentReference"/>
@@ -12331,7 +12306,7 @@
           <w:sz w:val="22"/>
           <w:szCs w:val="22"/>
         </w:rPr>
-        <w:commentReference w:id="38"/>
+        <w:commentReference w:id="40"/>
       </w:r>
     </w:p>
     <w:p>
@@ -12469,7 +12444,7 @@
       </w:r>
     </w:p>
   </w:comment>
-  <w:comment w:id="6" w:author="Tommy Descartes" w:date="2026-05-14T09:03:00Z" w:initials="TD">
+  <w:comment w:id="8" w:author="Tommy Descartes" w:date="2026-05-14T09:03:00Z" w:initials="TD">
     <w:p>
       <w:pPr>
         <w:pStyle w:val="CommentText"/>
@@ -12485,7 +12460,7 @@
       </w:r>
     </w:p>
   </w:comment>
-  <w:comment w:id="8" w:author="Tommy Descartes" w:date="2026-05-12T17:37:00Z" w:initials="TD">
+  <w:comment w:id="10" w:author="Tommy Descartes" w:date="2026-05-12T17:37:00Z" w:initials="TD">
     <w:p>
       <w:pPr>
         <w:pStyle w:val="CommentText"/>
@@ -12501,7 +12476,7 @@
       </w:r>
     </w:p>
   </w:comment>
-  <w:comment w:id="7" w:author="Tommy Descartes" w:date="2026-05-14T11:53:00Z" w:initials="TD">
+  <w:comment w:id="9" w:author="Tommy Descartes" w:date="2026-05-14T11:53:00Z" w:initials="TD">
     <w:p>
       <w:pPr>
         <w:pStyle w:val="CommentText"/>
@@ -12517,7 +12492,7 @@
       </w:r>
     </w:p>
   </w:comment>
-  <w:comment w:id="9" w:author="Tommy Descartes" w:date="2026-05-25T18:34:00Z" w:initials="TD">
+  <w:comment w:id="11" w:author="Tommy Descartes" w:date="2026-05-25T18:34:00Z" w:initials="TD">
     <w:p>
       <w:pPr>
         <w:pStyle w:val="CommentText"/>
@@ -12533,7 +12508,7 @@
       </w:r>
     </w:p>
   </w:comment>
-  <w:comment w:id="10" w:author="Tommy Descartes" w:date="2026-05-14T10:57:00Z" w:initials="TD">
+  <w:comment w:id="12" w:author="Tommy Descartes" w:date="2026-05-14T10:57:00Z" w:initials="TD">
     <w:p>
       <w:pPr>
         <w:pStyle w:val="CommentText"/>
@@ -12549,7 +12524,7 @@
       </w:r>
     </w:p>
   </w:comment>
-  <w:comment w:id="11" w:author="Tommy Descartes" w:date="2026-05-15T11:54:00Z" w:initials="TD">
+  <w:comment w:id="13" w:author="Tommy Descartes" w:date="2026-05-15T11:54:00Z" w:initials="TD">
     <w:p>
       <w:pPr>
         <w:pStyle w:val="CommentText"/>
@@ -12565,7 +12540,7 @@
       </w:r>
     </w:p>
   </w:comment>
-  <w:comment w:id="12" w:author="Tommy Descartes" w:date="2026-05-25T18:51:00Z" w:initials="TD">
+  <w:comment w:id="14" w:author="Tommy Descartes" w:date="2026-05-25T18:51:00Z" w:initials="TD">
     <w:p>
       <w:pPr>
         <w:pStyle w:val="CommentText"/>
@@ -12581,7 +12556,7 @@
       </w:r>
     </w:p>
   </w:comment>
-  <w:comment w:id="14" w:author="Tommy Descartes" w:date="2026-05-14T12:09:00Z" w:initials="TD">
+  <w:comment w:id="16" w:author="Tommy Descartes" w:date="2026-05-14T12:09:00Z" w:initials="TD">
     <w:p>
       <w:pPr>
         <w:pStyle w:val="CommentText"/>
@@ -12597,7 +12572,7 @@
       </w:r>
     </w:p>
   </w:comment>
-  <w:comment w:id="13" w:author="Tommy Descartes" w:date="2026-05-13T11:24:00Z" w:initials="TD">
+  <w:comment w:id="15" w:author="Tommy Descartes" w:date="2026-05-13T11:24:00Z" w:initials="TD">
     <w:p>
       <w:pPr>
         <w:pStyle w:val="CommentText"/>
@@ -12613,7 +12588,7 @@
       </w:r>
     </w:p>
   </w:comment>
-  <w:comment w:id="15" w:author="Tommy Descartes" w:date="2026-05-12T17:36:00Z" w:initials="TD">
+  <w:comment w:id="17" w:author="Tommy Descartes" w:date="2026-05-12T17:36:00Z" w:initials="TD">
     <w:p>
       <w:pPr>
         <w:pStyle w:val="CommentText"/>
@@ -12629,7 +12604,7 @@
       </w:r>
     </w:p>
   </w:comment>
-  <w:comment w:id="16" w:author="Tommy Descartes" w:date="2026-05-15T03:16:00Z" w:initials="TD">
+  <w:comment w:id="18" w:author="Tommy Descartes" w:date="2026-05-15T03:16:00Z" w:initials="TD">
     <w:p>
       <w:pPr>
         <w:pStyle w:val="CommentText"/>
@@ -12645,7 +12620,7 @@
       </w:r>
     </w:p>
   </w:comment>
-  <w:comment w:id="18" w:author="Tommy Descartes" w:date="2026-05-17T18:19:00Z" w:initials="TD">
+  <w:comment w:id="20" w:author="Tommy Descartes" w:date="2026-05-17T18:19:00Z" w:initials="TD">
     <w:p>
       <w:pPr>
         <w:pStyle w:val="CommentText"/>
@@ -12661,7 +12636,7 @@
       </w:r>
     </w:p>
   </w:comment>
-  <w:comment w:id="17" w:author="Tommy Descartes" w:date="2026-05-13T08:29:00Z" w:initials="TD">
+  <w:comment w:id="19" w:author="Tommy Descartes" w:date="2026-05-13T08:29:00Z" w:initials="TD">
     <w:p>
       <w:pPr>
         <w:pStyle w:val="CommentText"/>
@@ -12677,7 +12652,7 @@
       </w:r>
     </w:p>
   </w:comment>
-  <w:comment w:id="19" w:author="Tommy Descartes" w:date="2026-05-13T17:55:00Z" w:initials="TD">
+  <w:comment w:id="21" w:author="Tommy Descartes" w:date="2026-05-13T17:55:00Z" w:initials="TD">
     <w:p>
       <w:pPr>
         <w:pStyle w:val="CommentText"/>
@@ -12693,7 +12668,7 @@
       </w:r>
     </w:p>
   </w:comment>
-  <w:comment w:id="20" w:author="Tommy Descartes" w:date="2026-05-14T13:55:00Z" w:initials="TD">
+  <w:comment w:id="22" w:author="Tommy Descartes" w:date="2026-05-14T13:55:00Z" w:initials="TD">
     <w:p>
       <w:pPr>
         <w:pStyle w:val="CommentText"/>
@@ -12709,7 +12684,7 @@
       </w:r>
     </w:p>
   </w:comment>
-  <w:comment w:id="21" w:author="Tommy Descartes" w:date="2026-05-25T19:05:00Z" w:initials="TD">
+  <w:comment w:id="23" w:author="Tommy Descartes" w:date="2026-05-25T19:05:00Z" w:initials="TD">
     <w:p>
       <w:pPr>
         <w:pStyle w:val="CommentText"/>
@@ -12725,7 +12700,7 @@
       </w:r>
     </w:p>
   </w:comment>
-  <w:comment w:id="22" w:author="Tommy Descartes" w:date="2026-05-25T19:06:00Z" w:initials="TD">
+  <w:comment w:id="24" w:author="Tommy Descartes" w:date="2026-05-25T19:06:00Z" w:initials="TD">
     <w:p>
       <w:pPr>
         <w:pStyle w:val="CommentText"/>
@@ -12741,7 +12716,7 @@
       </w:r>
     </w:p>
   </w:comment>
-  <w:comment w:id="23" w:author="Tommy Descartes" w:date="2026-05-13T10:07:00Z" w:initials="TD">
+  <w:comment w:id="25" w:author="Tommy Descartes" w:date="2026-05-13T10:07:00Z" w:initials="TD">
     <w:p>
       <w:pPr>
         <w:pStyle w:val="CommentText"/>
@@ -12757,7 +12732,7 @@
       </w:r>
     </w:p>
   </w:comment>
-  <w:comment w:id="24" w:author="Tommy Descartes" w:date="2026-05-15T03:10:00Z" w:initials="TD">
+  <w:comment w:id="26" w:author="Tommy Descartes" w:date="2026-05-15T03:10:00Z" w:initials="TD">
     <w:p>
       <w:pPr>
         <w:pStyle w:val="CommentText"/>
@@ -12773,7 +12748,7 @@
       </w:r>
     </w:p>
   </w:comment>
-  <w:comment w:id="25" w:author="Tommy Descartes" w:date="2026-05-13T08:23:00Z" w:initials="TD">
+  <w:comment w:id="27" w:author="Tommy Descartes" w:date="2026-05-13T08:23:00Z" w:initials="TD">
     <w:p>
       <w:pPr>
         <w:pStyle w:val="CommentText"/>
@@ -12789,7 +12764,7 @@
       </w:r>
     </w:p>
   </w:comment>
-  <w:comment w:id="26" w:author="Tommy Descartes" w:date="2026-05-15T03:20:00Z" w:initials="TD">
+  <w:comment w:id="28" w:author="Tommy Descartes" w:date="2026-05-15T03:20:00Z" w:initials="TD">
     <w:p>
       <w:pPr>
         <w:pStyle w:val="CommentText"/>
@@ -12805,7 +12780,7 @@
       </w:r>
     </w:p>
   </w:comment>
-  <w:comment w:id="27" w:author="Tommy Descartes" w:date="2026-05-25T19:20:00Z" w:initials="TD">
+  <w:comment w:id="29" w:author="Tommy Descartes" w:date="2026-05-25T19:20:00Z" w:initials="TD">
     <w:p>
       <w:pPr>
         <w:pStyle w:val="CommentText"/>
@@ -12821,7 +12796,7 @@
       </w:r>
     </w:p>
   </w:comment>
-  <w:comment w:id="28" w:author="Tommy Descartes" w:date="2026-05-15T11:29:00Z" w:initials="TD">
+  <w:comment w:id="30" w:author="Tommy Descartes" w:date="2026-05-15T11:29:00Z" w:initials="TD">
     <w:p>
       <w:pPr>
         <w:pStyle w:val="CommentText"/>
@@ -12837,7 +12812,7 @@
       </w:r>
     </w:p>
   </w:comment>
-  <w:comment w:id="29" w:author="Tommy Descartes" w:date="2026-05-17T18:31:00Z" w:initials="TD">
+  <w:comment w:id="31" w:author="Tommy Descartes" w:date="2026-05-17T18:31:00Z" w:initials="TD">
     <w:p>
       <w:pPr>
         <w:pStyle w:val="CommentText"/>
@@ -12866,7 +12841,7 @@
       </w:r>
     </w:p>
   </w:comment>
-  <w:comment w:id="30" w:author="Tommy Descartes" w:date="2026-05-25T19:29:00Z" w:initials="TD">
+  <w:comment w:id="32" w:author="Tommy Descartes" w:date="2026-05-25T19:29:00Z" w:initials="TD">
     <w:p>
       <w:pPr>
         <w:pStyle w:val="CommentText"/>
@@ -12882,7 +12857,7 @@
       </w:r>
     </w:p>
   </w:comment>
-  <w:comment w:id="31" w:author="Tommy Descartes" w:date="2026-05-19T17:04:00Z" w:initials="TD">
+  <w:comment w:id="33" w:author="Tommy Descartes" w:date="2026-05-19T17:04:00Z" w:initials="TD">
     <w:p>
       <w:pPr>
         <w:pStyle w:val="CommentText"/>
@@ -12898,7 +12873,7 @@
       </w:r>
     </w:p>
   </w:comment>
-  <w:comment w:id="32" w:author="Tommy Descartes" w:date="2026-05-23T07:25:00Z" w:initials="TD">
+  <w:comment w:id="34" w:author="Tommy Descartes" w:date="2026-05-23T07:25:00Z" w:initials="TD">
     <w:p>
       <w:pPr>
         <w:pStyle w:val="CommentText"/>
@@ -12914,7 +12889,7 @@
       </w:r>
     </w:p>
   </w:comment>
-  <w:comment w:id="33" w:author="Tommy Descartes" w:date="2026-05-23T07:32:00Z" w:initials="TD">
+  <w:comment w:id="35" w:author="Tommy Descartes" w:date="2026-05-23T07:32:00Z" w:initials="TD">
     <w:p>
       <w:pPr>
         <w:pStyle w:val="CommentText"/>
@@ -12930,7 +12905,7 @@
       </w:r>
     </w:p>
   </w:comment>
-  <w:comment w:id="34" w:author="Tommy Descartes" w:date="2026-05-25T19:35:00Z" w:initials="TD">
+  <w:comment w:id="36" w:author="Tommy Descartes" w:date="2026-05-25T19:35:00Z" w:initials="TD">
     <w:p>
       <w:pPr>
         <w:pStyle w:val="CommentText"/>
@@ -12946,7 +12921,7 @@
       </w:r>
     </w:p>
   </w:comment>
-  <w:comment w:id="35" w:author="Tommy Descartes" w:date="2026-05-20T17:53:00Z" w:initials="TD">
+  <w:comment w:id="37" w:author="Tommy Descartes" w:date="2026-05-20T17:53:00Z" w:initials="TD">
     <w:p>
       <w:pPr>
         <w:pStyle w:val="CommentText"/>
@@ -12962,7 +12937,7 @@
       </w:r>
     </w:p>
   </w:comment>
-  <w:comment w:id="36" w:author="Tommy Descartes" w:date="2026-05-20T19:07:00Z" w:initials="TD">
+  <w:comment w:id="38" w:author="Tommy Descartes" w:date="2026-05-20T19:07:00Z" w:initials="TD">
     <w:p>
       <w:pPr>
         <w:pStyle w:val="CommentText"/>
@@ -12978,7 +12953,7 @@
       </w:r>
     </w:p>
   </w:comment>
-  <w:comment w:id="37" w:author="Tommy Descartes" w:date="2026-05-20T18:28:00Z" w:initials="TD">
+  <w:comment w:id="39" w:author="Tommy Descartes" w:date="2026-05-20T18:28:00Z" w:initials="TD">
     <w:p>
       <w:pPr>
         <w:pStyle w:val="CommentText"/>
@@ -12994,7 +12969,7 @@
       </w:r>
     </w:p>
   </w:comment>
-  <w:comment w:id="38" w:author="Tommy Descartes" w:date="2026-05-20T18:29:00Z" w:initials="TD">
+  <w:comment w:id="40" w:author="Tommy Descartes" w:date="2026-05-20T18:29:00Z" w:initials="TD">
     <w:p>
       <w:pPr>
         <w:pStyle w:val="CommentText"/>
@@ -14130,6 +14105,7 @@
   <w:style w:type="character" w:default="1" w:styleId="DefaultParagraphFont">
     <w:name w:val="Default Paragraph Font"/>
     <w:uiPriority w:val="1"/>
+    <w:semiHidden/>
     <w:unhideWhenUsed/>
   </w:style>
   <w:style w:type="table" w:default="1" w:styleId="TableNormal">

--- a/report/draft/Macroeconomic and Demographic Context Version 1.docx
+++ b/report/draft/Macroeconomic and Demographic Context Version 1.docx
@@ -2160,6 +2160,7 @@
     <w:p>
       <w:pPr>
         <w:pStyle w:val="Heading2"/>
+        <w:spacing w:before="0"/>
         <w:rPr>
           <w:rFonts w:ascii="Trebuchet MS" w:hAnsi="Trebuchet MS"/>
           <w:b/>
@@ -2179,6 +2180,7 @@
         <w:t>Economic Growth</w:t>
       </w:r>
       <w:commentRangeStart w:id="1"/>
+      <w:commentRangeStart w:id="2"/>
       <w:r>
         <w:rPr>
           <w:rFonts w:ascii="Trebuchet MS" w:hAnsi="Trebuchet MS"/>
@@ -2201,6 +2203,18 @@
         </w:rPr>
         <w:commentReference w:id="1"/>
       </w:r>
+      <w:commentRangeEnd w:id="2"/>
+      <w:r>
+        <w:rPr>
+          <w:rStyle w:val="CommentReference"/>
+          <w:rFonts w:ascii="Trebuchet MS" w:hAnsi="Trebuchet MS"/>
+          <w:b/>
+          <w:bCs/>
+          <w:sz w:val="24"/>
+          <w:szCs w:val="24"/>
+        </w:rPr>
+        <w:commentReference w:id="2"/>
+      </w:r>
     </w:p>
     <w:p>
       <w:pPr>
@@ -2225,7 +2239,13 @@
         <w:rPr>
           <w:rFonts w:cs="Calibri"/>
         </w:rPr>
-        <w:t>Belize’s post-independence economic growth performance has been characterized by periodic expansions, elevated output volatility, and increasing exposure to external shocks</w:t>
+        <w:t>Belize’s post-independence economic growth performance has been characterized by period</w:t>
+      </w:r>
+      <w:r>
+        <w:rPr>
+          <w:rFonts w:cs="Calibri"/>
+        </w:rPr>
+        <w:t>s of economic expansion punctuated by elevated volatility and increasing exposure to external shocks</w:t>
       </w:r>
       <w:r>
         <w:rPr>
@@ -2238,244 +2258,25 @@
         <w:rPr>
           <w:rFonts w:cs="Calibri"/>
         </w:rPr>
-        <w:t xml:space="preserve">. From 1980 to the early 1990s, the country registered several episodes of robust economic growth, including multiple years of double-digit </w:t>
-      </w:r>
-      <w:r>
-        <w:rPr>
-          <w:rFonts w:cs="Calibri"/>
-        </w:rPr>
-        <w:t>expansion</w:t>
-      </w:r>
-      <w:r>
-        <w:rPr>
-          <w:rFonts w:cs="Calibri"/>
-        </w:rPr>
-        <w:t xml:space="preserve"> in economic activity</w:t>
-      </w:r>
-      <w:r>
-        <w:rPr>
-          <w:rFonts w:cs="Calibri"/>
-        </w:rPr>
-        <w:t xml:space="preserve"> </w:t>
-      </w:r>
-      <w:r>
-        <w:rPr>
-          <w:rFonts w:cs="Calibri"/>
-          <w:b/>
-          <w:bCs/>
-          <w:highlight w:val="yellow"/>
-        </w:rPr>
-        <w:t>(Figure 1)</w:t>
-      </w:r>
-      <w:r>
-        <w:rPr>
-          <w:rFonts w:cs="Calibri"/>
-          <w:b/>
-          <w:bCs/>
-        </w:rPr>
-        <w:t>.</w:t>
-      </w:r>
-      <w:r>
-        <w:rPr>
-          <w:rFonts w:cs="Calibri"/>
-        </w:rPr>
-        <w:t xml:space="preserve"> This </w:t>
-      </w:r>
-      <w:r>
-        <w:rPr>
-          <w:rFonts w:cs="Calibri"/>
-          <w:strike/>
-        </w:rPr>
-        <w:t xml:space="preserve">strong </w:t>
-      </w:r>
-      <w:r>
-        <w:rPr>
-          <w:rFonts w:cs="Calibri"/>
-        </w:rPr>
-        <w:t xml:space="preserve">growth </w:t>
-      </w:r>
-      <w:r>
-        <w:rPr>
-          <w:rFonts w:cs="Calibri"/>
-        </w:rPr>
-        <w:t>performance</w:t>
-      </w:r>
-      <w:r>
-        <w:rPr>
-          <w:rFonts w:cs="Calibri"/>
-        </w:rPr>
-        <w:t xml:space="preserve"> was driven </w:t>
-      </w:r>
-      <w:r>
-        <w:rPr>
-          <w:rFonts w:cs="Calibri"/>
-        </w:rPr>
-        <w:t xml:space="preserve">primarily </w:t>
-      </w:r>
-      <w:r>
-        <w:rPr>
-          <w:rFonts w:cs="Calibri"/>
-        </w:rPr>
-        <w:t xml:space="preserve">by  </w:t>
-      </w:r>
-      <w:r>
-        <w:rPr>
-          <w:rFonts w:cs="Calibri"/>
-        </w:rPr>
-        <w:t xml:space="preserve">development in the </w:t>
-      </w:r>
-      <w:r>
-        <w:rPr>
-          <w:rFonts w:cs="Calibri"/>
-        </w:rPr>
-        <w:t xml:space="preserve">agricultural </w:t>
-      </w:r>
-      <w:r>
-        <w:rPr>
-          <w:rFonts w:cs="Calibri"/>
-        </w:rPr>
-        <w:t>sector</w:t>
-      </w:r>
-      <w:r>
-        <w:rPr>
-          <w:rFonts w:cs="Calibri"/>
-        </w:rPr>
-        <w:t xml:space="preserve">, accelerated diversification </w:t>
-      </w:r>
-      <w:commentRangeStart w:id="2"/>
-      <w:r>
-        <w:rPr>
-          <w:rFonts w:cs="Calibri"/>
-        </w:rPr>
-        <w:t xml:space="preserve">into tourism services </w:t>
-      </w:r>
-      <w:commentRangeEnd w:id="2"/>
-      <w:r>
-        <w:rPr>
-          <w:rStyle w:val="CommentReference"/>
-          <w:rFonts w:cs="Calibri"/>
-          <w:sz w:val="22"/>
-          <w:szCs w:val="22"/>
-        </w:rPr>
-        <w:commentReference w:id="2"/>
-      </w:r>
-      <w:r>
-        <w:rPr>
-          <w:rFonts w:cs="Calibri"/>
-        </w:rPr>
-        <w:t xml:space="preserve">and </w:t>
-      </w:r>
-      <w:commentRangeStart w:id="3"/>
-      <w:r>
-        <w:rPr>
-          <w:rFonts w:cs="Calibri"/>
-        </w:rPr>
-        <w:t>public sector infrastructure investments</w:t>
-      </w:r>
-      <w:commentRangeEnd w:id="3"/>
-      <w:r>
-        <w:rPr>
-          <w:rStyle w:val="CommentReference"/>
-          <w:rFonts w:cs="Calibri"/>
-          <w:sz w:val="22"/>
-          <w:szCs w:val="22"/>
-        </w:rPr>
-        <w:commentReference w:id="3"/>
-      </w:r>
-      <w:r>
-        <w:rPr>
-          <w:rFonts w:cs="Calibri"/>
-        </w:rPr>
-        <w:t>. Growth</w:t>
-      </w:r>
-      <w:r>
-        <w:rPr>
-          <w:rFonts w:cs="Calibri"/>
-        </w:rPr>
-        <w:t>, however,</w:t>
-      </w:r>
-      <w:r>
-        <w:rPr>
-          <w:rFonts w:cs="Calibri"/>
-        </w:rPr>
-        <w:t xml:space="preserve"> moderated significantly thereafter, </w:t>
-      </w:r>
-      <w:commentRangeStart w:id="4"/>
-      <w:r>
-        <w:rPr>
-          <w:rFonts w:cs="Calibri"/>
-        </w:rPr>
-        <w:t xml:space="preserve">with the post-2008 </w:t>
-      </w:r>
-      <w:commentRangeEnd w:id="4"/>
-      <w:r>
-        <w:rPr>
-          <w:rStyle w:val="CommentReference"/>
-          <w:rFonts w:cs="Calibri"/>
-          <w:sz w:val="22"/>
-          <w:szCs w:val="22"/>
-        </w:rPr>
-        <w:commentReference w:id="4"/>
-      </w:r>
-      <w:r>
-        <w:rPr>
-          <w:rFonts w:cs="Calibri"/>
-        </w:rPr>
-        <w:t xml:space="preserve">period marked by lower average growth and repeated episodes of economic contractions. </w:t>
-      </w:r>
-      <w:r>
-        <w:rPr>
-          <w:rFonts w:cs="Calibri"/>
-        </w:rPr>
-        <w:t>Over time, t</w:t>
-      </w:r>
-      <w:r>
-        <w:rPr>
-          <w:rFonts w:cs="Calibri"/>
-        </w:rPr>
-        <w:t>he Belizean economy ha</w:t>
-      </w:r>
-      <w:r>
-        <w:rPr>
-          <w:rFonts w:cs="Calibri"/>
-        </w:rPr>
-        <w:t>s</w:t>
-      </w:r>
-      <w:r>
-        <w:rPr>
-          <w:rFonts w:cs="Calibri"/>
-        </w:rPr>
-        <w:t xml:space="preserve"> exhibited increased sensitivity to global economic fluctuations, vulnerability to natural disasters, and a susceptibility to commodity price </w:t>
-      </w:r>
-      <w:r>
-        <w:rPr>
-          <w:rFonts w:cs="Calibri"/>
-        </w:rPr>
-        <w:t>volatility</w:t>
-      </w:r>
-      <w:r>
-        <w:rPr>
-          <w:rFonts w:cs="Calibri"/>
-        </w:rPr>
-        <w:t xml:space="preserve">. In 2020, on account of the COVID-19 Pandemic, the economy </w:t>
-      </w:r>
-      <w:r>
-        <w:rPr>
-          <w:rFonts w:cs="Calibri"/>
-        </w:rPr>
-        <w:t>recorded its largest contraction in recent history, declining by</w:t>
-      </w:r>
-      <w:r>
-        <w:rPr>
-          <w:rFonts w:cs="Calibri"/>
-        </w:rPr>
-        <w:t xml:space="preserve"> 13.5%. </w:t>
+        <w:t xml:space="preserve">. </w:t>
+      </w:r>
+      <w:r>
+        <w:rPr>
+          <w:rFonts w:cs="Calibri"/>
+        </w:rPr>
+        <w:t xml:space="preserve">Between 1980 and the early 1990s, the economy experienced several episodes of robust growth, including multiple years of double-digit expansion in economic activity (Figure 1 – Panel 1). This performance was driven primarily by agricultural expansion, diversification into tourism services and public sector investment. Growth, however, moderated significantly thereafter, particularly following the global financial crisis, with the post-2008 period characterized by lower average growth and repeated episodes of economic contraction. Over time, the economy has </w:t>
+      </w:r>
+      <w:r>
+        <w:rPr>
+          <w:rFonts w:cs="Calibri"/>
+        </w:rPr>
+        <w:t>become increasingly vulnerable to global economic fluctuations, natural disasters and commodity price shocks. These vulnerabilities culminated in 2020, when, amid the COVID-19 pandemic, Belize recorded its largest economic contraction in recent history, with output declining by 13.5% percent.</w:t>
       </w:r>
     </w:p>
     <w:p>
       <w:pPr>
         <w:pStyle w:val="BodyText"/>
-        <w:ind w:left="-284" w:right="-447"/>
+        <w:ind w:right="-23"/>
         <w:jc w:val="both"/>
         <w:rPr>
           <w:rFonts w:cs="Calibri"/>
@@ -2494,11 +2295,13 @@
           <w:bCs/>
           <w:i w:val="0"/>
           <w:iCs w:val="0"/>
-          <w:sz w:val="22"/>
-          <w:szCs w:val="22"/>
-        </w:rPr>
-      </w:pPr>
-      <w:commentRangeStart w:id="5"/>
+          <w:caps/>
+          <w:sz w:val="22"/>
+          <w:szCs w:val="22"/>
+        </w:rPr>
+      </w:pPr>
+      <w:commentRangeStart w:id="3"/>
+      <w:commentRangeStart w:id="4"/>
       <w:r>
         <w:rPr>
           <w:rFonts w:cs="Calibri"/>
@@ -2506,6 +2309,7 @@
           <w:bCs/>
           <w:i w:val="0"/>
           <w:iCs w:val="0"/>
+          <w:caps/>
           <w:sz w:val="22"/>
           <w:szCs w:val="22"/>
         </w:rPr>
@@ -2518,6 +2322,7 @@
           <w:bCs/>
           <w:i w:val="0"/>
           <w:iCs w:val="0"/>
+          <w:caps/>
           <w:sz w:val="22"/>
           <w:szCs w:val="22"/>
         </w:rPr>
@@ -2530,6 +2335,7 @@
           <w:bCs/>
           <w:i w:val="0"/>
           <w:iCs w:val="0"/>
+          <w:caps/>
           <w:sz w:val="22"/>
           <w:szCs w:val="22"/>
         </w:rPr>
@@ -2542,6 +2348,7 @@
           <w:bCs/>
           <w:i w:val="0"/>
           <w:iCs w:val="0"/>
+          <w:caps/>
           <w:sz w:val="22"/>
           <w:szCs w:val="22"/>
         </w:rPr>
@@ -2554,6 +2361,7 @@
           <w:bCs/>
           <w:i w:val="0"/>
           <w:iCs w:val="0"/>
+          <w:caps/>
           <w:noProof/>
           <w:sz w:val="22"/>
           <w:szCs w:val="22"/>
@@ -2567,6 +2375,7 @@
           <w:bCs/>
           <w:i w:val="0"/>
           <w:iCs w:val="0"/>
+          <w:caps/>
           <w:sz w:val="22"/>
           <w:szCs w:val="22"/>
         </w:rPr>
@@ -2579,12 +2388,13 @@
           <w:bCs/>
           <w:i w:val="0"/>
           <w:iCs w:val="0"/>
+          <w:caps/>
           <w:sz w:val="22"/>
           <w:szCs w:val="22"/>
         </w:rPr>
         <w:t xml:space="preserve">: </w:t>
       </w:r>
-      <w:commentRangeEnd w:id="5"/>
+      <w:commentRangeEnd w:id="3"/>
       <w:r>
         <w:rPr>
           <w:rStyle w:val="CommentReference"/>
@@ -2593,10 +2403,26 @@
           <w:bCs/>
           <w:i w:val="0"/>
           <w:iCs w:val="0"/>
-          <w:sz w:val="22"/>
-          <w:szCs w:val="22"/>
-        </w:rPr>
-        <w:commentReference w:id="5"/>
+          <w:caps/>
+          <w:sz w:val="22"/>
+          <w:szCs w:val="22"/>
+        </w:rPr>
+        <w:commentReference w:id="3"/>
+      </w:r>
+      <w:commentRangeEnd w:id="4"/>
+      <w:r>
+        <w:rPr>
+          <w:rStyle w:val="CommentReference"/>
+          <w:rFonts w:cs="Calibri"/>
+          <w:b/>
+          <w:bCs/>
+          <w:i w:val="0"/>
+          <w:iCs w:val="0"/>
+          <w:caps/>
+          <w:sz w:val="22"/>
+          <w:szCs w:val="22"/>
+        </w:rPr>
+        <w:commentReference w:id="4"/>
       </w:r>
     </w:p>
     <w:p>
@@ -2614,14 +2440,8 @@
           <w:sz w:val="22"/>
           <w:szCs w:val="22"/>
         </w:rPr>
-        <w:pPrChange w:id="6" w:author="Tommy Descartes" w:date="2026-05-26T12:05:00Z" w16du:dateUtc="2026-05-26T16:05:00Z">
-          <w:pPr>
-            <w:pStyle w:val="Caption"/>
-            <w:keepNext/>
-            <w:jc w:val="center"/>
-          </w:pPr>
-        </w:pPrChange>
-      </w:pPr>
+      </w:pPr>
+      <w:commentRangeStart w:id="5"/>
       <w:r>
         <w:rPr>
           <w:rFonts w:cs="Calibri"/>
@@ -2632,7 +2452,21 @@
           <w:sz w:val="22"/>
           <w:szCs w:val="22"/>
         </w:rPr>
-        <w:t>Belize Real GDP Growth, Annual percentage change (1980 – 2025)</w:t>
+        <w:t>Belize Real GDP Growth, Annual percentage and 5-Year Average (1980 – 2025)</w:t>
+      </w:r>
+      <w:commentRangeEnd w:id="5"/>
+      <w:r>
+        <w:rPr>
+          <w:rStyle w:val="CommentReference"/>
+          <w:rFonts w:cs="Calibri"/>
+          <w:b/>
+          <w:bCs/>
+          <w:i w:val="0"/>
+          <w:iCs w:val="0"/>
+          <w:sz w:val="22"/>
+          <w:szCs w:val="22"/>
+        </w:rPr>
+        <w:commentReference w:id="5"/>
       </w:r>
     </w:p>
     <w:p>
@@ -2644,45 +2478,43 @@
           <w:rFonts w:cs="Calibri"/>
         </w:rPr>
       </w:pPr>
-      <w:ins w:id="7" w:author="Tommy Descartes" w:date="2026-05-26T12:05:00Z" w16du:dateUtc="2026-05-26T16:05:00Z">
-        <w:r>
-          <w:drawing>
-            <wp:inline distT="0" distB="0" distL="0" distR="0" wp14:anchorId="6036C3B6" wp14:editId="117B8830">
-              <wp:extent cx="5943600" cy="4272915"/>
-              <wp:effectExtent l="0" t="0" r="0" b="0"/>
-              <wp:docPr id="1992989836" name="Picture 1"/>
-              <wp:cNvGraphicFramePr>
-                <a:graphicFrameLocks xmlns:a="http://schemas.openxmlformats.org/drawingml/2006/main" noChangeAspect="1"/>
-              </wp:cNvGraphicFramePr>
-              <a:graphic xmlns:a="http://schemas.openxmlformats.org/drawingml/2006/main">
-                <a:graphicData uri="http://schemas.openxmlformats.org/drawingml/2006/picture">
-                  <pic:pic xmlns:pic="http://schemas.openxmlformats.org/drawingml/2006/picture">
-                    <pic:nvPicPr>
-                      <pic:cNvPr id="1992989836" name=""/>
-                      <pic:cNvPicPr/>
-                    </pic:nvPicPr>
-                    <pic:blipFill>
-                      <a:blip r:embed="rId12"/>
-                      <a:stretch>
-                        <a:fillRect/>
-                      </a:stretch>
-                    </pic:blipFill>
-                    <pic:spPr>
-                      <a:xfrm>
-                        <a:off x="0" y="0"/>
-                        <a:ext cx="5943600" cy="4272915"/>
-                      </a:xfrm>
-                      <a:prstGeom prst="rect">
-                        <a:avLst/>
-                      </a:prstGeom>
-                    </pic:spPr>
-                  </pic:pic>
-                </a:graphicData>
-              </a:graphic>
-            </wp:inline>
-          </w:drawing>
-        </w:r>
-      </w:ins>
+      <w:r>
+        <w:drawing>
+          <wp:inline distT="0" distB="0" distL="0" distR="0" wp14:anchorId="148882CC" wp14:editId="540E7804">
+            <wp:extent cx="5943600" cy="4272915"/>
+            <wp:effectExtent l="0" t="0" r="0" b="0"/>
+            <wp:docPr id="1588773438" name="Picture 1"/>
+            <wp:cNvGraphicFramePr>
+              <a:graphicFrameLocks xmlns:a="http://schemas.openxmlformats.org/drawingml/2006/main" noChangeAspect="1"/>
+            </wp:cNvGraphicFramePr>
+            <a:graphic xmlns:a="http://schemas.openxmlformats.org/drawingml/2006/main">
+              <a:graphicData uri="http://schemas.openxmlformats.org/drawingml/2006/picture">
+                <pic:pic xmlns:pic="http://schemas.openxmlformats.org/drawingml/2006/picture">
+                  <pic:nvPicPr>
+                    <pic:cNvPr id="1992989836" name=""/>
+                    <pic:cNvPicPr/>
+                  </pic:nvPicPr>
+                  <pic:blipFill>
+                    <a:blip r:embed="rId12"/>
+                    <a:stretch>
+                      <a:fillRect/>
+                    </a:stretch>
+                  </pic:blipFill>
+                  <pic:spPr>
+                    <a:xfrm>
+                      <a:off x="0" y="0"/>
+                      <a:ext cx="5943600" cy="4272915"/>
+                    </a:xfrm>
+                    <a:prstGeom prst="rect">
+                      <a:avLst/>
+                    </a:prstGeom>
+                  </pic:spPr>
+                </pic:pic>
+              </a:graphicData>
+            </a:graphic>
+          </wp:inline>
+        </w:drawing>
+      </w:r>
     </w:p>
     <w:p>
       <w:pPr>
@@ -2693,114 +2525,6 @@
           <w:rFonts w:cs="Calibri"/>
         </w:rPr>
       </w:pPr>
-      <w:r>
-        <w:rPr>
-          <w:rFonts w:cs="Calibri"/>
-        </w:rPr>
-        <w:t xml:space="preserve">The country registered a credible recovery in the immediate aftermath of the pandemic, but </w:t>
-      </w:r>
-      <w:r>
-        <w:rPr>
-          <w:rFonts w:cs="Calibri"/>
-        </w:rPr>
-        <w:lastRenderedPageBreak/>
-        <w:t>growth is expected to return to its post-pandemic potential of 2% or below. Real</w:t>
-      </w:r>
-      <w:r>
-        <w:rPr>
-          <w:rFonts w:cs="Calibri"/>
-        </w:rPr>
-        <w:t xml:space="preserve"> gross domestic product</w:t>
-      </w:r>
-      <w:r>
-        <w:rPr>
-          <w:rFonts w:cs="Calibri"/>
-        </w:rPr>
-        <w:t xml:space="preserve"> </w:t>
-      </w:r>
-      <w:r>
-        <w:rPr>
-          <w:rFonts w:cs="Calibri"/>
-        </w:rPr>
-        <w:t>(</w:t>
-      </w:r>
-      <w:r>
-        <w:rPr>
-          <w:rFonts w:cs="Calibri"/>
-        </w:rPr>
-        <w:t>GDP</w:t>
-      </w:r>
-      <w:r>
-        <w:rPr>
-          <w:rFonts w:cs="Calibri"/>
-        </w:rPr>
-        <w:t>)</w:t>
-      </w:r>
-      <w:r>
-        <w:rPr>
-          <w:rFonts w:cs="Calibri"/>
-        </w:rPr>
-        <w:t xml:space="preserve"> expanded </w:t>
-      </w:r>
-      <w:r>
-        <w:rPr>
-          <w:rFonts w:cs="Calibri"/>
-        </w:rPr>
-        <w:t xml:space="preserve">by </w:t>
-      </w:r>
-      <w:r>
-        <w:rPr>
-          <w:rFonts w:cs="Calibri"/>
-        </w:rPr>
-        <w:t>17.9%, 8.7% and 4.7%,</w:t>
-      </w:r>
-      <w:r>
-        <w:rPr>
-          <w:rFonts w:cs="Calibri"/>
-        </w:rPr>
-        <w:t xml:space="preserve"> in 2021, 2022 and 2023,</w:t>
-      </w:r>
-      <w:r>
-        <w:rPr>
-          <w:rFonts w:cs="Calibri"/>
-        </w:rPr>
-        <w:t xml:space="preserve"> respectively, supported by a rebound in tourist arrivals, increased construction activity and growth in the </w:t>
-      </w:r>
-      <w:commentRangeStart w:id="8"/>
-      <w:r>
-        <w:rPr>
-          <w:rFonts w:cs="Calibri"/>
-        </w:rPr>
-        <w:t xml:space="preserve">business process outsourcing (BPO) sector. </w:t>
-      </w:r>
-      <w:commentRangeEnd w:id="8"/>
-      <w:r>
-        <w:rPr>
-          <w:rStyle w:val="CommentReference"/>
-          <w:rFonts w:cs="Calibri"/>
-          <w:sz w:val="22"/>
-          <w:szCs w:val="22"/>
-        </w:rPr>
-        <w:commentReference w:id="8"/>
-      </w:r>
-      <w:r>
-        <w:rPr>
-          <w:rFonts w:cs="Calibri"/>
-        </w:rPr>
-        <w:t>Although, the Belizean economy has demonstrated resilience in the face of multiple shocks, its trend is indicative of weakening growth persistence</w:t>
-      </w:r>
-      <w:r>
-        <w:rPr>
-          <w:rFonts w:cs="Calibri"/>
-        </w:rPr>
-        <w:t>, modest productivity gains</w:t>
-      </w:r>
-      <w:r>
-        <w:rPr>
-          <w:rFonts w:cs="Calibri"/>
-        </w:rPr>
-        <w:t xml:space="preserve"> and limited structural transformation over the medium-term. </w:t>
-      </w:r>
     </w:p>
     <w:p>
       <w:pPr>
@@ -2821,196 +2545,44 @@
           <w:rFonts w:cs="Calibri"/>
         </w:rPr>
       </w:pPr>
-      <w:commentRangeStart w:id="9"/>
-      <w:r>
-        <w:rPr>
-          <w:rFonts w:cs="Calibri"/>
-        </w:rPr>
-        <w:t xml:space="preserve">These macroeconomic dynamics are critical to understanding labour market outcomes, as </w:t>
-      </w:r>
-      <w:r>
-        <w:rPr>
-          <w:rFonts w:cs="Calibri"/>
-        </w:rPr>
-        <w:t xml:space="preserve">prolonged </w:t>
-      </w:r>
-      <w:r>
-        <w:rPr>
-          <w:rFonts w:cs="Calibri"/>
-        </w:rPr>
-        <w:t xml:space="preserve">periods of volatile and uneven growth </w:t>
-      </w:r>
-      <w:r>
-        <w:rPr>
-          <w:rFonts w:cs="Calibri"/>
-        </w:rPr>
-        <w:t>are</w:t>
-      </w:r>
-      <w:r>
-        <w:rPr>
-          <w:rFonts w:cs="Calibri"/>
-        </w:rPr>
-        <w:t xml:space="preserve"> often associated with</w:t>
-      </w:r>
-      <w:r>
-        <w:rPr>
-          <w:rFonts w:cs="Calibri"/>
-        </w:rPr>
-        <w:t xml:space="preserve"> </w:t>
-      </w:r>
-      <w:r>
-        <w:rPr>
-          <w:rFonts w:cs="Calibri"/>
-        </w:rPr>
-        <w:t xml:space="preserve">weaker </w:t>
-      </w:r>
-      <w:r>
-        <w:rPr>
-          <w:rFonts w:cs="Calibri"/>
-        </w:rPr>
-        <w:t>employment generation</w:t>
-      </w:r>
-      <w:r>
-        <w:rPr>
-          <w:rFonts w:cs="Calibri"/>
-        </w:rPr>
-        <w:t xml:space="preserve">, productivity challenges, skills mismatches and increased labour market </w:t>
-      </w:r>
-      <w:r>
-        <w:rPr>
-          <w:rFonts w:cs="Calibri"/>
-        </w:rPr>
-        <w:t>insecurity</w:t>
-      </w:r>
-      <w:r>
-        <w:rPr>
-          <w:rFonts w:cs="Calibri"/>
-        </w:rPr>
-        <w:t xml:space="preserve">, </w:t>
-      </w:r>
-      <w:r>
-        <w:rPr>
-          <w:rFonts w:cs="Calibri"/>
-        </w:rPr>
-        <w:t>specifically</w:t>
-      </w:r>
-      <w:r>
-        <w:rPr>
-          <w:rFonts w:cs="Calibri"/>
-        </w:rPr>
-        <w:t xml:space="preserve"> among youth, women and workers in the tourism and agricultural dependent sectors. To boost </w:t>
-      </w:r>
-      <w:r>
-        <w:rPr>
-          <w:rFonts w:cs="Calibri"/>
-        </w:rPr>
-        <w:t>growth</w:t>
-      </w:r>
-      <w:r>
-        <w:rPr>
-          <w:rFonts w:cs="Calibri"/>
-        </w:rPr>
-        <w:t xml:space="preserve"> in the near term, </w:t>
-      </w:r>
-      <w:r>
-        <w:rPr>
-          <w:rFonts w:cs="Calibri"/>
-        </w:rPr>
-        <w:t xml:space="preserve">it is crucial that these structural constraints are addressed frontally. In particular, it will require </w:t>
-      </w:r>
-      <w:r>
-        <w:rPr>
-          <w:rFonts w:cs="Calibri"/>
-        </w:rPr>
-        <w:t xml:space="preserve">decisive </w:t>
-      </w:r>
-      <w:r>
-        <w:rPr>
-          <w:rFonts w:cs="Calibri"/>
-        </w:rPr>
-        <w:t xml:space="preserve">policy </w:t>
-      </w:r>
-      <w:r>
-        <w:rPr>
-          <w:rFonts w:cs="Calibri"/>
-        </w:rPr>
-        <w:t xml:space="preserve">steps </w:t>
-      </w:r>
-      <w:r>
-        <w:rPr>
-          <w:rFonts w:cs="Calibri"/>
-          <w:highlight w:val="yellow"/>
-        </w:rPr>
-        <w:t>to increase female labour force participation</w:t>
-      </w:r>
-      <w:r>
-        <w:rPr>
-          <w:rFonts w:cs="Calibri"/>
-        </w:rPr>
-        <w:t xml:space="preserve">, </w:t>
-      </w:r>
-      <w:commentRangeStart w:id="10"/>
-      <w:r>
-        <w:rPr>
-          <w:rFonts w:cs="Calibri"/>
-        </w:rPr>
-        <w:t>i</w:t>
-      </w:r>
-      <w:r>
-        <w:rPr>
-          <w:rFonts w:cs="Calibri"/>
-        </w:rPr>
-        <w:t>mproving</w:t>
-      </w:r>
-      <w:r>
-        <w:rPr>
-          <w:rFonts w:cs="Calibri"/>
-        </w:rPr>
-        <w:t xml:space="preserve"> access to </w:t>
-      </w:r>
-      <w:r>
-        <w:rPr>
-          <w:rFonts w:cs="Calibri"/>
-        </w:rPr>
-        <w:t>financing</w:t>
-      </w:r>
-      <w:r>
-        <w:rPr>
-          <w:rFonts w:cs="Calibri"/>
-        </w:rPr>
-        <w:t xml:space="preserve"> for small and medium size enterprises, enhanc</w:t>
-      </w:r>
-      <w:r>
-        <w:rPr>
-          <w:rFonts w:cs="Calibri"/>
-        </w:rPr>
-        <w:t>ing</w:t>
-      </w:r>
-      <w:r>
-        <w:rPr>
-          <w:rFonts w:cs="Calibri"/>
-        </w:rPr>
-        <w:t xml:space="preserve"> the business environment and reducing the prevalence of crime.</w:t>
-      </w:r>
-      <w:commentRangeEnd w:id="10"/>
-      <w:r>
-        <w:rPr>
-          <w:rStyle w:val="CommentReference"/>
-          <w:rFonts w:cs="Calibri"/>
-          <w:sz w:val="22"/>
-          <w:szCs w:val="22"/>
-        </w:rPr>
-        <w:commentReference w:id="10"/>
-      </w:r>
-      <w:commentRangeEnd w:id="9"/>
-      <w:r>
-        <w:rPr>
-          <w:rStyle w:val="CommentReference"/>
-          <w:rFonts w:cs="Calibri"/>
-          <w:sz w:val="22"/>
-          <w:szCs w:val="22"/>
-        </w:rPr>
-        <w:commentReference w:id="9"/>
+      <w:r>
+        <w:rPr>
+          <w:rFonts w:cs="Calibri"/>
+        </w:rPr>
+        <w:lastRenderedPageBreak/>
+        <w:t xml:space="preserve">Despite registering a strong post-pandemic recovery, growth </w:t>
+      </w:r>
+      <w:r>
+        <w:rPr>
+          <w:rFonts w:cs="Calibri"/>
+        </w:rPr>
+        <w:t>is projected to return to its estimated medium-term potential of approximately 2 percent or below</w:t>
+      </w:r>
+      <w:r>
+        <w:rPr>
+          <w:rStyle w:val="FootnoteReference"/>
+          <w:rFonts w:cs="Calibri"/>
+        </w:rPr>
+        <w:footnoteReference w:id="2"/>
+      </w:r>
+      <w:r>
+        <w:rPr>
+          <w:rFonts w:cs="Calibri"/>
+        </w:rPr>
+        <w:t>. Real GDP expanded by 17.9% in 2021, 8.7% in 2022 and 4.7% in 2023, supported by the rebound in tourism activity, increased construction and continued expansion of the business process outsourcing (BPO) sector</w:t>
+      </w:r>
+      <w:r>
+        <w:rPr>
+          <w:rStyle w:val="FootnoteReference"/>
+          <w:rFonts w:cs="Calibri"/>
+        </w:rPr>
+        <w:footnoteReference w:id="3"/>
+      </w:r>
+      <w:r>
+        <w:rPr>
+          <w:rFonts w:cs="Calibri"/>
+        </w:rPr>
+        <w:t>. Notwithstanding, the broader growth trend suggests weakening economic dynamism, modest productivity improvements and limited structural transformation.</w:t>
       </w:r>
     </w:p>
     <w:p>
@@ -3026,208 +2598,123 @@
     <w:p>
       <w:pPr>
         <w:pStyle w:val="BodyText"/>
-        <w:ind w:right="4"/>
-        <w:jc w:val="both"/>
-        <w:rPr>
-          <w:rFonts w:cs="Calibri"/>
-        </w:rPr>
-      </w:pPr>
-      <w:commentRangeStart w:id="11"/>
-      <w:r>
-        <w:rPr>
-          <w:rFonts w:cs="Calibri"/>
-          <w:highlight w:val="yellow"/>
-        </w:rPr>
-        <w:t>T</w:t>
-      </w:r>
-      <w:r>
-        <w:rPr>
-          <w:rFonts w:cs="Calibri"/>
-          <w:highlight w:val="yellow"/>
-        </w:rPr>
-        <w:t>he development of tourism services in</w:t>
-      </w:r>
-      <w:r>
-        <w:rPr>
-          <w:rFonts w:cs="Calibri"/>
-          <w:highlight w:val="yellow"/>
-        </w:rPr>
-        <w:t xml:space="preserve"> Belize</w:t>
-      </w:r>
-      <w:r>
-        <w:rPr>
-          <w:rFonts w:cs="Calibri"/>
-          <w:highlight w:val="yellow"/>
-        </w:rPr>
-        <w:t xml:space="preserve"> has contributed </w:t>
-      </w:r>
-      <w:r>
-        <w:rPr>
-          <w:rFonts w:cs="Calibri"/>
-          <w:highlight w:val="yellow"/>
-        </w:rPr>
-        <w:t xml:space="preserve">significantly </w:t>
-      </w:r>
-      <w:r>
-        <w:rPr>
-          <w:rFonts w:cs="Calibri"/>
-          <w:highlight w:val="yellow"/>
-        </w:rPr>
-        <w:t>to</w:t>
-      </w:r>
-      <w:r>
-        <w:rPr>
-          <w:rFonts w:cs="Calibri"/>
-          <w:highlight w:val="yellow"/>
-        </w:rPr>
-        <w:t xml:space="preserve"> the country’s</w:t>
-      </w:r>
-      <w:r>
-        <w:rPr>
-          <w:rFonts w:cs="Calibri"/>
-          <w:highlight w:val="yellow"/>
-        </w:rPr>
-        <w:t xml:space="preserve"> </w:t>
-      </w:r>
-      <w:r>
-        <w:rPr>
-          <w:rFonts w:cs="Calibri"/>
-          <w:highlight w:val="yellow"/>
-        </w:rPr>
-        <w:t xml:space="preserve">economic </w:t>
-      </w:r>
-      <w:r>
-        <w:rPr>
-          <w:rFonts w:cs="Calibri"/>
-          <w:highlight w:val="yellow"/>
-        </w:rPr>
-        <w:t>diversification</w:t>
-      </w:r>
-      <w:r>
-        <w:rPr>
-          <w:rFonts w:cs="Calibri"/>
-          <w:highlight w:val="yellow"/>
-        </w:rPr>
-        <w:t xml:space="preserve"> efforts.</w:t>
-      </w:r>
-      <w:r>
-        <w:rPr>
-          <w:rFonts w:cs="Calibri"/>
-        </w:rPr>
-        <w:t xml:space="preserve"> </w:t>
-      </w:r>
-      <w:commentRangeEnd w:id="11"/>
-      <w:r>
-        <w:rPr>
-          <w:rStyle w:val="CommentReference"/>
-          <w:rFonts w:cs="Calibri"/>
-          <w:sz w:val="22"/>
-          <w:szCs w:val="22"/>
-        </w:rPr>
-        <w:commentReference w:id="11"/>
-      </w:r>
-      <w:r>
-        <w:rPr>
-          <w:rFonts w:cs="Calibri"/>
-        </w:rPr>
-        <w:t>Over time, however, t</w:t>
-      </w:r>
-      <w:r>
-        <w:rPr>
-          <w:rFonts w:cs="Calibri"/>
-        </w:rPr>
-        <w:t xml:space="preserve">he </w:t>
-      </w:r>
-      <w:r>
-        <w:rPr>
-          <w:rFonts w:cs="Calibri"/>
-        </w:rPr>
-        <w:t>economy</w:t>
-      </w:r>
-      <w:r>
-        <w:rPr>
-          <w:rFonts w:cs="Calibri"/>
-        </w:rPr>
-        <w:t xml:space="preserve"> </w:t>
-      </w:r>
-      <w:r>
-        <w:rPr>
-          <w:rFonts w:cs="Calibri"/>
-        </w:rPr>
-        <w:t>has become increasingly concentrated in tourism-related activities</w:t>
-      </w:r>
-      <w:r>
-        <w:rPr>
-          <w:rFonts w:cs="Calibri"/>
-        </w:rPr>
-        <w:t xml:space="preserve">, </w:t>
-      </w:r>
-      <w:r>
-        <w:rPr>
-          <w:rFonts w:cs="Calibri"/>
-        </w:rPr>
-        <w:t>p</w:t>
-      </w:r>
-      <w:r>
-        <w:rPr>
-          <w:rFonts w:cs="Calibri"/>
-        </w:rPr>
-        <w:t>osition</w:t>
-      </w:r>
-      <w:r>
-        <w:rPr>
-          <w:rFonts w:cs="Calibri"/>
-        </w:rPr>
-        <w:t>ing</w:t>
-      </w:r>
-      <w:r>
-        <w:rPr>
-          <w:rFonts w:cs="Calibri"/>
-        </w:rPr>
-        <w:t xml:space="preserve"> the</w:t>
-      </w:r>
-      <w:r>
-        <w:rPr>
-          <w:rFonts w:cs="Calibri"/>
-        </w:rPr>
-        <w:t xml:space="preserve"> sector</w:t>
-      </w:r>
-      <w:r>
-        <w:rPr>
-          <w:rFonts w:cs="Calibri"/>
-        </w:rPr>
-        <w:t xml:space="preserve"> as a </w:t>
-      </w:r>
-      <w:r>
-        <w:rPr>
-          <w:rFonts w:cs="Calibri"/>
-        </w:rPr>
-        <w:t>principal</w:t>
-      </w:r>
-      <w:r>
-        <w:rPr>
-          <w:rFonts w:cs="Calibri"/>
-        </w:rPr>
-        <w:t xml:space="preserve"> driver of economic </w:t>
-      </w:r>
-      <w:r>
-        <w:rPr>
-          <w:rFonts w:cs="Calibri"/>
-        </w:rPr>
-        <w:t>growth</w:t>
-      </w:r>
-      <w:r>
-        <w:rPr>
-          <w:rFonts w:cs="Calibri"/>
-        </w:rPr>
-        <w:t>, employment, and foreign exchange earnings</w:t>
-      </w:r>
-      <w:r>
-        <w:rPr>
-          <w:rFonts w:cs="Calibri"/>
-        </w:rPr>
-        <w:t>. This high degree of tourism dependence increases Belize’s exposure to business cycle fluctuations and external demand shocks in major source markets, particularly the United States (US) and the European Union (EU).</w:t>
-      </w:r>
+        <w:ind w:right="-23"/>
+        <w:jc w:val="both"/>
+        <w:rPr>
+          <w:rFonts w:cs="Calibri"/>
+        </w:rPr>
+      </w:pPr>
+      <w:r>
+        <w:rPr>
+          <w:rFonts w:cs="Calibri"/>
+        </w:rPr>
+        <w:t xml:space="preserve">Panel 2 highlights a pronounced deceleration in Belize’s long-run growth trajectory over the past four decades. Average real GDP growth increased from 3.0% during 1980-84 to 10.9% in </w:t>
+      </w:r>
+      <w:r>
+        <w:rPr>
+          <w:rFonts w:cs="Calibri"/>
+        </w:rPr>
+        <w:t xml:space="preserve">1985-89, representing the strongest sustained period of expansion in the country’s post-independence history. Growth remained relatively strong during 1990-94, averaging 8.4%, before moderating to 3.9% during 1995-99. Although growth rebounded to 7.4% in 2000-04, this momentum </w:t>
+      </w:r>
+      <w:r>
+        <w:rPr>
+          <w:rFonts w:cs="Calibri"/>
+        </w:rPr>
+        <w:t>was</w:t>
+      </w:r>
+      <w:r>
+        <w:rPr>
+          <w:rFonts w:cs="Calibri"/>
+        </w:rPr>
+        <w:t xml:space="preserve"> short lived. From 2005 onward, Belize appears to have transitioned into a structurally lower-growth equilibrium, with average growth declining to 1.6% during 2005-09 and remaining subdued thereafter.</w:t>
+      </w:r>
+      <w:r>
+        <w:rPr>
+          <w:rFonts w:cs="Calibri"/>
+        </w:rPr>
+        <w:t xml:space="preserve"> While average growth recovered to 3.4% during 202-25, this largely reflects the rebound from the pandemic-induced contraction rather than a fundamental strengthening of the economy’s long-term growth potential.</w:t>
+      </w:r>
+    </w:p>
+    <w:p>
+      <w:pPr>
+        <w:pStyle w:val="BodyText"/>
+        <w:ind w:right="-23"/>
+        <w:jc w:val="both"/>
+        <w:rPr>
+          <w:rFonts w:cs="Calibri"/>
+        </w:rPr>
+      </w:pPr>
+    </w:p>
+    <w:p>
+      <w:pPr>
+        <w:pStyle w:val="BodyText"/>
+        <w:ind w:right="-23"/>
+        <w:jc w:val="both"/>
+        <w:rPr>
+          <w:rFonts w:cs="Calibri"/>
+        </w:rPr>
+      </w:pPr>
+      <w:r>
+        <w:rPr>
+          <w:rFonts w:cs="Calibri"/>
+        </w:rPr>
+        <w:t>Overall, the evidence suggests that Belize has moved from a high-growth convergence phase toward a more mature low-growth equilibrium characterized by weaker productivity growth, reduced structural dynamism, and heightened macroeconomic vulnerability. This pattern is consistent with concerns regarding declining total factor productivity, limited export diversification, low investment efficiency, and persistent labour market constraints. These macroeconomic trends have important implications for labour market outcomes, as prolonged periods of weak and volatile growth tend to constrain employment generation, reduce productivity gains, and exacerbate labour market insecurity, particularly among youth, women, and workers concentrated in tourism- and agriculture-dependent sectors. Addressing these structural constraints will require policies aimed at increasing female labour force participation, improving access to finance for small and medium-sized enterprises, strengthening the business environment, and reducing crime.</w:t>
+      </w:r>
+    </w:p>
+    <w:p>
+      <w:pPr>
+        <w:pStyle w:val="BodyText"/>
+        <w:ind w:right="-23"/>
+        <w:jc w:val="both"/>
+        <w:rPr>
+          <w:del w:id="6" w:author="Tommy Descartes" w:date="2026-05-26T14:36:00Z" w16du:dateUtc="2026-05-26T18:36:00Z"/>
+          <w:rFonts w:cs="Calibri"/>
+        </w:rPr>
+      </w:pPr>
+    </w:p>
+    <w:p>
+      <w:pPr>
+        <w:pStyle w:val="Heading2"/>
+        <w:rPr>
+          <w:rFonts w:ascii="Trebuchet MS" w:hAnsi="Trebuchet MS"/>
+          <w:b/>
+          <w:bCs/>
+          <w:sz w:val="24"/>
+          <w:szCs w:val="24"/>
+        </w:rPr>
+      </w:pPr>
+      <w:r>
+        <w:rPr>
+          <w:rFonts w:ascii="Trebuchet MS" w:hAnsi="Trebuchet MS"/>
+          <w:b/>
+          <w:bCs/>
+          <w:sz w:val="24"/>
+          <w:szCs w:val="24"/>
+        </w:rPr>
+        <w:t xml:space="preserve">Sectoral </w:t>
+      </w:r>
+      <w:r>
+        <w:rPr>
+          <w:rFonts w:ascii="Trebuchet MS" w:hAnsi="Trebuchet MS"/>
+          <w:b/>
+          <w:bCs/>
+          <w:sz w:val="24"/>
+          <w:szCs w:val="24"/>
+        </w:rPr>
+        <w:t>Performance</w:t>
+      </w:r>
+    </w:p>
+    <w:p>
+      <w:pPr>
+        <w:pStyle w:val="BodyText"/>
+        <w:ind w:right="-23"/>
+        <w:jc w:val="both"/>
+        <w:rPr>
+          <w:rFonts w:cs="Calibri"/>
+          <w:b/>
+          <w:bCs/>
+        </w:rPr>
+      </w:pPr>
     </w:p>
     <w:p>
       <w:pPr>
@@ -3238,6 +2725,202 @@
           <w:rFonts w:cs="Calibri"/>
         </w:rPr>
       </w:pPr>
+      <w:commentRangeStart w:id="7"/>
+      <w:r>
+        <w:rPr>
+          <w:rFonts w:cs="Calibri"/>
+          <w:highlight w:val="yellow"/>
+        </w:rPr>
+        <w:t>T</w:t>
+      </w:r>
+      <w:r>
+        <w:rPr>
+          <w:rFonts w:cs="Calibri"/>
+          <w:highlight w:val="yellow"/>
+        </w:rPr>
+        <w:t>he development of tourism services in</w:t>
+      </w:r>
+      <w:r>
+        <w:rPr>
+          <w:rFonts w:cs="Calibri"/>
+          <w:highlight w:val="yellow"/>
+        </w:rPr>
+        <w:t xml:space="preserve"> Belize</w:t>
+      </w:r>
+      <w:r>
+        <w:rPr>
+          <w:rFonts w:cs="Calibri"/>
+          <w:highlight w:val="yellow"/>
+        </w:rPr>
+        <w:t xml:space="preserve"> has contributed </w:t>
+      </w:r>
+      <w:r>
+        <w:rPr>
+          <w:rFonts w:cs="Calibri"/>
+          <w:highlight w:val="yellow"/>
+        </w:rPr>
+        <w:t xml:space="preserve">significantly </w:t>
+      </w:r>
+      <w:r>
+        <w:rPr>
+          <w:rFonts w:cs="Calibri"/>
+          <w:highlight w:val="yellow"/>
+        </w:rPr>
+        <w:t>to</w:t>
+      </w:r>
+      <w:r>
+        <w:rPr>
+          <w:rFonts w:cs="Calibri"/>
+          <w:highlight w:val="yellow"/>
+        </w:rPr>
+        <w:t xml:space="preserve"> the country’s</w:t>
+      </w:r>
+      <w:r>
+        <w:rPr>
+          <w:rFonts w:cs="Calibri"/>
+          <w:highlight w:val="yellow"/>
+        </w:rPr>
+        <w:t xml:space="preserve"> </w:t>
+      </w:r>
+      <w:r>
+        <w:rPr>
+          <w:rFonts w:cs="Calibri"/>
+          <w:highlight w:val="yellow"/>
+        </w:rPr>
+        <w:t xml:space="preserve">economic </w:t>
+      </w:r>
+      <w:r>
+        <w:rPr>
+          <w:rFonts w:cs="Calibri"/>
+          <w:highlight w:val="yellow"/>
+        </w:rPr>
+        <w:t>diversification</w:t>
+      </w:r>
+      <w:r>
+        <w:rPr>
+          <w:rFonts w:cs="Calibri"/>
+          <w:highlight w:val="yellow"/>
+        </w:rPr>
+        <w:t xml:space="preserve"> efforts.</w:t>
+      </w:r>
+      <w:r>
+        <w:rPr>
+          <w:rFonts w:cs="Calibri"/>
+        </w:rPr>
+        <w:t xml:space="preserve"> </w:t>
+      </w:r>
+      <w:commentRangeEnd w:id="7"/>
+      <w:r>
+        <w:rPr>
+          <w:rStyle w:val="CommentReference"/>
+          <w:rFonts w:cs="Calibri"/>
+          <w:sz w:val="22"/>
+          <w:szCs w:val="22"/>
+        </w:rPr>
+        <w:commentReference w:id="7"/>
+      </w:r>
+      <w:r>
+        <w:rPr>
+          <w:rFonts w:cs="Calibri"/>
+        </w:rPr>
+        <w:t>Over time, however, t</w:t>
+      </w:r>
+      <w:r>
+        <w:rPr>
+          <w:rFonts w:cs="Calibri"/>
+        </w:rPr>
+        <w:t xml:space="preserve">he </w:t>
+      </w:r>
+      <w:r>
+        <w:rPr>
+          <w:rFonts w:cs="Calibri"/>
+        </w:rPr>
+        <w:t>economy</w:t>
+      </w:r>
+      <w:r>
+        <w:rPr>
+          <w:rFonts w:cs="Calibri"/>
+        </w:rPr>
+        <w:t xml:space="preserve"> </w:t>
+      </w:r>
+      <w:r>
+        <w:rPr>
+          <w:rFonts w:cs="Calibri"/>
+        </w:rPr>
+        <w:t>has become increasingly concentrated in tourism-related activities</w:t>
+      </w:r>
+      <w:r>
+        <w:rPr>
+          <w:rFonts w:cs="Calibri"/>
+        </w:rPr>
+        <w:t xml:space="preserve">, </w:t>
+      </w:r>
+      <w:r>
+        <w:rPr>
+          <w:rFonts w:cs="Calibri"/>
+        </w:rPr>
+        <w:t>p</w:t>
+      </w:r>
+      <w:r>
+        <w:rPr>
+          <w:rFonts w:cs="Calibri"/>
+        </w:rPr>
+        <w:t>osition</w:t>
+      </w:r>
+      <w:r>
+        <w:rPr>
+          <w:rFonts w:cs="Calibri"/>
+        </w:rPr>
+        <w:t>ing</w:t>
+      </w:r>
+      <w:r>
+        <w:rPr>
+          <w:rFonts w:cs="Calibri"/>
+        </w:rPr>
+        <w:t xml:space="preserve"> the</w:t>
+      </w:r>
+      <w:r>
+        <w:rPr>
+          <w:rFonts w:cs="Calibri"/>
+        </w:rPr>
+        <w:t xml:space="preserve"> sector</w:t>
+      </w:r>
+      <w:r>
+        <w:rPr>
+          <w:rFonts w:cs="Calibri"/>
+        </w:rPr>
+        <w:t xml:space="preserve"> as a </w:t>
+      </w:r>
+      <w:r>
+        <w:rPr>
+          <w:rFonts w:cs="Calibri"/>
+        </w:rPr>
+        <w:t>principal</w:t>
+      </w:r>
+      <w:r>
+        <w:rPr>
+          <w:rFonts w:cs="Calibri"/>
+        </w:rPr>
+        <w:t xml:space="preserve"> driver of economic </w:t>
+      </w:r>
+      <w:r>
+        <w:rPr>
+          <w:rFonts w:cs="Calibri"/>
+        </w:rPr>
+        <w:t>growth</w:t>
+      </w:r>
+      <w:r>
+        <w:rPr>
+          <w:rFonts w:cs="Calibri"/>
+        </w:rPr>
+        <w:t>, employment, and foreign exchange earnings</w:t>
+      </w:r>
+      <w:r>
+        <w:rPr>
+          <w:rFonts w:cs="Calibri"/>
+        </w:rPr>
+        <w:t>. This high degree of tourism dependence increases Belize’s exposure to business cycle fluctuations and external demand shocks in major source markets, particularly the United States (US) and the European Union (EU).</w:t>
+      </w:r>
     </w:p>
     <w:p>
       <w:pPr>
@@ -3248,225 +2931,6 @@
           <w:rFonts w:cs="Calibri"/>
         </w:rPr>
       </w:pPr>
-      <w:r>
-        <w:rPr>
-          <w:rFonts w:cs="Calibri"/>
-          <w:highlight w:val="yellow"/>
-        </w:rPr>
-        <w:t xml:space="preserve">The rapid expansion of tourism has significantly reshaped </w:t>
-      </w:r>
-      <w:r>
-        <w:rPr>
-          <w:rFonts w:cs="Calibri"/>
-          <w:highlight w:val="yellow"/>
-        </w:rPr>
-        <w:t xml:space="preserve">the </w:t>
-      </w:r>
-      <w:r>
-        <w:rPr>
-          <w:rFonts w:cs="Calibri"/>
-          <w:highlight w:val="yellow"/>
-        </w:rPr>
-        <w:t>economic landscape of Belize over the past two decades.</w:t>
-      </w:r>
-      <w:r>
-        <w:rPr>
-          <w:rFonts w:cs="Calibri"/>
-        </w:rPr>
-        <w:t xml:space="preserve"> </w:t>
-      </w:r>
-      <w:commentRangeStart w:id="12"/>
-      <w:r>
-        <w:rPr>
-          <w:rFonts w:cs="Calibri"/>
-        </w:rPr>
-        <w:t xml:space="preserve">Estimates from the </w:t>
-      </w:r>
-      <w:r>
-        <w:rPr>
-          <w:rFonts w:cs="Calibri"/>
-        </w:rPr>
-        <w:t>World Travel and Tourism Council (WTTC)</w:t>
-      </w:r>
-      <w:r>
-        <w:rPr>
-          <w:rFonts w:cs="Calibri"/>
-        </w:rPr>
-        <w:t xml:space="preserve"> indicate that the sector </w:t>
-      </w:r>
-      <w:r>
-        <w:rPr>
-          <w:rFonts w:cs="Calibri"/>
-        </w:rPr>
-        <w:t xml:space="preserve">directly and indirectly accounted for </w:t>
-      </w:r>
-      <w:r>
-        <w:rPr>
-          <w:rFonts w:cs="Calibri"/>
-        </w:rPr>
-        <w:t>approximately</w:t>
-      </w:r>
-      <w:r>
-        <w:rPr>
-          <w:rFonts w:cs="Calibri"/>
-        </w:rPr>
-        <w:t xml:space="preserve"> 44.4% of GDP in</w:t>
-      </w:r>
-      <w:r>
-        <w:rPr>
-          <w:rFonts w:cs="Calibri"/>
-        </w:rPr>
-        <w:t xml:space="preserve"> both</w:t>
-      </w:r>
-      <w:r>
-        <w:rPr>
-          <w:rFonts w:cs="Calibri"/>
-        </w:rPr>
-        <w:t xml:space="preserve"> </w:t>
-      </w:r>
-      <w:r>
-        <w:rPr>
-          <w:rFonts w:cs="Calibri"/>
-        </w:rPr>
-        <w:t xml:space="preserve">2024 and </w:t>
-      </w:r>
-      <w:r>
-        <w:rPr>
-          <w:rFonts w:cs="Calibri"/>
-        </w:rPr>
-        <w:t>2025 and is projected to increase to approximately 53.7% by 2035.</w:t>
-      </w:r>
-      <w:commentRangeEnd w:id="12"/>
-      <w:r>
-        <w:rPr>
-          <w:rStyle w:val="CommentReference"/>
-          <w:rFonts w:cs="Calibri"/>
-          <w:sz w:val="22"/>
-          <w:szCs w:val="22"/>
-        </w:rPr>
-        <w:commentReference w:id="12"/>
-      </w:r>
-      <w:r>
-        <w:rPr>
-          <w:rFonts w:cs="Calibri"/>
-        </w:rPr>
-        <w:t xml:space="preserve"> </w:t>
-      </w:r>
-      <w:r>
-        <w:rPr>
-          <w:rFonts w:cs="Calibri"/>
-        </w:rPr>
-        <w:t>T</w:t>
-      </w:r>
-      <w:r>
-        <w:rPr>
-          <w:rFonts w:cs="Calibri"/>
-        </w:rPr>
-        <w:t>ourism</w:t>
-      </w:r>
-      <w:r>
-        <w:rPr>
-          <w:rFonts w:cs="Calibri"/>
-        </w:rPr>
-        <w:t xml:space="preserve"> and its </w:t>
-      </w:r>
-      <w:r>
-        <w:rPr>
-          <w:rFonts w:cs="Calibri"/>
-        </w:rPr>
-        <w:t>ancillary services</w:t>
-      </w:r>
-      <w:r>
-        <w:rPr>
-          <w:rFonts w:cs="Calibri"/>
-        </w:rPr>
-        <w:t xml:space="preserve"> are </w:t>
-      </w:r>
-      <w:r>
-        <w:rPr>
-          <w:rFonts w:cs="Calibri"/>
-        </w:rPr>
-        <w:t>projected</w:t>
-      </w:r>
-      <w:r>
-        <w:rPr>
-          <w:rFonts w:cs="Calibri"/>
-        </w:rPr>
-        <w:t xml:space="preserve"> to </w:t>
-      </w:r>
-      <w:r>
-        <w:rPr>
-          <w:rFonts w:cs="Calibri"/>
-        </w:rPr>
-        <w:t>h</w:t>
-      </w:r>
-      <w:r>
-        <w:rPr>
-          <w:rFonts w:cs="Calibri"/>
-        </w:rPr>
-        <w:t xml:space="preserve">ave </w:t>
-      </w:r>
-      <w:r>
-        <w:rPr>
-          <w:rFonts w:cs="Calibri"/>
-        </w:rPr>
-        <w:t>created</w:t>
-      </w:r>
-      <w:r>
-        <w:rPr>
-          <w:rFonts w:cs="Calibri"/>
-        </w:rPr>
-        <w:t xml:space="preserve"> </w:t>
-      </w:r>
-      <w:r>
-        <w:rPr>
-          <w:rFonts w:cs="Calibri"/>
-        </w:rPr>
-        <w:t xml:space="preserve">approximately </w:t>
-      </w:r>
-      <w:r>
-        <w:rPr>
-          <w:rFonts w:cs="Calibri"/>
-        </w:rPr>
-        <w:t>67,900 jobs</w:t>
-      </w:r>
-      <w:r>
-        <w:rPr>
-          <w:rFonts w:cs="Calibri"/>
-        </w:rPr>
-        <w:t xml:space="preserve"> </w:t>
-      </w:r>
-      <w:r>
-        <w:rPr>
-          <w:rFonts w:cs="Calibri"/>
-        </w:rPr>
-        <w:t>over the same period</w:t>
-      </w:r>
-      <w:r>
-        <w:rPr>
-          <w:rFonts w:cs="Calibri"/>
-        </w:rPr>
-        <w:t>, equivalent to 42.8% of total employment, underscoring Belize’s high degree of tourism dependence</w:t>
-      </w:r>
-      <w:r>
-        <w:rPr>
-          <w:rStyle w:val="FootnoteReference"/>
-          <w:rFonts w:cs="Calibri"/>
-        </w:rPr>
-        <w:footnoteReference w:id="2"/>
-      </w:r>
-      <w:r>
-        <w:rPr>
-          <w:rFonts w:cs="Calibri"/>
-        </w:rPr>
-        <w:t>.</w:t>
-      </w:r>
-      <w:r>
-        <w:rPr>
-          <w:rFonts w:cs="Calibri"/>
-        </w:rPr>
-        <w:t xml:space="preserve"> In contrast, the agricultural sector, while critical for rural livelihoods, its contribution to economic activity has declined over time, falling from 13.0% in 2001 to an estimated 7.9% of GDP in 2024.</w:t>
-      </w:r>
     </w:p>
     <w:p>
       <w:pPr>
@@ -3477,6 +2941,232 @@
           <w:rFonts w:cs="Calibri"/>
         </w:rPr>
       </w:pPr>
+      <w:r>
+        <w:rPr>
+          <w:rFonts w:cs="Calibri"/>
+          <w:highlight w:val="yellow"/>
+        </w:rPr>
+        <w:t xml:space="preserve">The rapid expansion of tourism has significantly reshaped </w:t>
+      </w:r>
+      <w:r>
+        <w:rPr>
+          <w:rFonts w:cs="Calibri"/>
+          <w:highlight w:val="yellow"/>
+        </w:rPr>
+        <w:t xml:space="preserve">the </w:t>
+      </w:r>
+      <w:r>
+        <w:rPr>
+          <w:rFonts w:cs="Calibri"/>
+          <w:highlight w:val="yellow"/>
+        </w:rPr>
+        <w:t>economic landscape of Belize over the past two decades.</w:t>
+      </w:r>
+      <w:r>
+        <w:rPr>
+          <w:rFonts w:cs="Calibri"/>
+        </w:rPr>
+        <w:t xml:space="preserve"> </w:t>
+      </w:r>
+      <w:commentRangeStart w:id="8"/>
+      <w:r>
+        <w:rPr>
+          <w:rFonts w:cs="Calibri"/>
+        </w:rPr>
+        <w:t xml:space="preserve">Estimates from the </w:t>
+      </w:r>
+      <w:r>
+        <w:rPr>
+          <w:rFonts w:cs="Calibri"/>
+        </w:rPr>
+        <w:t>World Travel and Tourism Council (WTTC)</w:t>
+      </w:r>
+      <w:r>
+        <w:rPr>
+          <w:rFonts w:cs="Calibri"/>
+        </w:rPr>
+        <w:t xml:space="preserve"> indicate that the sector </w:t>
+      </w:r>
+      <w:r>
+        <w:rPr>
+          <w:rFonts w:cs="Calibri"/>
+        </w:rPr>
+        <w:t xml:space="preserve">directly and indirectly accounted for </w:t>
+      </w:r>
+      <w:r>
+        <w:rPr>
+          <w:rFonts w:cs="Calibri"/>
+        </w:rPr>
+        <w:t>approximately</w:t>
+      </w:r>
+      <w:r>
+        <w:rPr>
+          <w:rFonts w:cs="Calibri"/>
+        </w:rPr>
+        <w:t xml:space="preserve"> 44.4% of GDP in</w:t>
+      </w:r>
+      <w:r>
+        <w:rPr>
+          <w:rFonts w:cs="Calibri"/>
+        </w:rPr>
+        <w:t xml:space="preserve"> both</w:t>
+      </w:r>
+      <w:r>
+        <w:rPr>
+          <w:rFonts w:cs="Calibri"/>
+        </w:rPr>
+        <w:t xml:space="preserve"> </w:t>
+      </w:r>
+      <w:r>
+        <w:rPr>
+          <w:rFonts w:cs="Calibri"/>
+        </w:rPr>
+        <w:t xml:space="preserve">2024 and </w:t>
+      </w:r>
+      <w:r>
+        <w:rPr>
+          <w:rFonts w:cs="Calibri"/>
+        </w:rPr>
+        <w:t>2025 and is projected to increase to approximately 53.7% by 2035.</w:t>
+      </w:r>
+      <w:commentRangeEnd w:id="8"/>
+      <w:r>
+        <w:rPr>
+          <w:rStyle w:val="CommentReference"/>
+          <w:rFonts w:cs="Calibri"/>
+          <w:sz w:val="22"/>
+          <w:szCs w:val="22"/>
+        </w:rPr>
+        <w:commentReference w:id="8"/>
+      </w:r>
+      <w:r>
+        <w:rPr>
+          <w:rFonts w:cs="Calibri"/>
+        </w:rPr>
+        <w:t xml:space="preserve"> </w:t>
+      </w:r>
+      <w:r>
+        <w:rPr>
+          <w:rFonts w:cs="Calibri"/>
+        </w:rPr>
+        <w:t>T</w:t>
+      </w:r>
+      <w:r>
+        <w:rPr>
+          <w:rFonts w:cs="Calibri"/>
+        </w:rPr>
+        <w:t>ourism</w:t>
+      </w:r>
+      <w:r>
+        <w:rPr>
+          <w:rFonts w:cs="Calibri"/>
+        </w:rPr>
+        <w:t xml:space="preserve"> and </w:t>
+      </w:r>
+      <w:r>
+        <w:rPr>
+          <w:rFonts w:cs="Calibri"/>
+        </w:rPr>
+        <w:lastRenderedPageBreak/>
+        <w:t xml:space="preserve">its </w:t>
+      </w:r>
+      <w:r>
+        <w:rPr>
+          <w:rFonts w:cs="Calibri"/>
+        </w:rPr>
+        <w:t>ancillary services</w:t>
+      </w:r>
+      <w:r>
+        <w:rPr>
+          <w:rFonts w:cs="Calibri"/>
+        </w:rPr>
+        <w:t xml:space="preserve"> are </w:t>
+      </w:r>
+      <w:r>
+        <w:rPr>
+          <w:rFonts w:cs="Calibri"/>
+        </w:rPr>
+        <w:t>projected</w:t>
+      </w:r>
+      <w:r>
+        <w:rPr>
+          <w:rFonts w:cs="Calibri"/>
+        </w:rPr>
+        <w:t xml:space="preserve"> to </w:t>
+      </w:r>
+      <w:r>
+        <w:rPr>
+          <w:rFonts w:cs="Calibri"/>
+        </w:rPr>
+        <w:t>h</w:t>
+      </w:r>
+      <w:r>
+        <w:rPr>
+          <w:rFonts w:cs="Calibri"/>
+        </w:rPr>
+        <w:t xml:space="preserve">ave </w:t>
+      </w:r>
+      <w:r>
+        <w:rPr>
+          <w:rFonts w:cs="Calibri"/>
+        </w:rPr>
+        <w:t>created</w:t>
+      </w:r>
+      <w:r>
+        <w:rPr>
+          <w:rFonts w:cs="Calibri"/>
+        </w:rPr>
+        <w:t xml:space="preserve"> </w:t>
+      </w:r>
+      <w:r>
+        <w:rPr>
+          <w:rFonts w:cs="Calibri"/>
+        </w:rPr>
+        <w:t xml:space="preserve">approximately </w:t>
+      </w:r>
+      <w:r>
+        <w:rPr>
+          <w:rFonts w:cs="Calibri"/>
+        </w:rPr>
+        <w:t>67,900 jobs</w:t>
+      </w:r>
+      <w:r>
+        <w:rPr>
+          <w:rFonts w:cs="Calibri"/>
+        </w:rPr>
+        <w:t xml:space="preserve"> </w:t>
+      </w:r>
+      <w:r>
+        <w:rPr>
+          <w:rFonts w:cs="Calibri"/>
+        </w:rPr>
+        <w:t>over the same period</w:t>
+      </w:r>
+      <w:r>
+        <w:rPr>
+          <w:rFonts w:cs="Calibri"/>
+        </w:rPr>
+        <w:t>, equivalent to 42.8% of total employment, underscoring Belize’s high degree of tourism dependence</w:t>
+      </w:r>
+      <w:r>
+        <w:rPr>
+          <w:rStyle w:val="FootnoteReference"/>
+          <w:rFonts w:cs="Calibri"/>
+        </w:rPr>
+        <w:footnoteReference w:id="4"/>
+      </w:r>
+      <w:r>
+        <w:rPr>
+          <w:rFonts w:cs="Calibri"/>
+        </w:rPr>
+        <w:t>.</w:t>
+      </w:r>
+      <w:r>
+        <w:rPr>
+          <w:rFonts w:cs="Calibri"/>
+        </w:rPr>
+        <w:t xml:space="preserve"> In contrast, the agricultural sector, while critical for rural livelihoods, its contribution to economic activity has declined over time, falling from 13.0% in 2001 to an estimated 7.9% of GDP in 2024.</w:t>
+      </w:r>
     </w:p>
     <w:p>
       <w:pPr>
@@ -3487,155 +3177,6 @@
           <w:rFonts w:cs="Calibri"/>
         </w:rPr>
       </w:pPr>
-      <w:r>
-        <w:rPr>
-          <w:rFonts w:cs="Calibri"/>
-        </w:rPr>
-        <w:t>T</w:t>
-      </w:r>
-      <w:r>
-        <w:rPr>
-          <w:rFonts w:cs="Calibri"/>
-        </w:rPr>
-        <w:t>he country</w:t>
-      </w:r>
-      <w:r>
-        <w:rPr>
-          <w:rFonts w:cs="Calibri"/>
-        </w:rPr>
-        <w:t xml:space="preserve"> </w:t>
-      </w:r>
-      <w:r>
-        <w:rPr>
-          <w:rFonts w:cs="Calibri"/>
-        </w:rPr>
-        <w:t>recorded</w:t>
-      </w:r>
-      <w:r>
-        <w:rPr>
-          <w:rFonts w:cs="Calibri"/>
-        </w:rPr>
-        <w:t xml:space="preserve"> a five-fold increase in visitor arrivals, </w:t>
-      </w:r>
-      <w:r>
-        <w:rPr>
-          <w:rFonts w:cs="Calibri"/>
-        </w:rPr>
-        <w:t>rising</w:t>
-      </w:r>
-      <w:r>
-        <w:rPr>
-          <w:rFonts w:cs="Calibri"/>
-        </w:rPr>
-        <w:t xml:space="preserve"> from 216,932 in 2001 to a peak of 1.09 million (mn) in 2018. </w:t>
-      </w:r>
-      <w:r>
-        <w:rPr>
-          <w:rFonts w:cs="Calibri"/>
-        </w:rPr>
-        <w:t>Of that total, c</w:t>
-      </w:r>
-      <w:r>
-        <w:rPr>
-          <w:rFonts w:cs="Calibri"/>
-        </w:rPr>
-        <w:t>ruise</w:t>
-      </w:r>
-      <w:r>
-        <w:rPr>
-          <w:rFonts w:cs="Calibri"/>
-        </w:rPr>
-        <w:t xml:space="preserve"> arrivals on average</w:t>
-      </w:r>
-      <w:r>
-        <w:rPr>
-          <w:rFonts w:cs="Calibri"/>
-        </w:rPr>
-        <w:t xml:space="preserve"> account</w:t>
-      </w:r>
-      <w:r>
-        <w:rPr>
-          <w:rFonts w:cs="Calibri"/>
-        </w:rPr>
-        <w:t>ed</w:t>
-      </w:r>
-      <w:r>
-        <w:rPr>
-          <w:rFonts w:cs="Calibri"/>
-        </w:rPr>
-        <w:t xml:space="preserve"> for </w:t>
-      </w:r>
-      <w:r>
-        <w:rPr>
-          <w:rFonts w:cs="Calibri"/>
-        </w:rPr>
-        <w:t>around</w:t>
-      </w:r>
-      <w:r>
-        <w:rPr>
-          <w:rFonts w:cs="Calibri"/>
-        </w:rPr>
-        <w:t xml:space="preserve"> 69.0%</w:t>
-      </w:r>
-      <w:r>
-        <w:rPr>
-          <w:rFonts w:cs="Calibri"/>
-        </w:rPr>
-        <w:t>.</w:t>
-      </w:r>
-      <w:r>
-        <w:rPr>
-          <w:rFonts w:cs="Calibri"/>
-        </w:rPr>
-        <w:t xml:space="preserve"> </w:t>
-      </w:r>
-      <w:r>
-        <w:rPr>
-          <w:rFonts w:cs="Calibri"/>
-        </w:rPr>
-        <w:t>Accordingly, t</w:t>
-      </w:r>
-      <w:r>
-        <w:rPr>
-          <w:rFonts w:cs="Calibri"/>
-        </w:rPr>
-        <w:t xml:space="preserve">ravel receipts have become an increasingly important component of Belize’s external services account, rising from </w:t>
-      </w:r>
-      <w:commentRangeStart w:id="13"/>
-      <w:r>
-        <w:rPr>
-          <w:rFonts w:cs="Calibri"/>
-        </w:rPr>
-        <w:t>BZ$316.6 mn in 2001 to BZ$2.4 billion</w:t>
-      </w:r>
-      <w:r>
-        <w:rPr>
-          <w:rFonts w:cs="Calibri"/>
-        </w:rPr>
-        <w:t xml:space="preserve"> (bn)</w:t>
-      </w:r>
-      <w:r>
-        <w:rPr>
-          <w:rFonts w:cs="Calibri"/>
-        </w:rPr>
-        <w:t xml:space="preserve"> in 2024.</w:t>
-      </w:r>
-      <w:commentRangeEnd w:id="13"/>
-      <w:r>
-        <w:rPr>
-          <w:rStyle w:val="CommentReference"/>
-          <w:rFonts w:cs="Calibri"/>
-          <w:sz w:val="22"/>
-          <w:szCs w:val="22"/>
-        </w:rPr>
-        <w:commentReference w:id="13"/>
-      </w:r>
-      <w:r>
-        <w:rPr>
-          <w:rFonts w:cs="Calibri"/>
-        </w:rPr>
-        <w:t xml:space="preserve"> This underscores tourism’s role as a critical source of foreign exchange earnings and its importance in supporting the country’s balance of payments position.</w:t>
-      </w:r>
     </w:p>
     <w:p>
       <w:pPr>
@@ -3646,6 +3187,155 @@
           <w:rFonts w:cs="Calibri"/>
         </w:rPr>
       </w:pPr>
+      <w:r>
+        <w:rPr>
+          <w:rFonts w:cs="Calibri"/>
+        </w:rPr>
+        <w:t>T</w:t>
+      </w:r>
+      <w:r>
+        <w:rPr>
+          <w:rFonts w:cs="Calibri"/>
+        </w:rPr>
+        <w:t>he country</w:t>
+      </w:r>
+      <w:r>
+        <w:rPr>
+          <w:rFonts w:cs="Calibri"/>
+        </w:rPr>
+        <w:t xml:space="preserve"> </w:t>
+      </w:r>
+      <w:r>
+        <w:rPr>
+          <w:rFonts w:cs="Calibri"/>
+        </w:rPr>
+        <w:t>recorded</w:t>
+      </w:r>
+      <w:r>
+        <w:rPr>
+          <w:rFonts w:cs="Calibri"/>
+        </w:rPr>
+        <w:t xml:space="preserve"> a five-fold increase in visitor arrivals, </w:t>
+      </w:r>
+      <w:r>
+        <w:rPr>
+          <w:rFonts w:cs="Calibri"/>
+        </w:rPr>
+        <w:t>rising</w:t>
+      </w:r>
+      <w:r>
+        <w:rPr>
+          <w:rFonts w:cs="Calibri"/>
+        </w:rPr>
+        <w:t xml:space="preserve"> from 216,932 in 2001 to a peak of 1.09 million (mn) in 2018. </w:t>
+      </w:r>
+      <w:r>
+        <w:rPr>
+          <w:rFonts w:cs="Calibri"/>
+        </w:rPr>
+        <w:t>Of that total, c</w:t>
+      </w:r>
+      <w:r>
+        <w:rPr>
+          <w:rFonts w:cs="Calibri"/>
+        </w:rPr>
+        <w:t>ruise</w:t>
+      </w:r>
+      <w:r>
+        <w:rPr>
+          <w:rFonts w:cs="Calibri"/>
+        </w:rPr>
+        <w:t xml:space="preserve"> arrivals on average</w:t>
+      </w:r>
+      <w:r>
+        <w:rPr>
+          <w:rFonts w:cs="Calibri"/>
+        </w:rPr>
+        <w:t xml:space="preserve"> account</w:t>
+      </w:r>
+      <w:r>
+        <w:rPr>
+          <w:rFonts w:cs="Calibri"/>
+        </w:rPr>
+        <w:t>ed</w:t>
+      </w:r>
+      <w:r>
+        <w:rPr>
+          <w:rFonts w:cs="Calibri"/>
+        </w:rPr>
+        <w:t xml:space="preserve"> for </w:t>
+      </w:r>
+      <w:r>
+        <w:rPr>
+          <w:rFonts w:cs="Calibri"/>
+        </w:rPr>
+        <w:t>around</w:t>
+      </w:r>
+      <w:r>
+        <w:rPr>
+          <w:rFonts w:cs="Calibri"/>
+        </w:rPr>
+        <w:t xml:space="preserve"> 69.0%</w:t>
+      </w:r>
+      <w:r>
+        <w:rPr>
+          <w:rFonts w:cs="Calibri"/>
+        </w:rPr>
+        <w:t>.</w:t>
+      </w:r>
+      <w:r>
+        <w:rPr>
+          <w:rFonts w:cs="Calibri"/>
+        </w:rPr>
+        <w:t xml:space="preserve"> </w:t>
+      </w:r>
+      <w:r>
+        <w:rPr>
+          <w:rFonts w:cs="Calibri"/>
+        </w:rPr>
+        <w:t>Accordingly, t</w:t>
+      </w:r>
+      <w:r>
+        <w:rPr>
+          <w:rFonts w:cs="Calibri"/>
+        </w:rPr>
+        <w:t xml:space="preserve">ravel receipts have become an increasingly important component of Belize’s external services account, rising from </w:t>
+      </w:r>
+      <w:commentRangeStart w:id="9"/>
+      <w:r>
+        <w:rPr>
+          <w:rFonts w:cs="Calibri"/>
+        </w:rPr>
+        <w:t>BZ$316.6 mn in 2001 to BZ$2.4 billion</w:t>
+      </w:r>
+      <w:r>
+        <w:rPr>
+          <w:rFonts w:cs="Calibri"/>
+        </w:rPr>
+        <w:t xml:space="preserve"> (bn)</w:t>
+      </w:r>
+      <w:r>
+        <w:rPr>
+          <w:rFonts w:cs="Calibri"/>
+        </w:rPr>
+        <w:t xml:space="preserve"> in 2024.</w:t>
+      </w:r>
+      <w:commentRangeEnd w:id="9"/>
+      <w:r>
+        <w:rPr>
+          <w:rStyle w:val="CommentReference"/>
+          <w:rFonts w:cs="Calibri"/>
+          <w:sz w:val="22"/>
+          <w:szCs w:val="22"/>
+        </w:rPr>
+        <w:commentReference w:id="9"/>
+      </w:r>
+      <w:r>
+        <w:rPr>
+          <w:rFonts w:cs="Calibri"/>
+        </w:rPr>
+        <w:t xml:space="preserve"> This underscores tourism’s role as a critical source of foreign exchange earnings and its importance in supporting the country’s balance of payments position.</w:t>
+      </w:r>
     </w:p>
     <w:p>
       <w:pPr>
@@ -3654,6 +3344,16 @@
         <w:jc w:val="both"/>
         <w:rPr>
           <w:rFonts w:cs="Calibri"/>
+        </w:rPr>
+      </w:pPr>
+    </w:p>
+    <w:p>
+      <w:pPr>
+        <w:pStyle w:val="BodyText"/>
+        <w:ind w:right="4"/>
+        <w:jc w:val="both"/>
+        <w:rPr>
+          <w:rFonts w:cs="Calibri"/>
           <w:b/>
           <w:bCs/>
         </w:rPr>
@@ -3677,22 +3377,32 @@
     </w:p>
     <w:p>
       <w:pPr>
-        <w:pStyle w:val="Heading3"/>
-        <w:rPr>
+        <w:pStyle w:val="Heading2"/>
+        <w:rPr>
+          <w:rFonts w:ascii="Trebuchet MS" w:hAnsi="Trebuchet MS"/>
+          <w:b/>
+          <w:bCs/>
+        </w:rPr>
+      </w:pPr>
+      <w:r>
+        <w:rPr>
+          <w:rFonts w:ascii="Trebuchet MS" w:hAnsi="Trebuchet MS"/>
           <w:b/>
           <w:bCs/>
           <w:sz w:val="24"/>
           <w:szCs w:val="24"/>
         </w:rPr>
-      </w:pPr>
-      <w:r>
-        <w:rPr>
+        <w:t>Productivity</w:t>
+      </w:r>
+      <w:r>
+        <w:rPr>
+          <w:rFonts w:ascii="Trebuchet MS" w:hAnsi="Trebuchet MS"/>
           <w:b/>
           <w:bCs/>
           <w:sz w:val="24"/>
           <w:szCs w:val="24"/>
         </w:rPr>
-        <w:t>Productivity</w:t>
+        <w:t xml:space="preserve"> Analysis</w:t>
       </w:r>
     </w:p>
     <w:p>
@@ -3708,14 +3418,7 @@
         <w:rPr>
           <w:rFonts w:cs="Calibri"/>
         </w:rPr>
-        <w:t xml:space="preserve">The factors that contributed to economic growth in Belize over the past three decades have gradually changed. During the 1991-1995 period, economic growth was driven primarily by physical capital accumulation, which contributed approximately 3.5 percentage points to </w:t>
-      </w:r>
-      <w:r>
-        <w:rPr>
-          <w:rFonts w:cs="Calibri"/>
-        </w:rPr>
-        <w:lastRenderedPageBreak/>
-        <w:t>annual GDP growth</w:t>
+        <w:t>The factors that contributed to economic growth in Belize over the past three decades have gradually changed. During the 1991-1995 period, economic growth was driven primarily by physical capital accumulation, which contributed approximately 3.5 percentage points to annual GDP growth</w:t>
       </w:r>
       <w:r>
         <w:rPr>
@@ -3789,7 +3492,7 @@
           <w:szCs w:val="22"/>
         </w:rPr>
       </w:pPr>
-      <w:commentRangeStart w:id="14"/>
+      <w:commentRangeStart w:id="10"/>
       <w:r>
         <w:rPr>
           <w:b/>
@@ -3799,6 +3502,7 @@
           <w:sz w:val="22"/>
           <w:szCs w:val="22"/>
         </w:rPr>
+        <w:lastRenderedPageBreak/>
         <w:t xml:space="preserve">Figure </w:t>
       </w:r>
       <w:r>
@@ -3895,7 +3599,7 @@
         </w:rPr>
         <w:t>Belize Growth Accounting Decomposition (Avg. Annual Contribution to Real GDP)</w:t>
       </w:r>
-      <w:commentRangeEnd w:id="14"/>
+      <w:commentRangeEnd w:id="10"/>
       <w:r>
         <w:rPr>
           <w:rStyle w:val="CommentReference"/>
@@ -3906,7 +3610,7 @@
           <w:sz w:val="22"/>
           <w:szCs w:val="22"/>
         </w:rPr>
-        <w:commentReference w:id="14"/>
+        <w:commentReference w:id="10"/>
       </w:r>
     </w:p>
     <w:p>
@@ -3918,6 +3622,7 @@
           <w:rFonts w:cs="Calibri"/>
         </w:rPr>
       </w:pPr>
+      <w:commentRangeStart w:id="11"/>
       <w:r>
         <w:rPr>
           <w:rFonts w:cs="Calibri"/>
@@ -3959,6 +3664,16 @@
           </wp:inline>
         </w:drawing>
       </w:r>
+      <w:commentRangeEnd w:id="11"/>
+      <w:r>
+        <w:rPr>
+          <w:rStyle w:val="CommentReference"/>
+          <w:rFonts w:cs="Calibri"/>
+          <w:sz w:val="22"/>
+          <w:szCs w:val="22"/>
+        </w:rPr>
+        <w:commentReference w:id="11"/>
+      </w:r>
     </w:p>
     <w:p>
       <w:pPr>
@@ -4001,14 +3716,7 @@
         <w:rPr>
           <w:rFonts w:cs="Calibri"/>
         </w:rPr>
-        <w:t xml:space="preserve"> the efficiency with which  these factors were utilized reduced. The findings may reflect several structural constraints facing Belize, including low productivity growth, weak technological diffusion, infrastructure bottlenecks, institutional </w:t>
-      </w:r>
-      <w:r>
-        <w:rPr>
-          <w:rFonts w:cs="Calibri"/>
-        </w:rPr>
-        <w:lastRenderedPageBreak/>
-        <w:t xml:space="preserve">inefficiencies, </w:t>
+        <w:t xml:space="preserve"> the efficiency with which  these factors were utilized reduced. The findings may reflect several structural constraints facing Belize, including low productivity growth, weak technological diffusion, infrastructure bottlenecks, institutional inefficiencies, </w:t>
       </w:r>
       <w:r>
         <w:rPr>
@@ -4073,7 +3781,14 @@
         <w:rPr>
           <w:rFonts w:cs="Calibri"/>
         </w:rPr>
-        <w:t>The 2020–2023 period reflects the extraordinary disruptions associated with the COVID-19 pandemic and the subsequent recovery. Despite severe economic contraction during 2020, the average period still shows positive contributions from capital and labour, reflecting the rapid rebound in tourism, employment recovery, and post-pandemic investment activity. TFP appears close to neutral over this period, suggesting that the recovery was driven more by cyclical reopening effects than by deeper productivity-enhancing structural transformation.</w:t>
+        <w:t xml:space="preserve">The 2020–2023 period reflects the extraordinary disruptions associated with the COVID-19 pandemic and the subsequent recovery. Despite severe economic contraction during 2020, the </w:t>
+      </w:r>
+      <w:r>
+        <w:rPr>
+          <w:rFonts w:cs="Calibri"/>
+        </w:rPr>
+        <w:lastRenderedPageBreak/>
+        <w:t>average period still shows positive contributions from capital and labour, reflecting the rapid rebound in tourism, employment recovery, and post-pandemic investment activity. TFP appears close to neutral over this period, suggesting that the recovery was driven more by cyclical reopening effects than by deeper productivity-enhancing structural transformation.</w:t>
       </w:r>
     </w:p>
     <w:p>
@@ -4121,15 +3836,15 @@
           <w:rFonts w:cs="Calibri"/>
         </w:rPr>
       </w:pPr>
-      <w:commentRangeStart w:id="15"/>
-      <w:commentRangeStart w:id="16"/>
+      <w:commentRangeStart w:id="12"/>
+      <w:commentRangeStart w:id="13"/>
       <w:r>
         <w:rPr>
           <w:rFonts w:cs="Calibri"/>
         </w:rPr>
         <w:t xml:space="preserve">Comparator economies such as Costa Rica, the Dominican Republic, and Mauritius provide </w:t>
       </w:r>
-      <w:commentRangeEnd w:id="16"/>
+      <w:commentRangeEnd w:id="13"/>
       <w:r>
         <w:rPr>
           <w:rStyle w:val="CommentReference"/>
@@ -4137,7 +3852,7 @@
           <w:sz w:val="22"/>
           <w:szCs w:val="22"/>
         </w:rPr>
-        <w:commentReference w:id="16"/>
+        <w:commentReference w:id="13"/>
       </w:r>
       <w:r>
         <w:rPr>
@@ -4169,7 +3884,7 @@
         </w:rPr>
         <w:t xml:space="preserve">GNI grew by only 19.3%, reflecting the presence of a persistent middle-income trap dynamics, which is limiting long-term income convergence relative to the selected comparator countries. </w:t>
       </w:r>
-      <w:commentRangeEnd w:id="15"/>
+      <w:commentRangeEnd w:id="12"/>
       <w:r>
         <w:rPr>
           <w:rStyle w:val="CommentReference"/>
@@ -4177,7 +3892,7 @@
           <w:sz w:val="22"/>
           <w:szCs w:val="22"/>
         </w:rPr>
-        <w:commentReference w:id="15"/>
+        <w:commentReference w:id="12"/>
       </w:r>
     </w:p>
     <w:p>
@@ -4370,7 +4085,6 @@
         <w:rPr>
           <w:rFonts w:cs="Calibri"/>
         </w:rPr>
-        <w:lastRenderedPageBreak/>
         <w:t xml:space="preserve">In contrast, Belize’s real </w:t>
       </w:r>
       <w:r>
@@ -4436,7 +4150,7 @@
           <w:szCs w:val="22"/>
         </w:rPr>
       </w:pPr>
-      <w:commentRangeStart w:id="17"/>
+      <w:commentRangeStart w:id="14"/>
       <w:r>
         <w:rPr>
           <w:rFonts w:cs="Calibri"/>
@@ -4447,6 +4161,7 @@
           <w:sz w:val="22"/>
           <w:szCs w:val="22"/>
         </w:rPr>
+        <w:lastRenderedPageBreak/>
         <w:t xml:space="preserve">Figure </w:t>
       </w:r>
       <w:r>
@@ -4551,7 +4266,7 @@
         </w:rPr>
         <w:t xml:space="preserve">Gross National Income Per Capita, PPP (Constant 2021 Internation $) </w:t>
       </w:r>
-      <w:commentRangeEnd w:id="17"/>
+      <w:commentRangeEnd w:id="14"/>
       <w:r>
         <w:rPr>
           <w:rStyle w:val="CommentReference"/>
@@ -4563,7 +4278,7 @@
           <w:sz w:val="22"/>
           <w:szCs w:val="22"/>
         </w:rPr>
-        <w:commentReference w:id="17"/>
+        <w:commentReference w:id="14"/>
       </w:r>
     </w:p>
     <w:p>
@@ -4889,7 +4604,6 @@
           <w:sz w:val="28"/>
           <w:szCs w:val="28"/>
         </w:rPr>
-        <w:lastRenderedPageBreak/>
         <w:t>Demographic</w:t>
       </w:r>
       <w:r>
@@ -4902,7 +4616,7 @@
         </w:rPr>
         <w:t xml:space="preserve"> </w:t>
       </w:r>
-      <w:commentRangeStart w:id="18"/>
+      <w:commentRangeStart w:id="15"/>
       <w:r>
         <w:rPr>
           <w:rFonts w:ascii="Trebuchet MS" w:hAnsi="Trebuchet MS"/>
@@ -4933,7 +4647,7 @@
         </w:rPr>
         <w:t>Trends</w:t>
       </w:r>
-      <w:commentRangeEnd w:id="18"/>
+      <w:commentRangeEnd w:id="15"/>
       <w:r>
         <w:rPr>
           <w:rStyle w:val="CommentReference"/>
@@ -4943,7 +4657,7 @@
           <w:sz w:val="28"/>
           <w:szCs w:val="28"/>
         </w:rPr>
-        <w:commentReference w:id="18"/>
+        <w:commentReference w:id="15"/>
       </w:r>
     </w:p>
     <w:p>
@@ -4968,14 +4682,14 @@
           <w:rFonts w:cs="Calibri"/>
         </w:rPr>
       </w:pPr>
-      <w:commentRangeStart w:id="19"/>
+      <w:commentRangeStart w:id="16"/>
       <w:r>
         <w:rPr>
           <w:rFonts w:cs="Calibri"/>
         </w:rPr>
         <w:t xml:space="preserve">Belize’s estimated mid-year population in 2026 stood at </w:t>
       </w:r>
-      <w:commentRangeStart w:id="20"/>
+      <w:commentRangeStart w:id="17"/>
       <w:r>
         <w:rPr>
           <w:rFonts w:cs="Calibri"/>
@@ -4988,7 +4702,7 @@
         </w:rPr>
         <w:t>, comprising 210,525 males and 217,869 females,</w:t>
       </w:r>
-      <w:commentRangeEnd w:id="20"/>
+      <w:commentRangeEnd w:id="17"/>
       <w:r>
         <w:rPr>
           <w:rStyle w:val="CommentReference"/>
@@ -4996,7 +4710,7 @@
           <w:sz w:val="22"/>
           <w:szCs w:val="22"/>
         </w:rPr>
-        <w:commentReference w:id="20"/>
+        <w:commentReference w:id="17"/>
       </w:r>
       <w:r>
         <w:rPr>
@@ -5010,7 +4724,7 @@
         </w:rPr>
         <w:t xml:space="preserve">. </w:t>
       </w:r>
-      <w:commentRangeEnd w:id="19"/>
+      <w:commentRangeEnd w:id="16"/>
       <w:r>
         <w:rPr>
           <w:rStyle w:val="CommentReference"/>
@@ -5018,7 +4732,7 @@
           <w:sz w:val="22"/>
           <w:szCs w:val="22"/>
         </w:rPr>
-        <w:commentReference w:id="19"/>
+        <w:commentReference w:id="16"/>
       </w:r>
       <w:r>
         <w:rPr>
@@ -5026,7 +4740,7 @@
         </w:rPr>
         <w:t xml:space="preserve">Between 2015 and 2026, </w:t>
       </w:r>
-      <w:commentRangeStart w:id="21"/>
+      <w:commentRangeStart w:id="18"/>
       <w:r>
         <w:rPr>
           <w:rFonts w:cs="Calibri"/>
@@ -5051,7 +4765,7 @@
         </w:rPr>
         <w:t xml:space="preserve"> </w:t>
       </w:r>
-      <w:commentRangeEnd w:id="21"/>
+      <w:commentRangeEnd w:id="18"/>
       <w:r>
         <w:rPr>
           <w:rStyle w:val="CommentReference"/>
@@ -5059,7 +4773,7 @@
           <w:sz w:val="22"/>
           <w:szCs w:val="22"/>
         </w:rPr>
-        <w:commentReference w:id="21"/>
+        <w:commentReference w:id="18"/>
       </w:r>
     </w:p>
     <w:p>
@@ -5103,14 +4817,14 @@
         </w:rPr>
         <w:t xml:space="preserve">small developing </w:t>
       </w:r>
-      <w:commentRangeStart w:id="22"/>
+      <w:commentRangeStart w:id="19"/>
       <w:r>
         <w:rPr>
           <w:rFonts w:cs="Calibri"/>
         </w:rPr>
         <w:t>states</w:t>
       </w:r>
-      <w:commentRangeEnd w:id="22"/>
+      <w:commentRangeEnd w:id="19"/>
       <w:r>
         <w:rPr>
           <w:rStyle w:val="CommentReference"/>
@@ -5118,7 +4832,7 @@
           <w:sz w:val="22"/>
           <w:szCs w:val="22"/>
         </w:rPr>
-        <w:commentReference w:id="22"/>
+        <w:commentReference w:id="19"/>
       </w:r>
       <w:r>
         <w:rPr>
@@ -5132,7 +4846,7 @@
         </w:rPr>
         <w:t xml:space="preserve"> is becoming increasingly ruralized. </w:t>
       </w:r>
-      <w:commentRangeStart w:id="23"/>
+      <w:commentRangeStart w:id="20"/>
       <w:r>
         <w:rPr>
           <w:rFonts w:cs="Calibri"/>
@@ -5169,7 +4883,7 @@
         </w:rPr>
         <w:t xml:space="preserve"> several districts emerging as key labour supply centers</w:t>
       </w:r>
-      <w:commentRangeEnd w:id="23"/>
+      <w:commentRangeEnd w:id="20"/>
       <w:r>
         <w:rPr>
           <w:rStyle w:val="CommentReference"/>
@@ -5177,7 +4891,7 @@
           <w:sz w:val="22"/>
           <w:szCs w:val="22"/>
         </w:rPr>
-        <w:commentReference w:id="23"/>
+        <w:commentReference w:id="20"/>
       </w:r>
       <w:r>
         <w:rPr>
@@ -5241,7 +4955,7 @@
         </w:rPr>
         <w:t xml:space="preserve"> </w:t>
       </w:r>
-      <w:commentRangeStart w:id="24"/>
+      <w:commentRangeStart w:id="21"/>
       <w:r>
         <w:rPr>
           <w:rFonts w:cs="Calibri"/>
@@ -5260,7 +4974,7 @@
         </w:rPr>
         <w:t xml:space="preserve">  </w:t>
       </w:r>
-      <w:commentRangeEnd w:id="24"/>
+      <w:commentRangeEnd w:id="21"/>
       <w:r>
         <w:rPr>
           <w:rStyle w:val="CommentReference"/>
@@ -5268,7 +4982,7 @@
           <w:sz w:val="22"/>
           <w:szCs w:val="22"/>
         </w:rPr>
-        <w:commentReference w:id="24"/>
+        <w:commentReference w:id="21"/>
       </w:r>
     </w:p>
     <w:p>
@@ -5342,14 +5056,14 @@
         </w:rPr>
         <w:t xml:space="preserve"> pressures on the economy’s capacity to generate productive employment opportunities, particularly for youth entering the labor market. At the same time, </w:t>
       </w:r>
-      <w:commentRangeStart w:id="25"/>
+      <w:commentRangeStart w:id="22"/>
       <w:r>
         <w:rPr>
           <w:rFonts w:cs="Calibri"/>
         </w:rPr>
         <w:t>sustained population growth raises demand for housing, education, healthcare, transportation, and other public infrastructure</w:t>
       </w:r>
-      <w:commentRangeEnd w:id="25"/>
+      <w:commentRangeEnd w:id="22"/>
       <w:r>
         <w:rPr>
           <w:rStyle w:val="CommentReference"/>
@@ -5357,7 +5071,7 @@
           <w:sz w:val="22"/>
           <w:szCs w:val="22"/>
         </w:rPr>
-        <w:commentReference w:id="25"/>
+        <w:commentReference w:id="22"/>
       </w:r>
       <w:r>
         <w:rPr>
@@ -5463,7 +5177,7 @@
           <w:rFonts w:cs="Calibri"/>
         </w:rPr>
       </w:pPr>
-      <w:commentRangeStart w:id="26"/>
+      <w:commentRangeStart w:id="23"/>
       <w:r>
         <w:rPr>
           <w:rFonts w:cs="Calibri"/>
@@ -5475,7 +5189,7 @@
           <w:rStyle w:val="FootnoteReference"/>
           <w:rFonts w:cs="Calibri"/>
         </w:rPr>
-        <w:footnoteReference w:id="3"/>
+        <w:footnoteReference w:id="5"/>
       </w:r>
       <w:r>
         <w:rPr>
@@ -5489,7 +5203,7 @@
         </w:rPr>
         <w:t>, reflecting a relatively youthful demographic structure. The dependency burden is concentrated among the younger cohort of the population, as evidenced by a youth dependence ratio of 43.8%, while the old-age dependency ratio is comparatively low at 10.9</w:t>
       </w:r>
-      <w:commentRangeEnd w:id="26"/>
+      <w:commentRangeEnd w:id="23"/>
       <w:r>
         <w:rPr>
           <w:rStyle w:val="CommentReference"/>
@@ -5497,7 +5211,7 @@
           <w:sz w:val="22"/>
           <w:szCs w:val="22"/>
         </w:rPr>
-        <w:commentReference w:id="26"/>
+        <w:commentReference w:id="23"/>
       </w:r>
       <w:r>
         <w:rPr>
@@ -5612,7 +5326,7 @@
           <w:szCs w:val="22"/>
         </w:rPr>
       </w:pPr>
-      <w:commentRangeStart w:id="27"/>
+      <w:commentRangeStart w:id="24"/>
       <w:r>
         <w:rPr>
           <w:rFonts w:cs="Calibri"/>
@@ -5623,7 +5337,6 @@
           <w:sz w:val="22"/>
           <w:szCs w:val="22"/>
         </w:rPr>
-        <w:lastRenderedPageBreak/>
         <w:t xml:space="preserve">Figure </w:t>
       </w:r>
       <w:r>
@@ -5699,7 +5412,7 @@
         </w:rPr>
         <w:t xml:space="preserve">: </w:t>
       </w:r>
-      <w:commentRangeEnd w:id="27"/>
+      <w:commentRangeEnd w:id="24"/>
       <w:r>
         <w:rPr>
           <w:rStyle w:val="CommentReference"/>
@@ -5711,7 +5424,7 @@
           <w:sz w:val="22"/>
           <w:szCs w:val="22"/>
         </w:rPr>
-        <w:commentReference w:id="27"/>
+        <w:commentReference w:id="24"/>
       </w:r>
     </w:p>
     <w:p>
@@ -5873,7 +5586,7 @@
         </w:rPr>
         <w:t xml:space="preserve"> </w:t>
       </w:r>
-      <w:commentRangeStart w:id="28"/>
+      <w:commentRangeStart w:id="25"/>
       <w:r>
         <w:rPr>
           <w:rFonts w:cs="Calibri"/>
@@ -5904,7 +5617,7 @@
         </w:rPr>
         <w:t xml:space="preserve"> are macro-critical, as it can weaken human capital deepening and constrain domestic labour market dynamism.</w:t>
       </w:r>
-      <w:commentRangeEnd w:id="28"/>
+      <w:commentRangeEnd w:id="25"/>
       <w:r>
         <w:rPr>
           <w:rStyle w:val="CommentReference"/>
@@ -5912,7 +5625,7 @@
           <w:sz w:val="22"/>
           <w:szCs w:val="22"/>
         </w:rPr>
-        <w:commentReference w:id="28"/>
+        <w:commentReference w:id="25"/>
       </w:r>
     </w:p>
     <w:p>
@@ -6080,7 +5793,7 @@
           <w:szCs w:val="22"/>
         </w:rPr>
       </w:pPr>
-      <w:commentRangeStart w:id="29"/>
+      <w:commentRangeStart w:id="26"/>
       <w:r>
         <w:rPr>
           <w:b/>
@@ -6090,7 +5803,6 @@
           <w:sz w:val="22"/>
           <w:szCs w:val="22"/>
         </w:rPr>
-        <w:lastRenderedPageBreak/>
         <w:t xml:space="preserve">Figure </w:t>
       </w:r>
       <w:r>
@@ -6187,7 +5899,7 @@
         </w:rPr>
         <w:t>Belize Demographic Transition, 2015-2025</w:t>
       </w:r>
-      <w:commentRangeEnd w:id="29"/>
+      <w:commentRangeEnd w:id="26"/>
       <w:r>
         <w:rPr>
           <w:rStyle w:val="CommentReference"/>
@@ -6198,7 +5910,7 @@
           <w:sz w:val="22"/>
           <w:szCs w:val="22"/>
         </w:rPr>
-        <w:commentReference w:id="29"/>
+        <w:commentReference w:id="26"/>
       </w:r>
     </w:p>
     <w:p>
@@ -6449,14 +6161,14 @@
         </w:rPr>
         <w:t xml:space="preserve"> likely reflects expanding economic opportunities associated with the growth of the tourism sector as well as inward migration from neighbouring Central American countries. Net migration flows strengthened during the 2000s, contributing to the expansion of the labour force and total population growth. Migration patterns, however, remain highly sensitive to economic conditions, </w:t>
       </w:r>
-      <w:commentRangeStart w:id="30"/>
+      <w:commentRangeStart w:id="27"/>
       <w:r>
         <w:rPr>
           <w:rFonts w:cs="Calibri"/>
         </w:rPr>
         <w:t>as evidenced by the sharp decline during the COVID-19 pandemic and the subsequent rebound in 2022</w:t>
       </w:r>
-      <w:commentRangeEnd w:id="30"/>
+      <w:commentRangeEnd w:id="27"/>
       <w:r>
         <w:rPr>
           <w:rStyle w:val="CommentReference"/>
@@ -6464,7 +6176,7 @@
           <w:sz w:val="22"/>
           <w:szCs w:val="22"/>
         </w:rPr>
-        <w:commentReference w:id="30"/>
+        <w:commentReference w:id="27"/>
       </w:r>
       <w:r>
         <w:rPr>
@@ -6515,7 +6227,7 @@
           <w:rStyle w:val="FootnoteReference"/>
           <w:rFonts w:cs="Calibri"/>
         </w:rPr>
-        <w:footnoteReference w:id="4"/>
+        <w:footnoteReference w:id="6"/>
       </w:r>
       <w:r>
         <w:rPr>
@@ -6971,7 +6683,7 @@
           <w:szCs w:val="28"/>
         </w:rPr>
       </w:pPr>
-      <w:commentRangeStart w:id="31"/>
+      <w:commentRangeStart w:id="28"/>
       <w:r>
         <w:rPr>
           <w:rFonts w:ascii="Trebuchet MS" w:hAnsi="Trebuchet MS"/>
@@ -6980,10 +6692,9 @@
           <w:sz w:val="28"/>
           <w:szCs w:val="28"/>
         </w:rPr>
-        <w:lastRenderedPageBreak/>
         <w:t>Labour Market Assessment</w:t>
       </w:r>
-      <w:commentRangeEnd w:id="31"/>
+      <w:commentRangeEnd w:id="28"/>
       <w:r>
         <w:rPr>
           <w:rStyle w:val="CommentReference"/>
@@ -6993,7 +6704,7 @@
           <w:sz w:val="28"/>
           <w:szCs w:val="28"/>
         </w:rPr>
-        <w:commentReference w:id="31"/>
+        <w:commentReference w:id="28"/>
       </w:r>
     </w:p>
     <w:bookmarkEnd w:id="0"/>
@@ -7470,7 +7181,6 @@
         <w:rPr>
           <w:rFonts w:cs="Aptos Serif"/>
         </w:rPr>
-        <w:lastRenderedPageBreak/>
         <w:t xml:space="preserve">The diverging trajectories of younger and older working </w:t>
       </w:r>
       <w:r>
@@ -7585,7 +7295,7 @@
           <w:rFonts w:cs="Aptos Serif"/>
         </w:rPr>
       </w:pPr>
-      <w:commentRangeStart w:id="32"/>
+      <w:commentRangeStart w:id="29"/>
       <w:r>
         <w:rPr>
           <w:rFonts w:cs="Aptos Serif"/>
@@ -7714,7 +7424,7 @@
         </w:rPr>
         <w:t xml:space="preserve"> The population with secondary education increased from 50,037 persons in 2015 to 70,051 persons in 2024, equivalent to 40.0%. Similarly, the number of persons with tertiary education expanded from 35,229 to 54,025 over the same period, representing an increase of nearly 53.4%. This growth in tertiary education attainment suggests a gradual deepening of Belize’s skilled labour force and may reflect expanded access to higher education, increased educational participation and changing labour market demands.</w:t>
       </w:r>
-      <w:commentRangeEnd w:id="32"/>
+      <w:commentRangeEnd w:id="29"/>
       <w:r>
         <w:rPr>
           <w:rStyle w:val="CommentReference"/>
@@ -7722,7 +7432,7 @@
           <w:sz w:val="22"/>
           <w:szCs w:val="22"/>
         </w:rPr>
-        <w:commentReference w:id="32"/>
+        <w:commentReference w:id="29"/>
       </w:r>
     </w:p>
     <w:p>
@@ -7790,14 +7500,7 @@
         <w:rPr>
           <w:rFonts w:cs="Aptos Serif"/>
         </w:rPr>
-        <w:t xml:space="preserve">Although the expansion in secondary and tertiary education is encouraging from a labour productivity and competitiveness standpoint, the continued dominance of primary-level </w:t>
-      </w:r>
-      <w:r>
-        <w:rPr>
-          <w:rFonts w:cs="Aptos Serif"/>
-        </w:rPr>
-        <w:lastRenderedPageBreak/>
-        <w:t xml:space="preserve">attainment points to persistent structural constraints withing the education and training system in Belize. The composition of educational attainment reflects the economic structure of Belize, which is concentrated in labour intensive low skills sector such as tourism services and agriculture. </w:t>
+        <w:t xml:space="preserve">Although the expansion in secondary and tertiary education is encouraging from a labour productivity and competitiveness standpoint, the continued dominance of primary-level attainment points to persistent structural constraints withing the education and training system in Belize. The composition of educational attainment reflects the economic structure of Belize, which is concentrated in labour intensive low skills sector such as tourism services and agriculture. </w:t>
       </w:r>
       <w:r>
         <w:rPr>
@@ -8017,14 +7720,7 @@
         <w:rPr>
           <w:rFonts w:cs="Calibri"/>
         </w:rPr>
-        <w:t xml:space="preserve">Overall, the evidence suggests that Belize is at an important stage of its demographic and labour market transition. The country continues to benefit from an expanding working-age population and gradual improvements in educational attainment, both of which present opportunities to strengthen productivity, enhance labour market competitiveness and support higher long-term economic growth. At the same time, emerging structural shifts, including the ageing of the working-age population, continued rural concentration and the relatively slow pace of human capital upgrading, highlight the need for targeted policy intervention. Successfully harnessing Belize’s demographic potential will therefore depend on the country’s ability to generate sustained productive employment, deepen investments in education and skills development, </w:t>
-      </w:r>
-      <w:r>
-        <w:rPr>
-          <w:rFonts w:cs="Calibri"/>
-        </w:rPr>
-        <w:lastRenderedPageBreak/>
-        <w:t>improve labour market inclusion and facilitate the transition toward more diversified, knowledge-intensive and higher value-added economic activities.</w:t>
+        <w:t>Overall, the evidence suggests that Belize is at an important stage of its demographic and labour market transition. The country continues to benefit from an expanding working-age population and gradual improvements in educational attainment, both of which present opportunities to strengthen productivity, enhance labour market competitiveness and support higher long-term economic growth. At the same time, emerging structural shifts, including the ageing of the working-age population, continued rural concentration and the relatively slow pace of human capital upgrading, highlight the need for targeted policy intervention. Successfully harnessing Belize’s demographic potential will therefore depend on the country’s ability to generate sustained productive employment, deepen investments in education and skills development, improve labour market inclusion and facilitate the transition toward more diversified, knowledge-intensive and higher value-added economic activities.</w:t>
       </w:r>
     </w:p>
     <w:p>
@@ -10034,7 +9730,7 @@
                 <w:szCs w:val="20"/>
               </w:rPr>
             </w:pPr>
-            <w:commentRangeStart w:id="33"/>
+            <w:commentRangeStart w:id="30"/>
             <w:r>
               <w:rPr>
                 <w:rFonts w:cs="Calibri"/>
@@ -10061,7 +9757,7 @@
               </w:rPr>
               <w:t xml:space="preserve">175,944 </w:t>
             </w:r>
-            <w:commentRangeEnd w:id="33"/>
+            <w:commentRangeEnd w:id="30"/>
             <w:r>
               <w:rPr>
                 <w:rStyle w:val="CommentReference"/>
@@ -10069,7 +9765,7 @@
                 <w:sz w:val="20"/>
                 <w:szCs w:val="20"/>
               </w:rPr>
-              <w:commentReference w:id="33"/>
+              <w:commentReference w:id="30"/>
             </w:r>
           </w:p>
         </w:tc>
@@ -10234,7 +9930,7 @@
           <w:szCs w:val="24"/>
         </w:rPr>
       </w:pPr>
-      <w:commentRangeStart w:id="34"/>
+      <w:commentRangeStart w:id="31"/>
       <w:r>
         <w:rPr>
           <w:b/>
@@ -10242,10 +9938,9 @@
           <w:sz w:val="24"/>
           <w:szCs w:val="24"/>
         </w:rPr>
-        <w:lastRenderedPageBreak/>
         <w:t>Gender Participation Gap</w:t>
       </w:r>
-      <w:commentRangeEnd w:id="34"/>
+      <w:commentRangeEnd w:id="31"/>
       <w:r>
         <w:rPr>
           <w:rStyle w:val="CommentReference"/>
@@ -10254,7 +9949,7 @@
           <w:sz w:val="24"/>
           <w:szCs w:val="24"/>
         </w:rPr>
-        <w:commentReference w:id="34"/>
+        <w:commentReference w:id="31"/>
       </w:r>
     </w:p>
     <w:p>
@@ -10365,7 +10060,7 @@
           <w:szCs w:val="22"/>
         </w:rPr>
       </w:pPr>
-      <w:commentRangeStart w:id="35"/>
+      <w:commentRangeStart w:id="32"/>
       <w:r>
         <w:rPr>
           <w:b/>
@@ -10471,7 +10166,7 @@
         </w:rPr>
         <w:t>Belize: Labour Force Participation and Gender Gap</w:t>
       </w:r>
-      <w:commentRangeEnd w:id="35"/>
+      <w:commentRangeEnd w:id="32"/>
       <w:r>
         <w:rPr>
           <w:rStyle w:val="CommentReference"/>
@@ -10482,7 +10177,7 @@
           <w:sz w:val="22"/>
           <w:szCs w:val="22"/>
         </w:rPr>
-        <w:commentReference w:id="35"/>
+        <w:commentReference w:id="32"/>
       </w:r>
     </w:p>
     <w:p>
@@ -10599,23 +10294,16 @@
         <w:rPr>
           <w:rFonts w:cs="Calibri"/>
         </w:rPr>
-        <w:t xml:space="preserve">The persistence of this participation gap points to the existence of structural barriers limiting women’s attachment to the labour market. These barriers may include unpaid care and </w:t>
-      </w:r>
-      <w:r>
-        <w:rPr>
-          <w:rFonts w:cs="Calibri"/>
-        </w:rPr>
-        <w:lastRenderedPageBreak/>
-        <w:t xml:space="preserve">domestic responsibilities, transportation limitations, </w:t>
-      </w:r>
-      <w:commentRangeStart w:id="36"/>
+        <w:t xml:space="preserve">The persistence of this participation gap points to the existence of structural barriers limiting women’s attachment to the labour market. These barriers may include unpaid care and domestic responsibilities, transportation limitations, </w:t>
+      </w:r>
+      <w:commentRangeStart w:id="33"/>
       <w:r>
         <w:rPr>
           <w:rFonts w:cs="Calibri"/>
         </w:rPr>
         <w:t xml:space="preserve">occupational segregation, </w:t>
       </w:r>
-      <w:commentRangeEnd w:id="36"/>
+      <w:commentRangeEnd w:id="33"/>
       <w:r>
         <w:rPr>
           <w:rStyle w:val="CommentReference"/>
@@ -10623,7 +10311,7 @@
           <w:sz w:val="22"/>
           <w:szCs w:val="22"/>
         </w:rPr>
-        <w:commentReference w:id="36"/>
+        <w:commentReference w:id="33"/>
       </w:r>
       <w:r>
         <w:rPr>
@@ -10889,14 +10577,7 @@
         <w:rPr>
           <w:rFonts w:cs="Calibri"/>
         </w:rPr>
-        <w:t xml:space="preserve">These constraints likely </w:t>
-      </w:r>
-      <w:r>
-        <w:rPr>
-          <w:rFonts w:cs="Calibri"/>
-        </w:rPr>
-        <w:lastRenderedPageBreak/>
-        <w:t>contribute to lower female labour force participation and higher levels of labour market inactivity among women, particularly mothers.</w:t>
+        <w:t>These constraints likely contribute to lower female labour force participation and higher levels of labour market inactivity among women, particularly mothers.</w:t>
       </w:r>
     </w:p>
     <w:p>
@@ -11102,7 +10783,6 @@
         <w:rPr>
           <w:rFonts w:cs="Calibri"/>
         </w:rPr>
-        <w:lastRenderedPageBreak/>
         <w:t xml:space="preserve">From 2021 onward, Belize experienced a gradual but sustained labour market recovery. The most noticeable feature of this recovery was the rapid expansion of adequately employed persons. </w:t>
       </w:r>
       <w:r>
@@ -11375,7 +11055,6 @@
         <w:rPr>
           <w:rFonts w:cs="Calibri"/>
         </w:rPr>
-        <w:lastRenderedPageBreak/>
         <w:t xml:space="preserve">Despite the improvements noted in labour utilization conditions, the findings should be interpreted alongside the broader demographic trends affecting the labour market. Although employment quality improved and labour underutilization declined, labour force participation rates remain below </w:t>
       </w:r>
       <w:r>
@@ -11519,7 +11198,6 @@
         <w:rPr>
           <w:rFonts w:cs="Calibri"/>
         </w:rPr>
-        <w:lastRenderedPageBreak/>
         <w:t xml:space="preserve">The growth of these activities may indicate the gradual emergence of a more diversified urban services economy, particularly among younger workers and secondary urban centres. However, the absence of more granular labour market data constrains a precise assessment of the extent to which BPO, and other modern service industries are driving this trend. This points to an important data and policy gap within Belize’s labour market monitoring framework, particularly given the growing importance of non-traditional services </w:t>
       </w:r>
       <w:r>
@@ -11751,7 +11429,6 @@
           <w:sz w:val="24"/>
           <w:szCs w:val="24"/>
         </w:rPr>
-        <w:lastRenderedPageBreak/>
         <w:t>Unemployment</w:t>
       </w:r>
       <w:r>
@@ -11821,14 +11498,14 @@
         </w:rPr>
         <w:t xml:space="preserve">The decline in labour force participation has coincided with a substantial increase in the number </w:t>
       </w:r>
-      <w:commentRangeStart w:id="37"/>
+      <w:commentRangeStart w:id="34"/>
       <w:r>
         <w:rPr>
           <w:rFonts w:cs="Calibri"/>
         </w:rPr>
         <w:t>of persons remaining outside the labour force. The economically inactive working-age population increased from 81,344 persons in September 2019, equivalent to approximately 29.9% of the working-age population, to 130,909 persons by September 2025, representing approximately 41.9% of the working-age population. Overall, the number of economically inactive persons increased by 49,565 persons between 2019 and 2025, equivalent to a cumulative increase of approximately 60.9%.</w:t>
       </w:r>
-      <w:commentRangeEnd w:id="37"/>
+      <w:commentRangeEnd w:id="34"/>
       <w:r>
         <w:rPr>
           <w:rStyle w:val="CommentReference"/>
@@ -11836,7 +11513,7 @@
           <w:sz w:val="22"/>
           <w:szCs w:val="22"/>
         </w:rPr>
-        <w:commentReference w:id="37"/>
+        <w:commentReference w:id="34"/>
       </w:r>
     </w:p>
     <w:p>
@@ -12020,7 +11697,6 @@
           <w:sz w:val="22"/>
           <w:szCs w:val="22"/>
         </w:rPr>
-        <w:lastRenderedPageBreak/>
         <w:t xml:space="preserve">Figure </w:t>
       </w:r>
       <w:r>
@@ -12106,7 +11782,7 @@
           <w:szCs w:val="22"/>
         </w:rPr>
       </w:pPr>
-      <w:commentRangeStart w:id="38"/>
+      <w:commentRangeStart w:id="35"/>
       <w:r>
         <w:rPr>
           <w:b/>
@@ -12118,7 +11794,7 @@
         </w:rPr>
         <w:t>Belize: Persons Outside the Labour Force by Sex</w:t>
       </w:r>
-      <w:commentRangeEnd w:id="38"/>
+      <w:commentRangeEnd w:id="35"/>
       <w:r>
         <w:rPr>
           <w:rStyle w:val="CommentReference"/>
@@ -12129,7 +11805,7 @@
           <w:sz w:val="22"/>
           <w:szCs w:val="22"/>
         </w:rPr>
-        <w:commentReference w:id="38"/>
+        <w:commentReference w:id="35"/>
       </w:r>
     </w:p>
     <w:p>
@@ -12218,7 +11894,7 @@
           <w:rFonts w:cs="Calibri"/>
         </w:rPr>
       </w:pPr>
-      <w:commentRangeStart w:id="39"/>
+      <w:commentRangeStart w:id="36"/>
       <w:r>
         <w:rPr>
           <w:rFonts w:cs="Calibri"/>
@@ -12246,7 +11922,7 @@
         </w:rPr>
         <w:t xml:space="preserve"> </w:t>
       </w:r>
-      <w:commentRangeEnd w:id="39"/>
+      <w:commentRangeEnd w:id="36"/>
       <w:r>
         <w:rPr>
           <w:rStyle w:val="CommentReference"/>
@@ -12254,7 +11930,7 @@
           <w:sz w:val="22"/>
           <w:szCs w:val="22"/>
         </w:rPr>
-        <w:commentReference w:id="39"/>
+        <w:commentReference w:id="36"/>
       </w:r>
       <w:r>
         <w:rPr>
@@ -12284,21 +11960,14 @@
           <w:rFonts w:cs="Calibri"/>
         </w:rPr>
       </w:pPr>
-      <w:commentRangeStart w:id="40"/>
-      <w:r>
-        <w:rPr>
-          <w:rFonts w:cs="Calibri"/>
-        </w:rPr>
-        <w:t xml:space="preserve">From a broader macroeconomic perspective, persistently high female labour force inactivity </w:t>
-      </w:r>
-      <w:r>
-        <w:rPr>
-          <w:rFonts w:cs="Calibri"/>
-        </w:rPr>
-        <w:lastRenderedPageBreak/>
-        <w:t>may constrain labour utilization, productivity growth, household income generation, and the country’s ability to fully capitalize on its demographic dividend. These findings therefore underscore the importance of policies aimed at strengthening female labour market participation through investments in childcare services, transportation infrastructure, skills development, flexible work arrangements, and broader labour market inclusion initiatives.</w:t>
-      </w:r>
-      <w:commentRangeEnd w:id="40"/>
+      <w:commentRangeStart w:id="37"/>
+      <w:r>
+        <w:rPr>
+          <w:rFonts w:cs="Calibri"/>
+        </w:rPr>
+        <w:t>From a broader macroeconomic perspective, persistently high female labour force inactivity may constrain labour utilization, productivity growth, household income generation, and the country’s ability to fully capitalize on its demographic dividend. These findings therefore underscore the importance of policies aimed at strengthening female labour market participation through investments in childcare services, transportation infrastructure, skills development, flexible work arrangements, and broader labour market inclusion initiatives.</w:t>
+      </w:r>
+      <w:commentRangeEnd w:id="37"/>
       <w:r>
         <w:rPr>
           <w:rStyle w:val="CommentReference"/>
@@ -12306,7 +11975,7 @@
           <w:sz w:val="22"/>
           <w:szCs w:val="22"/>
         </w:rPr>
-        <w:commentReference w:id="40"/>
+        <w:commentReference w:id="37"/>
       </w:r>
     </w:p>
     <w:p>
@@ -12371,7 +12040,7 @@
       </w:r>
     </w:p>
   </w:comment>
-  <w:comment w:id="2" w:author="Tommy Descartes" w:date="2026-05-11T12:40:00Z" w:initials="TD">
+  <w:comment w:id="2" w:author="Tommy Descartes" w:date="2026-05-26T12:28:00Z" w:initials="TD">
     <w:p>
       <w:pPr>
         <w:pStyle w:val="CommentText"/>
@@ -12383,20 +12052,11 @@
         <w:annotationRef/>
       </w:r>
       <w:r>
-        <w:t>Belize is 15</w:t>
-      </w:r>
-      <w:r>
-        <w:rPr>
-          <w:vertAlign w:val="superscript"/>
-        </w:rPr>
-        <w:t>th</w:t>
-      </w:r>
-      <w:r>
-        <w:t>, globally as the most tourism dependent. Between 37-41% of GDP direct and indirect contribution.</w:t>
+        <w:t>Growth accounting done in later section.</w:t>
       </w:r>
     </w:p>
   </w:comment>
-  <w:comment w:id="3" w:author="Tommy Descartes" w:date="2026-05-11T12:43:00Z" w:initials="TD">
+  <w:comment w:id="3" w:author="Tommy Descartes" w:date="2026-05-25T18:32:00Z" w:initials="TD">
     <w:p>
       <w:pPr>
         <w:pStyle w:val="CommentText"/>
@@ -12408,11 +12068,11 @@
         <w:annotationRef/>
       </w:r>
       <w:r>
-        <w:t>What share of GDP?</w:t>
+        <w:t>Graph showing the decline in the average rate of growth.</w:t>
       </w:r>
     </w:p>
   </w:comment>
-  <w:comment w:id="4" w:author="Tommy Descartes" w:date="2026-05-13T10:34:00Z" w:initials="TD">
+  <w:comment w:id="4" w:author="Tommy Descartes" w:date="2026-05-26T12:30:00Z" w:initials="TD">
     <w:p>
       <w:pPr>
         <w:pStyle w:val="CommentText"/>
@@ -12424,11 +12084,11 @@
         <w:annotationRef/>
       </w:r>
       <w:r>
-        <w:t>Impact of the Global Financial Crisis??</w:t>
+        <w:t>Panel 2 of the graph show the subsequent declines for each 5-year period.</w:t>
       </w:r>
     </w:p>
   </w:comment>
-  <w:comment w:id="5" w:author="Tommy Descartes" w:date="2026-05-25T18:32:00Z" w:initials="TD">
+  <w:comment w:id="5" w:author="Tommy Descartes" w:date="2026-05-26T14:35:00Z" w:initials="TD">
     <w:p>
       <w:pPr>
         <w:pStyle w:val="CommentText"/>
@@ -12440,11 +12100,11 @@
         <w:annotationRef/>
       </w:r>
       <w:r>
-        <w:t>Graph showing the decline in the average rate of growth.</w:t>
+        <w:t>Standardize the graph. Use gridlines throughout and ensure the x and y axis are the same size.</w:t>
       </w:r>
     </w:p>
   </w:comment>
-  <w:comment w:id="8" w:author="Tommy Descartes" w:date="2026-05-14T09:03:00Z" w:initials="TD">
+  <w:comment w:id="7" w:author="Tommy Descartes" w:date="2026-05-25T18:34:00Z" w:initials="TD">
     <w:p>
       <w:pPr>
         <w:pStyle w:val="CommentText"/>
@@ -12456,11 +12116,11 @@
         <w:annotationRef/>
       </w:r>
       <w:r>
-        <w:t>What is the size of the BPO sector?</w:t>
+        <w:t>Merge the two statements.</w:t>
       </w:r>
     </w:p>
   </w:comment>
-  <w:comment w:id="10" w:author="Tommy Descartes" w:date="2026-05-12T17:37:00Z" w:initials="TD">
+  <w:comment w:id="8" w:author="Tommy Descartes" w:date="2026-05-14T10:57:00Z" w:initials="TD">
     <w:p>
       <w:pPr>
         <w:pStyle w:val="CommentText"/>
@@ -12472,11 +12132,11 @@
         <w:annotationRef/>
       </w:r>
       <w:r>
-        <w:t>Check that data</w:t>
+        <w:t>Tourism reciepts???</w:t>
       </w:r>
     </w:p>
   </w:comment>
-  <w:comment w:id="9" w:author="Tommy Descartes" w:date="2026-05-14T11:53:00Z" w:initials="TD">
+  <w:comment w:id="9" w:author="Tommy Descartes" w:date="2026-05-15T11:54:00Z" w:initials="TD">
     <w:p>
       <w:pPr>
         <w:pStyle w:val="CommentText"/>
@@ -12488,11 +12148,11 @@
         <w:annotationRef/>
       </w:r>
       <w:r>
-        <w:t>The placement of this paragraph might need revisiting. To be included in conclusion.</w:t>
+        <w:t>Cross check with the Central Bank data...</w:t>
       </w:r>
     </w:p>
   </w:comment>
-  <w:comment w:id="11" w:author="Tommy Descartes" w:date="2026-05-25T18:34:00Z" w:initials="TD">
+  <w:comment w:id="10" w:author="Tommy Descartes" w:date="2026-05-25T18:51:00Z" w:initials="TD">
     <w:p>
       <w:pPr>
         <w:pStyle w:val="CommentText"/>
@@ -12504,11 +12164,11 @@
         <w:annotationRef/>
       </w:r>
       <w:r>
-        <w:t>Merge the two statements.</w:t>
+        <w:t>Highlight the actual data.</w:t>
       </w:r>
     </w:p>
   </w:comment>
-  <w:comment w:id="12" w:author="Tommy Descartes" w:date="2026-05-14T10:57:00Z" w:initials="TD">
+  <w:comment w:id="11" w:author="Tommy Descartes" w:date="2026-05-26T14:39:00Z" w:initials="TD">
     <w:p>
       <w:pPr>
         <w:pStyle w:val="CommentText"/>
@@ -12520,11 +12180,11 @@
         <w:annotationRef/>
       </w:r>
       <w:r>
-        <w:t>Tourism reciepts???</w:t>
+        <w:t>There is more data so we need to extend the analysis.</w:t>
       </w:r>
     </w:p>
   </w:comment>
-  <w:comment w:id="13" w:author="Tommy Descartes" w:date="2026-05-15T11:54:00Z" w:initials="TD">
+  <w:comment w:id="13" w:author="Tommy Descartes" w:date="2026-05-14T12:09:00Z" w:initials="TD">
     <w:p>
       <w:pPr>
         <w:pStyle w:val="CommentText"/>
@@ -12536,11 +12196,11 @@
         <w:annotationRef/>
       </w:r>
       <w:r>
-        <w:t>Cross check with the Central Bank data...</w:t>
+        <w:t>Include a box in the appendix.</w:t>
       </w:r>
     </w:p>
   </w:comment>
-  <w:comment w:id="14" w:author="Tommy Descartes" w:date="2026-05-25T18:51:00Z" w:initials="TD">
+  <w:comment w:id="12" w:author="Tommy Descartes" w:date="2026-05-13T11:24:00Z" w:initials="TD">
     <w:p>
       <w:pPr>
         <w:pStyle w:val="CommentText"/>
@@ -12552,11 +12212,11 @@
         <w:annotationRef/>
       </w:r>
       <w:r>
-        <w:t>Highlight the actual data.</w:t>
+        <w:t>Perhaps this section can be enhanced by including a growth decomposition section.</w:t>
       </w:r>
     </w:p>
   </w:comment>
-  <w:comment w:id="16" w:author="Tommy Descartes" w:date="2026-05-14T12:09:00Z" w:initials="TD">
+  <w:comment w:id="14" w:author="Tommy Descartes" w:date="2026-05-12T17:36:00Z" w:initials="TD">
     <w:p>
       <w:pPr>
         <w:pStyle w:val="CommentText"/>
@@ -12568,11 +12228,11 @@
         <w:annotationRef/>
       </w:r>
       <w:r>
-        <w:t>Include a box in the appendix.</w:t>
+        <w:t>The graph can be improved.</w:t>
       </w:r>
     </w:p>
   </w:comment>
-  <w:comment w:id="15" w:author="Tommy Descartes" w:date="2026-05-13T11:24:00Z" w:initials="TD">
+  <w:comment w:id="15" w:author="Tommy Descartes" w:date="2026-05-15T03:16:00Z" w:initials="TD">
     <w:p>
       <w:pPr>
         <w:pStyle w:val="CommentText"/>
@@ -12584,11 +12244,11 @@
         <w:annotationRef/>
       </w:r>
       <w:r>
-        <w:t>Perhaps this section can be enhanced by including a growth decomposition section.</w:t>
+        <w:t>Youth, Elder and Working Age population. Birth rates etc. The issue of informality...</w:t>
       </w:r>
     </w:p>
   </w:comment>
-  <w:comment w:id="17" w:author="Tommy Descartes" w:date="2026-05-12T17:36:00Z" w:initials="TD">
+  <w:comment w:id="17" w:author="Tommy Descartes" w:date="2026-05-17T18:19:00Z" w:initials="TD">
     <w:p>
       <w:pPr>
         <w:pStyle w:val="CommentText"/>
@@ -12600,11 +12260,11 @@
         <w:annotationRef/>
       </w:r>
       <w:r>
-        <w:t>The graph can be improved.</w:t>
+        <w:t>These figures are different from the Labour Force Surveys..</w:t>
       </w:r>
     </w:p>
   </w:comment>
-  <w:comment w:id="18" w:author="Tommy Descartes" w:date="2026-05-15T03:16:00Z" w:initials="TD">
+  <w:comment w:id="16" w:author="Tommy Descartes" w:date="2026-05-13T08:29:00Z" w:initials="TD">
     <w:p>
       <w:pPr>
         <w:pStyle w:val="CommentText"/>
@@ -12616,11 +12276,11 @@
         <w:annotationRef/>
       </w:r>
       <w:r>
-        <w:t>Youth, Elder and Working Age population. Birth rates etc. The issue of informality...</w:t>
+        <w:t>Have a look at the migration data….</w:t>
       </w:r>
     </w:p>
   </w:comment>
-  <w:comment w:id="20" w:author="Tommy Descartes" w:date="2026-05-17T18:19:00Z" w:initials="TD">
+  <w:comment w:id="18" w:author="Tommy Descartes" w:date="2026-05-13T17:55:00Z" w:initials="TD">
     <w:p>
       <w:pPr>
         <w:pStyle w:val="CommentText"/>
@@ -12632,11 +12292,11 @@
         <w:annotationRef/>
       </w:r>
       <w:r>
-        <w:t>These figures are different from the Labour Force Surveys..</w:t>
+        <w:t>Urbanization and migration trends. Also population density</w:t>
       </w:r>
     </w:p>
   </w:comment>
-  <w:comment w:id="19" w:author="Tommy Descartes" w:date="2026-05-13T08:29:00Z" w:initials="TD">
+  <w:comment w:id="19" w:author="Tommy Descartes" w:date="2026-05-14T13:55:00Z" w:initials="TD">
     <w:p>
       <w:pPr>
         <w:pStyle w:val="CommentText"/>
@@ -12648,11 +12308,11 @@
         <w:annotationRef/>
       </w:r>
       <w:r>
-        <w:t>Have a look at the migration data….</w:t>
+        <w:t>Verify if this is the correct terminology used to refer to Belize.</w:t>
       </w:r>
     </w:p>
   </w:comment>
-  <w:comment w:id="21" w:author="Tommy Descartes" w:date="2026-05-13T17:55:00Z" w:initials="TD">
+  <w:comment w:id="20" w:author="Tommy Descartes" w:date="2026-05-25T19:05:00Z" w:initials="TD">
     <w:p>
       <w:pPr>
         <w:pStyle w:val="CommentText"/>
@@ -12664,11 +12324,11 @@
         <w:annotationRef/>
       </w:r>
       <w:r>
-        <w:t>Urbanization and migration trends. Also population density</w:t>
+        <w:t>Population density.</w:t>
       </w:r>
     </w:p>
   </w:comment>
-  <w:comment w:id="22" w:author="Tommy Descartes" w:date="2026-05-14T13:55:00Z" w:initials="TD">
+  <w:comment w:id="21" w:author="Tommy Descartes" w:date="2026-05-25T19:06:00Z" w:initials="TD">
     <w:p>
       <w:pPr>
         <w:pStyle w:val="CommentText"/>
@@ -12680,11 +12340,11 @@
         <w:annotationRef/>
       </w:r>
       <w:r>
-        <w:t>Verify if this is the correct terminology used to refer to Belize.</w:t>
+        <w:t>Land availability and cost of housing???</w:t>
       </w:r>
     </w:p>
   </w:comment>
-  <w:comment w:id="23" w:author="Tommy Descartes" w:date="2026-05-25T19:05:00Z" w:initials="TD">
+  <w:comment w:id="22" w:author="Tommy Descartes" w:date="2026-05-13T10:07:00Z" w:initials="TD">
     <w:p>
       <w:pPr>
         <w:pStyle w:val="CommentText"/>
@@ -12696,11 +12356,11 @@
         <w:annotationRef/>
       </w:r>
       <w:r>
-        <w:t>Population density.</w:t>
+        <w:t>The environmental pressures.</w:t>
       </w:r>
     </w:p>
   </w:comment>
-  <w:comment w:id="24" w:author="Tommy Descartes" w:date="2026-05-25T19:06:00Z" w:initials="TD">
+  <w:comment w:id="23" w:author="Tommy Descartes" w:date="2026-05-15T03:10:00Z" w:initials="TD">
     <w:p>
       <w:pPr>
         <w:pStyle w:val="CommentText"/>
@@ -12712,11 +12372,11 @@
         <w:annotationRef/>
       </w:r>
       <w:r>
-        <w:t>Land availability and cost of housing???</w:t>
+        <w:t>Need to elaborate on this more - Lower dependency ratios means more workers relative to dependents (Social Security), higher savings potential and stronger growth opportunity...</w:t>
       </w:r>
     </w:p>
   </w:comment>
-  <w:comment w:id="25" w:author="Tommy Descartes" w:date="2026-05-13T10:07:00Z" w:initials="TD">
+  <w:comment w:id="24" w:author="Tommy Descartes" w:date="2026-05-13T08:23:00Z" w:initials="TD">
     <w:p>
       <w:pPr>
         <w:pStyle w:val="CommentText"/>
@@ -12728,11 +12388,11 @@
         <w:annotationRef/>
       </w:r>
       <w:r>
-        <w:t>The environmental pressures.</w:t>
+        <w:t>I can compare this with 2015.</w:t>
       </w:r>
     </w:p>
   </w:comment>
-  <w:comment w:id="26" w:author="Tommy Descartes" w:date="2026-05-15T03:10:00Z" w:initials="TD">
+  <w:comment w:id="25" w:author="Tommy Descartes" w:date="2026-05-15T03:20:00Z" w:initials="TD">
     <w:p>
       <w:pPr>
         <w:pStyle w:val="CommentText"/>
@@ -12744,11 +12404,11 @@
         <w:annotationRef/>
       </w:r>
       <w:r>
-        <w:t>Need to elaborate on this more - Lower dependency ratios means more workers relative to dependents (Social Security), higher savings potential and stronger growth opportunity...</w:t>
+        <w:t>Need to speak about youth, children and elderly population as well.</w:t>
       </w:r>
     </w:p>
   </w:comment>
-  <w:comment w:id="27" w:author="Tommy Descartes" w:date="2026-05-13T08:23:00Z" w:initials="TD">
+  <w:comment w:id="26" w:author="Tommy Descartes" w:date="2026-05-25T19:20:00Z" w:initials="TD">
     <w:p>
       <w:pPr>
         <w:pStyle w:val="CommentText"/>
@@ -12760,11 +12420,11 @@
         <w:annotationRef/>
       </w:r>
       <w:r>
-        <w:t>I can compare this with 2015.</w:t>
+        <w:t>Go back further. 10 year averages stack bar.</w:t>
       </w:r>
     </w:p>
   </w:comment>
-  <w:comment w:id="28" w:author="Tommy Descartes" w:date="2026-05-15T03:20:00Z" w:initials="TD">
+  <w:comment w:id="27" w:author="Tommy Descartes" w:date="2026-05-15T11:29:00Z" w:initials="TD">
     <w:p>
       <w:pPr>
         <w:pStyle w:val="CommentText"/>
@@ -12776,11 +12436,11 @@
         <w:annotationRef/>
       </w:r>
       <w:r>
-        <w:t>Need to speak about youth, children and elderly population as well.</w:t>
+        <w:t>Possibly temporary workers from neighboring Central American countries.</w:t>
       </w:r>
     </w:p>
   </w:comment>
-  <w:comment w:id="29" w:author="Tommy Descartes" w:date="2026-05-25T19:20:00Z" w:initials="TD">
+  <w:comment w:id="28" w:author="Tommy Descartes" w:date="2026-05-17T18:31:00Z" w:initials="TD">
     <w:p>
       <w:pPr>
         <w:pStyle w:val="CommentText"/>
@@ -12792,11 +12452,24 @@
         <w:annotationRef/>
       </w:r>
       <w:r>
-        <w:t>Go back further. 10 year averages stack bar.</w:t>
+        <w:t>There is a substantial female labour market participation gap. This disguises the size of the labour force etc,,,, Also Female NEETS is a huge problem.</w:t>
+      </w:r>
+    </w:p>
+    <w:p>
+      <w:pPr>
+        <w:pStyle w:val="CommentText"/>
+      </w:pPr>
+    </w:p>
+    <w:p>
+      <w:pPr>
+        <w:pStyle w:val="CommentText"/>
+      </w:pPr>
+      <w:r>
+        <w:t>Childcare policy, transport, flexible work, parental leave, skills mismatch, female entrenpreneurship</w:t>
       </w:r>
     </w:p>
   </w:comment>
-  <w:comment w:id="30" w:author="Tommy Descartes" w:date="2026-05-15T11:29:00Z" w:initials="TD">
+  <w:comment w:id="29" w:author="Tommy Descartes" w:date="2026-05-25T19:29:00Z" w:initials="TD">
     <w:p>
       <w:pPr>
         <w:pStyle w:val="CommentText"/>
@@ -12808,11 +12481,11 @@
         <w:annotationRef/>
       </w:r>
       <w:r>
-        <w:t>Possibly temporary workers from neighboring Central American countries.</w:t>
+        <w:t>Place under Migration section.</w:t>
       </w:r>
     </w:p>
   </w:comment>
-  <w:comment w:id="31" w:author="Tommy Descartes" w:date="2026-05-17T18:31:00Z" w:initials="TD">
+  <w:comment w:id="30" w:author="Tommy Descartes" w:date="2026-05-19T17:04:00Z" w:initials="TD">
     <w:p>
       <w:pPr>
         <w:pStyle w:val="CommentText"/>
@@ -12824,24 +12497,43 @@
         <w:annotationRef/>
       </w:r>
       <w:r>
-        <w:t>There is a substantial female labour market participation gap. This disguises the size of the labour force etc,,,, Also Female NEETS is a huge problem.</w:t>
-      </w:r>
-    </w:p>
+        <w:t>Not sure if I should use this data. Data for 2025 was retrieved from the Central Bank of Belize Annual Report.</w:t>
+      </w:r>
+    </w:p>
+  </w:comment>
+  <w:comment w:id="31" w:author="Tommy Descartes" w:date="2026-05-23T07:25:00Z" w:initials="TD">
     <w:p>
       <w:pPr>
         <w:pStyle w:val="CommentText"/>
       </w:pPr>
-    </w:p>
+      <w:r>
+        <w:rPr>
+          <w:rStyle w:val="CommentReference"/>
+        </w:rPr>
+        <w:annotationRef/>
+      </w:r>
+      <w:r>
+        <w:t>Gender response tax policy??</w:t>
+      </w:r>
+    </w:p>
+  </w:comment>
+  <w:comment w:id="32" w:author="Tommy Descartes" w:date="2026-05-23T07:32:00Z" w:initials="TD">
     <w:p>
       <w:pPr>
         <w:pStyle w:val="CommentText"/>
       </w:pPr>
       <w:r>
-        <w:t>Childcare policy, transport, flexible work, parental leave, skills mismatch, female entrenpreneurship</w:t>
+        <w:rPr>
+          <w:rStyle w:val="CommentReference"/>
+        </w:rPr>
+        <w:annotationRef/>
+      </w:r>
+      <w:r>
+        <w:t>Perhaps a Male Vs Female over the different education cohorts and age groups</w:t>
       </w:r>
     </w:p>
   </w:comment>
-  <w:comment w:id="32" w:author="Tommy Descartes" w:date="2026-05-25T19:29:00Z" w:initials="TD">
+  <w:comment w:id="33" w:author="Tommy Descartes" w:date="2026-05-25T19:35:00Z" w:initials="TD">
     <w:p>
       <w:pPr>
         <w:pStyle w:val="CommentText"/>
@@ -12853,11 +12545,11 @@
         <w:annotationRef/>
       </w:r>
       <w:r>
-        <w:t>Place under Migration section.</w:t>
+        <w:t>Legislation speaking to where women can work. Mining sector.</w:t>
       </w:r>
     </w:p>
   </w:comment>
-  <w:comment w:id="33" w:author="Tommy Descartes" w:date="2026-05-19T17:04:00Z" w:initials="TD">
+  <w:comment w:id="34" w:author="Tommy Descartes" w:date="2026-05-20T17:53:00Z" w:initials="TD">
     <w:p>
       <w:pPr>
         <w:pStyle w:val="CommentText"/>
@@ -12869,11 +12561,11 @@
         <w:annotationRef/>
       </w:r>
       <w:r>
-        <w:t>Not sure if I should use this data. Data for 2025 was retrieved from the Central Bank of Belize Annual Report.</w:t>
+        <w:t>Are persons discouraged. Childcare, transportation cost, inflation etc.</w:t>
       </w:r>
     </w:p>
   </w:comment>
-  <w:comment w:id="34" w:author="Tommy Descartes" w:date="2026-05-23T07:25:00Z" w:initials="TD">
+  <w:comment w:id="35" w:author="Tommy Descartes" w:date="2026-05-20T19:07:00Z" w:initials="TD">
     <w:p>
       <w:pPr>
         <w:pStyle w:val="CommentText"/>
@@ -12885,11 +12577,11 @@
         <w:annotationRef/>
       </w:r>
       <w:r>
-        <w:t>Gender response tax policy??</w:t>
+        <w:t>The graph might need refining.</w:t>
       </w:r>
     </w:p>
   </w:comment>
-  <w:comment w:id="35" w:author="Tommy Descartes" w:date="2026-05-23T07:32:00Z" w:initials="TD">
+  <w:comment w:id="36" w:author="Tommy Descartes" w:date="2026-05-20T18:28:00Z" w:initials="TD">
     <w:p>
       <w:pPr>
         <w:pStyle w:val="CommentText"/>
@@ -12901,75 +12593,11 @@
         <w:annotationRef/>
       </w:r>
       <w:r>
-        <w:t>Perhaps a Male Vs Female over the different education cohorts and age groups</w:t>
+        <w:t>Duplication</w:t>
       </w:r>
     </w:p>
   </w:comment>
-  <w:comment w:id="36" w:author="Tommy Descartes" w:date="2026-05-25T19:35:00Z" w:initials="TD">
-    <w:p>
-      <w:pPr>
-        <w:pStyle w:val="CommentText"/>
-      </w:pPr>
-      <w:r>
-        <w:rPr>
-          <w:rStyle w:val="CommentReference"/>
-        </w:rPr>
-        <w:annotationRef/>
-      </w:r>
-      <w:r>
-        <w:t>Legislation speaking to where women can work. Mining sector.</w:t>
-      </w:r>
-    </w:p>
-  </w:comment>
-  <w:comment w:id="37" w:author="Tommy Descartes" w:date="2026-05-20T17:53:00Z" w:initials="TD">
-    <w:p>
-      <w:pPr>
-        <w:pStyle w:val="CommentText"/>
-      </w:pPr>
-      <w:r>
-        <w:rPr>
-          <w:rStyle w:val="CommentReference"/>
-        </w:rPr>
-        <w:annotationRef/>
-      </w:r>
-      <w:r>
-        <w:t>Are persons discouraged. Childcare, transportation cost, inflation etc.</w:t>
-      </w:r>
-    </w:p>
-  </w:comment>
-  <w:comment w:id="38" w:author="Tommy Descartes" w:date="2026-05-20T19:07:00Z" w:initials="TD">
-    <w:p>
-      <w:pPr>
-        <w:pStyle w:val="CommentText"/>
-      </w:pPr>
-      <w:r>
-        <w:rPr>
-          <w:rStyle w:val="CommentReference"/>
-        </w:rPr>
-        <w:annotationRef/>
-      </w:r>
-      <w:r>
-        <w:t>The graph might need refining.</w:t>
-      </w:r>
-    </w:p>
-  </w:comment>
-  <w:comment w:id="39" w:author="Tommy Descartes" w:date="2026-05-20T18:28:00Z" w:initials="TD">
-    <w:p>
-      <w:pPr>
-        <w:pStyle w:val="CommentText"/>
-      </w:pPr>
-      <w:r>
-        <w:rPr>
-          <w:rStyle w:val="CommentReference"/>
-        </w:rPr>
-        <w:annotationRef/>
-      </w:r>
-      <w:r>
-        <w:t>Duplication</w:t>
-      </w:r>
-    </w:p>
-  </w:comment>
-  <w:comment w:id="40" w:author="Tommy Descartes" w:date="2026-05-20T18:29:00Z" w:initials="TD">
+  <w:comment w:id="37" w:author="Tommy Descartes" w:date="2026-05-20T18:29:00Z" w:initials="TD">
     <w:p>
       <w:pPr>
         <w:pStyle w:val="CommentText"/>
@@ -12990,18 +12618,16 @@
 
 <file path=word/commentsExtended.xml><?xml version="1.0" encoding="utf-8"?>
 <w15:commentsEx xmlns:wpc="http://schemas.microsoft.com/office/word/2010/wordprocessingCanvas" xmlns:cx="http://schemas.microsoft.com/office/drawing/2014/chartex" xmlns:cx1="http://schemas.microsoft.com/office/drawing/2015/9/8/chartex" xmlns:cx2="http://schemas.microsoft.com/office/drawing/2015/10/21/chartex" xmlns:cx3="http://schemas.microsoft.com/office/drawing/2016/5/9/chartex" xmlns:cx4="http://schemas.microsoft.com/office/drawing/2016/5/10/chartex" xmlns:cx5="http://schemas.microsoft.com/office/drawing/2016/5/11/chartex" xmlns:cx6="http://schemas.microsoft.com/office/drawing/2016/5/12/chartex" xmlns:cx7="http://schemas.microsoft.com/office/drawing/2016/5/13/chartex" xmlns:cx8="http://schemas.microsoft.com/office/drawing/2016/5/14/chartex" xmlns:mc="http://schemas.openxmlformats.org/markup-compatibility/2006" xmlns:aink="http://schemas.microsoft.com/office/drawing/2016/ink" xmlns:am3d="http://schemas.microsoft.com/office/drawing/2017/model3d" xmlns:o="urn:schemas-microsoft-com:office:office" xmlns:oel="http://schemas.microsoft.com/office/2019/extlst" xmlns:r="http://schemas.openxmlformats.org/officeDocument/2006/relationships" xmlns:m="http://schemas.openxmlformats.org/officeDocument/2006/math" xmlns:v="urn:schemas-microsoft-com:vml" xmlns:wp14="http://schemas.microsoft.com/office/word/2010/wordprocessingDrawing" xmlns:wp="http://schemas.openxmlformats.org/drawingml/2006/wordprocessingDrawing" xmlns:w10="urn:schemas-microsoft-com:office:word" xmlns:w="http://schemas.openxmlformats.org/wordprocessingml/2006/main" xmlns:w14="http://schemas.microsoft.com/office/word/2010/wordml" xmlns:w15="http://schemas.microsoft.com/office/word/2012/wordml" xmlns:w16cex="http://schemas.microsoft.com/office/word/2018/wordml/cex" xmlns:w16cid="http://schemas.microsoft.com/office/word/2016/wordml/cid" xmlns:w16="http://schemas.microsoft.com/office/word/2018/wordml" xmlns:w16du="http://schemas.microsoft.com/office/word/2023/wordml/word16du" xmlns:w16sdtdh="http://schemas.microsoft.com/office/word/2020/wordml/sdtdatahash" xmlns:w16sdtfl="http://schemas.microsoft.com/office/word/2024/wordml/sdtformatlock" xmlns:w16se="http://schemas.microsoft.com/office/word/2015/wordml/symex" xmlns:wpg="http://schemas.microsoft.com/office/word/2010/wordprocessingGroup" xmlns:wpi="http://schemas.microsoft.com/office/word/2010/wordprocessingInk" xmlns:wne="http://schemas.microsoft.com/office/word/2006/wordml" xmlns:wps="http://schemas.microsoft.com/office/word/2010/wordprocessingShape" mc:Ignorable="w14 w15 w16se w16cid w16 w16cex w16sdtdh w16sdtfl w16du wp14">
-  <w15:commentEx w15:paraId="73CAF0F2" w15:done="0"/>
-  <w15:commentEx w15:paraId="4F067995" w15:done="0"/>
-  <w15:commentEx w15:paraId="4673304E" w15:done="0"/>
-  <w15:commentEx w15:paraId="59B6C6D4" w15:done="0"/>
-  <w15:commentEx w15:paraId="0B25D766" w15:done="0"/>
-  <w15:commentEx w15:paraId="38C9AEF5" w15:done="0"/>
-  <w15:commentEx w15:paraId="33992B8E" w15:done="0"/>
-  <w15:commentEx w15:paraId="1E3A8FC0" w15:done="0"/>
+  <w15:commentEx w15:paraId="73CAF0F2" w15:done="1"/>
+  <w15:commentEx w15:paraId="37F57F38" w15:paraIdParent="73CAF0F2" w15:done="1"/>
+  <w15:commentEx w15:paraId="4A1F1C3A" w15:done="1"/>
+  <w15:commentEx w15:paraId="268AB0B1" w15:paraIdParent="4A1F1C3A" w15:done="1"/>
+  <w15:commentEx w15:paraId="16217E3D" w15:done="0"/>
   <w15:commentEx w15:paraId="4B039DE5" w15:done="0"/>
   <w15:commentEx w15:paraId="5DD58FC9" w15:done="0"/>
   <w15:commentEx w15:paraId="5E6AA443" w15:done="0"/>
   <w15:commentEx w15:paraId="11DFEF63" w15:done="0"/>
+  <w15:commentEx w15:paraId="2BEE9AF9" w15:done="0"/>
   <w15:commentEx w15:paraId="7D48D290" w15:done="0"/>
   <w15:commentEx w15:paraId="335D8CAF" w15:done="0"/>
   <w15:commentEx w15:paraId="086B81C9" w15:done="0"/>
@@ -13034,17 +12660,15 @@
 <file path=word/commentsExtensible.xml><?xml version="1.0" encoding="utf-8"?>
 <w16cex:commentsExtensible xmlns:wpc="http://schemas.microsoft.com/office/word/2010/wordprocessingCanvas" xmlns:cx="http://schemas.microsoft.com/office/drawing/2014/chartex" xmlns:cx1="http://schemas.microsoft.com/office/drawing/2015/9/8/chartex" xmlns:cx2="http://schemas.microsoft.com/office/drawing/2015/10/21/chartex" xmlns:cx3="http://schemas.microsoft.com/office/drawing/2016/5/9/chartex" xmlns:cx4="http://schemas.microsoft.com/office/drawing/2016/5/10/chartex" xmlns:cx5="http://schemas.microsoft.com/office/drawing/2016/5/11/chartex" xmlns:cx6="http://schemas.microsoft.com/office/drawing/2016/5/12/chartex" xmlns:cx7="http://schemas.microsoft.com/office/drawing/2016/5/13/chartex" xmlns:cx8="http://schemas.microsoft.com/office/drawing/2016/5/14/chartex" xmlns:cr="http://schemas.microsoft.com/office/comments/2020/reactions" xmlns:mc="http://schemas.openxmlformats.org/markup-compatibility/2006" xmlns:aink="http://schemas.microsoft.com/office/drawing/2016/ink" xmlns:am3d="http://schemas.microsoft.com/office/drawing/2017/model3d" xmlns:o="urn:schemas-microsoft-com:office:office" xmlns:oel="http://schemas.microsoft.com/office/2019/extlst" xmlns:r="http://schemas.openxmlformats.org/officeDocument/2006/relationships" xmlns:m="http://schemas.openxmlformats.org/officeDocument/2006/math" xmlns:v="urn:schemas-microsoft-com:vml" xmlns:wp14="http://schemas.microsoft.com/office/word/2010/wordprocessingDrawing" xmlns:wp="http://schemas.openxmlformats.org/drawingml/2006/wordprocessingDrawing" xmlns:w10="urn:schemas-microsoft-com:office:word" xmlns:w="http://schemas.openxmlformats.org/wordprocessingml/2006/main" xmlns:w14="http://schemas.microsoft.com/office/word/2010/wordml" xmlns:w15="http://schemas.microsoft.com/office/word/2012/wordml" xmlns:w16cex="http://schemas.microsoft.com/office/word/2018/wordml/cex" xmlns:w16cid="http://schemas.microsoft.com/office/word/2016/wordml/cid" xmlns:w16="http://schemas.microsoft.com/office/word/2018/wordml" xmlns:w16du="http://schemas.microsoft.com/office/word/2023/wordml/word16du" xmlns:w16sdtdh="http://schemas.microsoft.com/office/word/2020/wordml/sdtdatahash" xmlns:w16sdtfl="http://schemas.microsoft.com/office/word/2024/wordml/sdtformatlock" xmlns:w16se="http://schemas.microsoft.com/office/word/2015/wordml/symex" xmlns:wpg="http://schemas.microsoft.com/office/word/2010/wordprocessingGroup" xmlns:wpi="http://schemas.microsoft.com/office/word/2010/wordprocessingInk" xmlns:wne="http://schemas.microsoft.com/office/word/2006/wordml" xmlns:wps="http://schemas.microsoft.com/office/word/2010/wordprocessingShape" mc:Ignorable="w14 w15 w16se w16cid w16 w16cex w16sdtdh w16sdtfl cr w16du wp14">
   <w16cex:commentExtensible w16cex:durableId="0F55614F" w16cex:dateUtc="2026-05-15T06:12:00Z"/>
-  <w16cex:commentExtensible w16cex:durableId="764F7533" w16cex:dateUtc="2026-05-11T16:40:00Z"/>
-  <w16cex:commentExtensible w16cex:durableId="7FC9FE16" w16cex:dateUtc="2026-05-11T16:43:00Z"/>
-  <w16cex:commentExtensible w16cex:durableId="17C0BA7D" w16cex:dateUtc="2026-05-13T14:34:00Z"/>
-  <w16cex:commentExtensible w16cex:durableId="4D7FFDBE" w16cex:dateUtc="2026-05-25T22:32:00Z"/>
-  <w16cex:commentExtensible w16cex:durableId="4C6AD29A" w16cex:dateUtc="2026-05-14T13:03:00Z"/>
-  <w16cex:commentExtensible w16cex:durableId="72A658A1" w16cex:dateUtc="2026-05-12T21:37:00Z"/>
-  <w16cex:commentExtensible w16cex:durableId="2D64DFC0" w16cex:dateUtc="2026-05-14T15:53:00Z"/>
+  <w16cex:commentExtensible w16cex:durableId="63217AA1" w16cex:dateUtc="2026-05-26T16:28:00Z"/>
+  <w16cex:commentExtensible w16cex:durableId="06F44358" w16cex:dateUtc="2026-05-25T22:32:00Z"/>
+  <w16cex:commentExtensible w16cex:durableId="2D6C133C" w16cex:dateUtc="2026-05-26T16:30:00Z"/>
+  <w16cex:commentExtensible w16cex:durableId="5A68A107" w16cex:dateUtc="2026-05-26T18:35:00Z"/>
   <w16cex:commentExtensible w16cex:durableId="48D25A13" w16cex:dateUtc="2026-05-25T22:34:00Z"/>
   <w16cex:commentExtensible w16cex:durableId="5FE2D6ED" w16cex:dateUtc="2026-05-14T14:57:00Z"/>
   <w16cex:commentExtensible w16cex:durableId="7ED5E3AA" w16cex:dateUtc="2026-05-15T15:54:00Z"/>
   <w16cex:commentExtensible w16cex:durableId="41FB9971" w16cex:dateUtc="2026-05-25T22:51:00Z"/>
+  <w16cex:commentExtensible w16cex:durableId="57ED9B36" w16cex:dateUtc="2026-05-26T18:39:00Z"/>
   <w16cex:commentExtensible w16cex:durableId="59DF5604" w16cex:dateUtc="2026-05-14T16:09:00Z"/>
   <w16cex:commentExtensible w16cex:durableId="6FB79063" w16cex:dateUtc="2026-05-13T15:24:00Z"/>
   <w16cex:commentExtensible w16cex:durableId="7B05876B" w16cex:dateUtc="2026-05-12T21:36:00Z"/>
@@ -13077,17 +12701,15 @@
 <file path=word/commentsIds.xml><?xml version="1.0" encoding="utf-8"?>
 <w16cid:commentsIds xmlns:wpc="http://schemas.microsoft.com/office/word/2010/wordprocessingCanvas" xmlns:cx="http://schemas.microsoft.com/office/drawing/2014/chartex" xmlns:cx1="http://schemas.microsoft.com/office/drawing/2015/9/8/chartex" xmlns:cx2="http://schemas.microsoft.com/office/drawing/2015/10/21/chartex" xmlns:cx3="http://schemas.microsoft.com/office/drawing/2016/5/9/chartex" xmlns:cx4="http://schemas.microsoft.com/office/drawing/2016/5/10/chartex" xmlns:cx5="http://schemas.microsoft.com/office/drawing/2016/5/11/chartex" xmlns:cx6="http://schemas.microsoft.com/office/drawing/2016/5/12/chartex" xmlns:cx7="http://schemas.microsoft.com/office/drawing/2016/5/13/chartex" xmlns:cx8="http://schemas.microsoft.com/office/drawing/2016/5/14/chartex" xmlns:mc="http://schemas.openxmlformats.org/markup-compatibility/2006" xmlns:aink="http://schemas.microsoft.com/office/drawing/2016/ink" xmlns:am3d="http://schemas.microsoft.com/office/drawing/2017/model3d" xmlns:o="urn:schemas-microsoft-com:office:office" xmlns:oel="http://schemas.microsoft.com/office/2019/extlst" xmlns:r="http://schemas.openxmlformats.org/officeDocument/2006/relationships" xmlns:m="http://schemas.openxmlformats.org/officeDocument/2006/math" xmlns:v="urn:schemas-microsoft-com:vml" xmlns:wp14="http://schemas.microsoft.com/office/word/2010/wordprocessingDrawing" xmlns:wp="http://schemas.openxmlformats.org/drawingml/2006/wordprocessingDrawing" xmlns:w10="urn:schemas-microsoft-com:office:word" xmlns:w="http://schemas.openxmlformats.org/wordprocessingml/2006/main" xmlns:w14="http://schemas.microsoft.com/office/word/2010/wordml" xmlns:w15="http://schemas.microsoft.com/office/word/2012/wordml" xmlns:w16cex="http://schemas.microsoft.com/office/word/2018/wordml/cex" xmlns:w16cid="http://schemas.microsoft.com/office/word/2016/wordml/cid" xmlns:w16="http://schemas.microsoft.com/office/word/2018/wordml" xmlns:w16du="http://schemas.microsoft.com/office/word/2023/wordml/word16du" xmlns:w16sdtdh="http://schemas.microsoft.com/office/word/2020/wordml/sdtdatahash" xmlns:w16sdtfl="http://schemas.microsoft.com/office/word/2024/wordml/sdtformatlock" xmlns:w16se="http://schemas.microsoft.com/office/word/2015/wordml/symex" xmlns:wpg="http://schemas.microsoft.com/office/word/2010/wordprocessingGroup" xmlns:wpi="http://schemas.microsoft.com/office/word/2010/wordprocessingInk" xmlns:wne="http://schemas.microsoft.com/office/word/2006/wordml" xmlns:wps="http://schemas.microsoft.com/office/word/2010/wordprocessingShape" mc:Ignorable="w14 w15 w16se w16cid w16 w16cex w16sdtdh w16sdtfl w16du wp14">
   <w16cid:commentId w16cid:paraId="73CAF0F2" w16cid:durableId="0F55614F"/>
-  <w16cid:commentId w16cid:paraId="4F067995" w16cid:durableId="764F7533"/>
-  <w16cid:commentId w16cid:paraId="4673304E" w16cid:durableId="7FC9FE16"/>
-  <w16cid:commentId w16cid:paraId="59B6C6D4" w16cid:durableId="17C0BA7D"/>
-  <w16cid:commentId w16cid:paraId="0B25D766" w16cid:durableId="4D7FFDBE"/>
-  <w16cid:commentId w16cid:paraId="38C9AEF5" w16cid:durableId="4C6AD29A"/>
-  <w16cid:commentId w16cid:paraId="33992B8E" w16cid:durableId="72A658A1"/>
-  <w16cid:commentId w16cid:paraId="1E3A8FC0" w16cid:durableId="2D64DFC0"/>
+  <w16cid:commentId w16cid:paraId="37F57F38" w16cid:durableId="63217AA1"/>
+  <w16cid:commentId w16cid:paraId="4A1F1C3A" w16cid:durableId="06F44358"/>
+  <w16cid:commentId w16cid:paraId="268AB0B1" w16cid:durableId="2D6C133C"/>
+  <w16cid:commentId w16cid:paraId="16217E3D" w16cid:durableId="5A68A107"/>
   <w16cid:commentId w16cid:paraId="4B039DE5" w16cid:durableId="48D25A13"/>
   <w16cid:commentId w16cid:paraId="5DD58FC9" w16cid:durableId="5FE2D6ED"/>
   <w16cid:commentId w16cid:paraId="5E6AA443" w16cid:durableId="7ED5E3AA"/>
   <w16cid:commentId w16cid:paraId="11DFEF63" w16cid:durableId="41FB9971"/>
+  <w16cid:commentId w16cid:paraId="2BEE9AF9" w16cid:durableId="57ED9B36"/>
   <w16cid:commentId w16cid:paraId="7D48D290" w16cid:durableId="59DF5604"/>
   <w16cid:commentId w16cid:paraId="335D8CAF" w16cid:durableId="6FB79063"/>
   <w16cid:commentId w16cid:paraId="086B81C9" w16cid:durableId="7B05876B"/>
@@ -13237,6 +12859,40 @@
       <w:r>
         <w:rPr>
           <w:rStyle w:val="FootnoteReference"/>
+        </w:rPr>
+        <w:footnoteRef/>
+      </w:r>
+      <w:r>
+        <w:t xml:space="preserve"> International Monetary Fund Article IV Staff Report 2025.</w:t>
+      </w:r>
+    </w:p>
+  </w:footnote>
+  <w:footnote w:id="3">
+    <w:p>
+      <w:pPr>
+        <w:pStyle w:val="FootnoteText"/>
+        <w:jc w:val="both"/>
+      </w:pPr>
+      <w:r>
+        <w:rPr>
+          <w:rStyle w:val="FootnoteReference"/>
+        </w:rPr>
+        <w:footnoteRef/>
+      </w:r>
+      <w:r>
+        <w:t xml:space="preserve"> According to the Office of the Prime Minister and the Ministry of Investment, Belize’s BPO sector is estimated to employ approximately 20,000 persons.</w:t>
+      </w:r>
+    </w:p>
+  </w:footnote>
+  <w:footnote w:id="4">
+    <w:p>
+      <w:pPr>
+        <w:pStyle w:val="FootnoteText"/>
+        <w:jc w:val="both"/>
+      </w:pPr>
+      <w:r>
+        <w:rPr>
+          <w:rStyle w:val="FootnoteReference"/>
           <w:highlight w:val="yellow"/>
         </w:rPr>
         <w:footnoteRef/>
@@ -13262,7 +12918,7 @@
       </w:r>
     </w:p>
   </w:footnote>
-  <w:footnote w:id="3">
+  <w:footnote w:id="5">
     <w:p>
       <w:pPr>
         <w:pStyle w:val="FootnoteText"/>
@@ -13279,7 +12935,7 @@
       </w:r>
     </w:p>
   </w:footnote>
-  <w:footnote w:id="4">
+  <w:footnote w:id="6">
     <w:p>
       <w:pPr>
         <w:pStyle w:val="FootnoteText"/>
@@ -14105,7 +13761,6 @@
   <w:style w:type="character" w:default="1" w:styleId="DefaultParagraphFont">
     <w:name w:val="Default Paragraph Font"/>
     <w:uiPriority w:val="1"/>
-    <w:semiHidden/>
     <w:unhideWhenUsed/>
   </w:style>
   <w:style w:type="table" w:default="1" w:styleId="TableNormal">

--- a/report/draft/Macroeconomic and Demographic Context Version 1.docx
+++ b/report/draft/Macroeconomic and Demographic Context Version 1.docx
@@ -2264,7 +2264,26 @@
         <w:rPr>
           <w:rFonts w:cs="Calibri"/>
         </w:rPr>
-        <w:t xml:space="preserve">Between 1980 and the early 1990s, the economy experienced several episodes of robust growth, including multiple years of double-digit expansion in economic activity (Figure 1 – Panel 1). This performance was driven primarily by agricultural expansion, diversification into tourism services and public sector investment. Growth, however, moderated significantly thereafter, particularly following the global financial crisis, with the post-2008 period characterized by lower average growth and repeated episodes of economic contraction. Over time, the economy has </w:t>
+        <w:t xml:space="preserve">Between 1980 and the early 1990s, the economy experienced several episodes of robust growth, including multiple years of double-digit expansion in economic activity </w:t>
+      </w:r>
+      <w:r>
+        <w:rPr>
+          <w:rFonts w:cs="Calibri"/>
+          <w:b/>
+          <w:bCs/>
+          <w:rPrChange w:id="3" w:author="Tommy Descartes" w:date="2026-05-26T20:58:00Z" w16du:dateUtc="2026-05-27T00:58:00Z">
+            <w:rPr>
+              <w:rFonts w:cs="Calibri"/>
+            </w:rPr>
+          </w:rPrChange>
+        </w:rPr>
+        <w:t>(Figure 1 – Panel 1)</w:t>
+      </w:r>
+      <w:r>
+        <w:rPr>
+          <w:rFonts w:cs="Calibri"/>
+        </w:rPr>
+        <w:t xml:space="preserve">. This performance was driven primarily by agricultural expansion, diversification into tourism services and public sector investment. Growth, however, moderated significantly thereafter, particularly following the global financial crisis, with the post-2008 period characterized by lower average growth and repeated episodes of economic contraction. Over time, the economy has </w:t>
       </w:r>
       <w:r>
         <w:rPr>
@@ -2300,8 +2319,8 @@
           <w:szCs w:val="22"/>
         </w:rPr>
       </w:pPr>
-      <w:commentRangeStart w:id="3"/>
       <w:commentRangeStart w:id="4"/>
+      <w:commentRangeStart w:id="5"/>
       <w:r>
         <w:rPr>
           <w:rFonts w:cs="Calibri"/>
@@ -2394,7 +2413,7 @@
         </w:rPr>
         <w:t xml:space="preserve">: </w:t>
       </w:r>
-      <w:commentRangeEnd w:id="3"/>
+      <w:commentRangeEnd w:id="4"/>
       <w:r>
         <w:rPr>
           <w:rStyle w:val="CommentReference"/>
@@ -2407,9 +2426,9 @@
           <w:sz w:val="22"/>
           <w:szCs w:val="22"/>
         </w:rPr>
-        <w:commentReference w:id="3"/>
-      </w:r>
-      <w:commentRangeEnd w:id="4"/>
+        <w:commentReference w:id="4"/>
+      </w:r>
+      <w:commentRangeEnd w:id="5"/>
       <w:r>
         <w:rPr>
           <w:rStyle w:val="CommentReference"/>
@@ -2422,7 +2441,7 @@
           <w:sz w:val="22"/>
           <w:szCs w:val="22"/>
         </w:rPr>
-        <w:commentReference w:id="4"/>
+        <w:commentReference w:id="5"/>
       </w:r>
     </w:p>
     <w:p>
@@ -2441,7 +2460,7 @@
           <w:szCs w:val="22"/>
         </w:rPr>
       </w:pPr>
-      <w:commentRangeStart w:id="5"/>
+      <w:commentRangeStart w:id="6"/>
       <w:r>
         <w:rPr>
           <w:rFonts w:cs="Calibri"/>
@@ -2454,7 +2473,7 @@
         </w:rPr>
         <w:t>Belize Real GDP Growth, Annual percentage and 5-Year Average (1980 – 2025)</w:t>
       </w:r>
-      <w:commentRangeEnd w:id="5"/>
+      <w:commentRangeEnd w:id="6"/>
       <w:r>
         <w:rPr>
           <w:rStyle w:val="CommentReference"/>
@@ -2466,7 +2485,7 @@
           <w:sz w:val="22"/>
           <w:szCs w:val="22"/>
         </w:rPr>
-        <w:commentReference w:id="5"/>
+        <w:commentReference w:id="6"/>
       </w:r>
     </w:p>
     <w:p>
@@ -2607,8 +2626,21 @@
       <w:r>
         <w:rPr>
           <w:rFonts w:cs="Calibri"/>
-        </w:rPr>
-        <w:t xml:space="preserve">Panel 2 highlights a pronounced deceleration in Belize’s long-run growth trajectory over the past four decades. Average real GDP growth increased from 3.0% during 1980-84 to 10.9% in </w:t>
+          <w:b/>
+          <w:bCs/>
+          <w:rPrChange w:id="7" w:author="Tommy Descartes" w:date="2026-05-26T20:59:00Z" w16du:dateUtc="2026-05-27T00:59:00Z">
+            <w:rPr>
+              <w:rFonts w:cs="Calibri"/>
+            </w:rPr>
+          </w:rPrChange>
+        </w:rPr>
+        <w:t>Panel 2</w:t>
+      </w:r>
+      <w:r>
+        <w:rPr>
+          <w:rFonts w:cs="Calibri"/>
+        </w:rPr>
+        <w:t xml:space="preserve"> highlights a pronounced deceleration in Belize’s long-run growth trajectory over the past four decades. Average real GDP growth increased from 3.0% during 1980-84 to 10.9% in </w:t>
       </w:r>
       <w:r>
         <w:rPr>
@@ -2667,7 +2699,7 @@
         <w:ind w:right="-23"/>
         <w:jc w:val="both"/>
         <w:rPr>
-          <w:del w:id="6" w:author="Tommy Descartes" w:date="2026-05-26T14:36:00Z" w16du:dateUtc="2026-05-26T18:36:00Z"/>
+          <w:del w:id="8" w:author="Tommy Descartes" w:date="2026-05-26T14:36:00Z" w16du:dateUtc="2026-05-26T18:36:00Z"/>
           <w:rFonts w:cs="Calibri"/>
         </w:rPr>
       </w:pPr>
@@ -2725,7 +2757,7 @@
           <w:rFonts w:cs="Calibri"/>
         </w:rPr>
       </w:pPr>
-      <w:commentRangeStart w:id="7"/>
+      <w:commentRangeStart w:id="9"/>
       <w:r>
         <w:rPr>
           <w:rFonts w:cs="Calibri"/>
@@ -2809,7 +2841,7 @@
         </w:rPr>
         <w:t xml:space="preserve"> </w:t>
       </w:r>
-      <w:commentRangeEnd w:id="7"/>
+      <w:commentRangeEnd w:id="9"/>
       <w:r>
         <w:rPr>
           <w:rStyle w:val="CommentReference"/>
@@ -2817,7 +2849,7 @@
           <w:sz w:val="22"/>
           <w:szCs w:val="22"/>
         </w:rPr>
-        <w:commentReference w:id="7"/>
+        <w:commentReference w:id="9"/>
       </w:r>
       <w:r>
         <w:rPr>
@@ -2968,7 +3000,7 @@
         </w:rPr>
         <w:t xml:space="preserve"> </w:t>
       </w:r>
-      <w:commentRangeStart w:id="8"/>
+      <w:commentRangeStart w:id="10"/>
       <w:r>
         <w:rPr>
           <w:rFonts w:cs="Calibri"/>
@@ -3029,7 +3061,7 @@
         </w:rPr>
         <w:t>2025 and is projected to increase to approximately 53.7% by 2035.</w:t>
       </w:r>
-      <w:commentRangeEnd w:id="8"/>
+      <w:commentRangeEnd w:id="10"/>
       <w:r>
         <w:rPr>
           <w:rStyle w:val="CommentReference"/>
@@ -3037,7 +3069,7 @@
           <w:sz w:val="22"/>
           <w:szCs w:val="22"/>
         </w:rPr>
-        <w:commentReference w:id="8"/>
+        <w:commentReference w:id="10"/>
       </w:r>
       <w:r>
         <w:rPr>
@@ -3301,7 +3333,7 @@
         </w:rPr>
         <w:t xml:space="preserve">ravel receipts have become an increasingly important component of Belize’s external services account, rising from </w:t>
       </w:r>
-      <w:commentRangeStart w:id="9"/>
+      <w:commentRangeStart w:id="11"/>
       <w:r>
         <w:rPr>
           <w:rFonts w:cs="Calibri"/>
@@ -3320,7 +3352,7 @@
         </w:rPr>
         <w:t xml:space="preserve"> in 2024.</w:t>
       </w:r>
-      <w:commentRangeEnd w:id="9"/>
+      <w:commentRangeEnd w:id="11"/>
       <w:r>
         <w:rPr>
           <w:rStyle w:val="CommentReference"/>
@@ -3328,7 +3360,7 @@
           <w:sz w:val="22"/>
           <w:szCs w:val="22"/>
         </w:rPr>
-        <w:commentReference w:id="9"/>
+        <w:commentReference w:id="11"/>
       </w:r>
       <w:r>
         <w:rPr>
@@ -3492,7 +3524,7 @@
           <w:szCs w:val="22"/>
         </w:rPr>
       </w:pPr>
-      <w:commentRangeStart w:id="10"/>
+      <w:commentRangeStart w:id="12"/>
       <w:r>
         <w:rPr>
           <w:b/>
@@ -3599,7 +3631,7 @@
         </w:rPr>
         <w:t>Belize Growth Accounting Decomposition (Avg. Annual Contribution to Real GDP)</w:t>
       </w:r>
-      <w:commentRangeEnd w:id="10"/>
+      <w:commentRangeEnd w:id="12"/>
       <w:r>
         <w:rPr>
           <w:rStyle w:val="CommentReference"/>
@@ -3610,7 +3642,7 @@
           <w:sz w:val="22"/>
           <w:szCs w:val="22"/>
         </w:rPr>
-        <w:commentReference w:id="10"/>
+        <w:commentReference w:id="12"/>
       </w:r>
     </w:p>
     <w:p>
@@ -3622,7 +3654,7 @@
           <w:rFonts w:cs="Calibri"/>
         </w:rPr>
       </w:pPr>
-      <w:commentRangeStart w:id="11"/>
+      <w:commentRangeStart w:id="13"/>
       <w:r>
         <w:rPr>
           <w:rFonts w:cs="Calibri"/>
@@ -3664,7 +3696,7 @@
           </wp:inline>
         </w:drawing>
       </w:r>
-      <w:commentRangeEnd w:id="11"/>
+      <w:commentRangeEnd w:id="13"/>
       <w:r>
         <w:rPr>
           <w:rStyle w:val="CommentReference"/>
@@ -3672,7 +3704,7 @@
           <w:sz w:val="22"/>
           <w:szCs w:val="22"/>
         </w:rPr>
-        <w:commentReference w:id="11"/>
+        <w:commentReference w:id="13"/>
       </w:r>
     </w:p>
     <w:p>
@@ -3836,15 +3868,15 @@
           <w:rFonts w:cs="Calibri"/>
         </w:rPr>
       </w:pPr>
-      <w:commentRangeStart w:id="12"/>
-      <w:commentRangeStart w:id="13"/>
+      <w:commentRangeStart w:id="14"/>
+      <w:commentRangeStart w:id="15"/>
       <w:r>
         <w:rPr>
           <w:rFonts w:cs="Calibri"/>
         </w:rPr>
         <w:t xml:space="preserve">Comparator economies such as Costa Rica, the Dominican Republic, and Mauritius provide </w:t>
       </w:r>
-      <w:commentRangeEnd w:id="13"/>
+      <w:commentRangeEnd w:id="15"/>
       <w:r>
         <w:rPr>
           <w:rStyle w:val="CommentReference"/>
@@ -3852,7 +3884,7 @@
           <w:sz w:val="22"/>
           <w:szCs w:val="22"/>
         </w:rPr>
-        <w:commentReference w:id="13"/>
+        <w:commentReference w:id="15"/>
       </w:r>
       <w:r>
         <w:rPr>
@@ -3884,7 +3916,7 @@
         </w:rPr>
         <w:t xml:space="preserve">GNI grew by only 19.3%, reflecting the presence of a persistent middle-income trap dynamics, which is limiting long-term income convergence relative to the selected comparator countries. </w:t>
       </w:r>
-      <w:commentRangeEnd w:id="12"/>
+      <w:commentRangeEnd w:id="14"/>
       <w:r>
         <w:rPr>
           <w:rStyle w:val="CommentReference"/>
@@ -3892,7 +3924,7 @@
           <w:sz w:val="22"/>
           <w:szCs w:val="22"/>
         </w:rPr>
-        <w:commentReference w:id="12"/>
+        <w:commentReference w:id="14"/>
       </w:r>
     </w:p>
     <w:p>
@@ -4150,7 +4182,7 @@
           <w:szCs w:val="22"/>
         </w:rPr>
       </w:pPr>
-      <w:commentRangeStart w:id="14"/>
+      <w:commentRangeStart w:id="16"/>
       <w:r>
         <w:rPr>
           <w:rFonts w:cs="Calibri"/>
@@ -4266,7 +4298,7 @@
         </w:rPr>
         <w:t xml:space="preserve">Gross National Income Per Capita, PPP (Constant 2021 Internation $) </w:t>
       </w:r>
-      <w:commentRangeEnd w:id="14"/>
+      <w:commentRangeEnd w:id="16"/>
       <w:r>
         <w:rPr>
           <w:rStyle w:val="CommentReference"/>
@@ -4278,7 +4310,7 @@
           <w:sz w:val="22"/>
           <w:szCs w:val="22"/>
         </w:rPr>
-        <w:commentReference w:id="14"/>
+        <w:commentReference w:id="16"/>
       </w:r>
     </w:p>
     <w:p>
@@ -4616,7 +4648,7 @@
         </w:rPr>
         <w:t xml:space="preserve"> </w:t>
       </w:r>
-      <w:commentRangeStart w:id="15"/>
+      <w:commentRangeStart w:id="17"/>
       <w:r>
         <w:rPr>
           <w:rFonts w:ascii="Trebuchet MS" w:hAnsi="Trebuchet MS"/>
@@ -4647,7 +4679,7 @@
         </w:rPr>
         <w:t>Trends</w:t>
       </w:r>
-      <w:commentRangeEnd w:id="15"/>
+      <w:commentRangeEnd w:id="17"/>
       <w:r>
         <w:rPr>
           <w:rStyle w:val="CommentReference"/>
@@ -4657,7 +4689,7 @@
           <w:sz w:val="28"/>
           <w:szCs w:val="28"/>
         </w:rPr>
-        <w:commentReference w:id="15"/>
+        <w:commentReference w:id="17"/>
       </w:r>
     </w:p>
     <w:p>
@@ -4682,14 +4714,14 @@
           <w:rFonts w:cs="Calibri"/>
         </w:rPr>
       </w:pPr>
-      <w:commentRangeStart w:id="16"/>
+      <w:commentRangeStart w:id="18"/>
       <w:r>
         <w:rPr>
           <w:rFonts w:cs="Calibri"/>
         </w:rPr>
         <w:t xml:space="preserve">Belize’s estimated mid-year population in 2026 stood at </w:t>
       </w:r>
-      <w:commentRangeStart w:id="17"/>
+      <w:commentRangeStart w:id="19"/>
       <w:r>
         <w:rPr>
           <w:rFonts w:cs="Calibri"/>
@@ -4702,7 +4734,7 @@
         </w:rPr>
         <w:t>, comprising 210,525 males and 217,869 females,</w:t>
       </w:r>
-      <w:commentRangeEnd w:id="17"/>
+      <w:commentRangeEnd w:id="19"/>
       <w:r>
         <w:rPr>
           <w:rStyle w:val="CommentReference"/>
@@ -4710,7 +4742,7 @@
           <w:sz w:val="22"/>
           <w:szCs w:val="22"/>
         </w:rPr>
-        <w:commentReference w:id="17"/>
+        <w:commentReference w:id="19"/>
       </w:r>
       <w:r>
         <w:rPr>
@@ -4724,7 +4756,7 @@
         </w:rPr>
         <w:t xml:space="preserve">. </w:t>
       </w:r>
-      <w:commentRangeEnd w:id="16"/>
+      <w:commentRangeEnd w:id="18"/>
       <w:r>
         <w:rPr>
           <w:rStyle w:val="CommentReference"/>
@@ -4732,7 +4764,7 @@
           <w:sz w:val="22"/>
           <w:szCs w:val="22"/>
         </w:rPr>
-        <w:commentReference w:id="16"/>
+        <w:commentReference w:id="18"/>
       </w:r>
       <w:r>
         <w:rPr>
@@ -4740,7 +4772,7 @@
         </w:rPr>
         <w:t xml:space="preserve">Between 2015 and 2026, </w:t>
       </w:r>
-      <w:commentRangeStart w:id="18"/>
+      <w:commentRangeStart w:id="20"/>
       <w:r>
         <w:rPr>
           <w:rFonts w:cs="Calibri"/>
@@ -4765,7 +4797,7 @@
         </w:rPr>
         <w:t xml:space="preserve"> </w:t>
       </w:r>
-      <w:commentRangeEnd w:id="18"/>
+      <w:commentRangeEnd w:id="20"/>
       <w:r>
         <w:rPr>
           <w:rStyle w:val="CommentReference"/>
@@ -4773,7 +4805,7 @@
           <w:sz w:val="22"/>
           <w:szCs w:val="22"/>
         </w:rPr>
-        <w:commentReference w:id="18"/>
+        <w:commentReference w:id="20"/>
       </w:r>
     </w:p>
     <w:p>
@@ -4817,14 +4849,14 @@
         </w:rPr>
         <w:t xml:space="preserve">small developing </w:t>
       </w:r>
-      <w:commentRangeStart w:id="19"/>
+      <w:commentRangeStart w:id="21"/>
       <w:r>
         <w:rPr>
           <w:rFonts w:cs="Calibri"/>
         </w:rPr>
         <w:t>states</w:t>
       </w:r>
-      <w:commentRangeEnd w:id="19"/>
+      <w:commentRangeEnd w:id="21"/>
       <w:r>
         <w:rPr>
           <w:rStyle w:val="CommentReference"/>
@@ -4832,7 +4864,7 @@
           <w:sz w:val="22"/>
           <w:szCs w:val="22"/>
         </w:rPr>
-        <w:commentReference w:id="19"/>
+        <w:commentReference w:id="21"/>
       </w:r>
       <w:r>
         <w:rPr>
@@ -4846,7 +4878,7 @@
         </w:rPr>
         <w:t xml:space="preserve"> is becoming increasingly ruralized. </w:t>
       </w:r>
-      <w:commentRangeStart w:id="20"/>
+      <w:commentRangeStart w:id="22"/>
       <w:r>
         <w:rPr>
           <w:rFonts w:cs="Calibri"/>
@@ -4883,7 +4915,7 @@
         </w:rPr>
         <w:t xml:space="preserve"> several districts emerging as key labour supply centers</w:t>
       </w:r>
-      <w:commentRangeEnd w:id="20"/>
+      <w:commentRangeEnd w:id="22"/>
       <w:r>
         <w:rPr>
           <w:rStyle w:val="CommentReference"/>
@@ -4891,7 +4923,7 @@
           <w:sz w:val="22"/>
           <w:szCs w:val="22"/>
         </w:rPr>
-        <w:commentReference w:id="20"/>
+        <w:commentReference w:id="22"/>
       </w:r>
       <w:r>
         <w:rPr>
@@ -4955,7 +4987,7 @@
         </w:rPr>
         <w:t xml:space="preserve"> </w:t>
       </w:r>
-      <w:commentRangeStart w:id="21"/>
+      <w:commentRangeStart w:id="23"/>
       <w:r>
         <w:rPr>
           <w:rFonts w:cs="Calibri"/>
@@ -4974,7 +5006,7 @@
         </w:rPr>
         <w:t xml:space="preserve">  </w:t>
       </w:r>
-      <w:commentRangeEnd w:id="21"/>
+      <w:commentRangeEnd w:id="23"/>
       <w:r>
         <w:rPr>
           <w:rStyle w:val="CommentReference"/>
@@ -4982,7 +5014,7 @@
           <w:sz w:val="22"/>
           <w:szCs w:val="22"/>
         </w:rPr>
-        <w:commentReference w:id="21"/>
+        <w:commentReference w:id="23"/>
       </w:r>
     </w:p>
     <w:p>
@@ -5056,14 +5088,14 @@
         </w:rPr>
         <w:t xml:space="preserve"> pressures on the economy’s capacity to generate productive employment opportunities, particularly for youth entering the labor market. At the same time, </w:t>
       </w:r>
-      <w:commentRangeStart w:id="22"/>
+      <w:commentRangeStart w:id="24"/>
       <w:r>
         <w:rPr>
           <w:rFonts w:cs="Calibri"/>
         </w:rPr>
         <w:t>sustained population growth raises demand for housing, education, healthcare, transportation, and other public infrastructure</w:t>
       </w:r>
-      <w:commentRangeEnd w:id="22"/>
+      <w:commentRangeEnd w:id="24"/>
       <w:r>
         <w:rPr>
           <w:rStyle w:val="CommentReference"/>
@@ -5071,7 +5103,7 @@
           <w:sz w:val="22"/>
           <w:szCs w:val="22"/>
         </w:rPr>
-        <w:commentReference w:id="22"/>
+        <w:commentReference w:id="24"/>
       </w:r>
       <w:r>
         <w:rPr>
@@ -5177,7 +5209,7 @@
           <w:rFonts w:cs="Calibri"/>
         </w:rPr>
       </w:pPr>
-      <w:commentRangeStart w:id="23"/>
+      <w:commentRangeStart w:id="25"/>
       <w:r>
         <w:rPr>
           <w:rFonts w:cs="Calibri"/>
@@ -5203,7 +5235,7 @@
         </w:rPr>
         <w:t>, reflecting a relatively youthful demographic structure. The dependency burden is concentrated among the younger cohort of the population, as evidenced by a youth dependence ratio of 43.8%, while the old-age dependency ratio is comparatively low at 10.9</w:t>
       </w:r>
-      <w:commentRangeEnd w:id="23"/>
+      <w:commentRangeEnd w:id="25"/>
       <w:r>
         <w:rPr>
           <w:rStyle w:val="CommentReference"/>
@@ -5211,7 +5243,7 @@
           <w:sz w:val="22"/>
           <w:szCs w:val="22"/>
         </w:rPr>
-        <w:commentReference w:id="23"/>
+        <w:commentReference w:id="25"/>
       </w:r>
       <w:r>
         <w:rPr>
@@ -5326,7 +5358,7 @@
           <w:szCs w:val="22"/>
         </w:rPr>
       </w:pPr>
-      <w:commentRangeStart w:id="24"/>
+      <w:commentRangeStart w:id="26"/>
       <w:r>
         <w:rPr>
           <w:rFonts w:cs="Calibri"/>
@@ -5412,7 +5444,7 @@
         </w:rPr>
         <w:t xml:space="preserve">: </w:t>
       </w:r>
-      <w:commentRangeEnd w:id="24"/>
+      <w:commentRangeEnd w:id="26"/>
       <w:r>
         <w:rPr>
           <w:rStyle w:val="CommentReference"/>
@@ -5424,7 +5456,7 @@
           <w:sz w:val="22"/>
           <w:szCs w:val="22"/>
         </w:rPr>
-        <w:commentReference w:id="24"/>
+        <w:commentReference w:id="26"/>
       </w:r>
     </w:p>
     <w:p>
@@ -5586,7 +5618,7 @@
         </w:rPr>
         <w:t xml:space="preserve"> </w:t>
       </w:r>
-      <w:commentRangeStart w:id="25"/>
+      <w:commentRangeStart w:id="27"/>
       <w:r>
         <w:rPr>
           <w:rFonts w:cs="Calibri"/>
@@ -5617,7 +5649,7 @@
         </w:rPr>
         <w:t xml:space="preserve"> are macro-critical, as it can weaken human capital deepening and constrain domestic labour market dynamism.</w:t>
       </w:r>
-      <w:commentRangeEnd w:id="25"/>
+      <w:commentRangeEnd w:id="27"/>
       <w:r>
         <w:rPr>
           <w:rStyle w:val="CommentReference"/>
@@ -5625,7 +5657,7 @@
           <w:sz w:val="22"/>
           <w:szCs w:val="22"/>
         </w:rPr>
-        <w:commentReference w:id="25"/>
+        <w:commentReference w:id="27"/>
       </w:r>
     </w:p>
     <w:p>
@@ -5793,7 +5825,7 @@
           <w:szCs w:val="22"/>
         </w:rPr>
       </w:pPr>
-      <w:commentRangeStart w:id="26"/>
+      <w:commentRangeStart w:id="28"/>
       <w:r>
         <w:rPr>
           <w:b/>
@@ -5899,7 +5931,7 @@
         </w:rPr>
         <w:t>Belize Demographic Transition, 2015-2025</w:t>
       </w:r>
-      <w:commentRangeEnd w:id="26"/>
+      <w:commentRangeEnd w:id="28"/>
       <w:r>
         <w:rPr>
           <w:rStyle w:val="CommentReference"/>
@@ -5910,7 +5942,7 @@
           <w:sz w:val="22"/>
           <w:szCs w:val="22"/>
         </w:rPr>
-        <w:commentReference w:id="26"/>
+        <w:commentReference w:id="28"/>
       </w:r>
     </w:p>
     <w:p>
@@ -6161,14 +6193,14 @@
         </w:rPr>
         <w:t xml:space="preserve"> likely reflects expanding economic opportunities associated with the growth of the tourism sector as well as inward migration from neighbouring Central American countries. Net migration flows strengthened during the 2000s, contributing to the expansion of the labour force and total population growth. Migration patterns, however, remain highly sensitive to economic conditions, </w:t>
       </w:r>
-      <w:commentRangeStart w:id="27"/>
+      <w:commentRangeStart w:id="29"/>
       <w:r>
         <w:rPr>
           <w:rFonts w:cs="Calibri"/>
         </w:rPr>
         <w:t>as evidenced by the sharp decline during the COVID-19 pandemic and the subsequent rebound in 2022</w:t>
       </w:r>
-      <w:commentRangeEnd w:id="27"/>
+      <w:commentRangeEnd w:id="29"/>
       <w:r>
         <w:rPr>
           <w:rStyle w:val="CommentReference"/>
@@ -6176,7 +6208,7 @@
           <w:sz w:val="22"/>
           <w:szCs w:val="22"/>
         </w:rPr>
-        <w:commentReference w:id="27"/>
+        <w:commentReference w:id="29"/>
       </w:r>
       <w:r>
         <w:rPr>
@@ -6683,7 +6715,7 @@
           <w:szCs w:val="28"/>
         </w:rPr>
       </w:pPr>
-      <w:commentRangeStart w:id="28"/>
+      <w:commentRangeStart w:id="30"/>
       <w:r>
         <w:rPr>
           <w:rFonts w:ascii="Trebuchet MS" w:hAnsi="Trebuchet MS"/>
@@ -6694,7 +6726,7 @@
         </w:rPr>
         <w:t>Labour Market Assessment</w:t>
       </w:r>
-      <w:commentRangeEnd w:id="28"/>
+      <w:commentRangeEnd w:id="30"/>
       <w:r>
         <w:rPr>
           <w:rStyle w:val="CommentReference"/>
@@ -6704,7 +6736,7 @@
           <w:sz w:val="28"/>
           <w:szCs w:val="28"/>
         </w:rPr>
-        <w:commentReference w:id="28"/>
+        <w:commentReference w:id="30"/>
       </w:r>
     </w:p>
     <w:bookmarkEnd w:id="0"/>
@@ -7295,7 +7327,7 @@
           <w:rFonts w:cs="Aptos Serif"/>
         </w:rPr>
       </w:pPr>
-      <w:commentRangeStart w:id="29"/>
+      <w:commentRangeStart w:id="31"/>
       <w:r>
         <w:rPr>
           <w:rFonts w:cs="Aptos Serif"/>
@@ -7424,7 +7456,7 @@
         </w:rPr>
         <w:t xml:space="preserve"> The population with secondary education increased from 50,037 persons in 2015 to 70,051 persons in 2024, equivalent to 40.0%. Similarly, the number of persons with tertiary education expanded from 35,229 to 54,025 over the same period, representing an increase of nearly 53.4%. This growth in tertiary education attainment suggests a gradual deepening of Belize’s skilled labour force and may reflect expanded access to higher education, increased educational participation and changing labour market demands.</w:t>
       </w:r>
-      <w:commentRangeEnd w:id="29"/>
+      <w:commentRangeEnd w:id="31"/>
       <w:r>
         <w:rPr>
           <w:rStyle w:val="CommentReference"/>
@@ -7432,7 +7464,7 @@
           <w:sz w:val="22"/>
           <w:szCs w:val="22"/>
         </w:rPr>
-        <w:commentReference w:id="29"/>
+        <w:commentReference w:id="31"/>
       </w:r>
     </w:p>
     <w:p>
@@ -9730,7 +9762,7 @@
                 <w:szCs w:val="20"/>
               </w:rPr>
             </w:pPr>
-            <w:commentRangeStart w:id="30"/>
+            <w:commentRangeStart w:id="32"/>
             <w:r>
               <w:rPr>
                 <w:rFonts w:cs="Calibri"/>
@@ -9757,7 +9789,7 @@
               </w:rPr>
               <w:t xml:space="preserve">175,944 </w:t>
             </w:r>
-            <w:commentRangeEnd w:id="30"/>
+            <w:commentRangeEnd w:id="32"/>
             <w:r>
               <w:rPr>
                 <w:rStyle w:val="CommentReference"/>
@@ -9765,7 +9797,7 @@
                 <w:sz w:val="20"/>
                 <w:szCs w:val="20"/>
               </w:rPr>
-              <w:commentReference w:id="30"/>
+              <w:commentReference w:id="32"/>
             </w:r>
           </w:p>
         </w:tc>
@@ -9930,7 +9962,7 @@
           <w:szCs w:val="24"/>
         </w:rPr>
       </w:pPr>
-      <w:commentRangeStart w:id="31"/>
+      <w:commentRangeStart w:id="33"/>
       <w:r>
         <w:rPr>
           <w:b/>
@@ -9940,7 +9972,7 @@
         </w:rPr>
         <w:t>Gender Participation Gap</w:t>
       </w:r>
-      <w:commentRangeEnd w:id="31"/>
+      <w:commentRangeEnd w:id="33"/>
       <w:r>
         <w:rPr>
           <w:rStyle w:val="CommentReference"/>
@@ -9949,7 +9981,7 @@
           <w:sz w:val="24"/>
           <w:szCs w:val="24"/>
         </w:rPr>
-        <w:commentReference w:id="31"/>
+        <w:commentReference w:id="33"/>
       </w:r>
     </w:p>
     <w:p>
@@ -10060,7 +10092,7 @@
           <w:szCs w:val="22"/>
         </w:rPr>
       </w:pPr>
-      <w:commentRangeStart w:id="32"/>
+      <w:commentRangeStart w:id="34"/>
       <w:r>
         <w:rPr>
           <w:b/>
@@ -10166,7 +10198,7 @@
         </w:rPr>
         <w:t>Belize: Labour Force Participation and Gender Gap</w:t>
       </w:r>
-      <w:commentRangeEnd w:id="32"/>
+      <w:commentRangeEnd w:id="34"/>
       <w:r>
         <w:rPr>
           <w:rStyle w:val="CommentReference"/>
@@ -10177,7 +10209,7 @@
           <w:sz w:val="22"/>
           <w:szCs w:val="22"/>
         </w:rPr>
-        <w:commentReference w:id="32"/>
+        <w:commentReference w:id="34"/>
       </w:r>
     </w:p>
     <w:p>
@@ -10296,14 +10328,14 @@
         </w:rPr>
         <w:t xml:space="preserve">The persistence of this participation gap points to the existence of structural barriers limiting women’s attachment to the labour market. These barriers may include unpaid care and domestic responsibilities, transportation limitations, </w:t>
       </w:r>
-      <w:commentRangeStart w:id="33"/>
+      <w:commentRangeStart w:id="35"/>
       <w:r>
         <w:rPr>
           <w:rFonts w:cs="Calibri"/>
         </w:rPr>
         <w:t xml:space="preserve">occupational segregation, </w:t>
       </w:r>
-      <w:commentRangeEnd w:id="33"/>
+      <w:commentRangeEnd w:id="35"/>
       <w:r>
         <w:rPr>
           <w:rStyle w:val="CommentReference"/>
@@ -10311,7 +10343,7 @@
           <w:sz w:val="22"/>
           <w:szCs w:val="22"/>
         </w:rPr>
-        <w:commentReference w:id="33"/>
+        <w:commentReference w:id="35"/>
       </w:r>
       <w:r>
         <w:rPr>
@@ -11498,14 +11530,14 @@
         </w:rPr>
         <w:t xml:space="preserve">The decline in labour force participation has coincided with a substantial increase in the number </w:t>
       </w:r>
-      <w:commentRangeStart w:id="34"/>
+      <w:commentRangeStart w:id="36"/>
       <w:r>
         <w:rPr>
           <w:rFonts w:cs="Calibri"/>
         </w:rPr>
         <w:t>of persons remaining outside the labour force. The economically inactive working-age population increased from 81,344 persons in September 2019, equivalent to approximately 29.9% of the working-age population, to 130,909 persons by September 2025, representing approximately 41.9% of the working-age population. Overall, the number of economically inactive persons increased by 49,565 persons between 2019 and 2025, equivalent to a cumulative increase of approximately 60.9%.</w:t>
       </w:r>
-      <w:commentRangeEnd w:id="34"/>
+      <w:commentRangeEnd w:id="36"/>
       <w:r>
         <w:rPr>
           <w:rStyle w:val="CommentReference"/>
@@ -11513,7 +11545,7 @@
           <w:sz w:val="22"/>
           <w:szCs w:val="22"/>
         </w:rPr>
-        <w:commentReference w:id="34"/>
+        <w:commentReference w:id="36"/>
       </w:r>
     </w:p>
     <w:p>
@@ -11782,7 +11814,7 @@
           <w:szCs w:val="22"/>
         </w:rPr>
       </w:pPr>
-      <w:commentRangeStart w:id="35"/>
+      <w:commentRangeStart w:id="37"/>
       <w:r>
         <w:rPr>
           <w:b/>
@@ -11794,7 +11826,7 @@
         </w:rPr>
         <w:t>Belize: Persons Outside the Labour Force by Sex</w:t>
       </w:r>
-      <w:commentRangeEnd w:id="35"/>
+      <w:commentRangeEnd w:id="37"/>
       <w:r>
         <w:rPr>
           <w:rStyle w:val="CommentReference"/>
@@ -11805,7 +11837,7 @@
           <w:sz w:val="22"/>
           <w:szCs w:val="22"/>
         </w:rPr>
-        <w:commentReference w:id="35"/>
+        <w:commentReference w:id="37"/>
       </w:r>
     </w:p>
     <w:p>
@@ -11894,7 +11926,7 @@
           <w:rFonts w:cs="Calibri"/>
         </w:rPr>
       </w:pPr>
-      <w:commentRangeStart w:id="36"/>
+      <w:commentRangeStart w:id="38"/>
       <w:r>
         <w:rPr>
           <w:rFonts w:cs="Calibri"/>
@@ -11922,7 +11954,7 @@
         </w:rPr>
         <w:t xml:space="preserve"> </w:t>
       </w:r>
-      <w:commentRangeEnd w:id="36"/>
+      <w:commentRangeEnd w:id="38"/>
       <w:r>
         <w:rPr>
           <w:rStyle w:val="CommentReference"/>
@@ -11930,7 +11962,7 @@
           <w:sz w:val="22"/>
           <w:szCs w:val="22"/>
         </w:rPr>
-        <w:commentReference w:id="36"/>
+        <w:commentReference w:id="38"/>
       </w:r>
       <w:r>
         <w:rPr>
@@ -11960,14 +11992,14 @@
           <w:rFonts w:cs="Calibri"/>
         </w:rPr>
       </w:pPr>
-      <w:commentRangeStart w:id="37"/>
+      <w:commentRangeStart w:id="39"/>
       <w:r>
         <w:rPr>
           <w:rFonts w:cs="Calibri"/>
         </w:rPr>
         <w:t>From a broader macroeconomic perspective, persistently high female labour force inactivity may constrain labour utilization, productivity growth, household income generation, and the country’s ability to fully capitalize on its demographic dividend. These findings therefore underscore the importance of policies aimed at strengthening female labour market participation through investments in childcare services, transportation infrastructure, skills development, flexible work arrangements, and broader labour market inclusion initiatives.</w:t>
       </w:r>
-      <w:commentRangeEnd w:id="37"/>
+      <w:commentRangeEnd w:id="39"/>
       <w:r>
         <w:rPr>
           <w:rStyle w:val="CommentReference"/>
@@ -11975,7 +12007,7 @@
           <w:sz w:val="22"/>
           <w:szCs w:val="22"/>
         </w:rPr>
-        <w:commentReference w:id="37"/>
+        <w:commentReference w:id="39"/>
       </w:r>
     </w:p>
     <w:p>
@@ -12056,7 +12088,7 @@
       </w:r>
     </w:p>
   </w:comment>
-  <w:comment w:id="3" w:author="Tommy Descartes" w:date="2026-05-25T18:32:00Z" w:initials="TD">
+  <w:comment w:id="4" w:author="Tommy Descartes" w:date="2026-05-25T18:32:00Z" w:initials="TD">
     <w:p>
       <w:pPr>
         <w:pStyle w:val="CommentText"/>
@@ -12072,7 +12104,7 @@
       </w:r>
     </w:p>
   </w:comment>
-  <w:comment w:id="4" w:author="Tommy Descartes" w:date="2026-05-26T12:30:00Z" w:initials="TD">
+  <w:comment w:id="5" w:author="Tommy Descartes" w:date="2026-05-26T12:30:00Z" w:initials="TD">
     <w:p>
       <w:pPr>
         <w:pStyle w:val="CommentText"/>
@@ -12088,7 +12120,7 @@
       </w:r>
     </w:p>
   </w:comment>
-  <w:comment w:id="5" w:author="Tommy Descartes" w:date="2026-05-26T14:35:00Z" w:initials="TD">
+  <w:comment w:id="6" w:author="Tommy Descartes" w:date="2026-05-26T14:35:00Z" w:initials="TD">
     <w:p>
       <w:pPr>
         <w:pStyle w:val="CommentText"/>
@@ -12104,7 +12136,7 @@
       </w:r>
     </w:p>
   </w:comment>
-  <w:comment w:id="7" w:author="Tommy Descartes" w:date="2026-05-25T18:34:00Z" w:initials="TD">
+  <w:comment w:id="9" w:author="Tommy Descartes" w:date="2026-05-25T18:34:00Z" w:initials="TD">
     <w:p>
       <w:pPr>
         <w:pStyle w:val="CommentText"/>
@@ -12120,7 +12152,7 @@
       </w:r>
     </w:p>
   </w:comment>
-  <w:comment w:id="8" w:author="Tommy Descartes" w:date="2026-05-14T10:57:00Z" w:initials="TD">
+  <w:comment w:id="10" w:author="Tommy Descartes" w:date="2026-05-14T10:57:00Z" w:initials="TD">
     <w:p>
       <w:pPr>
         <w:pStyle w:val="CommentText"/>
@@ -12136,7 +12168,7 @@
       </w:r>
     </w:p>
   </w:comment>
-  <w:comment w:id="9" w:author="Tommy Descartes" w:date="2026-05-15T11:54:00Z" w:initials="TD">
+  <w:comment w:id="11" w:author="Tommy Descartes" w:date="2026-05-15T11:54:00Z" w:initials="TD">
     <w:p>
       <w:pPr>
         <w:pStyle w:val="CommentText"/>
@@ -12152,7 +12184,7 @@
       </w:r>
     </w:p>
   </w:comment>
-  <w:comment w:id="10" w:author="Tommy Descartes" w:date="2026-05-25T18:51:00Z" w:initials="TD">
+  <w:comment w:id="12" w:author="Tommy Descartes" w:date="2026-05-25T18:51:00Z" w:initials="TD">
     <w:p>
       <w:pPr>
         <w:pStyle w:val="CommentText"/>
@@ -12168,7 +12200,7 @@
       </w:r>
     </w:p>
   </w:comment>
-  <w:comment w:id="11" w:author="Tommy Descartes" w:date="2026-05-26T14:39:00Z" w:initials="TD">
+  <w:comment w:id="13" w:author="Tommy Descartes" w:date="2026-05-26T14:39:00Z" w:initials="TD">
     <w:p>
       <w:pPr>
         <w:pStyle w:val="CommentText"/>
@@ -12184,7 +12216,7 @@
       </w:r>
     </w:p>
   </w:comment>
-  <w:comment w:id="13" w:author="Tommy Descartes" w:date="2026-05-14T12:09:00Z" w:initials="TD">
+  <w:comment w:id="15" w:author="Tommy Descartes" w:date="2026-05-14T12:09:00Z" w:initials="TD">
     <w:p>
       <w:pPr>
         <w:pStyle w:val="CommentText"/>
@@ -12200,7 +12232,7 @@
       </w:r>
     </w:p>
   </w:comment>
-  <w:comment w:id="12" w:author="Tommy Descartes" w:date="2026-05-13T11:24:00Z" w:initials="TD">
+  <w:comment w:id="14" w:author="Tommy Descartes" w:date="2026-05-13T11:24:00Z" w:initials="TD">
     <w:p>
       <w:pPr>
         <w:pStyle w:val="CommentText"/>
@@ -12216,7 +12248,7 @@
       </w:r>
     </w:p>
   </w:comment>
-  <w:comment w:id="14" w:author="Tommy Descartes" w:date="2026-05-12T17:36:00Z" w:initials="TD">
+  <w:comment w:id="16" w:author="Tommy Descartes" w:date="2026-05-12T17:36:00Z" w:initials="TD">
     <w:p>
       <w:pPr>
         <w:pStyle w:val="CommentText"/>
@@ -12232,7 +12264,7 @@
       </w:r>
     </w:p>
   </w:comment>
-  <w:comment w:id="15" w:author="Tommy Descartes" w:date="2026-05-15T03:16:00Z" w:initials="TD">
+  <w:comment w:id="17" w:author="Tommy Descartes" w:date="2026-05-15T03:16:00Z" w:initials="TD">
     <w:p>
       <w:pPr>
         <w:pStyle w:val="CommentText"/>
@@ -12248,7 +12280,7 @@
       </w:r>
     </w:p>
   </w:comment>
-  <w:comment w:id="17" w:author="Tommy Descartes" w:date="2026-05-17T18:19:00Z" w:initials="TD">
+  <w:comment w:id="19" w:author="Tommy Descartes" w:date="2026-05-17T18:19:00Z" w:initials="TD">
     <w:p>
       <w:pPr>
         <w:pStyle w:val="CommentText"/>
@@ -12264,7 +12296,7 @@
       </w:r>
     </w:p>
   </w:comment>
-  <w:comment w:id="16" w:author="Tommy Descartes" w:date="2026-05-13T08:29:00Z" w:initials="TD">
+  <w:comment w:id="18" w:author="Tommy Descartes" w:date="2026-05-13T08:29:00Z" w:initials="TD">
     <w:p>
       <w:pPr>
         <w:pStyle w:val="CommentText"/>
@@ -12280,7 +12312,7 @@
       </w:r>
     </w:p>
   </w:comment>
-  <w:comment w:id="18" w:author="Tommy Descartes" w:date="2026-05-13T17:55:00Z" w:initials="TD">
+  <w:comment w:id="20" w:author="Tommy Descartes" w:date="2026-05-13T17:55:00Z" w:initials="TD">
     <w:p>
       <w:pPr>
         <w:pStyle w:val="CommentText"/>
@@ -12296,7 +12328,7 @@
       </w:r>
     </w:p>
   </w:comment>
-  <w:comment w:id="19" w:author="Tommy Descartes" w:date="2026-05-14T13:55:00Z" w:initials="TD">
+  <w:comment w:id="21" w:author="Tommy Descartes" w:date="2026-05-14T13:55:00Z" w:initials="TD">
     <w:p>
       <w:pPr>
         <w:pStyle w:val="CommentText"/>
@@ -12312,7 +12344,7 @@
       </w:r>
     </w:p>
   </w:comment>
-  <w:comment w:id="20" w:author="Tommy Descartes" w:date="2026-05-25T19:05:00Z" w:initials="TD">
+  <w:comment w:id="22" w:author="Tommy Descartes" w:date="2026-05-25T19:05:00Z" w:initials="TD">
     <w:p>
       <w:pPr>
         <w:pStyle w:val="CommentText"/>
@@ -12328,7 +12360,7 @@
       </w:r>
     </w:p>
   </w:comment>
-  <w:comment w:id="21" w:author="Tommy Descartes" w:date="2026-05-25T19:06:00Z" w:initials="TD">
+  <w:comment w:id="23" w:author="Tommy Descartes" w:date="2026-05-25T19:06:00Z" w:initials="TD">
     <w:p>
       <w:pPr>
         <w:pStyle w:val="CommentText"/>
@@ -12344,7 +12376,7 @@
       </w:r>
     </w:p>
   </w:comment>
-  <w:comment w:id="22" w:author="Tommy Descartes" w:date="2026-05-13T10:07:00Z" w:initials="TD">
+  <w:comment w:id="24" w:author="Tommy Descartes" w:date="2026-05-13T10:07:00Z" w:initials="TD">
     <w:p>
       <w:pPr>
         <w:pStyle w:val="CommentText"/>
@@ -12360,7 +12392,7 @@
       </w:r>
     </w:p>
   </w:comment>
-  <w:comment w:id="23" w:author="Tommy Descartes" w:date="2026-05-15T03:10:00Z" w:initials="TD">
+  <w:comment w:id="25" w:author="Tommy Descartes" w:date="2026-05-15T03:10:00Z" w:initials="TD">
     <w:p>
       <w:pPr>
         <w:pStyle w:val="CommentText"/>
@@ -12376,7 +12408,7 @@
       </w:r>
     </w:p>
   </w:comment>
-  <w:comment w:id="24" w:author="Tommy Descartes" w:date="2026-05-13T08:23:00Z" w:initials="TD">
+  <w:comment w:id="26" w:author="Tommy Descartes" w:date="2026-05-13T08:23:00Z" w:initials="TD">
     <w:p>
       <w:pPr>
         <w:pStyle w:val="CommentText"/>
@@ -12392,7 +12424,7 @@
       </w:r>
     </w:p>
   </w:comment>
-  <w:comment w:id="25" w:author="Tommy Descartes" w:date="2026-05-15T03:20:00Z" w:initials="TD">
+  <w:comment w:id="27" w:author="Tommy Descartes" w:date="2026-05-15T03:20:00Z" w:initials="TD">
     <w:p>
       <w:pPr>
         <w:pStyle w:val="CommentText"/>
@@ -12408,7 +12440,7 @@
       </w:r>
     </w:p>
   </w:comment>
-  <w:comment w:id="26" w:author="Tommy Descartes" w:date="2026-05-25T19:20:00Z" w:initials="TD">
+  <w:comment w:id="28" w:author="Tommy Descartes" w:date="2026-05-25T19:20:00Z" w:initials="TD">
     <w:p>
       <w:pPr>
         <w:pStyle w:val="CommentText"/>
@@ -12424,7 +12456,7 @@
       </w:r>
     </w:p>
   </w:comment>
-  <w:comment w:id="27" w:author="Tommy Descartes" w:date="2026-05-15T11:29:00Z" w:initials="TD">
+  <w:comment w:id="29" w:author="Tommy Descartes" w:date="2026-05-15T11:29:00Z" w:initials="TD">
     <w:p>
       <w:pPr>
         <w:pStyle w:val="CommentText"/>
@@ -12440,7 +12472,7 @@
       </w:r>
     </w:p>
   </w:comment>
-  <w:comment w:id="28" w:author="Tommy Descartes" w:date="2026-05-17T18:31:00Z" w:initials="TD">
+  <w:comment w:id="30" w:author="Tommy Descartes" w:date="2026-05-17T18:31:00Z" w:initials="TD">
     <w:p>
       <w:pPr>
         <w:pStyle w:val="CommentText"/>
@@ -12469,7 +12501,7 @@
       </w:r>
     </w:p>
   </w:comment>
-  <w:comment w:id="29" w:author="Tommy Descartes" w:date="2026-05-25T19:29:00Z" w:initials="TD">
+  <w:comment w:id="31" w:author="Tommy Descartes" w:date="2026-05-25T19:29:00Z" w:initials="TD">
     <w:p>
       <w:pPr>
         <w:pStyle w:val="CommentText"/>
@@ -12485,7 +12517,7 @@
       </w:r>
     </w:p>
   </w:comment>
-  <w:comment w:id="30" w:author="Tommy Descartes" w:date="2026-05-19T17:04:00Z" w:initials="TD">
+  <w:comment w:id="32" w:author="Tommy Descartes" w:date="2026-05-19T17:04:00Z" w:initials="TD">
     <w:p>
       <w:pPr>
         <w:pStyle w:val="CommentText"/>
@@ -12501,7 +12533,7 @@
       </w:r>
     </w:p>
   </w:comment>
-  <w:comment w:id="31" w:author="Tommy Descartes" w:date="2026-05-23T07:25:00Z" w:initials="TD">
+  <w:comment w:id="33" w:author="Tommy Descartes" w:date="2026-05-23T07:25:00Z" w:initials="TD">
     <w:p>
       <w:pPr>
         <w:pStyle w:val="CommentText"/>
@@ -12517,7 +12549,7 @@
       </w:r>
     </w:p>
   </w:comment>
-  <w:comment w:id="32" w:author="Tommy Descartes" w:date="2026-05-23T07:32:00Z" w:initials="TD">
+  <w:comment w:id="34" w:author="Tommy Descartes" w:date="2026-05-23T07:32:00Z" w:initials="TD">
     <w:p>
       <w:pPr>
         <w:pStyle w:val="CommentText"/>
@@ -12533,7 +12565,7 @@
       </w:r>
     </w:p>
   </w:comment>
-  <w:comment w:id="33" w:author="Tommy Descartes" w:date="2026-05-25T19:35:00Z" w:initials="TD">
+  <w:comment w:id="35" w:author="Tommy Descartes" w:date="2026-05-25T19:35:00Z" w:initials="TD">
     <w:p>
       <w:pPr>
         <w:pStyle w:val="CommentText"/>
@@ -12549,7 +12581,7 @@
       </w:r>
     </w:p>
   </w:comment>
-  <w:comment w:id="34" w:author="Tommy Descartes" w:date="2026-05-20T17:53:00Z" w:initials="TD">
+  <w:comment w:id="36" w:author="Tommy Descartes" w:date="2026-05-20T17:53:00Z" w:initials="TD">
     <w:p>
       <w:pPr>
         <w:pStyle w:val="CommentText"/>
@@ -12565,7 +12597,7 @@
       </w:r>
     </w:p>
   </w:comment>
-  <w:comment w:id="35" w:author="Tommy Descartes" w:date="2026-05-20T19:07:00Z" w:initials="TD">
+  <w:comment w:id="37" w:author="Tommy Descartes" w:date="2026-05-20T19:07:00Z" w:initials="TD">
     <w:p>
       <w:pPr>
         <w:pStyle w:val="CommentText"/>
@@ -12581,7 +12613,7 @@
       </w:r>
     </w:p>
   </w:comment>
-  <w:comment w:id="36" w:author="Tommy Descartes" w:date="2026-05-20T18:28:00Z" w:initials="TD">
+  <w:comment w:id="38" w:author="Tommy Descartes" w:date="2026-05-20T18:28:00Z" w:initials="TD">
     <w:p>
       <w:pPr>
         <w:pStyle w:val="CommentText"/>
@@ -12597,7 +12629,7 @@
       </w:r>
     </w:p>
   </w:comment>
-  <w:comment w:id="37" w:author="Tommy Descartes" w:date="2026-05-20T18:29:00Z" w:initials="TD">
+  <w:comment w:id="39" w:author="Tommy Descartes" w:date="2026-05-20T18:29:00Z" w:initials="TD">
     <w:p>
       <w:pPr>
         <w:pStyle w:val="CommentText"/>

--- a/report/draft/Macroeconomic and Demographic Context Version 1.docx
+++ b/report/draft/Macroeconomic and Demographic Context Version 1.docx
@@ -2271,11 +2271,6 @@
           <w:rFonts w:cs="Calibri"/>
           <w:b/>
           <w:bCs/>
-          <w:rPrChange w:id="3" w:author="Tommy Descartes" w:date="2026-05-26T20:58:00Z" w16du:dateUtc="2026-05-27T00:58:00Z">
-            <w:rPr>
-              <w:rFonts w:cs="Calibri"/>
-            </w:rPr>
-          </w:rPrChange>
         </w:rPr>
         <w:t>(Figure 1 – Panel 1)</w:t>
       </w:r>
@@ -2319,8 +2314,8 @@
           <w:szCs w:val="22"/>
         </w:rPr>
       </w:pPr>
+      <w:commentRangeStart w:id="3"/>
       <w:commentRangeStart w:id="4"/>
-      <w:commentRangeStart w:id="5"/>
       <w:r>
         <w:rPr>
           <w:rFonts w:cs="Calibri"/>
@@ -2413,7 +2408,7 @@
         </w:rPr>
         <w:t xml:space="preserve">: </w:t>
       </w:r>
-      <w:commentRangeEnd w:id="4"/>
+      <w:commentRangeEnd w:id="3"/>
       <w:r>
         <w:rPr>
           <w:rStyle w:val="CommentReference"/>
@@ -2426,9 +2421,9 @@
           <w:sz w:val="22"/>
           <w:szCs w:val="22"/>
         </w:rPr>
-        <w:commentReference w:id="4"/>
-      </w:r>
-      <w:commentRangeEnd w:id="5"/>
+        <w:commentReference w:id="3"/>
+      </w:r>
+      <w:commentRangeEnd w:id="4"/>
       <w:r>
         <w:rPr>
           <w:rStyle w:val="CommentReference"/>
@@ -2441,7 +2436,7 @@
           <w:sz w:val="22"/>
           <w:szCs w:val="22"/>
         </w:rPr>
-        <w:commentReference w:id="5"/>
+        <w:commentReference w:id="4"/>
       </w:r>
     </w:p>
     <w:p>
@@ -2460,7 +2455,7 @@
           <w:szCs w:val="22"/>
         </w:rPr>
       </w:pPr>
-      <w:commentRangeStart w:id="6"/>
+      <w:commentRangeStart w:id="5"/>
       <w:r>
         <w:rPr>
           <w:rFonts w:cs="Calibri"/>
@@ -2473,7 +2468,7 @@
         </w:rPr>
         <w:t>Belize Real GDP Growth, Annual percentage and 5-Year Average (1980 – 2025)</w:t>
       </w:r>
-      <w:commentRangeEnd w:id="6"/>
+      <w:commentRangeEnd w:id="5"/>
       <w:r>
         <w:rPr>
           <w:rStyle w:val="CommentReference"/>
@@ -2485,7 +2480,7 @@
           <w:sz w:val="22"/>
           <w:szCs w:val="22"/>
         </w:rPr>
-        <w:commentReference w:id="6"/>
+        <w:commentReference w:id="5"/>
       </w:r>
     </w:p>
     <w:p>
@@ -2628,11 +2623,6 @@
           <w:rFonts w:cs="Calibri"/>
           <w:b/>
           <w:bCs/>
-          <w:rPrChange w:id="7" w:author="Tommy Descartes" w:date="2026-05-26T20:59:00Z" w16du:dateUtc="2026-05-27T00:59:00Z">
-            <w:rPr>
-              <w:rFonts w:cs="Calibri"/>
-            </w:rPr>
-          </w:rPrChange>
         </w:rPr>
         <w:t>Panel 2</w:t>
       </w:r>
@@ -2695,18 +2685,8 @@
     </w:p>
     <w:p>
       <w:pPr>
-        <w:pStyle w:val="BodyText"/>
-        <w:ind w:right="-23"/>
-        <w:jc w:val="both"/>
-        <w:rPr>
-          <w:del w:id="8" w:author="Tommy Descartes" w:date="2026-05-26T14:36:00Z" w16du:dateUtc="2026-05-26T18:36:00Z"/>
-          <w:rFonts w:cs="Calibri"/>
-        </w:rPr>
-      </w:pPr>
-    </w:p>
-    <w:p>
-      <w:pPr>
         <w:pStyle w:val="Heading2"/>
+        <w:spacing w:after="0"/>
         <w:rPr>
           <w:rFonts w:ascii="Trebuchet MS" w:hAnsi="Trebuchet MS"/>
           <w:b/>
@@ -2739,7 +2719,7 @@
     <w:p>
       <w:pPr>
         <w:pStyle w:val="BodyText"/>
-        <w:ind w:right="-23"/>
+        <w:ind w:right="4"/>
         <w:jc w:val="both"/>
         <w:rPr>
           <w:rFonts w:cs="Calibri"/>
@@ -2757,201 +2737,33 @@
           <w:rFonts w:cs="Calibri"/>
         </w:rPr>
       </w:pPr>
-      <w:commentRangeStart w:id="9"/>
-      <w:r>
-        <w:rPr>
-          <w:rFonts w:cs="Calibri"/>
+      <w:r>
+        <w:rPr>
+          <w:rFonts w:cs="Calibri"/>
+          <w:b/>
+          <w:bCs/>
           <w:highlight w:val="yellow"/>
         </w:rPr>
-        <w:t>T</w:t>
+        <w:t>Panel 1 and 2 of (Figure 2)</w:t>
       </w:r>
       <w:r>
         <w:rPr>
           <w:rFonts w:cs="Calibri"/>
           <w:highlight w:val="yellow"/>
         </w:rPr>
-        <w:t>he development of tourism services in</w:t>
-      </w:r>
-      <w:r>
-        <w:rPr>
-          <w:rFonts w:cs="Calibri"/>
-          <w:highlight w:val="yellow"/>
-        </w:rPr>
-        <w:t xml:space="preserve"> Belize</w:t>
-      </w:r>
-      <w:r>
-        <w:rPr>
-          <w:rFonts w:cs="Calibri"/>
-          <w:highlight w:val="yellow"/>
-        </w:rPr>
-        <w:t xml:space="preserve"> has contributed </w:t>
-      </w:r>
-      <w:r>
-        <w:rPr>
-          <w:rFonts w:cs="Calibri"/>
-          <w:highlight w:val="yellow"/>
-        </w:rPr>
-        <w:t xml:space="preserve">significantly </w:t>
-      </w:r>
-      <w:r>
-        <w:rPr>
-          <w:rFonts w:cs="Calibri"/>
-          <w:highlight w:val="yellow"/>
-        </w:rPr>
-        <w:t>to</w:t>
-      </w:r>
-      <w:r>
-        <w:rPr>
-          <w:rFonts w:cs="Calibri"/>
-          <w:highlight w:val="yellow"/>
-        </w:rPr>
-        <w:t xml:space="preserve"> the country’s</w:t>
-      </w:r>
-      <w:r>
-        <w:rPr>
-          <w:rFonts w:cs="Calibri"/>
-          <w:highlight w:val="yellow"/>
-        </w:rPr>
-        <w:t xml:space="preserve"> </w:t>
-      </w:r>
-      <w:r>
-        <w:rPr>
-          <w:rFonts w:cs="Calibri"/>
-          <w:highlight w:val="yellow"/>
-        </w:rPr>
-        <w:t xml:space="preserve">economic </w:t>
-      </w:r>
-      <w:r>
-        <w:rPr>
-          <w:rFonts w:cs="Calibri"/>
-          <w:highlight w:val="yellow"/>
-        </w:rPr>
-        <w:t>diversification</w:t>
-      </w:r>
-      <w:r>
-        <w:rPr>
-          <w:rFonts w:cs="Calibri"/>
-          <w:highlight w:val="yellow"/>
-        </w:rPr>
-        <w:t xml:space="preserve"> efforts.</w:t>
-      </w:r>
-      <w:r>
-        <w:rPr>
-          <w:rFonts w:cs="Calibri"/>
-        </w:rPr>
-        <w:t xml:space="preserve"> </w:t>
-      </w:r>
-      <w:commentRangeEnd w:id="9"/>
-      <w:r>
-        <w:rPr>
-          <w:rStyle w:val="CommentReference"/>
-          <w:rFonts w:cs="Calibri"/>
-          <w:sz w:val="22"/>
-          <w:szCs w:val="22"/>
-        </w:rPr>
-        <w:commentReference w:id="9"/>
-      </w:r>
-      <w:r>
-        <w:rPr>
-          <w:rFonts w:cs="Calibri"/>
-        </w:rPr>
-        <w:t>Over time, however, t</w:t>
-      </w:r>
-      <w:r>
-        <w:rPr>
-          <w:rFonts w:cs="Calibri"/>
-        </w:rPr>
-        <w:t xml:space="preserve">he </w:t>
-      </w:r>
-      <w:r>
-        <w:rPr>
-          <w:rFonts w:cs="Calibri"/>
-        </w:rPr>
-        <w:t>economy</w:t>
-      </w:r>
-      <w:r>
-        <w:rPr>
-          <w:rFonts w:cs="Calibri"/>
-        </w:rPr>
-        <w:t xml:space="preserve"> </w:t>
-      </w:r>
-      <w:r>
-        <w:rPr>
-          <w:rFonts w:cs="Calibri"/>
-        </w:rPr>
-        <w:t>has become increasingly concentrated in tourism-related activities</w:t>
-      </w:r>
-      <w:r>
-        <w:rPr>
-          <w:rFonts w:cs="Calibri"/>
-        </w:rPr>
-        <w:t xml:space="preserve">, </w:t>
-      </w:r>
-      <w:r>
-        <w:rPr>
-          <w:rFonts w:cs="Calibri"/>
-        </w:rPr>
-        <w:t>p</w:t>
-      </w:r>
-      <w:r>
-        <w:rPr>
-          <w:rFonts w:cs="Calibri"/>
-        </w:rPr>
-        <w:t>osition</w:t>
-      </w:r>
-      <w:r>
-        <w:rPr>
-          <w:rFonts w:cs="Calibri"/>
-        </w:rPr>
-        <w:t>ing</w:t>
-      </w:r>
-      <w:r>
-        <w:rPr>
-          <w:rFonts w:cs="Calibri"/>
-        </w:rPr>
-        <w:t xml:space="preserve"> the</w:t>
-      </w:r>
-      <w:r>
-        <w:rPr>
-          <w:rFonts w:cs="Calibri"/>
-        </w:rPr>
-        <w:t xml:space="preserve"> sector</w:t>
-      </w:r>
-      <w:r>
-        <w:rPr>
-          <w:rFonts w:cs="Calibri"/>
-        </w:rPr>
-        <w:t xml:space="preserve"> as a </w:t>
-      </w:r>
-      <w:r>
-        <w:rPr>
-          <w:rFonts w:cs="Calibri"/>
-        </w:rPr>
-        <w:t>principal</w:t>
-      </w:r>
-      <w:r>
-        <w:rPr>
-          <w:rFonts w:cs="Calibri"/>
-        </w:rPr>
-        <w:t xml:space="preserve"> driver of economic </w:t>
-      </w:r>
-      <w:r>
-        <w:rPr>
-          <w:rFonts w:cs="Calibri"/>
-        </w:rPr>
-        <w:t>growth</w:t>
-      </w:r>
-      <w:r>
-        <w:rPr>
-          <w:rFonts w:cs="Calibri"/>
-        </w:rPr>
-        <w:t>, employment, and foreign exchange earnings</w:t>
-      </w:r>
-      <w:r>
-        <w:rPr>
-          <w:rFonts w:cs="Calibri"/>
-        </w:rPr>
-        <w:t>. This high degree of tourism dependence increases Belize’s exposure to business cycle fluctuations and external demand shocks in major source markets, particularly the United States (US) and the European Union (EU).</w:t>
+        <w:t xml:space="preserve"> provide important insights into the nature of Belize’s structural transformation and the evolving drivers of economic growth over the period 1980-2024.</w:t>
+      </w:r>
+      <w:r>
+        <w:rPr>
+          <w:rFonts w:cs="Calibri"/>
+        </w:rPr>
+        <w:t xml:space="preserve"> Taken together, the figures suggest that Belize has experienced a gradual transition from a production str</w:t>
+      </w:r>
+      <w:r>
+        <w:rPr>
+          <w:rFonts w:cs="Calibri"/>
+        </w:rPr>
+        <w:t>ucture historically anchored in primary and secondary activities toward a more service-dominated economy. However, this transformation does not appear to have been accompanied by sustained industrial deepening or strong productivity-enhancing structural change. Instead, growth relied on services activity, particularly wholesale and retail trade, tourism-related services, public administration and a broad range of other service activities.</w:t>
       </w:r>
     </w:p>
     <w:p>
@@ -2976,228 +2788,27 @@
       <w:r>
         <w:rPr>
           <w:rFonts w:cs="Calibri"/>
-          <w:highlight w:val="yellow"/>
-        </w:rPr>
-        <w:t xml:space="preserve">The rapid expansion of tourism has significantly reshaped </w:t>
-      </w:r>
-      <w:r>
-        <w:rPr>
-          <w:rFonts w:cs="Calibri"/>
-          <w:highlight w:val="yellow"/>
-        </w:rPr>
-        <w:t xml:space="preserve">the </w:t>
-      </w:r>
-      <w:r>
-        <w:rPr>
-          <w:rFonts w:cs="Calibri"/>
-          <w:highlight w:val="yellow"/>
-        </w:rPr>
-        <w:t>economic landscape of Belize over the past two decades.</w:t>
-      </w:r>
-      <w:r>
-        <w:rPr>
-          <w:rFonts w:cs="Calibri"/>
-        </w:rPr>
-        <w:t xml:space="preserve"> </w:t>
-      </w:r>
-      <w:commentRangeStart w:id="10"/>
-      <w:r>
-        <w:rPr>
-          <w:rFonts w:cs="Calibri"/>
-        </w:rPr>
-        <w:t xml:space="preserve">Estimates from the </w:t>
-      </w:r>
-      <w:r>
-        <w:rPr>
-          <w:rFonts w:cs="Calibri"/>
-        </w:rPr>
-        <w:t>World Travel and Tourism Council (WTTC)</w:t>
-      </w:r>
-      <w:r>
-        <w:rPr>
-          <w:rFonts w:cs="Calibri"/>
-        </w:rPr>
-        <w:t xml:space="preserve"> indicate that the sector </w:t>
-      </w:r>
-      <w:r>
-        <w:rPr>
-          <w:rFonts w:cs="Calibri"/>
-        </w:rPr>
-        <w:t xml:space="preserve">directly and indirectly accounted for </w:t>
-      </w:r>
-      <w:r>
-        <w:rPr>
-          <w:rFonts w:cs="Calibri"/>
-        </w:rPr>
-        <w:t>approximately</w:t>
-      </w:r>
-      <w:r>
-        <w:rPr>
-          <w:rFonts w:cs="Calibri"/>
-        </w:rPr>
-        <w:t xml:space="preserve"> 44.4% of GDP in</w:t>
-      </w:r>
-      <w:r>
-        <w:rPr>
-          <w:rFonts w:cs="Calibri"/>
-        </w:rPr>
-        <w:t xml:space="preserve"> both</w:t>
-      </w:r>
-      <w:r>
-        <w:rPr>
-          <w:rFonts w:cs="Calibri"/>
-        </w:rPr>
-        <w:t xml:space="preserve"> </w:t>
-      </w:r>
-      <w:r>
-        <w:rPr>
-          <w:rFonts w:cs="Calibri"/>
-        </w:rPr>
-        <w:t xml:space="preserve">2024 and </w:t>
-      </w:r>
-      <w:r>
-        <w:rPr>
-          <w:rFonts w:cs="Calibri"/>
-        </w:rPr>
-        <w:t>2025 and is projected to increase to approximately 53.7% by 2035.</w:t>
-      </w:r>
-      <w:commentRangeEnd w:id="10"/>
-      <w:r>
-        <w:rPr>
-          <w:rStyle w:val="CommentReference"/>
-          <w:rFonts w:cs="Calibri"/>
-          <w:sz w:val="22"/>
-          <w:szCs w:val="22"/>
-        </w:rPr>
-        <w:commentReference w:id="10"/>
-      </w:r>
-      <w:r>
-        <w:rPr>
-          <w:rFonts w:cs="Calibri"/>
-        </w:rPr>
-        <w:t xml:space="preserve"> </w:t>
-      </w:r>
-      <w:r>
-        <w:rPr>
-          <w:rFonts w:cs="Calibri"/>
-        </w:rPr>
-        <w:t>T</w:t>
-      </w:r>
-      <w:r>
-        <w:rPr>
-          <w:rFonts w:cs="Calibri"/>
-        </w:rPr>
-        <w:t>ourism</w:t>
-      </w:r>
-      <w:r>
-        <w:rPr>
-          <w:rFonts w:cs="Calibri"/>
-        </w:rPr>
-        <w:t xml:space="preserve"> and </w:t>
+        </w:rPr>
+        <w:t>Panel 1 highlights the changing composition of GDP over successive five-year periods. During the early 1980s, the Belizean economy was characterized by a relatively large contribution from the primary and secondary sectors, reflecting the importance of agriculture, fisheries, extractive activities</w:t>
+      </w:r>
+      <w:r>
+        <w:rPr>
+          <w:rFonts w:cs="Calibri"/>
+        </w:rPr>
+        <w:t xml:space="preserve">, manufacturing and construction. Over time, however, the relative contribution of these sectors weakened. The declining share of the secondary sector is </w:t>
       </w:r>
       <w:r>
         <w:rPr>
           <w:rFonts w:cs="Calibri"/>
         </w:rPr>
         <w:lastRenderedPageBreak/>
-        <w:t xml:space="preserve">its </w:t>
-      </w:r>
-      <w:r>
-        <w:rPr>
-          <w:rFonts w:cs="Calibri"/>
-        </w:rPr>
-        <w:t>ancillary services</w:t>
-      </w:r>
-      <w:r>
-        <w:rPr>
-          <w:rFonts w:cs="Calibri"/>
-        </w:rPr>
-        <w:t xml:space="preserve"> are </w:t>
-      </w:r>
-      <w:r>
-        <w:rPr>
-          <w:rFonts w:cs="Calibri"/>
-        </w:rPr>
-        <w:t>projected</w:t>
-      </w:r>
-      <w:r>
-        <w:rPr>
-          <w:rFonts w:cs="Calibri"/>
-        </w:rPr>
-        <w:t xml:space="preserve"> to </w:t>
-      </w:r>
-      <w:r>
-        <w:rPr>
-          <w:rFonts w:cs="Calibri"/>
-        </w:rPr>
-        <w:t>h</w:t>
-      </w:r>
-      <w:r>
-        <w:rPr>
-          <w:rFonts w:cs="Calibri"/>
-        </w:rPr>
-        <w:t xml:space="preserve">ave </w:t>
-      </w:r>
-      <w:r>
-        <w:rPr>
-          <w:rFonts w:cs="Calibri"/>
-        </w:rPr>
-        <w:t>created</w:t>
-      </w:r>
-      <w:r>
-        <w:rPr>
-          <w:rFonts w:cs="Calibri"/>
-        </w:rPr>
-        <w:t xml:space="preserve"> </w:t>
-      </w:r>
-      <w:r>
-        <w:rPr>
-          <w:rFonts w:cs="Calibri"/>
-        </w:rPr>
-        <w:t xml:space="preserve">approximately </w:t>
-      </w:r>
-      <w:r>
-        <w:rPr>
-          <w:rFonts w:cs="Calibri"/>
-        </w:rPr>
-        <w:t>67,900 jobs</w:t>
-      </w:r>
-      <w:r>
-        <w:rPr>
-          <w:rFonts w:cs="Calibri"/>
-        </w:rPr>
-        <w:t xml:space="preserve"> </w:t>
-      </w:r>
-      <w:r>
-        <w:rPr>
-          <w:rFonts w:cs="Calibri"/>
-        </w:rPr>
-        <w:t>over the same period</w:t>
-      </w:r>
-      <w:r>
-        <w:rPr>
-          <w:rFonts w:cs="Calibri"/>
-        </w:rPr>
-        <w:t>, equivalent to 42.8% of total employment, underscoring Belize’s high degree of tourism dependence</w:t>
-      </w:r>
-      <w:r>
-        <w:rPr>
-          <w:rStyle w:val="FootnoteReference"/>
-          <w:rFonts w:cs="Calibri"/>
-        </w:rPr>
-        <w:footnoteReference w:id="4"/>
-      </w:r>
-      <w:r>
-        <w:rPr>
-          <w:rFonts w:cs="Calibri"/>
-        </w:rPr>
-        <w:t>.</w:t>
-      </w:r>
-      <w:r>
-        <w:rPr>
-          <w:rFonts w:cs="Calibri"/>
-        </w:rPr>
-        <w:t xml:space="preserve"> In contrast, the agricultural sector, while critical for rural livelihoods, its contribution to economic activity has declined over time, falling from 13.0% in 2001 to an estimated 7.9% of GDP in 2024.</w:t>
+        <w:t xml:space="preserve">particularly significant, as it suggests limited industrialization and an absence of sustained manufacturing expansion. </w:t>
+      </w:r>
+      <w:r>
+        <w:rPr>
+          <w:rFonts w:cs="Calibri"/>
+        </w:rPr>
+        <w:t>In many successful developing economies, industrial deepening and export-oriented manufacturing serve as critical engines of productivity growth, technological upgrading, and employment generation. Belize’s experience appears to diverge from this pattern, indicating a transition toward services before the establishment of a robust industrial base.</w:t>
       </w:r>
     </w:p>
     <w:p>
@@ -3223,150 +2834,7 @@
         <w:rPr>
           <w:rFonts w:cs="Calibri"/>
         </w:rPr>
-        <w:t>T</w:t>
-      </w:r>
-      <w:r>
-        <w:rPr>
-          <w:rFonts w:cs="Calibri"/>
-        </w:rPr>
-        <w:t>he country</w:t>
-      </w:r>
-      <w:r>
-        <w:rPr>
-          <w:rFonts w:cs="Calibri"/>
-        </w:rPr>
-        <w:t xml:space="preserve"> </w:t>
-      </w:r>
-      <w:r>
-        <w:rPr>
-          <w:rFonts w:cs="Calibri"/>
-        </w:rPr>
-        <w:t>recorded</w:t>
-      </w:r>
-      <w:r>
-        <w:rPr>
-          <w:rFonts w:cs="Calibri"/>
-        </w:rPr>
-        <w:t xml:space="preserve"> a five-fold increase in visitor arrivals, </w:t>
-      </w:r>
-      <w:r>
-        <w:rPr>
-          <w:rFonts w:cs="Calibri"/>
-        </w:rPr>
-        <w:t>rising</w:t>
-      </w:r>
-      <w:r>
-        <w:rPr>
-          <w:rFonts w:cs="Calibri"/>
-        </w:rPr>
-        <w:t xml:space="preserve"> from 216,932 in 2001 to a peak of 1.09 million (mn) in 2018. </w:t>
-      </w:r>
-      <w:r>
-        <w:rPr>
-          <w:rFonts w:cs="Calibri"/>
-        </w:rPr>
-        <w:t>Of that total, c</w:t>
-      </w:r>
-      <w:r>
-        <w:rPr>
-          <w:rFonts w:cs="Calibri"/>
-        </w:rPr>
-        <w:t>ruise</w:t>
-      </w:r>
-      <w:r>
-        <w:rPr>
-          <w:rFonts w:cs="Calibri"/>
-        </w:rPr>
-        <w:t xml:space="preserve"> arrivals on average</w:t>
-      </w:r>
-      <w:r>
-        <w:rPr>
-          <w:rFonts w:cs="Calibri"/>
-        </w:rPr>
-        <w:t xml:space="preserve"> account</w:t>
-      </w:r>
-      <w:r>
-        <w:rPr>
-          <w:rFonts w:cs="Calibri"/>
-        </w:rPr>
-        <w:t>ed</w:t>
-      </w:r>
-      <w:r>
-        <w:rPr>
-          <w:rFonts w:cs="Calibri"/>
-        </w:rPr>
-        <w:t xml:space="preserve"> for </w:t>
-      </w:r>
-      <w:r>
-        <w:rPr>
-          <w:rFonts w:cs="Calibri"/>
-        </w:rPr>
-        <w:t>around</w:t>
-      </w:r>
-      <w:r>
-        <w:rPr>
-          <w:rFonts w:cs="Calibri"/>
-        </w:rPr>
-        <w:t xml:space="preserve"> 69.0%</w:t>
-      </w:r>
-      <w:r>
-        <w:rPr>
-          <w:rFonts w:cs="Calibri"/>
-        </w:rPr>
-        <w:t>.</w:t>
-      </w:r>
-      <w:r>
-        <w:rPr>
-          <w:rFonts w:cs="Calibri"/>
-        </w:rPr>
-        <w:t xml:space="preserve"> </w:t>
-      </w:r>
-      <w:r>
-        <w:rPr>
-          <w:rFonts w:cs="Calibri"/>
-        </w:rPr>
-        <w:t>Accordingly, t</w:t>
-      </w:r>
-      <w:r>
-        <w:rPr>
-          <w:rFonts w:cs="Calibri"/>
-        </w:rPr>
-        <w:t xml:space="preserve">ravel receipts have become an increasingly important component of Belize’s external services account, rising from </w:t>
-      </w:r>
-      <w:commentRangeStart w:id="11"/>
-      <w:r>
-        <w:rPr>
-          <w:rFonts w:cs="Calibri"/>
-        </w:rPr>
-        <w:t>BZ$316.6 mn in 2001 to BZ$2.4 billion</w:t>
-      </w:r>
-      <w:r>
-        <w:rPr>
-          <w:rFonts w:cs="Calibri"/>
-        </w:rPr>
-        <w:t xml:space="preserve"> (bn)</w:t>
-      </w:r>
-      <w:r>
-        <w:rPr>
-          <w:rFonts w:cs="Calibri"/>
-        </w:rPr>
-        <w:t xml:space="preserve"> in 2024.</w:t>
-      </w:r>
-      <w:commentRangeEnd w:id="11"/>
-      <w:r>
-        <w:rPr>
-          <w:rStyle w:val="CommentReference"/>
-          <w:rFonts w:cs="Calibri"/>
-          <w:sz w:val="22"/>
-          <w:szCs w:val="22"/>
-        </w:rPr>
-        <w:commentReference w:id="11"/>
-      </w:r>
-      <w:r>
-        <w:rPr>
-          <w:rFonts w:cs="Calibri"/>
-        </w:rPr>
-        <w:t xml:space="preserve"> This underscores tourism’s role as a critical source of foreign exchange earnings and its importance in supporting the country’s balance of payments position.</w:t>
+        <w:t>At the same time, the graph points to the growing dominance of services-related activities. Wholesale and retail trade expanded steadily over time and became one of the largest identifiable contributors to economic activity. This likely reflects increasing domestic consumption, import-related trade activity, tourism spending, and the expansion of commercial services. Accommodation and food services also increased in importance, underscoring the growing role of tourism as a central pillar of the Belizean economy. The increasing share of public administration suggests a relatively larger role of government activity in supporting aggregate demand and employment, particularly during periods of weak private sector momentum. Administrative and support services also expanded modestly, potentially reflecting the emergence of modern service activities, including outsourcing and business support operations.</w:t>
       </w:r>
     </w:p>
     <w:p>
@@ -3381,139 +2849,8 @@
     </w:p>
     <w:p>
       <w:pPr>
-        <w:pStyle w:val="BodyText"/>
-        <w:ind w:right="4"/>
-        <w:jc w:val="both"/>
-        <w:rPr>
-          <w:rFonts w:cs="Calibri"/>
-          <w:b/>
-          <w:bCs/>
-        </w:rPr>
-      </w:pPr>
-      <w:r>
-        <w:rPr>
-          <w:rFonts w:cs="Calibri"/>
-          <w:b/>
-          <w:bCs/>
-        </w:rPr>
-        <w:t>Include share graph..</w:t>
-      </w:r>
-      <w:r>
-        <w:rPr>
-          <w:rFonts w:cs="Calibri"/>
-          <w:b/>
-          <w:bCs/>
-        </w:rPr>
-        <w:t>(Admin and BPO services)..</w:t>
-      </w:r>
-    </w:p>
-    <w:p>
-      <w:pPr>
-        <w:pStyle w:val="Heading2"/>
-        <w:rPr>
-          <w:rFonts w:ascii="Trebuchet MS" w:hAnsi="Trebuchet MS"/>
-          <w:b/>
-          <w:bCs/>
-        </w:rPr>
-      </w:pPr>
-      <w:r>
-        <w:rPr>
-          <w:rFonts w:ascii="Trebuchet MS" w:hAnsi="Trebuchet MS"/>
-          <w:b/>
-          <w:bCs/>
-          <w:sz w:val="24"/>
-          <w:szCs w:val="24"/>
-        </w:rPr>
-        <w:t>Productivity</w:t>
-      </w:r>
-      <w:r>
-        <w:rPr>
-          <w:rFonts w:ascii="Trebuchet MS" w:hAnsi="Trebuchet MS"/>
-          <w:b/>
-          <w:bCs/>
-          <w:sz w:val="24"/>
-          <w:szCs w:val="24"/>
-        </w:rPr>
-        <w:t xml:space="preserve"> Analysis</w:t>
-      </w:r>
-    </w:p>
-    <w:p>
-      <w:pPr>
-        <w:pStyle w:val="BodyText"/>
-        <w:ind w:right="4"/>
-        <w:jc w:val="both"/>
-        <w:rPr>
-          <w:rFonts w:cs="Calibri"/>
-        </w:rPr>
-      </w:pPr>
-      <w:r>
-        <w:rPr>
-          <w:rFonts w:cs="Calibri"/>
-        </w:rPr>
-        <w:t>The factors that contributed to economic growth in Belize over the past three decades have gradually changed. During the 1991-1995 period, economic growth was driven primarily by physical capital accumulation, which contributed approximately 3.5 percentage points to annual GDP growth</w:t>
-      </w:r>
-      <w:r>
-        <w:rPr>
-          <w:rFonts w:cs="Calibri"/>
-        </w:rPr>
-        <w:t xml:space="preserve"> (Figure 2)</w:t>
-      </w:r>
-      <w:r>
-        <w:rPr>
-          <w:rFonts w:cs="Calibri"/>
-        </w:rPr>
-        <w:t>. This reflects investments in tourism infrastructure, utilities and construction activity during the early expansion of the Belizean economy. Labour and human capital made relatively modest contributions, while total factor productivity (TFP) also provided a positive boost, suggesting gains in efficie</w:t>
-      </w:r>
-      <w:r>
-        <w:rPr>
-          <w:rFonts w:cs="Calibri"/>
-        </w:rPr>
-        <w:t>ncy and structural modernization.</w:t>
-      </w:r>
-    </w:p>
-    <w:p>
-      <w:pPr>
-        <w:pStyle w:val="BodyText"/>
-        <w:ind w:right="4"/>
-        <w:jc w:val="both"/>
-        <w:rPr>
-          <w:rFonts w:cs="Calibri"/>
-        </w:rPr>
-      </w:pPr>
-    </w:p>
-    <w:p>
-      <w:pPr>
-        <w:pStyle w:val="BodyText"/>
-        <w:ind w:right="4"/>
-        <w:jc w:val="both"/>
-        <w:rPr>
-          <w:rFonts w:cs="Calibri"/>
-          <w:b/>
-          <w:bCs/>
-        </w:rPr>
-      </w:pPr>
-      <w:r>
-        <w:rPr>
-          <w:rFonts w:cs="Calibri"/>
-        </w:rPr>
-        <w:t>Between 1996 and 2005, Belize experienced a more balanced growth structure. Although capital accumulation remained the dominant source of growth, labour contributions increased significantly, particularly during 1996-2000 and 2001-2005. This period may have coincided with strong labour absorption associated with the expansion of the tourism sector, agricultural activity, public sector growth and broader service sector development. Human capital also contributed positively, though its impact remained comparatively small, indicating that improvements in educational attainment and workforce quality have been gradual. Importantly, TFP remained positive during much of this period, implying that Belize was benefiting not only from factor accumulation but also from improvements in productivity efficiency and better economic organization.</w:t>
-      </w:r>
-    </w:p>
-    <w:p>
-      <w:pPr>
-        <w:pStyle w:val="BodyText"/>
-        <w:ind w:right="-23"/>
-        <w:jc w:val="both"/>
-        <w:rPr>
-          <w:rFonts w:cs="Calibri"/>
-        </w:rPr>
-      </w:pPr>
-    </w:p>
-    <w:p>
-      <w:pPr>
         <w:pStyle w:val="Caption"/>
         <w:keepNext/>
-        <w:spacing w:after="0"/>
         <w:jc w:val="center"/>
         <w:rPr>
           <w:b/>
@@ -3524,7 +2861,7 @@
           <w:szCs w:val="22"/>
         </w:rPr>
       </w:pPr>
-      <w:commentRangeStart w:id="12"/>
+      <w:commentRangeStart w:id="6"/>
       <w:r>
         <w:rPr>
           <w:b/>
@@ -3534,7 +2871,6 @@
           <w:sz w:val="22"/>
           <w:szCs w:val="22"/>
         </w:rPr>
-        <w:lastRenderedPageBreak/>
         <w:t xml:space="preserve">Figure </w:t>
       </w:r>
       <w:r>
@@ -3602,16 +2938,12 @@
           <w:sz w:val="22"/>
           <w:szCs w:val="22"/>
         </w:rPr>
-        <w:t xml:space="preserve">: </w:t>
-      </w:r>
-    </w:p>
-    <w:p>
-      <w:pPr>
-        <w:pStyle w:val="Caption"/>
-        <w:keepNext/>
-        <w:spacing w:after="0"/>
-        <w:jc w:val="center"/>
-        <w:rPr>
+        <w:t>:</w:t>
+      </w:r>
+      <w:commentRangeEnd w:id="6"/>
+      <w:r>
+        <w:rPr>
+          <w:rStyle w:val="CommentReference"/>
           <w:b/>
           <w:bCs/>
           <w:i w:val="0"/>
@@ -3619,52 +2951,27 @@
           <w:sz w:val="22"/>
           <w:szCs w:val="22"/>
         </w:rPr>
-      </w:pPr>
-      <w:r>
-        <w:rPr>
-          <w:b/>
-          <w:bCs/>
-          <w:i w:val="0"/>
-          <w:iCs w:val="0"/>
-          <w:sz w:val="22"/>
-          <w:szCs w:val="22"/>
-        </w:rPr>
-        <w:t>Belize Growth Accounting Decomposition (Avg. Annual Contribution to Real GDP)</w:t>
-      </w:r>
-      <w:commentRangeEnd w:id="12"/>
-      <w:r>
-        <w:rPr>
-          <w:rStyle w:val="CommentReference"/>
-          <w:b/>
-          <w:bCs/>
-          <w:i w:val="0"/>
-          <w:iCs w:val="0"/>
-          <w:sz w:val="22"/>
-          <w:szCs w:val="22"/>
-        </w:rPr>
-        <w:commentReference w:id="12"/>
+        <w:commentReference w:id="6"/>
       </w:r>
     </w:p>
     <w:p>
       <w:pPr>
         <w:pStyle w:val="BodyText"/>
-        <w:ind w:right="-23"/>
-        <w:jc w:val="both"/>
-        <w:rPr>
-          <w:rFonts w:cs="Calibri"/>
-        </w:rPr>
-      </w:pPr>
-      <w:commentRangeStart w:id="13"/>
-      <w:r>
-        <w:rPr>
-          <w:rFonts w:cs="Calibri"/>
-          <w:noProof/>
+        <w:ind w:right="4"/>
+        <w:jc w:val="both"/>
+        <w:rPr>
+          <w:rFonts w:cs="Calibri"/>
+        </w:rPr>
+      </w:pPr>
+      <w:r>
+        <w:rPr>
+          <w:rFonts w:cs="Calibri"/>
         </w:rPr>
         <w:drawing>
-          <wp:inline distT="0" distB="0" distL="0" distR="0" wp14:anchorId="55F8649F" wp14:editId="78785BD2">
-            <wp:extent cx="5943600" cy="4211955"/>
-            <wp:effectExtent l="0" t="0" r="0" b="0"/>
-            <wp:docPr id="2011794456" name="Picture 1"/>
+          <wp:inline distT="0" distB="0" distL="0" distR="0" wp14:anchorId="32B094C0" wp14:editId="23BBFBC6">
+            <wp:extent cx="5943600" cy="4265295"/>
+            <wp:effectExtent l="0" t="0" r="0" b="1905"/>
+            <wp:docPr id="1980971572" name="Picture 1"/>
             <wp:cNvGraphicFramePr>
               <a:graphicFrameLocks xmlns:a="http://schemas.openxmlformats.org/drawingml/2006/main" noChangeAspect="1"/>
             </wp:cNvGraphicFramePr>
@@ -3672,11 +2979,1648 @@
               <a:graphicData uri="http://schemas.openxmlformats.org/drawingml/2006/picture">
                 <pic:pic xmlns:pic="http://schemas.openxmlformats.org/drawingml/2006/picture">
                   <pic:nvPicPr>
-                    <pic:cNvPr id="2011794456" name=""/>
+                    <pic:cNvPr id="1980971572" name=""/>
                     <pic:cNvPicPr/>
                   </pic:nvPicPr>
                   <pic:blipFill>
                     <a:blip r:embed="rId13"/>
+                    <a:stretch>
+                      <a:fillRect/>
+                    </a:stretch>
+                  </pic:blipFill>
+                  <pic:spPr>
+                    <a:xfrm>
+                      <a:off x="0" y="0"/>
+                      <a:ext cx="5943600" cy="4265295"/>
+                    </a:xfrm>
+                    <a:prstGeom prst="rect">
+                      <a:avLst/>
+                    </a:prstGeom>
+                  </pic:spPr>
+                </pic:pic>
+              </a:graphicData>
+            </a:graphic>
+          </wp:inline>
+        </w:drawing>
+      </w:r>
+    </w:p>
+    <w:p>
+      <w:pPr>
+        <w:pStyle w:val="BodyText"/>
+        <w:ind w:right="4"/>
+        <w:jc w:val="both"/>
+        <w:rPr>
+          <w:rFonts w:cs="Calibri"/>
+        </w:rPr>
+      </w:pPr>
+    </w:p>
+    <w:p>
+      <w:pPr>
+        <w:pStyle w:val="BodyText"/>
+        <w:ind w:right="4"/>
+        <w:jc w:val="both"/>
+        <w:rPr>
+          <w:rFonts w:cs="Calibri"/>
+        </w:rPr>
+      </w:pPr>
+    </w:p>
+    <w:p>
+      <w:pPr>
+        <w:pStyle w:val="BodyText"/>
+        <w:ind w:right="4"/>
+        <w:jc w:val="both"/>
+        <w:rPr>
+          <w:rFonts w:cs="Calibri"/>
+        </w:rPr>
+      </w:pPr>
+    </w:p>
+    <w:p>
+      <w:pPr>
+        <w:pStyle w:val="BodyText"/>
+        <w:ind w:right="4"/>
+        <w:jc w:val="both"/>
+        <w:rPr>
+          <w:rFonts w:cs="Calibri"/>
+        </w:rPr>
+      </w:pPr>
+      <w:r>
+        <w:rPr>
+          <w:rFonts w:cs="Calibri"/>
+        </w:rPr>
+        <w:lastRenderedPageBreak/>
+        <w:t>Another notable feature of Panel 1 is the persistently large contribution of “Other Services.” This indicates that a substantial share of economic activity is concentrated in a diverse range of tertiary activities outside the core productive sectors. While services expansion can support employment generation and urbanization, many service activities</w:t>
+      </w:r>
+      <w:r>
+        <w:rPr>
+          <w:rFonts w:cs="Calibri"/>
+        </w:rPr>
+        <w:t xml:space="preserve">, </w:t>
+      </w:r>
+      <w:r>
+        <w:rPr>
+          <w:rFonts w:cs="Calibri"/>
+        </w:rPr>
+        <w:t>particularly non-tradable domestic services</w:t>
+      </w:r>
+      <w:r>
+        <w:rPr>
+          <w:rFonts w:cs="Calibri"/>
+        </w:rPr>
+        <w:t xml:space="preserve"> </w:t>
+      </w:r>
+      <w:r>
+        <w:rPr>
+          <w:rFonts w:cs="Calibri"/>
+        </w:rPr>
+        <w:t>tend to exhibit lower productivity growth than manufacturing and technologically advanced tradable sectors. As a result, the structural shift toward services may have supported employment and consumption growth without generating sufficiently strong gains in productivity and export competitiveness.</w:t>
+      </w:r>
+    </w:p>
+    <w:p>
+      <w:pPr>
+        <w:pStyle w:val="BodyText"/>
+        <w:ind w:right="4"/>
+        <w:jc w:val="both"/>
+        <w:rPr>
+          <w:rFonts w:cs="Calibri"/>
+        </w:rPr>
+      </w:pPr>
+    </w:p>
+    <w:p>
+      <w:pPr>
+        <w:pStyle w:val="BodyText"/>
+        <w:ind w:right="4"/>
+        <w:jc w:val="both"/>
+        <w:rPr>
+          <w:rFonts w:cs="Calibri"/>
+        </w:rPr>
+      </w:pPr>
+      <w:r>
+        <w:rPr>
+          <w:rFonts w:cs="Calibri"/>
+        </w:rPr>
+        <w:t>The rising contribution of taxes less subsidies over time is also noteworthy. This trend may reflect the increasing importance of indirect taxation, import-related tax revenues, tourism-related fiscal receipts, and broader fiscal reforms, including the expansion of consumption-based taxation systems. This suggests that fiscal revenues became increasingly linked to domestic demand and services activity rather than the expansion of productive export sectors.</w:t>
+      </w:r>
+    </w:p>
+    <w:p>
+      <w:pPr>
+        <w:pStyle w:val="BodyText"/>
+        <w:ind w:right="4"/>
+        <w:jc w:val="both"/>
+        <w:rPr>
+          <w:rFonts w:cs="Calibri"/>
+        </w:rPr>
+      </w:pPr>
+    </w:p>
+    <w:p>
+      <w:pPr>
+        <w:pStyle w:val="BodyText"/>
+        <w:ind w:right="4"/>
+        <w:jc w:val="both"/>
+        <w:rPr>
+          <w:rFonts w:cs="Calibri"/>
+        </w:rPr>
+      </w:pPr>
+      <w:r>
+        <w:rPr>
+          <w:rFonts w:cs="Calibri"/>
+        </w:rPr>
+        <w:t>Panel 2 complements this structural analysis by examining the contribution of sectors to real GDP growth across successive five-year periods. The figure reveals a clear deceleration in long-run economic growth over time. The strongest growth performance occurred during the late 1980s and 1990s, when average real GDP growth exceeded 5 percent and contributions were relatively broad-based across multiple sectors. During this period, the economy benefited from stronger contributions from the primary sector, secondary activities, wholesale and retail trade, and services. This likely reflected a combination of agricultural expansion, tourism growth, investment inflows, and broader macroeconomic stabilization.</w:t>
+      </w:r>
+    </w:p>
+    <w:p>
+      <w:pPr>
+        <w:pStyle w:val="BodyText"/>
+        <w:ind w:right="4"/>
+        <w:jc w:val="both"/>
+        <w:rPr>
+          <w:rFonts w:cs="Calibri"/>
+        </w:rPr>
+      </w:pPr>
+    </w:p>
+    <w:p>
+      <w:pPr>
+        <w:pStyle w:val="BodyText"/>
+        <w:ind w:right="4"/>
+        <w:jc w:val="both"/>
+        <w:rPr>
+          <w:rFonts w:cs="Calibri"/>
+        </w:rPr>
+      </w:pPr>
+      <w:r>
+        <w:rPr>
+          <w:rFonts w:cs="Calibri"/>
+        </w:rPr>
+        <w:t>In contrast, the post-2000 period is characterized by progressively weaker growth contributions. Contributions from the primary and secondary sectors diminished noticeably, while services became increasingly dominant as drivers of growth. This pattern suggests weakening structural productivity momentum and growing dependence on consumption-oriented and tourism-related activities. Although wholesale and retail trade and accommodation and food services continued to support economic activity, these sectors alone were insufficient to sustain the high growth rates observed in earlier decades.</w:t>
+      </w:r>
+    </w:p>
+    <w:p>
+      <w:pPr>
+        <w:pStyle w:val="BodyText"/>
+        <w:ind w:right="4"/>
+        <w:jc w:val="both"/>
+        <w:rPr>
+          <w:rFonts w:cs="Calibri"/>
+        </w:rPr>
+      </w:pPr>
+    </w:p>
+    <w:p>
+      <w:pPr>
+        <w:pStyle w:val="BodyText"/>
+        <w:ind w:right="4"/>
+        <w:jc w:val="both"/>
+        <w:rPr>
+          <w:rFonts w:cs="Calibri"/>
+        </w:rPr>
+      </w:pPr>
+      <w:r>
+        <w:rPr>
+          <w:rFonts w:cs="Calibri"/>
+        </w:rPr>
+        <w:t>The 2016–20 period represents the weakest performance in the series and captures the severe economic disruption associated with the COVID-19 pandemic and the collapse in international tourism. Multiple sectors recorded negative contributions to growth, highlighting the vulnerability of Belize’s economic model to external shocks and fluctuations in global tourism demand. The contraction demonstrates the extent to which economic activity had become concentrated in externally dependent service sectors.</w:t>
+      </w:r>
+    </w:p>
+    <w:p>
+      <w:pPr>
+        <w:pStyle w:val="BodyText"/>
+        <w:ind w:right="4"/>
+        <w:jc w:val="both"/>
+        <w:rPr>
+          <w:rFonts w:cs="Calibri"/>
+        </w:rPr>
+      </w:pPr>
+    </w:p>
+    <w:p>
+      <w:pPr>
+        <w:pStyle w:val="BodyText"/>
+        <w:ind w:right="4"/>
+        <w:jc w:val="both"/>
+        <w:rPr>
+          <w:rFonts w:cs="Calibri"/>
+        </w:rPr>
+      </w:pPr>
+      <w:r>
+        <w:rPr>
+          <w:rFonts w:cs="Calibri"/>
+        </w:rPr>
+        <w:t>The subsequent rebound during 2021–24 reflects the normalization of tourism activity, recovery in domestic demand, and improvements in wholesale and retail trade and other service sectors. However, the composition of the recovery is analytically important. The rebound appears to have been driven primarily by cyclical recovery in services rather than a structural transformation in productive capacity. Contributions from the primary and secondary sectors remained comparatively modest, suggesting that the recovery did not fundamentally alter the underlying growth model.</w:t>
+      </w:r>
+    </w:p>
+    <w:p>
+      <w:pPr>
+        <w:pStyle w:val="BodyText"/>
+        <w:ind w:right="4"/>
+        <w:jc w:val="both"/>
+        <w:rPr>
+          <w:rFonts w:cs="Calibri"/>
+        </w:rPr>
+      </w:pPr>
+    </w:p>
+    <w:p>
+      <w:pPr>
+        <w:pStyle w:val="BodyText"/>
+        <w:ind w:right="4"/>
+        <w:jc w:val="both"/>
+        <w:rPr>
+          <w:rFonts w:cs="Calibri"/>
+        </w:rPr>
+      </w:pPr>
+      <w:r>
+        <w:rPr>
+          <w:rFonts w:cs="Calibri"/>
+        </w:rPr>
+        <w:t xml:space="preserve">Overall, the evidence from the two panels suggests that Belize’s development trajectory has been characterized by services-led structural transformation combined with limited industrial deepening and slowing long-run growth performance. While the expansion of services has </w:t>
+      </w:r>
+      <w:r>
+        <w:rPr>
+          <w:rFonts w:cs="Calibri"/>
+        </w:rPr>
+        <w:lastRenderedPageBreak/>
+        <w:t>supported employment creation and economic diversification away from traditional agriculture, the economy remains highly dependent on tourism and domestic services activity. This pattern may help explain the weakening contribution of productivity growth observed in the broader growth accounting analysis and underscores the importance of policies aimed at enhancing productive capacity, export sophistication, resilience, and technological upgrading.</w:t>
+      </w:r>
+    </w:p>
+    <w:p>
+      <w:pPr>
+        <w:pStyle w:val="BodyText"/>
+        <w:ind w:right="4"/>
+        <w:jc w:val="center"/>
+        <w:rPr>
+          <w:rFonts w:cs="Calibri"/>
+          <w:b/>
+          <w:bCs/>
+        </w:rPr>
+      </w:pPr>
+    </w:p>
+    <w:p>
+      <w:pPr>
+        <w:pStyle w:val="BodyText"/>
+        <w:ind w:right="4"/>
+        <w:jc w:val="center"/>
+        <w:rPr>
+          <w:rFonts w:cs="Calibri"/>
+          <w:b/>
+          <w:bCs/>
+        </w:rPr>
+      </w:pPr>
+      <w:r>
+        <w:rPr>
+          <w:rFonts w:cs="Calibri"/>
+          <w:b/>
+          <w:bCs/>
+          <w:highlight w:val="yellow"/>
+        </w:rPr>
+        <w:t>******TOURISM******</w:t>
+      </w:r>
+    </w:p>
+    <w:p>
+      <w:pPr>
+        <w:pStyle w:val="BodyText"/>
+        <w:ind w:right="4"/>
+        <w:jc w:val="both"/>
+        <w:rPr>
+          <w:rFonts w:cs="Calibri"/>
+        </w:rPr>
+      </w:pPr>
+      <w:commentRangeStart w:id="7"/>
+      <w:r>
+        <w:rPr>
+          <w:rFonts w:cs="Calibri"/>
+          <w:highlight w:val="yellow"/>
+        </w:rPr>
+        <w:t>The development of tourism services in Belize has contributed significantly to the country’s economic diversification efforts.</w:t>
+      </w:r>
+      <w:r>
+        <w:rPr>
+          <w:rFonts w:cs="Calibri"/>
+        </w:rPr>
+        <w:t xml:space="preserve"> </w:t>
+      </w:r>
+      <w:commentRangeEnd w:id="7"/>
+      <w:r>
+        <w:rPr>
+          <w:rStyle w:val="CommentReference"/>
+          <w:rFonts w:cs="Calibri"/>
+          <w:sz w:val="22"/>
+          <w:szCs w:val="22"/>
+        </w:rPr>
+        <w:commentReference w:id="7"/>
+      </w:r>
+      <w:r>
+        <w:rPr>
+          <w:rFonts w:cs="Calibri"/>
+        </w:rPr>
+        <w:t>Over time, however, t</w:t>
+      </w:r>
+      <w:r>
+        <w:rPr>
+          <w:rFonts w:cs="Calibri"/>
+        </w:rPr>
+        <w:t>he economy</w:t>
+      </w:r>
+      <w:r>
+        <w:rPr>
+          <w:rFonts w:cs="Calibri"/>
+        </w:rPr>
+        <w:t xml:space="preserve"> </w:t>
+      </w:r>
+      <w:r>
+        <w:rPr>
+          <w:rFonts w:cs="Calibri"/>
+        </w:rPr>
+        <w:t>has become increasingly concentrated in tourism-related activities</w:t>
+      </w:r>
+      <w:r>
+        <w:rPr>
+          <w:rFonts w:cs="Calibri"/>
+        </w:rPr>
+        <w:t xml:space="preserve">, </w:t>
+      </w:r>
+      <w:r>
+        <w:rPr>
+          <w:rFonts w:cs="Calibri"/>
+        </w:rPr>
+        <w:t>position</w:t>
+      </w:r>
+      <w:r>
+        <w:rPr>
+          <w:rFonts w:cs="Calibri"/>
+        </w:rPr>
+        <w:t>ing</w:t>
+      </w:r>
+      <w:r>
+        <w:rPr>
+          <w:rFonts w:cs="Calibri"/>
+        </w:rPr>
+        <w:t xml:space="preserve"> the sector as a </w:t>
+      </w:r>
+      <w:r>
+        <w:rPr>
+          <w:rFonts w:cs="Calibri"/>
+        </w:rPr>
+        <w:t>principal</w:t>
+      </w:r>
+      <w:r>
+        <w:rPr>
+          <w:rFonts w:cs="Calibri"/>
+        </w:rPr>
+        <w:t xml:space="preserve"> driver of economic </w:t>
+      </w:r>
+      <w:r>
+        <w:rPr>
+          <w:rFonts w:cs="Calibri"/>
+        </w:rPr>
+        <w:t>growth</w:t>
+      </w:r>
+      <w:r>
+        <w:rPr>
+          <w:rFonts w:cs="Calibri"/>
+        </w:rPr>
+        <w:t>, employment, and foreign exchange earnings</w:t>
+      </w:r>
+      <w:r>
+        <w:rPr>
+          <w:rFonts w:cs="Calibri"/>
+        </w:rPr>
+        <w:t>. This high degree of tourism dependence increases Belize’s exposure to business cycle fluctuations and external demand shocks in major source markets, particularly the United States (US) and the European Union (EU).</w:t>
+      </w:r>
+    </w:p>
+    <w:p>
+      <w:pPr>
+        <w:pStyle w:val="BodyText"/>
+        <w:ind w:right="4"/>
+        <w:jc w:val="both"/>
+        <w:rPr>
+          <w:rFonts w:cs="Calibri"/>
+        </w:rPr>
+      </w:pPr>
+    </w:p>
+    <w:p>
+      <w:pPr>
+        <w:pStyle w:val="BodyText"/>
+        <w:ind w:right="4"/>
+        <w:jc w:val="both"/>
+        <w:rPr>
+          <w:rFonts w:cs="Calibri"/>
+        </w:rPr>
+      </w:pPr>
+      <w:r>
+        <w:rPr>
+          <w:rFonts w:cs="Calibri"/>
+          <w:highlight w:val="yellow"/>
+        </w:rPr>
+        <w:t>The rapid expansion of tourism has significantly reshaped the economic landscape of Belize over the past two decades.</w:t>
+      </w:r>
+      <w:r>
+        <w:rPr>
+          <w:rFonts w:cs="Calibri"/>
+        </w:rPr>
+        <w:t xml:space="preserve"> </w:t>
+      </w:r>
+      <w:commentRangeStart w:id="8"/>
+      <w:r>
+        <w:rPr>
+          <w:rFonts w:cs="Calibri"/>
+        </w:rPr>
+        <w:t xml:space="preserve">Estimates from the </w:t>
+      </w:r>
+      <w:r>
+        <w:rPr>
+          <w:rFonts w:cs="Calibri"/>
+        </w:rPr>
+        <w:t>World Travel and Tourism Council (WTTC)</w:t>
+      </w:r>
+      <w:r>
+        <w:rPr>
+          <w:rFonts w:cs="Calibri"/>
+        </w:rPr>
+        <w:t xml:space="preserve"> indicate that the sector </w:t>
+      </w:r>
+      <w:r>
+        <w:rPr>
+          <w:rFonts w:cs="Calibri"/>
+        </w:rPr>
+        <w:t xml:space="preserve">directly and indirectly accounted for </w:t>
+      </w:r>
+      <w:r>
+        <w:rPr>
+          <w:rFonts w:cs="Calibri"/>
+        </w:rPr>
+        <w:t>approximately</w:t>
+      </w:r>
+      <w:r>
+        <w:rPr>
+          <w:rFonts w:cs="Calibri"/>
+        </w:rPr>
+        <w:t xml:space="preserve"> 44.4% of GDP in</w:t>
+      </w:r>
+      <w:r>
+        <w:rPr>
+          <w:rFonts w:cs="Calibri"/>
+        </w:rPr>
+        <w:t xml:space="preserve"> both</w:t>
+      </w:r>
+      <w:r>
+        <w:rPr>
+          <w:rFonts w:cs="Calibri"/>
+        </w:rPr>
+        <w:t xml:space="preserve"> </w:t>
+      </w:r>
+      <w:r>
+        <w:rPr>
+          <w:rFonts w:cs="Calibri"/>
+        </w:rPr>
+        <w:t xml:space="preserve">2024 and </w:t>
+      </w:r>
+      <w:r>
+        <w:rPr>
+          <w:rFonts w:cs="Calibri"/>
+        </w:rPr>
+        <w:t>2025 and is projected to increase to approximately 53.7% by 2035.</w:t>
+      </w:r>
+      <w:commentRangeEnd w:id="8"/>
+      <w:r>
+        <w:rPr>
+          <w:rStyle w:val="CommentReference"/>
+          <w:rFonts w:cs="Calibri"/>
+          <w:sz w:val="22"/>
+          <w:szCs w:val="22"/>
+        </w:rPr>
+        <w:commentReference w:id="8"/>
+      </w:r>
+      <w:r>
+        <w:rPr>
+          <w:rFonts w:cs="Calibri"/>
+        </w:rPr>
+        <w:t xml:space="preserve"> </w:t>
+      </w:r>
+      <w:r>
+        <w:rPr>
+          <w:rFonts w:cs="Calibri"/>
+        </w:rPr>
+        <w:t>T</w:t>
+      </w:r>
+      <w:r>
+        <w:rPr>
+          <w:rFonts w:cs="Calibri"/>
+        </w:rPr>
+        <w:t>ourism</w:t>
+      </w:r>
+      <w:r>
+        <w:rPr>
+          <w:rFonts w:cs="Calibri"/>
+        </w:rPr>
+        <w:t xml:space="preserve"> and its </w:t>
+      </w:r>
+      <w:r>
+        <w:rPr>
+          <w:rFonts w:cs="Calibri"/>
+        </w:rPr>
+        <w:t>ancillary services</w:t>
+      </w:r>
+      <w:r>
+        <w:rPr>
+          <w:rFonts w:cs="Calibri"/>
+        </w:rPr>
+        <w:t xml:space="preserve"> are </w:t>
+      </w:r>
+      <w:r>
+        <w:rPr>
+          <w:rFonts w:cs="Calibri"/>
+        </w:rPr>
+        <w:t>projected</w:t>
+      </w:r>
+      <w:r>
+        <w:rPr>
+          <w:rFonts w:cs="Calibri"/>
+        </w:rPr>
+        <w:t xml:space="preserve"> to h</w:t>
+      </w:r>
+      <w:r>
+        <w:rPr>
+          <w:rFonts w:cs="Calibri"/>
+        </w:rPr>
+        <w:t>ave created</w:t>
+      </w:r>
+      <w:r>
+        <w:rPr>
+          <w:rFonts w:cs="Calibri"/>
+        </w:rPr>
+        <w:t xml:space="preserve"> </w:t>
+      </w:r>
+      <w:r>
+        <w:rPr>
+          <w:rFonts w:cs="Calibri"/>
+        </w:rPr>
+        <w:t xml:space="preserve">approximately </w:t>
+      </w:r>
+      <w:r>
+        <w:rPr>
+          <w:rFonts w:cs="Calibri"/>
+        </w:rPr>
+        <w:t xml:space="preserve">67,900 jobs </w:t>
+      </w:r>
+      <w:r>
+        <w:rPr>
+          <w:rFonts w:cs="Calibri"/>
+        </w:rPr>
+        <w:t>over the same period</w:t>
+      </w:r>
+      <w:r>
+        <w:rPr>
+          <w:rFonts w:cs="Calibri"/>
+        </w:rPr>
+        <w:t>, equivalent to 42.8% of total employment, underscoring Belize’s high degree of tourism dependence</w:t>
+      </w:r>
+      <w:r>
+        <w:rPr>
+          <w:rStyle w:val="FootnoteReference"/>
+          <w:rFonts w:cs="Calibri"/>
+        </w:rPr>
+        <w:footnoteReference w:id="4"/>
+      </w:r>
+      <w:r>
+        <w:rPr>
+          <w:rFonts w:cs="Calibri"/>
+        </w:rPr>
+        <w:t>. In contrast, the agricultural sector, while critical for rural livelihoods, its contribution to economic activity has declined over time, falling from 13.0% in 2001 to an estimated 7.9% of GDP in 2024.</w:t>
+      </w:r>
+    </w:p>
+    <w:p>
+      <w:pPr>
+        <w:pStyle w:val="BodyText"/>
+        <w:ind w:right="4"/>
+        <w:jc w:val="both"/>
+        <w:rPr>
+          <w:rFonts w:cs="Calibri"/>
+        </w:rPr>
+      </w:pPr>
+    </w:p>
+    <w:p>
+      <w:pPr>
+        <w:pStyle w:val="BodyText"/>
+        <w:ind w:right="4"/>
+        <w:jc w:val="both"/>
+        <w:rPr>
+          <w:rFonts w:cs="Calibri"/>
+        </w:rPr>
+      </w:pPr>
+      <w:r>
+        <w:rPr>
+          <w:rFonts w:cs="Calibri"/>
+        </w:rPr>
+        <w:t>T</w:t>
+      </w:r>
+      <w:r>
+        <w:rPr>
+          <w:rFonts w:cs="Calibri"/>
+        </w:rPr>
+        <w:t>he country</w:t>
+      </w:r>
+      <w:r>
+        <w:rPr>
+          <w:rFonts w:cs="Calibri"/>
+        </w:rPr>
+        <w:t xml:space="preserve"> </w:t>
+      </w:r>
+      <w:r>
+        <w:rPr>
+          <w:rFonts w:cs="Calibri"/>
+        </w:rPr>
+        <w:t>recorded</w:t>
+      </w:r>
+      <w:r>
+        <w:rPr>
+          <w:rFonts w:cs="Calibri"/>
+        </w:rPr>
+        <w:t xml:space="preserve"> a five-fold increase in visitor arrivals, </w:t>
+      </w:r>
+      <w:r>
+        <w:rPr>
+          <w:rFonts w:cs="Calibri"/>
+        </w:rPr>
+        <w:t>rising</w:t>
+      </w:r>
+      <w:r>
+        <w:rPr>
+          <w:rFonts w:cs="Calibri"/>
+        </w:rPr>
+        <w:t xml:space="preserve"> from 216,932 in 2001 to a peak of 1.09 million (mn) in 2018. </w:t>
+      </w:r>
+      <w:r>
+        <w:rPr>
+          <w:rFonts w:cs="Calibri"/>
+        </w:rPr>
+        <w:t>Of that total, c</w:t>
+      </w:r>
+      <w:r>
+        <w:rPr>
+          <w:rFonts w:cs="Calibri"/>
+        </w:rPr>
+        <w:t>ruise</w:t>
+      </w:r>
+      <w:r>
+        <w:rPr>
+          <w:rFonts w:cs="Calibri"/>
+        </w:rPr>
+        <w:t xml:space="preserve"> arrivals on average</w:t>
+      </w:r>
+      <w:r>
+        <w:rPr>
+          <w:rFonts w:cs="Calibri"/>
+        </w:rPr>
+        <w:t xml:space="preserve"> account</w:t>
+      </w:r>
+      <w:r>
+        <w:rPr>
+          <w:rFonts w:cs="Calibri"/>
+        </w:rPr>
+        <w:t>ed</w:t>
+      </w:r>
+      <w:r>
+        <w:rPr>
+          <w:rFonts w:cs="Calibri"/>
+        </w:rPr>
+        <w:t xml:space="preserve"> for </w:t>
+      </w:r>
+      <w:r>
+        <w:rPr>
+          <w:rFonts w:cs="Calibri"/>
+        </w:rPr>
+        <w:t>around</w:t>
+      </w:r>
+      <w:r>
+        <w:rPr>
+          <w:rFonts w:cs="Calibri"/>
+        </w:rPr>
+        <w:t xml:space="preserve"> 69.0%</w:t>
+      </w:r>
+      <w:r>
+        <w:rPr>
+          <w:rFonts w:cs="Calibri"/>
+        </w:rPr>
+        <w:t>.</w:t>
+      </w:r>
+      <w:r>
+        <w:rPr>
+          <w:rFonts w:cs="Calibri"/>
+        </w:rPr>
+        <w:t xml:space="preserve"> </w:t>
+      </w:r>
+      <w:r>
+        <w:rPr>
+          <w:rFonts w:cs="Calibri"/>
+        </w:rPr>
+        <w:t>Accordingly, t</w:t>
+      </w:r>
+      <w:r>
+        <w:rPr>
+          <w:rFonts w:cs="Calibri"/>
+        </w:rPr>
+        <w:t xml:space="preserve">ravel receipts have become an increasingly important component of Belize’s external services account, rising from </w:t>
+      </w:r>
+      <w:commentRangeStart w:id="9"/>
+      <w:r>
+        <w:rPr>
+          <w:rFonts w:cs="Calibri"/>
+        </w:rPr>
+        <w:t>BZ$316.6 mn in 2001 to BZ$2.4 billion</w:t>
+      </w:r>
+      <w:r>
+        <w:rPr>
+          <w:rFonts w:cs="Calibri"/>
+        </w:rPr>
+        <w:t xml:space="preserve"> (bn)</w:t>
+      </w:r>
+      <w:r>
+        <w:rPr>
+          <w:rFonts w:cs="Calibri"/>
+        </w:rPr>
+        <w:t xml:space="preserve"> in 2024.</w:t>
+      </w:r>
+      <w:commentRangeEnd w:id="9"/>
+      <w:r>
+        <w:rPr>
+          <w:rStyle w:val="CommentReference"/>
+          <w:rFonts w:cs="Calibri"/>
+          <w:sz w:val="22"/>
+          <w:szCs w:val="22"/>
+        </w:rPr>
+        <w:commentReference w:id="9"/>
+      </w:r>
+      <w:r>
+        <w:rPr>
+          <w:rFonts w:cs="Calibri"/>
+        </w:rPr>
+        <w:t xml:space="preserve"> This underscores tourism’s role as a critical source of foreign exchange earnings and its importance in supporting the country’s balance of payments position.</w:t>
+      </w:r>
+    </w:p>
+    <w:p>
+      <w:pPr>
+        <w:pStyle w:val="BodyText"/>
+        <w:ind w:right="4"/>
+        <w:jc w:val="both"/>
+        <w:rPr>
+          <w:rFonts w:cs="Calibri"/>
+        </w:rPr>
+      </w:pPr>
+    </w:p>
+    <w:p>
+      <w:pPr>
+        <w:pStyle w:val="Heading2"/>
+        <w:rPr>
+          <w:rFonts w:ascii="Trebuchet MS" w:hAnsi="Trebuchet MS"/>
+          <w:b/>
+          <w:bCs/>
+        </w:rPr>
+      </w:pPr>
+      <w:r>
+        <w:rPr>
+          <w:rFonts w:ascii="Trebuchet MS" w:hAnsi="Trebuchet MS"/>
+          <w:b/>
+          <w:bCs/>
+          <w:sz w:val="24"/>
+          <w:szCs w:val="24"/>
+        </w:rPr>
+        <w:t>Productivity</w:t>
+      </w:r>
+      <w:r>
+        <w:rPr>
+          <w:rFonts w:ascii="Trebuchet MS" w:hAnsi="Trebuchet MS"/>
+          <w:b/>
+          <w:bCs/>
+          <w:sz w:val="24"/>
+          <w:szCs w:val="24"/>
+        </w:rPr>
+        <w:t xml:space="preserve"> Analysis</w:t>
+      </w:r>
+    </w:p>
+    <w:p>
+      <w:pPr>
+        <w:pStyle w:val="BodyText"/>
+        <w:ind w:right="4"/>
+        <w:jc w:val="both"/>
+        <w:rPr>
+          <w:rFonts w:cs="Calibri"/>
+        </w:rPr>
+      </w:pPr>
+    </w:p>
+    <w:p>
+      <w:pPr>
+        <w:pStyle w:val="BodyText"/>
+        <w:ind w:right="4"/>
+        <w:jc w:val="both"/>
+        <w:rPr>
+          <w:rFonts w:cs="Calibri"/>
+        </w:rPr>
+      </w:pPr>
+      <w:r>
+        <w:rPr>
+          <w:rFonts w:cs="Calibri"/>
+        </w:rPr>
+        <w:t>The decomposition of Belize’s average annual real GDP growth reveals important shifts in the country’s growth dynamics over the past four decades.</w:t>
+      </w:r>
+      <w:r>
+        <w:rPr>
+          <w:rFonts w:cs="Calibri"/>
+        </w:rPr>
+        <w:t xml:space="preserve"> Overall, the evidence suggests that Belize’s long-run growth model has been driven primarily by physical capital accumulation and labour expansion, while total factor productivity (TFP) growth has remained volatile and increasingly weak over time. Although periods of rapid expansion were supported by positive gains, more recent decades indicate growing reliance on extensive growth through accumulation of factor inputs rather than sustained improvements in economic efficiency and technological progress.</w:t>
+      </w:r>
+    </w:p>
+    <w:p>
+      <w:pPr>
+        <w:pStyle w:val="BodyText"/>
+        <w:ind w:right="4"/>
+        <w:jc w:val="both"/>
+        <w:rPr>
+          <w:rFonts w:cs="Calibri"/>
+        </w:rPr>
+      </w:pPr>
+    </w:p>
+    <w:p>
+      <w:pPr>
+        <w:pStyle w:val="BodyText"/>
+        <w:ind w:right="4"/>
+        <w:jc w:val="both"/>
+        <w:rPr>
+          <w:rFonts w:cs="Calibri"/>
+        </w:rPr>
+      </w:pPr>
+      <w:r>
+        <w:rPr>
+          <w:rFonts w:cs="Calibri"/>
+        </w:rPr>
+        <w:t>During the early 1980s (1981-84), Belize recorded relatively weak growth performance, reflecting difficult external economic conditions that affected many Caribbean and Latin American economies during that period</w:t>
+      </w:r>
+      <w:r>
+        <w:rPr>
+          <w:rFonts w:cs="Calibri"/>
+        </w:rPr>
+        <w:t xml:space="preserve"> </w:t>
+      </w:r>
+      <w:r>
+        <w:rPr>
+          <w:rFonts w:cs="Calibri"/>
+          <w:highlight w:val="yellow"/>
+        </w:rPr>
+        <w:t>(Figure 3)</w:t>
+      </w:r>
+      <w:r>
+        <w:rPr>
+          <w:rFonts w:cs="Calibri"/>
+          <w:highlight w:val="yellow"/>
+        </w:rPr>
+        <w:t>.</w:t>
+      </w:r>
+      <w:r>
+        <w:rPr>
+          <w:rFonts w:cs="Calibri"/>
+        </w:rPr>
+        <w:t xml:space="preserve"> Although physical capital and labour </w:t>
+      </w:r>
+      <w:r>
+        <w:rPr>
+          <w:rFonts w:cs="Calibri"/>
+        </w:rPr>
+        <w:lastRenderedPageBreak/>
+        <w:t>contributed positively to growth, these gains were more than offset by a large negative contribution from TFP. The findings suggest that the economy faced significant inefficiencies in the utilization of productive resources, weak productive capacity and limited technological adoption. In effect, Belize was expanding factor inputs without achieving corresponding gains in productivity.</w:t>
+      </w:r>
+    </w:p>
+    <w:p>
+      <w:pPr>
+        <w:pStyle w:val="BodyText"/>
+        <w:ind w:right="-23"/>
+        <w:jc w:val="both"/>
+        <w:rPr>
+          <w:rFonts w:cs="Calibri"/>
+        </w:rPr>
+      </w:pPr>
+    </w:p>
+    <w:p>
+      <w:pPr>
+        <w:pStyle w:val="Caption"/>
+        <w:keepNext/>
+        <w:spacing w:after="0"/>
+        <w:jc w:val="center"/>
+        <w:rPr>
+          <w:b/>
+          <w:bCs/>
+          <w:i w:val="0"/>
+          <w:iCs w:val="0"/>
+          <w:sz w:val="22"/>
+          <w:szCs w:val="22"/>
+        </w:rPr>
+      </w:pPr>
+      <w:commentRangeStart w:id="10"/>
+      <w:commentRangeStart w:id="11"/>
+      <w:r>
+        <w:rPr>
+          <w:b/>
+          <w:bCs/>
+          <w:i w:val="0"/>
+          <w:iCs w:val="0"/>
+          <w:sz w:val="22"/>
+          <w:szCs w:val="22"/>
+        </w:rPr>
+        <w:t xml:space="preserve">Figure </w:t>
+      </w:r>
+      <w:r>
+        <w:rPr>
+          <w:b/>
+          <w:bCs/>
+          <w:i w:val="0"/>
+          <w:iCs w:val="0"/>
+          <w:sz w:val="22"/>
+          <w:szCs w:val="22"/>
+        </w:rPr>
+        <w:fldChar w:fldCharType="begin"/>
+      </w:r>
+      <w:r>
+        <w:rPr>
+          <w:b/>
+          <w:bCs/>
+          <w:i w:val="0"/>
+          <w:iCs w:val="0"/>
+          <w:sz w:val="22"/>
+          <w:szCs w:val="22"/>
+        </w:rPr>
+        <w:instrText xml:space="preserve"> SEQ Figure \* ARABIC </w:instrText>
+      </w:r>
+      <w:r>
+        <w:rPr>
+          <w:b/>
+          <w:bCs/>
+          <w:i w:val="0"/>
+          <w:iCs w:val="0"/>
+          <w:sz w:val="22"/>
+          <w:szCs w:val="22"/>
+        </w:rPr>
+        <w:fldChar w:fldCharType="separate"/>
+      </w:r>
+      <w:r>
+        <w:rPr>
+          <w:b/>
+          <w:bCs/>
+          <w:i w:val="0"/>
+          <w:iCs w:val="0"/>
+          <w:noProof/>
+          <w:sz w:val="22"/>
+          <w:szCs w:val="22"/>
+        </w:rPr>
+        <w:t>3</w:t>
+      </w:r>
+      <w:r>
+        <w:rPr>
+          <w:b/>
+          <w:bCs/>
+          <w:i w:val="0"/>
+          <w:iCs w:val="0"/>
+          <w:sz w:val="22"/>
+          <w:szCs w:val="22"/>
+        </w:rPr>
+        <w:fldChar w:fldCharType="end"/>
+      </w:r>
+      <w:r>
+        <w:rPr>
+          <w:b/>
+          <w:bCs/>
+          <w:i w:val="0"/>
+          <w:iCs w:val="0"/>
+          <w:sz w:val="22"/>
+          <w:szCs w:val="22"/>
+        </w:rPr>
+        <w:t xml:space="preserve">: </w:t>
+      </w:r>
+    </w:p>
+    <w:p>
+      <w:pPr>
+        <w:pStyle w:val="Caption"/>
+        <w:keepNext/>
+        <w:spacing w:after="0"/>
+        <w:jc w:val="center"/>
+        <w:rPr>
+          <w:b/>
+          <w:bCs/>
+          <w:i w:val="0"/>
+          <w:iCs w:val="0"/>
+          <w:sz w:val="22"/>
+          <w:szCs w:val="22"/>
+        </w:rPr>
+      </w:pPr>
+      <w:r>
+        <w:rPr>
+          <w:b/>
+          <w:bCs/>
+          <w:i w:val="0"/>
+          <w:iCs w:val="0"/>
+          <w:sz w:val="22"/>
+          <w:szCs w:val="22"/>
+        </w:rPr>
+        <w:t>Belize Growth Accounting Decomposition (</w:t>
+      </w:r>
+      <w:r>
+        <w:rPr>
+          <w:b/>
+          <w:bCs/>
+          <w:i w:val="0"/>
+          <w:iCs w:val="0"/>
+          <w:sz w:val="22"/>
+          <w:szCs w:val="22"/>
+        </w:rPr>
+        <w:t xml:space="preserve">5-Year </w:t>
+      </w:r>
+      <w:r>
+        <w:rPr>
+          <w:b/>
+          <w:bCs/>
+          <w:i w:val="0"/>
+          <w:iCs w:val="0"/>
+          <w:sz w:val="22"/>
+          <w:szCs w:val="22"/>
+        </w:rPr>
+        <w:t>Avg. Contribution to Real GDP)</w:t>
+      </w:r>
+      <w:commentRangeEnd w:id="10"/>
+      <w:r>
+        <w:rPr>
+          <w:rStyle w:val="CommentReference"/>
+          <w:b/>
+          <w:bCs/>
+          <w:i w:val="0"/>
+          <w:iCs w:val="0"/>
+          <w:sz w:val="22"/>
+          <w:szCs w:val="22"/>
+        </w:rPr>
+        <w:commentReference w:id="10"/>
+      </w:r>
+      <w:commentRangeEnd w:id="11"/>
+      <w:r>
+        <w:rPr>
+          <w:rStyle w:val="CommentReference"/>
+          <w:b/>
+          <w:bCs/>
+          <w:i w:val="0"/>
+          <w:iCs w:val="0"/>
+          <w:sz w:val="22"/>
+          <w:szCs w:val="22"/>
+        </w:rPr>
+        <w:commentReference w:id="11"/>
+      </w:r>
+    </w:p>
+    <w:p>
+      <w:pPr>
+        <w:pStyle w:val="BodyText"/>
+        <w:ind w:right="-23"/>
+        <w:jc w:val="both"/>
+        <w:rPr>
+          <w:rFonts w:cs="Calibri"/>
+        </w:rPr>
+      </w:pPr>
+      <w:r>
+        <w:rPr>
+          <w:rFonts w:cs="Calibri"/>
+        </w:rPr>
+        <w:drawing>
+          <wp:inline distT="0" distB="0" distL="0" distR="0" wp14:anchorId="2188AFB4" wp14:editId="5AF51BEB">
+            <wp:extent cx="5943600" cy="2844800"/>
+            <wp:effectExtent l="0" t="0" r="0" b="0"/>
+            <wp:docPr id="2036149683" name="Picture 1"/>
+            <wp:cNvGraphicFramePr>
+              <a:graphicFrameLocks xmlns:a="http://schemas.openxmlformats.org/drawingml/2006/main" noChangeAspect="1"/>
+            </wp:cNvGraphicFramePr>
+            <a:graphic xmlns:a="http://schemas.openxmlformats.org/drawingml/2006/main">
+              <a:graphicData uri="http://schemas.openxmlformats.org/drawingml/2006/picture">
+                <pic:pic xmlns:pic="http://schemas.openxmlformats.org/drawingml/2006/picture">
+                  <pic:nvPicPr>
+                    <pic:cNvPr id="2036149683" name=""/>
+                    <pic:cNvPicPr/>
+                  </pic:nvPicPr>
+                  <pic:blipFill>
+                    <a:blip r:embed="rId14"/>
+                    <a:stretch>
+                      <a:fillRect/>
+                    </a:stretch>
+                  </pic:blipFill>
+                  <pic:spPr>
+                    <a:xfrm>
+                      <a:off x="0" y="0"/>
+                      <a:ext cx="5943600" cy="2844800"/>
+                    </a:xfrm>
+                    <a:prstGeom prst="rect">
+                      <a:avLst/>
+                    </a:prstGeom>
+                  </pic:spPr>
+                </pic:pic>
+              </a:graphicData>
+            </a:graphic>
+          </wp:inline>
+        </w:drawing>
+      </w:r>
+    </w:p>
+    <w:p>
+      <w:pPr>
+        <w:pStyle w:val="BodyText"/>
+        <w:ind w:right="-23"/>
+        <w:jc w:val="both"/>
+        <w:rPr>
+          <w:rFonts w:cs="Calibri"/>
+        </w:rPr>
+      </w:pPr>
+    </w:p>
+    <w:p>
+      <w:pPr>
+        <w:pStyle w:val="BodyText"/>
+        <w:ind w:right="-23"/>
+        <w:jc w:val="both"/>
+        <w:rPr>
+          <w:rFonts w:cs="Calibri"/>
+        </w:rPr>
+      </w:pPr>
+      <w:r>
+        <w:rPr>
+          <w:rFonts w:cs="Calibri"/>
+        </w:rPr>
+        <w:t>Economic growth accelerated substantially during the 1985-89 and 1990-94 periods, representing the strongest growth episode. This expansion was driven overwhelmingly by physical capital accumulation, particularly during the 1990-94 period when capital contributed more than seven percentage points to annual GDP growth. The surge in capital accumulation likely reflected significant investment in tourism infrastructure, utilities, transportation and expansion in both public and private capital formation. Labour contributions also strengthened steadily during this period, reflecting stronger employment absorption associated with tourism expansion, agricultural activity and service sector growth. Importantly, TFP became strongly positive during the late 1980s, indicating that growth was not solely driven by factor accumulation, but also driven by productive efficiency, structural modernization and improvement in economic organization.</w:t>
+      </w:r>
+      <w:r>
+        <w:rPr>
+          <w:rFonts w:cs="Calibri"/>
+        </w:rPr>
+        <w:t xml:space="preserve"> This combination of strong investment and positive productivity growth suggests that Belize experienced a temporary phase of relatively dynamic and broad-based economic expansion.</w:t>
+      </w:r>
+    </w:p>
+    <w:p>
+      <w:pPr>
+        <w:pStyle w:val="BodyText"/>
+        <w:ind w:right="-23"/>
+        <w:jc w:val="both"/>
+        <w:rPr>
+          <w:rFonts w:cs="Calibri"/>
+        </w:rPr>
+      </w:pPr>
+    </w:p>
+    <w:p>
+      <w:pPr>
+        <w:pStyle w:val="BodyText"/>
+        <w:ind w:right="-23"/>
+        <w:jc w:val="both"/>
+        <w:rPr>
+          <w:rFonts w:cs="Calibri"/>
+        </w:rPr>
+      </w:pPr>
+      <w:r>
+        <w:rPr>
+          <w:rFonts w:cs="Calibri"/>
+        </w:rPr>
+        <w:t xml:space="preserve">Between 1995 and 2005, Belize’s growth structure became more balanced, although physical capital remained the dominant driver of economic growth. Labour contributions increased noticeably during both the 1995-99 and 2000-04 periods, likely reflecting continued expansion in tourism, construction, wholesale and retail trade, public administration and other services. Human capital also contributed positively throughout the period, although its overall contribution remained modest relative to physical capital and labour. </w:t>
+      </w:r>
+      <w:r>
+        <w:rPr>
+          <w:rFonts w:cs="Calibri"/>
+        </w:rPr>
+        <w:t>This suggests that while educational attainment and workforce quality may have improved gradually, human capital accumulation did not emerge as a major engine of long-run growth.</w:t>
+      </w:r>
+    </w:p>
+    <w:p>
+      <w:pPr>
+        <w:pStyle w:val="BodyText"/>
+        <w:ind w:right="-23"/>
+        <w:jc w:val="both"/>
+        <w:rPr>
+          <w:rFonts w:cs="Calibri"/>
+        </w:rPr>
+      </w:pPr>
+    </w:p>
+    <w:p>
+      <w:pPr>
+        <w:pStyle w:val="BodyText"/>
+        <w:ind w:right="-23"/>
+        <w:jc w:val="both"/>
+        <w:rPr>
+          <w:rFonts w:cs="Calibri"/>
+        </w:rPr>
+      </w:pPr>
+      <w:r>
+        <w:rPr>
+          <w:rFonts w:cs="Calibri"/>
+        </w:rPr>
+        <w:t xml:space="preserve">A particularly important feature of this period was the increasingly volatile of TFP. Productivity </w:t>
+      </w:r>
+      <w:r>
+        <w:rPr>
+          <w:rFonts w:cs="Calibri"/>
+        </w:rPr>
+        <w:lastRenderedPageBreak/>
+        <w:t xml:space="preserve">growth turned negative during 1995-99 before recovering during 2000-04. This volatility suggests that Belize’s productivity performance became increasingly vulnerable to cyclical fluctuations, external shocks and structural bottlenecks. The temporary rebound in TFP during the early 2000s may reflect gains associated with tourism expansion, macroeconomic stabilization and enhancement in economic coordination. However, the unstable productivity performance during this period may also </w:t>
+      </w:r>
+      <w:r>
+        <w:rPr>
+          <w:rFonts w:cs="Calibri"/>
+        </w:rPr>
+        <w:t>have signaled the emergence of deeper structural constraints that became more pronounced in subsequent years.</w:t>
+      </w:r>
+    </w:p>
+    <w:p>
+      <w:pPr>
+        <w:pStyle w:val="BodyText"/>
+        <w:ind w:right="-23"/>
+        <w:jc w:val="both"/>
+        <w:rPr>
+          <w:rFonts w:cs="Calibri"/>
+        </w:rPr>
+      </w:pPr>
+    </w:p>
+    <w:p>
+      <w:pPr>
+        <w:pStyle w:val="BodyText"/>
+        <w:ind w:right="-23"/>
+        <w:jc w:val="both"/>
+        <w:rPr>
+          <w:rFonts w:cs="Calibri"/>
+        </w:rPr>
+      </w:pPr>
+      <w:r>
+        <w:rPr>
+          <w:rFonts w:cs="Calibri"/>
+        </w:rPr>
+        <w:t>A major structural shift appears to have emerged after 2005. During the 2005–09 period, TFP became strongly negative and acted as a substantial drag on economic growth despite continued positive contributions from physical capital and labour. This suggests that although Belize continued to expand factor inputs, the efficiency with which these inputs were utilized deteriorated significantly. In other words, growth increasingly relied on extensive expansion through additional labour and capital rather than intensive growth driven by technological upgrading, innovation, and productivity improvements. The deterioration in TFP may reflect several structural constraints facing the economy, including infrastructure bottlenecks, weak technological diffusion, rising informality, declining export competitiveness, institutional inefficiencies, exposure to external shocks, and increasing concentration in relatively low-productivity service activities.</w:t>
+      </w:r>
+    </w:p>
+    <w:p>
+      <w:pPr>
+        <w:pStyle w:val="BodyText"/>
+        <w:ind w:right="-23"/>
+        <w:jc w:val="both"/>
+        <w:rPr>
+          <w:rFonts w:cs="Calibri"/>
+        </w:rPr>
+      </w:pPr>
+    </w:p>
+    <w:p>
+      <w:pPr>
+        <w:pStyle w:val="BodyText"/>
+        <w:ind w:right="-23"/>
+        <w:jc w:val="both"/>
+        <w:rPr>
+          <w:rFonts w:cs="Calibri"/>
+        </w:rPr>
+      </w:pPr>
+      <w:r>
+        <w:rPr>
+          <w:rFonts w:cs="Calibri"/>
+        </w:rPr>
+        <w:t>The weakening productivity trend became even more pronounced during the 2015–19 period, when TFP again exerted a large negative contribution to growth. This finding is particularly significant because physical capital and labour continued to contribute positively during the same period. The results therefore suggest declining efficiency in the use of productive inputs and weakening returns to investment. Such patterns are often associated with structural rigidities, weak innovation systems, low technological absorption, and declining allocative efficiency. The findings may also reflect the increasing dependence of Belize’s economy on tourism and domestic services sectors, which can support employment and aggregate demand but may generate weaker long-run productivity gains than manufacturing and higher-value tradable sectors.</w:t>
+      </w:r>
+    </w:p>
+    <w:p>
+      <w:pPr>
+        <w:pStyle w:val="BodyText"/>
+        <w:ind w:right="-23"/>
+        <w:jc w:val="both"/>
+        <w:rPr>
+          <w:rFonts w:cs="Calibri"/>
+        </w:rPr>
+      </w:pPr>
+    </w:p>
+    <w:p>
+      <w:pPr>
+        <w:pStyle w:val="BodyText"/>
+        <w:ind w:right="-23"/>
+        <w:jc w:val="both"/>
+        <w:rPr>
+          <w:rFonts w:cs="Calibri"/>
+        </w:rPr>
+      </w:pPr>
+      <w:r>
+        <w:rPr>
+          <w:rFonts w:cs="Calibri"/>
+        </w:rPr>
+        <w:t>Human capital contributions remained consistently positive throughout the entire period but were persistently small relative to the contributions of physical capital and labour. This is an important structural finding because it suggests that Belize has not yet fully leveraged education, workforce upgrading, technological skills, and human capability development as major engines of economic transformation. The relatively weak contribution of human capital may also reflect persistent labour market challenges, including skills mismatches, educational quality concerns, outward migration of skilled workers, labour market informality, and gender disparities in labour force participation and earnings. In the absence of stronger human capital accumulation, sustaining long-run productivity growth becomes increasingly difficult, particularly within a small open economy operating in a rapidly changing global environment.</w:t>
+      </w:r>
+    </w:p>
+    <w:p>
+      <w:pPr>
+        <w:pStyle w:val="BodyText"/>
+        <w:ind w:right="-23"/>
+        <w:jc w:val="both"/>
+        <w:rPr>
+          <w:rFonts w:cs="Calibri"/>
+        </w:rPr>
+      </w:pPr>
+    </w:p>
+    <w:p>
+      <w:pPr>
+        <w:pStyle w:val="BodyText"/>
+        <w:ind w:right="-23"/>
+        <w:jc w:val="both"/>
+        <w:rPr>
+          <w:rFonts w:cs="Calibri"/>
+        </w:rPr>
+      </w:pPr>
+      <w:r>
+        <w:rPr>
+          <w:rFonts w:cs="Calibri"/>
+        </w:rPr>
+        <w:t xml:space="preserve">The 2020–23 period reflects the extraordinary disruption associated with the COVID-19 pandemic and the subsequent recovery. Despite the severe contraction experienced during 2020, the period as a whole still recorded positive contributions from physical capital and labour, reflecting the rapid rebound in tourism activity, employment recovery, reopening effects, and renewed investment activity. TFP during this period appears broadly neutral, suggesting that the recovery was driven more by cyclical normalization and reopening effects than by deeper productivity-enhancing structural transformation. This distinction is important because it indicates that the post-pandemic rebound may not represent a fundamental shift in </w:t>
+      </w:r>
+      <w:r>
+        <w:rPr>
+          <w:rFonts w:cs="Calibri"/>
+        </w:rPr>
+        <w:lastRenderedPageBreak/>
+        <w:t>Belize’s underlying growth model.</w:t>
+      </w:r>
+    </w:p>
+    <w:p>
+      <w:pPr>
+        <w:pStyle w:val="BodyText"/>
+        <w:ind w:right="-23"/>
+        <w:jc w:val="both"/>
+        <w:rPr>
+          <w:rFonts w:cs="Calibri"/>
+        </w:rPr>
+      </w:pPr>
+    </w:p>
+    <w:p>
+      <w:pPr>
+        <w:pStyle w:val="BodyText"/>
+        <w:ind w:right="-23"/>
+        <w:jc w:val="both"/>
+        <w:rPr>
+          <w:rFonts w:cs="Calibri"/>
+        </w:rPr>
+      </w:pPr>
+      <w:r>
+        <w:rPr>
+          <w:rFonts w:cs="Calibri"/>
+        </w:rPr>
+        <w:t>Overall, the decomposition highlights several important characteristics of Belize’s development trajectory. First, long-run growth has been heavily dependent on capital accumulation and labour expansion rather than sustained productivity growth. Second, productivity performance has become increasingly volatile and negative over time, suggesting weakening efficiency in the use of productive inputs. Third, human capital accumulation has remained insufficiently strong to emerge as a major source of structural transformation and productivity enhancement. Finally, the findings suggest that Belize may be experiencing the limitations of a services-led growth model that has generated investment and employment growth but has not consistently produced broad-based productivity gains.</w:t>
+      </w:r>
+    </w:p>
+    <w:p>
+      <w:pPr>
+        <w:pStyle w:val="BodyText"/>
+        <w:ind w:right="-23"/>
+        <w:jc w:val="both"/>
+        <w:rPr>
+          <w:rFonts w:cs="Calibri"/>
+        </w:rPr>
+      </w:pPr>
+    </w:p>
+    <w:p>
+      <w:pPr>
+        <w:pStyle w:val="BodyText"/>
+        <w:ind w:right="-23"/>
+        <w:jc w:val="both"/>
+        <w:rPr>
+          <w:ins w:id="12" w:author="Tommy Descartes" w:date="2026-05-27T14:41:00Z" w16du:dateUtc="2026-05-27T18:41:00Z"/>
+          <w:rFonts w:cs="Calibri"/>
+        </w:rPr>
+      </w:pPr>
+      <w:r>
+        <w:rPr>
+          <w:rFonts w:cs="Calibri"/>
+        </w:rPr>
+        <w:t>The results underscore the importance of policies aimed at enhancing productivity-enhancing structural transformation. In particular, improving infrastructure quality, strengthening institutional efficiency, expanding digitalization, promoting technological adoption, deepening workforce skills, improving educational outcomes, and encouraging diversification into higher-productivity tradable sectors will be critical to sustaining long-run growth. Expanding participation in modern services activities such as business process outsourcing, digital services, logistics, and knowledge-intensive sectors could also help Belize transition toward a more resilient and productivity-driven growth trajectory.</w:t>
+      </w:r>
+    </w:p>
+    <w:p>
+      <w:pPr>
+        <w:pStyle w:val="BodyText"/>
+        <w:ind w:right="-23"/>
+        <w:jc w:val="both"/>
+        <w:rPr>
+          <w:ins w:id="13" w:author="Tommy Descartes" w:date="2026-05-27T14:41:00Z" w16du:dateUtc="2026-05-27T18:41:00Z"/>
+          <w:rFonts w:cs="Calibri"/>
+        </w:rPr>
+      </w:pPr>
+    </w:p>
+    <w:p>
+      <w:pPr>
+        <w:pStyle w:val="BodyText"/>
+        <w:ind w:right="-23"/>
+        <w:jc w:val="both"/>
+        <w:rPr>
+          <w:rFonts w:cs="Calibri"/>
+        </w:rPr>
+      </w:pPr>
+      <w:ins w:id="14" w:author="Tommy Descartes" w:date="2026-05-27T14:42:00Z" w16du:dateUtc="2026-05-27T18:42:00Z">
+        <w:r>
+          <w:rPr>
+            <w:rFonts w:cs="Calibri"/>
+          </w:rPr>
+          <w:t>Belize’s long-run economic performance reveals a close relationship between labour productivity and total factor productivity growth, suggesting that improvements in wor</w:t>
+        </w:r>
+      </w:ins>
+      <w:ins w:id="15" w:author="Tommy Descartes" w:date="2026-05-27T14:43:00Z" w16du:dateUtc="2026-05-27T18:43:00Z">
+        <w:r>
+          <w:rPr>
+            <w:rFonts w:cs="Calibri"/>
+          </w:rPr>
+          <w:t>ker output have depended on gains in economic efficiency. Throughout much of the period, the two series moved closely together, indicating t</w:t>
+        </w:r>
+      </w:ins>
+      <w:ins w:id="16" w:author="Tommy Descartes" w:date="2026-05-27T14:44:00Z" w16du:dateUtc="2026-05-27T18:44:00Z">
+        <w:r>
+          <w:rPr>
+            <w:rFonts w:cs="Calibri"/>
+          </w:rPr>
+          <w:t xml:space="preserve">hat fluctuations in labour productivity were not driven solely by increases in employment or capital accumulation, but also by changes </w:t>
+        </w:r>
+      </w:ins>
+      <w:ins w:id="17" w:author="Tommy Descartes" w:date="2026-05-27T14:45:00Z" w16du:dateUtc="2026-05-27T18:45:00Z">
+        <w:r>
+          <w:rPr>
+            <w:rFonts w:cs="Calibri"/>
+          </w:rPr>
+          <w:t>with which labour and capital were utilized across the economy.</w:t>
+        </w:r>
+      </w:ins>
+    </w:p>
+    <w:p>
+      <w:pPr>
+        <w:pStyle w:val="BodyText"/>
+        <w:ind w:right="-23"/>
+        <w:jc w:val="both"/>
+        <w:rPr>
+          <w:rFonts w:cs="Calibri"/>
+        </w:rPr>
+      </w:pPr>
+    </w:p>
+    <w:p>
+      <w:pPr>
+        <w:pStyle w:val="BodyText"/>
+        <w:ind w:right="-23"/>
+        <w:jc w:val="both"/>
+        <w:rPr>
+          <w:rFonts w:cs="Calibri"/>
+        </w:rPr>
+      </w:pPr>
+    </w:p>
+    <w:p>
+      <w:pPr>
+        <w:pStyle w:val="Caption"/>
+        <w:keepNext/>
+        <w:spacing w:after="0"/>
+        <w:jc w:val="center"/>
+        <w:rPr>
+          <w:b/>
+          <w:bCs/>
+          <w:i w:val="0"/>
+          <w:iCs w:val="0"/>
+          <w:sz w:val="22"/>
+          <w:szCs w:val="22"/>
+        </w:rPr>
+        <w:pPrChange w:id="18" w:author="Tommy Descartes" w:date="2026-05-27T14:35:00Z" w16du:dateUtc="2026-05-27T18:35:00Z">
+          <w:pPr>
+            <w:pStyle w:val="Caption"/>
+            <w:keepNext/>
+            <w:jc w:val="center"/>
+          </w:pPr>
+        </w:pPrChange>
+      </w:pPr>
+      <w:r>
+        <w:rPr>
+          <w:b/>
+          <w:bCs/>
+          <w:i w:val="0"/>
+          <w:iCs w:val="0"/>
+          <w:sz w:val="22"/>
+          <w:szCs w:val="22"/>
+        </w:rPr>
+        <w:lastRenderedPageBreak/>
+        <w:t xml:space="preserve">Figure </w:t>
+      </w:r>
+      <w:r>
+        <w:rPr>
+          <w:b/>
+          <w:bCs/>
+          <w:i w:val="0"/>
+          <w:iCs w:val="0"/>
+          <w:sz w:val="22"/>
+          <w:szCs w:val="22"/>
+        </w:rPr>
+        <w:fldChar w:fldCharType="begin"/>
+      </w:r>
+      <w:r>
+        <w:rPr>
+          <w:b/>
+          <w:bCs/>
+          <w:i w:val="0"/>
+          <w:iCs w:val="0"/>
+          <w:sz w:val="22"/>
+          <w:szCs w:val="22"/>
+        </w:rPr>
+        <w:instrText xml:space="preserve"> SEQ Figure \* ARABIC </w:instrText>
+      </w:r>
+      <w:r>
+        <w:rPr>
+          <w:b/>
+          <w:bCs/>
+          <w:i w:val="0"/>
+          <w:iCs w:val="0"/>
+          <w:sz w:val="22"/>
+          <w:szCs w:val="22"/>
+        </w:rPr>
+        <w:fldChar w:fldCharType="separate"/>
+      </w:r>
+      <w:r>
+        <w:rPr>
+          <w:b/>
+          <w:bCs/>
+          <w:i w:val="0"/>
+          <w:iCs w:val="0"/>
+          <w:noProof/>
+          <w:sz w:val="22"/>
+          <w:szCs w:val="22"/>
+        </w:rPr>
+        <w:t>4</w:t>
+      </w:r>
+      <w:r>
+        <w:rPr>
+          <w:b/>
+          <w:bCs/>
+          <w:i w:val="0"/>
+          <w:iCs w:val="0"/>
+          <w:sz w:val="22"/>
+          <w:szCs w:val="22"/>
+        </w:rPr>
+        <w:fldChar w:fldCharType="end"/>
+      </w:r>
+      <w:r>
+        <w:rPr>
+          <w:b/>
+          <w:bCs/>
+          <w:i w:val="0"/>
+          <w:iCs w:val="0"/>
+          <w:sz w:val="22"/>
+          <w:szCs w:val="22"/>
+        </w:rPr>
+        <w:t xml:space="preserve">: </w:t>
+      </w:r>
+    </w:p>
+    <w:p>
+      <w:pPr>
+        <w:pStyle w:val="Caption"/>
+        <w:keepNext/>
+        <w:spacing w:after="0"/>
+        <w:jc w:val="center"/>
+        <w:rPr>
+          <w:b/>
+          <w:bCs/>
+          <w:i w:val="0"/>
+          <w:iCs w:val="0"/>
+          <w:sz w:val="22"/>
+          <w:szCs w:val="22"/>
+        </w:rPr>
+        <w:pPrChange w:id="19" w:author="Tommy Descartes" w:date="2026-05-27T14:35:00Z" w16du:dateUtc="2026-05-27T18:35:00Z">
+          <w:pPr>
+            <w:pStyle w:val="Caption"/>
+            <w:keepNext/>
+            <w:jc w:val="center"/>
+          </w:pPr>
+        </w:pPrChange>
+      </w:pPr>
+      <w:r>
+        <w:rPr>
+          <w:b/>
+          <w:bCs/>
+          <w:i w:val="0"/>
+          <w:iCs w:val="0"/>
+          <w:sz w:val="22"/>
+          <w:szCs w:val="22"/>
+        </w:rPr>
+        <w:t>Belize Labour Productivity and Total Factor Productivity Growth</w:t>
+      </w:r>
+    </w:p>
+    <w:p>
+      <w:pPr>
+        <w:pStyle w:val="BodyText"/>
+        <w:ind w:right="-23"/>
+        <w:jc w:val="both"/>
+        <w:rPr>
+          <w:rFonts w:cs="Calibri"/>
+        </w:rPr>
+      </w:pPr>
+      <w:r>
+        <w:rPr>
+          <w:rFonts w:cs="Calibri"/>
+        </w:rPr>
+        <w:drawing>
+          <wp:inline distT="0" distB="0" distL="0" distR="0" wp14:anchorId="6827EDC6" wp14:editId="087D42B6">
+            <wp:extent cx="5943600" cy="4211955"/>
+            <wp:effectExtent l="0" t="0" r="0" b="0"/>
+            <wp:docPr id="299289789" name="Picture 1"/>
+            <wp:cNvGraphicFramePr>
+              <a:graphicFrameLocks xmlns:a="http://schemas.openxmlformats.org/drawingml/2006/main" noChangeAspect="1"/>
+            </wp:cNvGraphicFramePr>
+            <a:graphic xmlns:a="http://schemas.openxmlformats.org/drawingml/2006/main">
+              <a:graphicData uri="http://schemas.openxmlformats.org/drawingml/2006/picture">
+                <pic:pic xmlns:pic="http://schemas.openxmlformats.org/drawingml/2006/picture">
+                  <pic:nvPicPr>
+                    <pic:cNvPr id="299289789" name=""/>
+                    <pic:cNvPicPr/>
+                  </pic:nvPicPr>
+                  <pic:blipFill>
+                    <a:blip r:embed="rId15"/>
                     <a:stretch>
                       <a:fillRect/>
                     </a:stretch>
@@ -3696,16 +4640,6 @@
           </wp:inline>
         </w:drawing>
       </w:r>
-      <w:commentRangeEnd w:id="13"/>
-      <w:r>
-        <w:rPr>
-          <w:rStyle w:val="CommentReference"/>
-          <w:rFonts w:cs="Calibri"/>
-          <w:sz w:val="22"/>
-          <w:szCs w:val="22"/>
-        </w:rPr>
-        <w:commentReference w:id="13"/>
-      </w:r>
     </w:p>
     <w:p>
       <w:pPr>
@@ -3719,6 +4653,28 @@
     </w:p>
     <w:p>
       <w:pPr>
+        <w:pStyle w:val="Heading2"/>
+        <w:rPr>
+          <w:rFonts w:ascii="Trebuchet MS" w:hAnsi="Trebuchet MS"/>
+          <w:b/>
+          <w:bCs/>
+          <w:sz w:val="24"/>
+          <w:szCs w:val="24"/>
+        </w:rPr>
+      </w:pPr>
+      <w:r>
+        <w:rPr>
+          <w:rFonts w:ascii="Trebuchet MS" w:hAnsi="Trebuchet MS"/>
+          <w:b/>
+          <w:bCs/>
+          <w:sz w:val="24"/>
+          <w:szCs w:val="24"/>
+        </w:rPr>
+        <w:t>Convergence Analysis</w:t>
+      </w:r>
+    </w:p>
+    <w:p>
+      <w:pPr>
         <w:pStyle w:val="BodyText"/>
         <w:ind w:right="-23"/>
         <w:jc w:val="both"/>
@@ -3726,43 +4682,6 @@
           <w:rFonts w:cs="Calibri"/>
         </w:rPr>
       </w:pPr>
-      <w:r>
-        <w:rPr>
-          <w:rFonts w:cs="Calibri"/>
-        </w:rPr>
-        <w:t>A notable structural shift emerged after 2005. During 2006-2010</w:t>
-      </w:r>
-      <w:r>
-        <w:rPr>
-          <w:rFonts w:cs="Calibri"/>
-        </w:rPr>
-        <w:t xml:space="preserve"> and again in 2016-2019, TFP became strongly negative and acted as a drag on economic growth. This suggests that despite continued increase in labour and capital input,</w:t>
-      </w:r>
-      <w:r>
-        <w:rPr>
-          <w:rFonts w:cs="Calibri"/>
-        </w:rPr>
-        <w:t xml:space="preserve"> </w:t>
-      </w:r>
-      <w:r>
-        <w:rPr>
-          <w:rFonts w:cs="Calibri"/>
-        </w:rPr>
-        <w:t xml:space="preserve"> the efficiency with which  these factors were utilized reduced. The findings may reflect several structural constraints facing Belize, including low productivity growth, weak technological diffusion, infrastructure bottlenecks, institutional inefficiencies, </w:t>
-      </w:r>
-      <w:r>
-        <w:rPr>
-          <w:rFonts w:cs="Calibri"/>
-          <w:highlight w:val="yellow"/>
-        </w:rPr>
-        <w:t>rising economic informality</w:t>
-      </w:r>
-      <w:r>
-        <w:rPr>
-          <w:rFonts w:cs="Calibri"/>
-        </w:rPr>
-        <w:t>, increase exposure to external shocks and the increase concentration of the economy in relatively low-productivity service activities. The negative TFP contribution implies that Belize increasingly relied on extensive growth, that is, adding more labour and capital units, rather than intensive growth through sustained productivity improvements.</w:t>
-      </w:r>
     </w:p>
     <w:p>
       <w:pPr>
@@ -3773,110 +4692,15 @@
           <w:rFonts w:cs="Calibri"/>
         </w:rPr>
       </w:pPr>
-    </w:p>
-    <w:p>
-      <w:pPr>
-        <w:pStyle w:val="BodyText"/>
-        <w:ind w:right="-23"/>
-        <w:jc w:val="both"/>
-        <w:rPr>
-          <w:rFonts w:cs="Calibri"/>
-        </w:rPr>
-      </w:pPr>
-      <w:r>
-        <w:rPr>
-          <w:rFonts w:cs="Calibri"/>
-        </w:rPr>
-        <w:t>The decomposition also highlights the relatively limited contribution of human capital across all periods. While human capital consistently contributed positively to growth, its magnitude remained small compared to physical capital and labour. This finding suggests that Belize may not yet be fully leveraging education, skills upgrading, and workforce productivity enhancements as major engines of long-run growth. The weak human capital contribution is particularly important in the context of persistent gender gaps, labour market informality, and skills mismatches, all of which may constrain productivity growth and economic diversification.</w:t>
-      </w:r>
-    </w:p>
-    <w:p>
-      <w:pPr>
-        <w:pStyle w:val="BodyText"/>
-        <w:ind w:right="-23"/>
-        <w:jc w:val="both"/>
-        <w:rPr>
-          <w:rFonts w:cs="Calibri"/>
-        </w:rPr>
-      </w:pPr>
-    </w:p>
-    <w:p>
-      <w:pPr>
-        <w:pStyle w:val="BodyText"/>
-        <w:ind w:right="-23"/>
-        <w:jc w:val="both"/>
-        <w:rPr>
-          <w:rFonts w:cs="Calibri"/>
-        </w:rPr>
-      </w:pPr>
-      <w:r>
-        <w:rPr>
-          <w:rFonts w:cs="Calibri"/>
-        </w:rPr>
-        <w:t xml:space="preserve">The 2020–2023 period reflects the extraordinary disruptions associated with the COVID-19 pandemic and the subsequent recovery. Despite severe economic contraction during 2020, the </w:t>
-      </w:r>
-      <w:r>
-        <w:rPr>
-          <w:rFonts w:cs="Calibri"/>
-        </w:rPr>
-        <w:lastRenderedPageBreak/>
-        <w:t>average period still shows positive contributions from capital and labour, reflecting the rapid rebound in tourism, employment recovery, and post-pandemic investment activity. TFP appears close to neutral over this period, suggesting that the recovery was driven more by cyclical reopening effects than by deeper productivity-enhancing structural transformation.</w:t>
-      </w:r>
-    </w:p>
-    <w:p>
-      <w:pPr>
-        <w:pStyle w:val="BodyText"/>
-        <w:ind w:right="-23"/>
-        <w:jc w:val="both"/>
-        <w:rPr>
-          <w:rFonts w:cs="Calibri"/>
-        </w:rPr>
-      </w:pPr>
-    </w:p>
-    <w:p>
-      <w:pPr>
-        <w:pStyle w:val="BodyText"/>
-        <w:ind w:right="-23"/>
-        <w:jc w:val="both"/>
-        <w:rPr>
-          <w:rFonts w:cs="Calibri"/>
-        </w:rPr>
-      </w:pPr>
-      <w:r>
-        <w:rPr>
-          <w:rFonts w:cs="Calibri"/>
-        </w:rPr>
-        <w:t>Overall, the decomposition suggests that Belize’s long-run growth model has been heavily dependent on capital accumulation and labour expansion, while productivity growth has remained weak and volatile. The findings underscore the importance of policies aimed at enhancing productivity through technological adoption, digitalization, skills development, infrastructure modernization, institutional strengthening, and greater economic diversification. In particular, increasing female labour force participation, improving educational outcomes, and expanding higher-productivity service sectors such as business process outsourcing and digital services could help shift Belize toward a more sustainable and productivity-driven growth trajectory.</w:t>
-      </w:r>
-    </w:p>
-    <w:p>
-      <w:pPr>
-        <w:pStyle w:val="BodyText"/>
-        <w:ind w:right="-23"/>
-        <w:jc w:val="both"/>
-        <w:rPr>
-          <w:rFonts w:cs="Calibri"/>
-        </w:rPr>
-      </w:pPr>
-    </w:p>
-    <w:p>
-      <w:pPr>
-        <w:pStyle w:val="BodyText"/>
-        <w:ind w:right="-23"/>
-        <w:jc w:val="both"/>
-        <w:rPr>
-          <w:rFonts w:cs="Calibri"/>
-        </w:rPr>
-      </w:pPr>
-      <w:commentRangeStart w:id="14"/>
-      <w:commentRangeStart w:id="15"/>
+      <w:commentRangeStart w:id="20"/>
+      <w:commentRangeStart w:id="21"/>
       <w:r>
         <w:rPr>
           <w:rFonts w:cs="Calibri"/>
         </w:rPr>
         <w:t xml:space="preserve">Comparator economies such as Costa Rica, the Dominican Republic, and Mauritius provide </w:t>
       </w:r>
-      <w:commentRangeEnd w:id="15"/>
+      <w:commentRangeEnd w:id="21"/>
       <w:r>
         <w:rPr>
           <w:rStyle w:val="CommentReference"/>
@@ -3884,7 +4708,7 @@
           <w:sz w:val="22"/>
           <w:szCs w:val="22"/>
         </w:rPr>
-        <w:commentReference w:id="15"/>
+        <w:commentReference w:id="21"/>
       </w:r>
       <w:r>
         <w:rPr>
@@ -3916,7 +4740,7 @@
         </w:rPr>
         <w:t xml:space="preserve">GNI grew by only 19.3%, reflecting the presence of a persistent middle-income trap dynamics, which is limiting long-term income convergence relative to the selected comparator countries. </w:t>
       </w:r>
-      <w:commentRangeEnd w:id="14"/>
+      <w:commentRangeEnd w:id="20"/>
       <w:r>
         <w:rPr>
           <w:rStyle w:val="CommentReference"/>
@@ -3924,7 +4748,7 @@
           <w:sz w:val="22"/>
           <w:szCs w:val="22"/>
         </w:rPr>
-        <w:commentReference w:id="14"/>
+        <w:commentReference w:id="20"/>
       </w:r>
     </w:p>
     <w:p>
@@ -4182,7 +5006,7 @@
           <w:szCs w:val="22"/>
         </w:rPr>
       </w:pPr>
-      <w:commentRangeStart w:id="16"/>
+      <w:commentRangeStart w:id="22"/>
       <w:r>
         <w:rPr>
           <w:rFonts w:cs="Calibri"/>
@@ -4193,7 +5017,6 @@
           <w:sz w:val="22"/>
           <w:szCs w:val="22"/>
         </w:rPr>
-        <w:lastRenderedPageBreak/>
         <w:t xml:space="preserve">Figure </w:t>
       </w:r>
       <w:r>
@@ -4243,7 +5066,7 @@
           <w:sz w:val="22"/>
           <w:szCs w:val="22"/>
         </w:rPr>
-        <w:t>3</w:t>
+        <w:t>5</w:t>
       </w:r>
       <w:r>
         <w:rPr>
@@ -4298,7 +5121,7 @@
         </w:rPr>
         <w:t xml:space="preserve">Gross National Income Per Capita, PPP (Constant 2021 Internation $) </w:t>
       </w:r>
-      <w:commentRangeEnd w:id="16"/>
+      <w:commentRangeEnd w:id="22"/>
       <w:r>
         <w:rPr>
           <w:rStyle w:val="CommentReference"/>
@@ -4310,7 +5133,7 @@
           <w:sz w:val="22"/>
           <w:szCs w:val="22"/>
         </w:rPr>
-        <w:commentReference w:id="16"/>
+        <w:commentReference w:id="22"/>
       </w:r>
     </w:p>
     <w:p>
@@ -4364,7 +5187,7 @@
                     <pic:cNvPicPr/>
                   </pic:nvPicPr>
                   <pic:blipFill>
-                    <a:blip r:embed="rId14">
+                    <a:blip r:embed="rId16">
                       <a:extLst>
                         <a:ext uri="{28A0092B-C50C-407E-A947-70E740481C1C}">
                           <a14:useLocalDpi xmlns:a14="http://schemas.microsoft.com/office/drawing/2010/main" val="0"/>
@@ -4636,6 +5459,7 @@
           <w:sz w:val="28"/>
           <w:szCs w:val="28"/>
         </w:rPr>
+        <w:lastRenderedPageBreak/>
         <w:t>Demographic</w:t>
       </w:r>
       <w:r>
@@ -4648,7 +5472,7 @@
         </w:rPr>
         <w:t xml:space="preserve"> </w:t>
       </w:r>
-      <w:commentRangeStart w:id="17"/>
+      <w:commentRangeStart w:id="23"/>
       <w:r>
         <w:rPr>
           <w:rFonts w:ascii="Trebuchet MS" w:hAnsi="Trebuchet MS"/>
@@ -4679,7 +5503,7 @@
         </w:rPr>
         <w:t>Trends</w:t>
       </w:r>
-      <w:commentRangeEnd w:id="17"/>
+      <w:commentRangeEnd w:id="23"/>
       <w:r>
         <w:rPr>
           <w:rStyle w:val="CommentReference"/>
@@ -4689,7 +5513,7 @@
           <w:sz w:val="28"/>
           <w:szCs w:val="28"/>
         </w:rPr>
-        <w:commentReference w:id="17"/>
+        <w:commentReference w:id="23"/>
       </w:r>
     </w:p>
     <w:p>
@@ -4714,14 +5538,14 @@
           <w:rFonts w:cs="Calibri"/>
         </w:rPr>
       </w:pPr>
-      <w:commentRangeStart w:id="18"/>
+      <w:commentRangeStart w:id="24"/>
       <w:r>
         <w:rPr>
           <w:rFonts w:cs="Calibri"/>
         </w:rPr>
         <w:t xml:space="preserve">Belize’s estimated mid-year population in 2026 stood at </w:t>
       </w:r>
-      <w:commentRangeStart w:id="19"/>
+      <w:commentRangeStart w:id="25"/>
       <w:r>
         <w:rPr>
           <w:rFonts w:cs="Calibri"/>
@@ -4734,7 +5558,7 @@
         </w:rPr>
         <w:t>, comprising 210,525 males and 217,869 females,</w:t>
       </w:r>
-      <w:commentRangeEnd w:id="19"/>
+      <w:commentRangeEnd w:id="25"/>
       <w:r>
         <w:rPr>
           <w:rStyle w:val="CommentReference"/>
@@ -4742,7 +5566,7 @@
           <w:sz w:val="22"/>
           <w:szCs w:val="22"/>
         </w:rPr>
-        <w:commentReference w:id="19"/>
+        <w:commentReference w:id="25"/>
       </w:r>
       <w:r>
         <w:rPr>
@@ -4756,7 +5580,7 @@
         </w:rPr>
         <w:t xml:space="preserve">. </w:t>
       </w:r>
-      <w:commentRangeEnd w:id="18"/>
+      <w:commentRangeEnd w:id="24"/>
       <w:r>
         <w:rPr>
           <w:rStyle w:val="CommentReference"/>
@@ -4764,7 +5588,7 @@
           <w:sz w:val="22"/>
           <w:szCs w:val="22"/>
         </w:rPr>
-        <w:commentReference w:id="18"/>
+        <w:commentReference w:id="24"/>
       </w:r>
       <w:r>
         <w:rPr>
@@ -4772,7 +5596,7 @@
         </w:rPr>
         <w:t xml:space="preserve">Between 2015 and 2026, </w:t>
       </w:r>
-      <w:commentRangeStart w:id="20"/>
+      <w:commentRangeStart w:id="26"/>
       <w:r>
         <w:rPr>
           <w:rFonts w:cs="Calibri"/>
@@ -4797,7 +5621,7 @@
         </w:rPr>
         <w:t xml:space="preserve"> </w:t>
       </w:r>
-      <w:commentRangeEnd w:id="20"/>
+      <w:commentRangeEnd w:id="26"/>
       <w:r>
         <w:rPr>
           <w:rStyle w:val="CommentReference"/>
@@ -4805,7 +5629,7 @@
           <w:sz w:val="22"/>
           <w:szCs w:val="22"/>
         </w:rPr>
-        <w:commentReference w:id="20"/>
+        <w:commentReference w:id="26"/>
       </w:r>
     </w:p>
     <w:p>
@@ -4849,14 +5673,14 @@
         </w:rPr>
         <w:t xml:space="preserve">small developing </w:t>
       </w:r>
-      <w:commentRangeStart w:id="21"/>
+      <w:commentRangeStart w:id="27"/>
       <w:r>
         <w:rPr>
           <w:rFonts w:cs="Calibri"/>
         </w:rPr>
         <w:t>states</w:t>
       </w:r>
-      <w:commentRangeEnd w:id="21"/>
+      <w:commentRangeEnd w:id="27"/>
       <w:r>
         <w:rPr>
           <w:rStyle w:val="CommentReference"/>
@@ -4864,7 +5688,7 @@
           <w:sz w:val="22"/>
           <w:szCs w:val="22"/>
         </w:rPr>
-        <w:commentReference w:id="21"/>
+        <w:commentReference w:id="27"/>
       </w:r>
       <w:r>
         <w:rPr>
@@ -4878,7 +5702,7 @@
         </w:rPr>
         <w:t xml:space="preserve"> is becoming increasingly ruralized. </w:t>
       </w:r>
-      <w:commentRangeStart w:id="22"/>
+      <w:commentRangeStart w:id="28"/>
       <w:r>
         <w:rPr>
           <w:rFonts w:cs="Calibri"/>
@@ -4915,7 +5739,7 @@
         </w:rPr>
         <w:t xml:space="preserve"> several districts emerging as key labour supply centers</w:t>
       </w:r>
-      <w:commentRangeEnd w:id="22"/>
+      <w:commentRangeEnd w:id="28"/>
       <w:r>
         <w:rPr>
           <w:rStyle w:val="CommentReference"/>
@@ -4923,7 +5747,7 @@
           <w:sz w:val="22"/>
           <w:szCs w:val="22"/>
         </w:rPr>
-        <w:commentReference w:id="22"/>
+        <w:commentReference w:id="28"/>
       </w:r>
       <w:r>
         <w:rPr>
@@ -4987,7 +5811,7 @@
         </w:rPr>
         <w:t xml:space="preserve"> </w:t>
       </w:r>
-      <w:commentRangeStart w:id="23"/>
+      <w:commentRangeStart w:id="29"/>
       <w:r>
         <w:rPr>
           <w:rFonts w:cs="Calibri"/>
@@ -5006,7 +5830,7 @@
         </w:rPr>
         <w:t xml:space="preserve">  </w:t>
       </w:r>
-      <w:commentRangeEnd w:id="23"/>
+      <w:commentRangeEnd w:id="29"/>
       <w:r>
         <w:rPr>
           <w:rStyle w:val="CommentReference"/>
@@ -5014,7 +5838,7 @@
           <w:sz w:val="22"/>
           <w:szCs w:val="22"/>
         </w:rPr>
-        <w:commentReference w:id="23"/>
+        <w:commentReference w:id="29"/>
       </w:r>
     </w:p>
     <w:p>
@@ -5088,14 +5912,14 @@
         </w:rPr>
         <w:t xml:space="preserve"> pressures on the economy’s capacity to generate productive employment opportunities, particularly for youth entering the labor market. At the same time, </w:t>
       </w:r>
-      <w:commentRangeStart w:id="24"/>
+      <w:commentRangeStart w:id="30"/>
       <w:r>
         <w:rPr>
           <w:rFonts w:cs="Calibri"/>
         </w:rPr>
         <w:t>sustained population growth raises demand for housing, education, healthcare, transportation, and other public infrastructure</w:t>
       </w:r>
-      <w:commentRangeEnd w:id="24"/>
+      <w:commentRangeEnd w:id="30"/>
       <w:r>
         <w:rPr>
           <w:rStyle w:val="CommentReference"/>
@@ -5103,7 +5927,7 @@
           <w:sz w:val="22"/>
           <w:szCs w:val="22"/>
         </w:rPr>
-        <w:commentReference w:id="24"/>
+        <w:commentReference w:id="30"/>
       </w:r>
       <w:r>
         <w:rPr>
@@ -5209,7 +6033,7 @@
           <w:rFonts w:cs="Calibri"/>
         </w:rPr>
       </w:pPr>
-      <w:commentRangeStart w:id="25"/>
+      <w:commentRangeStart w:id="31"/>
       <w:r>
         <w:rPr>
           <w:rFonts w:cs="Calibri"/>
@@ -5235,7 +6059,7 @@
         </w:rPr>
         <w:t>, reflecting a relatively youthful demographic structure. The dependency burden is concentrated among the younger cohort of the population, as evidenced by a youth dependence ratio of 43.8%, while the old-age dependency ratio is comparatively low at 10.9</w:t>
       </w:r>
-      <w:commentRangeEnd w:id="25"/>
+      <w:commentRangeEnd w:id="31"/>
       <w:r>
         <w:rPr>
           <w:rStyle w:val="CommentReference"/>
@@ -5243,7 +6067,7 @@
           <w:sz w:val="22"/>
           <w:szCs w:val="22"/>
         </w:rPr>
-        <w:commentReference w:id="25"/>
+        <w:commentReference w:id="31"/>
       </w:r>
       <w:r>
         <w:rPr>
@@ -5358,7 +6182,7 @@
           <w:szCs w:val="22"/>
         </w:rPr>
       </w:pPr>
-      <w:commentRangeStart w:id="26"/>
+      <w:commentRangeStart w:id="32"/>
       <w:r>
         <w:rPr>
           <w:rFonts w:cs="Calibri"/>
@@ -5369,6 +6193,7 @@
           <w:sz w:val="22"/>
           <w:szCs w:val="22"/>
         </w:rPr>
+        <w:lastRenderedPageBreak/>
         <w:t xml:space="preserve">Figure </w:t>
       </w:r>
       <w:r>
@@ -5418,7 +6243,7 @@
           <w:sz w:val="22"/>
           <w:szCs w:val="22"/>
         </w:rPr>
-        <w:t>4</w:t>
+        <w:t>6</w:t>
       </w:r>
       <w:r>
         <w:rPr>
@@ -5444,7 +6269,7 @@
         </w:rPr>
         <w:t xml:space="preserve">: </w:t>
       </w:r>
-      <w:commentRangeEnd w:id="26"/>
+      <w:commentRangeEnd w:id="32"/>
       <w:r>
         <w:rPr>
           <w:rStyle w:val="CommentReference"/>
@@ -5456,7 +6281,7 @@
           <w:sz w:val="22"/>
           <w:szCs w:val="22"/>
         </w:rPr>
-        <w:commentReference w:id="26"/>
+        <w:commentReference w:id="32"/>
       </w:r>
     </w:p>
     <w:p>
@@ -5524,7 +6349,7 @@
                     <pic:cNvPicPr/>
                   </pic:nvPicPr>
                   <pic:blipFill>
-                    <a:blip r:embed="rId15"/>
+                    <a:blip r:embed="rId17"/>
                     <a:stretch>
                       <a:fillRect/>
                     </a:stretch>
@@ -5618,7 +6443,7 @@
         </w:rPr>
         <w:t xml:space="preserve"> </w:t>
       </w:r>
-      <w:commentRangeStart w:id="27"/>
+      <w:commentRangeStart w:id="33"/>
       <w:r>
         <w:rPr>
           <w:rFonts w:cs="Calibri"/>
@@ -5649,7 +6474,7 @@
         </w:rPr>
         <w:t xml:space="preserve"> are macro-critical, as it can weaken human capital deepening and constrain domestic labour market dynamism.</w:t>
       </w:r>
-      <w:commentRangeEnd w:id="27"/>
+      <w:commentRangeEnd w:id="33"/>
       <w:r>
         <w:rPr>
           <w:rStyle w:val="CommentReference"/>
@@ -5657,7 +6482,7 @@
           <w:sz w:val="22"/>
           <w:szCs w:val="22"/>
         </w:rPr>
-        <w:commentReference w:id="27"/>
+        <w:commentReference w:id="33"/>
       </w:r>
     </w:p>
     <w:p>
@@ -5825,7 +6650,7 @@
           <w:szCs w:val="22"/>
         </w:rPr>
       </w:pPr>
-      <w:commentRangeStart w:id="28"/>
+      <w:commentRangeStart w:id="34"/>
       <w:r>
         <w:rPr>
           <w:b/>
@@ -5835,6 +6660,7 @@
           <w:sz w:val="22"/>
           <w:szCs w:val="22"/>
         </w:rPr>
+        <w:lastRenderedPageBreak/>
         <w:t xml:space="preserve">Figure </w:t>
       </w:r>
       <w:r>
@@ -5880,7 +6706,7 @@
           <w:sz w:val="22"/>
           <w:szCs w:val="22"/>
         </w:rPr>
-        <w:t>5</w:t>
+        <w:t>7</w:t>
       </w:r>
       <w:r>
         <w:rPr>
@@ -5931,7 +6757,7 @@
         </w:rPr>
         <w:t>Belize Demographic Transition, 2015-2025</w:t>
       </w:r>
-      <w:commentRangeEnd w:id="28"/>
+      <w:commentRangeEnd w:id="34"/>
       <w:r>
         <w:rPr>
           <w:rStyle w:val="CommentReference"/>
@@ -5942,7 +6768,7 @@
           <w:sz w:val="22"/>
           <w:szCs w:val="22"/>
         </w:rPr>
-        <w:commentReference w:id="28"/>
+        <w:commentReference w:id="34"/>
       </w:r>
     </w:p>
     <w:p>
@@ -5979,7 +6805,7 @@
                     <pic:cNvPicPr/>
                   </pic:nvPicPr>
                   <pic:blipFill>
-                    <a:blip r:embed="rId16"/>
+                    <a:blip r:embed="rId18"/>
                     <a:stretch>
                       <a:fillRect/>
                     </a:stretch>
@@ -6193,14 +7019,14 @@
         </w:rPr>
         <w:t xml:space="preserve"> likely reflects expanding economic opportunities associated with the growth of the tourism sector as well as inward migration from neighbouring Central American countries. Net migration flows strengthened during the 2000s, contributing to the expansion of the labour force and total population growth. Migration patterns, however, remain highly sensitive to economic conditions, </w:t>
       </w:r>
-      <w:commentRangeStart w:id="29"/>
+      <w:commentRangeStart w:id="35"/>
       <w:r>
         <w:rPr>
           <w:rFonts w:cs="Calibri"/>
         </w:rPr>
         <w:t>as evidenced by the sharp decline during the COVID-19 pandemic and the subsequent rebound in 2022</w:t>
       </w:r>
-      <w:commentRangeEnd w:id="29"/>
+      <w:commentRangeEnd w:id="35"/>
       <w:r>
         <w:rPr>
           <w:rStyle w:val="CommentReference"/>
@@ -6208,7 +7034,7 @@
           <w:sz w:val="22"/>
           <w:szCs w:val="22"/>
         </w:rPr>
-        <w:commentReference w:id="29"/>
+        <w:commentReference w:id="35"/>
       </w:r>
       <w:r>
         <w:rPr>
@@ -6715,7 +7541,7 @@
           <w:szCs w:val="28"/>
         </w:rPr>
       </w:pPr>
-      <w:commentRangeStart w:id="30"/>
+      <w:commentRangeStart w:id="36"/>
       <w:r>
         <w:rPr>
           <w:rFonts w:ascii="Trebuchet MS" w:hAnsi="Trebuchet MS"/>
@@ -6724,9 +7550,10 @@
           <w:sz w:val="28"/>
           <w:szCs w:val="28"/>
         </w:rPr>
+        <w:lastRenderedPageBreak/>
         <w:t>Labour Market Assessment</w:t>
       </w:r>
-      <w:commentRangeEnd w:id="30"/>
+      <w:commentRangeEnd w:id="36"/>
       <w:r>
         <w:rPr>
           <w:rStyle w:val="CommentReference"/>
@@ -6736,7 +7563,7 @@
           <w:sz w:val="28"/>
           <w:szCs w:val="28"/>
         </w:rPr>
-        <w:commentReference w:id="30"/>
+        <w:commentReference w:id="36"/>
       </w:r>
     </w:p>
     <w:bookmarkEnd w:id="0"/>
@@ -7050,7 +7877,7 @@
           <w:sz w:val="22"/>
           <w:szCs w:val="22"/>
         </w:rPr>
-        <w:t>6</w:t>
+        <w:t>8</w:t>
       </w:r>
       <w:r>
         <w:rPr>
@@ -7141,7 +7968,7 @@
                     <pic:cNvPicPr/>
                   </pic:nvPicPr>
                   <pic:blipFill>
-                    <a:blip r:embed="rId17"/>
+                    <a:blip r:embed="rId19"/>
                     <a:stretch>
                       <a:fillRect/>
                     </a:stretch>
@@ -7213,6 +8040,7 @@
         <w:rPr>
           <w:rFonts w:cs="Aptos Serif"/>
         </w:rPr>
+        <w:lastRenderedPageBreak/>
         <w:t xml:space="preserve">The diverging trajectories of younger and older working </w:t>
       </w:r>
       <w:r>
@@ -7327,7 +8155,7 @@
           <w:rFonts w:cs="Aptos Serif"/>
         </w:rPr>
       </w:pPr>
-      <w:commentRangeStart w:id="31"/>
+      <w:commentRangeStart w:id="37"/>
       <w:r>
         <w:rPr>
           <w:rFonts w:cs="Aptos Serif"/>
@@ -7456,7 +8284,7 @@
         </w:rPr>
         <w:t xml:space="preserve"> The population with secondary education increased from 50,037 persons in 2015 to 70,051 persons in 2024, equivalent to 40.0%. Similarly, the number of persons with tertiary education expanded from 35,229 to 54,025 over the same period, representing an increase of nearly 53.4%. This growth in tertiary education attainment suggests a gradual deepening of Belize’s skilled labour force and may reflect expanded access to higher education, increased educational participation and changing labour market demands.</w:t>
       </w:r>
-      <w:commentRangeEnd w:id="31"/>
+      <w:commentRangeEnd w:id="37"/>
       <w:r>
         <w:rPr>
           <w:rStyle w:val="CommentReference"/>
@@ -7464,7 +8292,7 @@
           <w:sz w:val="22"/>
           <w:szCs w:val="22"/>
         </w:rPr>
-        <w:commentReference w:id="31"/>
+        <w:commentReference w:id="37"/>
       </w:r>
     </w:p>
     <w:p>
@@ -7532,7 +8360,14 @@
         <w:rPr>
           <w:rFonts w:cs="Aptos Serif"/>
         </w:rPr>
-        <w:t xml:space="preserve">Although the expansion in secondary and tertiary education is encouraging from a labour productivity and competitiveness standpoint, the continued dominance of primary-level attainment points to persistent structural constraints withing the education and training system in Belize. The composition of educational attainment reflects the economic structure of Belize, which is concentrated in labour intensive low skills sector such as tourism services and agriculture. </w:t>
+        <w:t xml:space="preserve">Although the expansion in secondary and tertiary education is encouraging from a labour productivity and competitiveness standpoint, the continued dominance of primary-level </w:t>
+      </w:r>
+      <w:r>
+        <w:rPr>
+          <w:rFonts w:cs="Aptos Serif"/>
+        </w:rPr>
+        <w:lastRenderedPageBreak/>
+        <w:t xml:space="preserve">attainment points to persistent structural constraints withing the education and training system in Belize. The composition of educational attainment reflects the economic structure of Belize, which is concentrated in labour intensive low skills sector such as tourism services and agriculture. </w:t>
       </w:r>
       <w:r>
         <w:rPr>
@@ -7632,7 +8467,7 @@
           <w:sz w:val="22"/>
           <w:szCs w:val="22"/>
         </w:rPr>
-        <w:t>7</w:t>
+        <w:t>9</w:t>
       </w:r>
       <w:r>
         <w:rPr>
@@ -7712,7 +8547,7 @@
                     <pic:cNvPicPr/>
                   </pic:nvPicPr>
                   <pic:blipFill>
-                    <a:blip r:embed="rId18"/>
+                    <a:blip r:embed="rId20"/>
                     <a:stretch>
                       <a:fillRect/>
                     </a:stretch>
@@ -7752,7 +8587,14 @@
         <w:rPr>
           <w:rFonts w:cs="Calibri"/>
         </w:rPr>
-        <w:t>Overall, the evidence suggests that Belize is at an important stage of its demographic and labour market transition. The country continues to benefit from an expanding working-age population and gradual improvements in educational attainment, both of which present opportunities to strengthen productivity, enhance labour market competitiveness and support higher long-term economic growth. At the same time, emerging structural shifts, including the ageing of the working-age population, continued rural concentration and the relatively slow pace of human capital upgrading, highlight the need for targeted policy intervention. Successfully harnessing Belize’s demographic potential will therefore depend on the country’s ability to generate sustained productive employment, deepen investments in education and skills development, improve labour market inclusion and facilitate the transition toward more diversified, knowledge-intensive and higher value-added economic activities.</w:t>
+        <w:t xml:space="preserve">Overall, the evidence suggests that Belize is at an important stage of its demographic and labour market transition. The country continues to benefit from an expanding working-age population and gradual improvements in educational attainment, both of which present opportunities to strengthen productivity, enhance labour market competitiveness and support higher long-term economic growth. At the same time, emerging structural shifts, including the ageing of the working-age population, continued rural concentration and the relatively slow pace of human capital upgrading, highlight the need for targeted policy intervention. Successfully harnessing Belize’s demographic potential will therefore depend on the country’s ability to generate sustained productive employment, deepen investments in education and skills development, </w:t>
+      </w:r>
+      <w:r>
+        <w:rPr>
+          <w:rFonts w:cs="Calibri"/>
+        </w:rPr>
+        <w:lastRenderedPageBreak/>
+        <w:t>improve labour market inclusion and facilitate the transition toward more diversified, knowledge-intensive and higher value-added economic activities.</w:t>
       </w:r>
     </w:p>
     <w:p>
@@ -9762,7 +10604,7 @@
                 <w:szCs w:val="20"/>
               </w:rPr>
             </w:pPr>
-            <w:commentRangeStart w:id="32"/>
+            <w:commentRangeStart w:id="38"/>
             <w:r>
               <w:rPr>
                 <w:rFonts w:cs="Calibri"/>
@@ -9789,7 +10631,7 @@
               </w:rPr>
               <w:t xml:space="preserve">175,944 </w:t>
             </w:r>
-            <w:commentRangeEnd w:id="32"/>
+            <w:commentRangeEnd w:id="38"/>
             <w:r>
               <w:rPr>
                 <w:rStyle w:val="CommentReference"/>
@@ -9797,7 +10639,7 @@
                 <w:sz w:val="20"/>
                 <w:szCs w:val="20"/>
               </w:rPr>
-              <w:commentReference w:id="32"/>
+              <w:commentReference w:id="38"/>
             </w:r>
           </w:p>
         </w:tc>
@@ -9962,7 +10804,7 @@
           <w:szCs w:val="24"/>
         </w:rPr>
       </w:pPr>
-      <w:commentRangeStart w:id="33"/>
+      <w:commentRangeStart w:id="39"/>
       <w:r>
         <w:rPr>
           <w:b/>
@@ -9970,9 +10812,10 @@
           <w:sz w:val="24"/>
           <w:szCs w:val="24"/>
         </w:rPr>
+        <w:lastRenderedPageBreak/>
         <w:t>Gender Participation Gap</w:t>
       </w:r>
-      <w:commentRangeEnd w:id="33"/>
+      <w:commentRangeEnd w:id="39"/>
       <w:r>
         <w:rPr>
           <w:rStyle w:val="CommentReference"/>
@@ -9981,7 +10824,7 @@
           <w:sz w:val="24"/>
           <w:szCs w:val="24"/>
         </w:rPr>
-        <w:commentReference w:id="33"/>
+        <w:commentReference w:id="39"/>
       </w:r>
     </w:p>
     <w:p>
@@ -10092,7 +10935,7 @@
           <w:szCs w:val="22"/>
         </w:rPr>
       </w:pPr>
-      <w:commentRangeStart w:id="34"/>
+      <w:commentRangeStart w:id="40"/>
       <w:r>
         <w:rPr>
           <w:b/>
@@ -10147,7 +10990,7 @@
           <w:sz w:val="22"/>
           <w:szCs w:val="22"/>
         </w:rPr>
-        <w:t>8</w:t>
+        <w:t>10</w:t>
       </w:r>
       <w:r>
         <w:rPr>
@@ -10198,7 +11041,7 @@
         </w:rPr>
         <w:t>Belize: Labour Force Participation and Gender Gap</w:t>
       </w:r>
-      <w:commentRangeEnd w:id="34"/>
+      <w:commentRangeEnd w:id="40"/>
       <w:r>
         <w:rPr>
           <w:rStyle w:val="CommentReference"/>
@@ -10209,7 +11052,7 @@
           <w:sz w:val="22"/>
           <w:szCs w:val="22"/>
         </w:rPr>
-        <w:commentReference w:id="34"/>
+        <w:commentReference w:id="40"/>
       </w:r>
     </w:p>
     <w:p>
@@ -10240,7 +11083,7 @@
                     <pic:cNvPicPr/>
                   </pic:nvPicPr>
                   <pic:blipFill>
-                    <a:blip r:embed="rId19"/>
+                    <a:blip r:embed="rId21"/>
                     <a:stretch>
                       <a:fillRect/>
                     </a:stretch>
@@ -10326,16 +11169,23 @@
         <w:rPr>
           <w:rFonts w:cs="Calibri"/>
         </w:rPr>
-        <w:t xml:space="preserve">The persistence of this participation gap points to the existence of structural barriers limiting women’s attachment to the labour market. These barriers may include unpaid care and domestic responsibilities, transportation limitations, </w:t>
-      </w:r>
-      <w:commentRangeStart w:id="35"/>
+        <w:t xml:space="preserve">The persistence of this participation gap points to the existence of structural barriers limiting women’s attachment to the labour market. These barriers may include unpaid care and </w:t>
+      </w:r>
+      <w:r>
+        <w:rPr>
+          <w:rFonts w:cs="Calibri"/>
+        </w:rPr>
+        <w:lastRenderedPageBreak/>
+        <w:t xml:space="preserve">domestic responsibilities, transportation limitations, </w:t>
+      </w:r>
+      <w:commentRangeStart w:id="41"/>
       <w:r>
         <w:rPr>
           <w:rFonts w:cs="Calibri"/>
         </w:rPr>
         <w:t xml:space="preserve">occupational segregation, </w:t>
       </w:r>
-      <w:commentRangeEnd w:id="35"/>
+      <w:commentRangeEnd w:id="41"/>
       <w:r>
         <w:rPr>
           <w:rStyle w:val="CommentReference"/>
@@ -10343,7 +11193,7 @@
           <w:sz w:val="22"/>
           <w:szCs w:val="22"/>
         </w:rPr>
-        <w:commentReference w:id="35"/>
+        <w:commentReference w:id="41"/>
       </w:r>
       <w:r>
         <w:rPr>
@@ -10609,7 +11459,14 @@
         <w:rPr>
           <w:rFonts w:cs="Calibri"/>
         </w:rPr>
-        <w:t>These constraints likely contribute to lower female labour force participation and higher levels of labour market inactivity among women, particularly mothers.</w:t>
+        <w:t xml:space="preserve">These constraints likely </w:t>
+      </w:r>
+      <w:r>
+        <w:rPr>
+          <w:rFonts w:cs="Calibri"/>
+        </w:rPr>
+        <w:lastRenderedPageBreak/>
+        <w:t>contribute to lower female labour force participation and higher levels of labour market inactivity among women, particularly mothers.</w:t>
       </w:r>
     </w:p>
     <w:p>
@@ -10815,6 +11672,7 @@
         <w:rPr>
           <w:rFonts w:cs="Calibri"/>
         </w:rPr>
+        <w:lastRenderedPageBreak/>
         <w:t xml:space="preserve">From 2021 onward, Belize experienced a gradual but sustained labour market recovery. The most noticeable feature of this recovery was the rapid expansion of adequately employed persons. </w:t>
       </w:r>
       <w:r>
@@ -10934,7 +11792,7 @@
           <w:sz w:val="22"/>
           <w:szCs w:val="22"/>
         </w:rPr>
-        <w:t>9</w:t>
+        <w:t>11</w:t>
       </w:r>
       <w:r>
         <w:rPr>
@@ -11019,7 +11877,7 @@
                     <pic:cNvPicPr/>
                   </pic:nvPicPr>
                   <pic:blipFill>
-                    <a:blip r:embed="rId20"/>
+                    <a:blip r:embed="rId22"/>
                     <a:stretch>
                       <a:fillRect/>
                     </a:stretch>
@@ -11087,6 +11945,7 @@
         <w:rPr>
           <w:rFonts w:cs="Calibri"/>
         </w:rPr>
+        <w:lastRenderedPageBreak/>
         <w:t xml:space="preserve">Despite the improvements noted in labour utilization conditions, the findings should be interpreted alongside the broader demographic trends affecting the labour market. Although employment quality improved and labour underutilization declined, labour force participation rates remain below </w:t>
       </w:r>
       <w:r>
@@ -11230,6 +12089,7 @@
         <w:rPr>
           <w:rFonts w:cs="Calibri"/>
         </w:rPr>
+        <w:lastRenderedPageBreak/>
         <w:t xml:space="preserve">The growth of these activities may indicate the gradual emergence of a more diversified urban services economy, particularly among younger workers and secondary urban centres. However, the absence of more granular labour market data constrains a precise assessment of the extent to which BPO, and other modern service industries are driving this trend. This points to an important data and policy gap within Belize’s labour market monitoring framework, particularly given the growing importance of non-traditional services </w:t>
       </w:r>
       <w:r>
@@ -11283,7 +12143,7 @@
           <w:bCs/>
           <w:noProof/>
         </w:rPr>
-        <w:t>10</w:t>
+        <w:t>12</w:t>
       </w:r>
       <w:r>
         <w:rPr>
@@ -11354,7 +12214,7 @@
                     <pic:cNvPicPr/>
                   </pic:nvPicPr>
                   <pic:blipFill>
-                    <a:blip r:embed="rId21"/>
+                    <a:blip r:embed="rId23"/>
                     <a:stretch>
                       <a:fillRect/>
                     </a:stretch>
@@ -11461,6 +12321,7 @@
           <w:sz w:val="24"/>
           <w:szCs w:val="24"/>
         </w:rPr>
+        <w:lastRenderedPageBreak/>
         <w:t>Unemployment</w:t>
       </w:r>
       <w:r>
@@ -11530,14 +12391,14 @@
         </w:rPr>
         <w:t xml:space="preserve">The decline in labour force participation has coincided with a substantial increase in the number </w:t>
       </w:r>
-      <w:commentRangeStart w:id="36"/>
+      <w:commentRangeStart w:id="42"/>
       <w:r>
         <w:rPr>
           <w:rFonts w:cs="Calibri"/>
         </w:rPr>
         <w:t>of persons remaining outside the labour force. The economically inactive working-age population increased from 81,344 persons in September 2019, equivalent to approximately 29.9% of the working-age population, to 130,909 persons by September 2025, representing approximately 41.9% of the working-age population. Overall, the number of economically inactive persons increased by 49,565 persons between 2019 and 2025, equivalent to a cumulative increase of approximately 60.9%.</w:t>
       </w:r>
-      <w:commentRangeEnd w:id="36"/>
+      <w:commentRangeEnd w:id="42"/>
       <w:r>
         <w:rPr>
           <w:rStyle w:val="CommentReference"/>
@@ -11545,7 +12406,7 @@
           <w:sz w:val="22"/>
           <w:szCs w:val="22"/>
         </w:rPr>
-        <w:commentReference w:id="36"/>
+        <w:commentReference w:id="42"/>
       </w:r>
     </w:p>
     <w:p>
@@ -11729,6 +12590,7 @@
           <w:sz w:val="22"/>
           <w:szCs w:val="22"/>
         </w:rPr>
+        <w:lastRenderedPageBreak/>
         <w:t xml:space="preserve">Figure </w:t>
       </w:r>
       <w:r>
@@ -11774,7 +12636,7 @@
           <w:sz w:val="22"/>
           <w:szCs w:val="22"/>
         </w:rPr>
-        <w:t>11</w:t>
+        <w:t>13</w:t>
       </w:r>
       <w:r>
         <w:rPr>
@@ -11814,7 +12676,7 @@
           <w:szCs w:val="22"/>
         </w:rPr>
       </w:pPr>
-      <w:commentRangeStart w:id="37"/>
+      <w:commentRangeStart w:id="43"/>
       <w:r>
         <w:rPr>
           <w:b/>
@@ -11826,7 +12688,7 @@
         </w:rPr>
         <w:t>Belize: Persons Outside the Labour Force by Sex</w:t>
       </w:r>
-      <w:commentRangeEnd w:id="37"/>
+      <w:commentRangeEnd w:id="43"/>
       <w:r>
         <w:rPr>
           <w:rStyle w:val="CommentReference"/>
@@ -11837,7 +12699,7 @@
           <w:sz w:val="22"/>
           <w:szCs w:val="22"/>
         </w:rPr>
-        <w:commentReference w:id="37"/>
+        <w:commentReference w:id="43"/>
       </w:r>
     </w:p>
     <w:p>
@@ -11868,7 +12730,7 @@
                     <pic:cNvPicPr/>
                   </pic:nvPicPr>
                   <pic:blipFill>
-                    <a:blip r:embed="rId22"/>
+                    <a:blip r:embed="rId24"/>
                     <a:stretch>
                       <a:fillRect/>
                     </a:stretch>
@@ -11926,7 +12788,7 @@
           <w:rFonts w:cs="Calibri"/>
         </w:rPr>
       </w:pPr>
-      <w:commentRangeStart w:id="38"/>
+      <w:commentRangeStart w:id="44"/>
       <w:r>
         <w:rPr>
           <w:rFonts w:cs="Calibri"/>
@@ -11954,7 +12816,7 @@
         </w:rPr>
         <w:t xml:space="preserve"> </w:t>
       </w:r>
-      <w:commentRangeEnd w:id="38"/>
+      <w:commentRangeEnd w:id="44"/>
       <w:r>
         <w:rPr>
           <w:rStyle w:val="CommentReference"/>
@@ -11962,7 +12824,7 @@
           <w:sz w:val="22"/>
           <w:szCs w:val="22"/>
         </w:rPr>
-        <w:commentReference w:id="38"/>
+        <w:commentReference w:id="44"/>
       </w:r>
       <w:r>
         <w:rPr>
@@ -11992,14 +12854,21 @@
           <w:rFonts w:cs="Calibri"/>
         </w:rPr>
       </w:pPr>
-      <w:commentRangeStart w:id="39"/>
-      <w:r>
-        <w:rPr>
-          <w:rFonts w:cs="Calibri"/>
-        </w:rPr>
-        <w:t>From a broader macroeconomic perspective, persistently high female labour force inactivity may constrain labour utilization, productivity growth, household income generation, and the country’s ability to fully capitalize on its demographic dividend. These findings therefore underscore the importance of policies aimed at strengthening female labour market participation through investments in childcare services, transportation infrastructure, skills development, flexible work arrangements, and broader labour market inclusion initiatives.</w:t>
-      </w:r>
-      <w:commentRangeEnd w:id="39"/>
+      <w:commentRangeStart w:id="45"/>
+      <w:r>
+        <w:rPr>
+          <w:rFonts w:cs="Calibri"/>
+        </w:rPr>
+        <w:t xml:space="preserve">From a broader macroeconomic perspective, persistently high female labour force inactivity </w:t>
+      </w:r>
+      <w:r>
+        <w:rPr>
+          <w:rFonts w:cs="Calibri"/>
+        </w:rPr>
+        <w:lastRenderedPageBreak/>
+        <w:t>may constrain labour utilization, productivity growth, household income generation, and the country’s ability to fully capitalize on its demographic dividend. These findings therefore underscore the importance of policies aimed at strengthening female labour market participation through investments in childcare services, transportation infrastructure, skills development, flexible work arrangements, and broader labour market inclusion initiatives.</w:t>
+      </w:r>
+      <w:commentRangeEnd w:id="45"/>
       <w:r>
         <w:rPr>
           <w:rStyle w:val="CommentReference"/>
@@ -12007,7 +12876,7 @@
           <w:sz w:val="22"/>
           <w:szCs w:val="22"/>
         </w:rPr>
-        <w:commentReference w:id="39"/>
+        <w:commentReference w:id="45"/>
       </w:r>
     </w:p>
     <w:p>
@@ -12044,7 +12913,7 @@
       </w:pPr>
     </w:p>
     <w:sectPr>
-      <w:footerReference w:type="default" r:id="rId23"/>
+      <w:footerReference w:type="default" r:id="rId25"/>
       <w:pgSz w:w="12240" w:h="15840"/>
       <w:pgMar w:top="1440" w:right="1440" w:bottom="1440" w:left="1440" w:header="708" w:footer="708" w:gutter="0"/>
       <w:cols w:space="708"/>
@@ -12088,7 +12957,7 @@
       </w:r>
     </w:p>
   </w:comment>
-  <w:comment w:id="4" w:author="Tommy Descartes" w:date="2026-05-25T18:32:00Z" w:initials="TD">
+  <w:comment w:id="3" w:author="Tommy Descartes" w:date="2026-05-25T18:32:00Z" w:initials="TD">
     <w:p>
       <w:pPr>
         <w:pStyle w:val="CommentText"/>
@@ -12104,7 +12973,7 @@
       </w:r>
     </w:p>
   </w:comment>
-  <w:comment w:id="5" w:author="Tommy Descartes" w:date="2026-05-26T12:30:00Z" w:initials="TD">
+  <w:comment w:id="4" w:author="Tommy Descartes" w:date="2026-05-26T12:30:00Z" w:initials="TD">
     <w:p>
       <w:pPr>
         <w:pStyle w:val="CommentText"/>
@@ -12120,7 +12989,7 @@
       </w:r>
     </w:p>
   </w:comment>
-  <w:comment w:id="6" w:author="Tommy Descartes" w:date="2026-05-26T14:35:00Z" w:initials="TD">
+  <w:comment w:id="5" w:author="Tommy Descartes" w:date="2026-05-26T14:35:00Z" w:initials="TD">
     <w:p>
       <w:pPr>
         <w:pStyle w:val="CommentText"/>
@@ -12136,7 +13005,7 @@
       </w:r>
     </w:p>
   </w:comment>
-  <w:comment w:id="9" w:author="Tommy Descartes" w:date="2026-05-25T18:34:00Z" w:initials="TD">
+  <w:comment w:id="6" w:author="Tommy Descartes" w:date="2026-05-27T11:01:00Z" w:initials="TD">
     <w:p>
       <w:pPr>
         <w:pStyle w:val="CommentText"/>
@@ -12148,11 +13017,27 @@
         <w:annotationRef/>
       </w:r>
       <w:r>
+        <w:t>Should this graph be separated??</w:t>
+      </w:r>
+    </w:p>
+  </w:comment>
+  <w:comment w:id="7" w:author="Tommy Descartes" w:date="2026-05-25T18:34:00Z" w:initials="TD">
+    <w:p>
+      <w:pPr>
+        <w:pStyle w:val="CommentText"/>
+      </w:pPr>
+      <w:r>
+        <w:rPr>
+          <w:rStyle w:val="CommentReference"/>
+        </w:rPr>
+        <w:annotationRef/>
+      </w:r>
+      <w:r>
         <w:t>Merge the two statements.</w:t>
       </w:r>
     </w:p>
   </w:comment>
-  <w:comment w:id="10" w:author="Tommy Descartes" w:date="2026-05-14T10:57:00Z" w:initials="TD">
+  <w:comment w:id="8" w:author="Tommy Descartes" w:date="2026-05-14T10:57:00Z" w:initials="TD">
     <w:p>
       <w:pPr>
         <w:pStyle w:val="CommentText"/>
@@ -12168,7 +13053,7 @@
       </w:r>
     </w:p>
   </w:comment>
-  <w:comment w:id="11" w:author="Tommy Descartes" w:date="2026-05-15T11:54:00Z" w:initials="TD">
+  <w:comment w:id="9" w:author="Tommy Descartes" w:date="2026-05-15T11:54:00Z" w:initials="TD">
     <w:p>
       <w:pPr>
         <w:pStyle w:val="CommentText"/>
@@ -12184,7 +13069,7 @@
       </w:r>
     </w:p>
   </w:comment>
-  <w:comment w:id="12" w:author="Tommy Descartes" w:date="2026-05-25T18:51:00Z" w:initials="TD">
+  <w:comment w:id="10" w:author="Tommy Descartes" w:date="2026-05-25T18:51:00Z" w:initials="TD">
     <w:p>
       <w:pPr>
         <w:pStyle w:val="CommentText"/>
@@ -12200,7 +13085,7 @@
       </w:r>
     </w:p>
   </w:comment>
-  <w:comment w:id="13" w:author="Tommy Descartes" w:date="2026-05-26T14:39:00Z" w:initials="TD">
+  <w:comment w:id="11" w:author="Tommy Descartes" w:date="2026-05-27T12:00:00Z" w:initials="TD">
     <w:p>
       <w:pPr>
         <w:pStyle w:val="CommentText"/>
@@ -12212,11 +13097,11 @@
         <w:annotationRef/>
       </w:r>
       <w:r>
-        <w:t>There is more data so we need to extend the analysis.</w:t>
+        <w:t>Updated this graph with more data from 1981 to 2023</w:t>
       </w:r>
     </w:p>
   </w:comment>
-  <w:comment w:id="15" w:author="Tommy Descartes" w:date="2026-05-14T12:09:00Z" w:initials="TD">
+  <w:comment w:id="21" w:author="Tommy Descartes" w:date="2026-05-14T12:09:00Z" w:initials="TD">
     <w:p>
       <w:pPr>
         <w:pStyle w:val="CommentText"/>
@@ -12232,7 +13117,7 @@
       </w:r>
     </w:p>
   </w:comment>
-  <w:comment w:id="14" w:author="Tommy Descartes" w:date="2026-05-13T11:24:00Z" w:initials="TD">
+  <w:comment w:id="20" w:author="Tommy Descartes" w:date="2026-05-13T11:24:00Z" w:initials="TD">
     <w:p>
       <w:pPr>
         <w:pStyle w:val="CommentText"/>
@@ -12248,7 +13133,7 @@
       </w:r>
     </w:p>
   </w:comment>
-  <w:comment w:id="16" w:author="Tommy Descartes" w:date="2026-05-12T17:36:00Z" w:initials="TD">
+  <w:comment w:id="22" w:author="Tommy Descartes" w:date="2026-05-12T17:36:00Z" w:initials="TD">
     <w:p>
       <w:pPr>
         <w:pStyle w:val="CommentText"/>
@@ -12264,7 +13149,7 @@
       </w:r>
     </w:p>
   </w:comment>
-  <w:comment w:id="17" w:author="Tommy Descartes" w:date="2026-05-15T03:16:00Z" w:initials="TD">
+  <w:comment w:id="23" w:author="Tommy Descartes" w:date="2026-05-15T03:16:00Z" w:initials="TD">
     <w:p>
       <w:pPr>
         <w:pStyle w:val="CommentText"/>
@@ -12280,7 +13165,7 @@
       </w:r>
     </w:p>
   </w:comment>
-  <w:comment w:id="19" w:author="Tommy Descartes" w:date="2026-05-17T18:19:00Z" w:initials="TD">
+  <w:comment w:id="25" w:author="Tommy Descartes" w:date="2026-05-17T18:19:00Z" w:initials="TD">
     <w:p>
       <w:pPr>
         <w:pStyle w:val="CommentText"/>
@@ -12296,7 +13181,7 @@
       </w:r>
     </w:p>
   </w:comment>
-  <w:comment w:id="18" w:author="Tommy Descartes" w:date="2026-05-13T08:29:00Z" w:initials="TD">
+  <w:comment w:id="24" w:author="Tommy Descartes" w:date="2026-05-13T08:29:00Z" w:initials="TD">
     <w:p>
       <w:pPr>
         <w:pStyle w:val="CommentText"/>
@@ -12312,7 +13197,7 @@
       </w:r>
     </w:p>
   </w:comment>
-  <w:comment w:id="20" w:author="Tommy Descartes" w:date="2026-05-13T17:55:00Z" w:initials="TD">
+  <w:comment w:id="26" w:author="Tommy Descartes" w:date="2026-05-13T17:55:00Z" w:initials="TD">
     <w:p>
       <w:pPr>
         <w:pStyle w:val="CommentText"/>
@@ -12328,7 +13213,7 @@
       </w:r>
     </w:p>
   </w:comment>
-  <w:comment w:id="21" w:author="Tommy Descartes" w:date="2026-05-14T13:55:00Z" w:initials="TD">
+  <w:comment w:id="27" w:author="Tommy Descartes" w:date="2026-05-14T13:55:00Z" w:initials="TD">
     <w:p>
       <w:pPr>
         <w:pStyle w:val="CommentText"/>
@@ -12344,7 +13229,7 @@
       </w:r>
     </w:p>
   </w:comment>
-  <w:comment w:id="22" w:author="Tommy Descartes" w:date="2026-05-25T19:05:00Z" w:initials="TD">
+  <w:comment w:id="28" w:author="Tommy Descartes" w:date="2026-05-25T19:05:00Z" w:initials="TD">
     <w:p>
       <w:pPr>
         <w:pStyle w:val="CommentText"/>
@@ -12360,7 +13245,7 @@
       </w:r>
     </w:p>
   </w:comment>
-  <w:comment w:id="23" w:author="Tommy Descartes" w:date="2026-05-25T19:06:00Z" w:initials="TD">
+  <w:comment w:id="29" w:author="Tommy Descartes" w:date="2026-05-25T19:06:00Z" w:initials="TD">
     <w:p>
       <w:pPr>
         <w:pStyle w:val="CommentText"/>
@@ -12376,7 +13261,7 @@
       </w:r>
     </w:p>
   </w:comment>
-  <w:comment w:id="24" w:author="Tommy Descartes" w:date="2026-05-13T10:07:00Z" w:initials="TD">
+  <w:comment w:id="30" w:author="Tommy Descartes" w:date="2026-05-13T10:07:00Z" w:initials="TD">
     <w:p>
       <w:pPr>
         <w:pStyle w:val="CommentText"/>
@@ -12392,7 +13277,7 @@
       </w:r>
     </w:p>
   </w:comment>
-  <w:comment w:id="25" w:author="Tommy Descartes" w:date="2026-05-15T03:10:00Z" w:initials="TD">
+  <w:comment w:id="31" w:author="Tommy Descartes" w:date="2026-05-15T03:10:00Z" w:initials="TD">
     <w:p>
       <w:pPr>
         <w:pStyle w:val="CommentText"/>
@@ -12408,7 +13293,7 @@
       </w:r>
     </w:p>
   </w:comment>
-  <w:comment w:id="26" w:author="Tommy Descartes" w:date="2026-05-13T08:23:00Z" w:initials="TD">
+  <w:comment w:id="32" w:author="Tommy Descartes" w:date="2026-05-13T08:23:00Z" w:initials="TD">
     <w:p>
       <w:pPr>
         <w:pStyle w:val="CommentText"/>
@@ -12424,7 +13309,7 @@
       </w:r>
     </w:p>
   </w:comment>
-  <w:comment w:id="27" w:author="Tommy Descartes" w:date="2026-05-15T03:20:00Z" w:initials="TD">
+  <w:comment w:id="33" w:author="Tommy Descartes" w:date="2026-05-15T03:20:00Z" w:initials="TD">
     <w:p>
       <w:pPr>
         <w:pStyle w:val="CommentText"/>
@@ -12440,7 +13325,7 @@
       </w:r>
     </w:p>
   </w:comment>
-  <w:comment w:id="28" w:author="Tommy Descartes" w:date="2026-05-25T19:20:00Z" w:initials="TD">
+  <w:comment w:id="34" w:author="Tommy Descartes" w:date="2026-05-25T19:20:00Z" w:initials="TD">
     <w:p>
       <w:pPr>
         <w:pStyle w:val="CommentText"/>
@@ -12456,7 +13341,7 @@
       </w:r>
     </w:p>
   </w:comment>
-  <w:comment w:id="29" w:author="Tommy Descartes" w:date="2026-05-15T11:29:00Z" w:initials="TD">
+  <w:comment w:id="35" w:author="Tommy Descartes" w:date="2026-05-15T11:29:00Z" w:initials="TD">
     <w:p>
       <w:pPr>
         <w:pStyle w:val="CommentText"/>
@@ -12472,7 +13357,7 @@
       </w:r>
     </w:p>
   </w:comment>
-  <w:comment w:id="30" w:author="Tommy Descartes" w:date="2026-05-17T18:31:00Z" w:initials="TD">
+  <w:comment w:id="36" w:author="Tommy Descartes" w:date="2026-05-17T18:31:00Z" w:initials="TD">
     <w:p>
       <w:pPr>
         <w:pStyle w:val="CommentText"/>
@@ -12501,7 +13386,7 @@
       </w:r>
     </w:p>
   </w:comment>
-  <w:comment w:id="31" w:author="Tommy Descartes" w:date="2026-05-25T19:29:00Z" w:initials="TD">
+  <w:comment w:id="37" w:author="Tommy Descartes" w:date="2026-05-25T19:29:00Z" w:initials="TD">
     <w:p>
       <w:pPr>
         <w:pStyle w:val="CommentText"/>
@@ -12517,7 +13402,7 @@
       </w:r>
     </w:p>
   </w:comment>
-  <w:comment w:id="32" w:author="Tommy Descartes" w:date="2026-05-19T17:04:00Z" w:initials="TD">
+  <w:comment w:id="38" w:author="Tommy Descartes" w:date="2026-05-19T17:04:00Z" w:initials="TD">
     <w:p>
       <w:pPr>
         <w:pStyle w:val="CommentText"/>
@@ -12533,7 +13418,7 @@
       </w:r>
     </w:p>
   </w:comment>
-  <w:comment w:id="33" w:author="Tommy Descartes" w:date="2026-05-23T07:25:00Z" w:initials="TD">
+  <w:comment w:id="39" w:author="Tommy Descartes" w:date="2026-05-23T07:25:00Z" w:initials="TD">
     <w:p>
       <w:pPr>
         <w:pStyle w:val="CommentText"/>
@@ -12549,7 +13434,7 @@
       </w:r>
     </w:p>
   </w:comment>
-  <w:comment w:id="34" w:author="Tommy Descartes" w:date="2026-05-23T07:32:00Z" w:initials="TD">
+  <w:comment w:id="40" w:author="Tommy Descartes" w:date="2026-05-23T07:32:00Z" w:initials="TD">
     <w:p>
       <w:pPr>
         <w:pStyle w:val="CommentText"/>
@@ -12565,7 +13450,7 @@
       </w:r>
     </w:p>
   </w:comment>
-  <w:comment w:id="35" w:author="Tommy Descartes" w:date="2026-05-25T19:35:00Z" w:initials="TD">
+  <w:comment w:id="41" w:author="Tommy Descartes" w:date="2026-05-25T19:35:00Z" w:initials="TD">
     <w:p>
       <w:pPr>
         <w:pStyle w:val="CommentText"/>
@@ -12581,7 +13466,7 @@
       </w:r>
     </w:p>
   </w:comment>
-  <w:comment w:id="36" w:author="Tommy Descartes" w:date="2026-05-20T17:53:00Z" w:initials="TD">
+  <w:comment w:id="42" w:author="Tommy Descartes" w:date="2026-05-20T17:53:00Z" w:initials="TD">
     <w:p>
       <w:pPr>
         <w:pStyle w:val="CommentText"/>
@@ -12597,7 +13482,7 @@
       </w:r>
     </w:p>
   </w:comment>
-  <w:comment w:id="37" w:author="Tommy Descartes" w:date="2026-05-20T19:07:00Z" w:initials="TD">
+  <w:comment w:id="43" w:author="Tommy Descartes" w:date="2026-05-20T19:07:00Z" w:initials="TD">
     <w:p>
       <w:pPr>
         <w:pStyle w:val="CommentText"/>
@@ -12613,7 +13498,7 @@
       </w:r>
     </w:p>
   </w:comment>
-  <w:comment w:id="38" w:author="Tommy Descartes" w:date="2026-05-20T18:28:00Z" w:initials="TD">
+  <w:comment w:id="44" w:author="Tommy Descartes" w:date="2026-05-20T18:28:00Z" w:initials="TD">
     <w:p>
       <w:pPr>
         <w:pStyle w:val="CommentText"/>
@@ -12629,7 +13514,7 @@
       </w:r>
     </w:p>
   </w:comment>
-  <w:comment w:id="39" w:author="Tommy Descartes" w:date="2026-05-20T18:29:00Z" w:initials="TD">
+  <w:comment w:id="45" w:author="Tommy Descartes" w:date="2026-05-20T18:29:00Z" w:initials="TD">
     <w:p>
       <w:pPr>
         <w:pStyle w:val="CommentText"/>
@@ -12655,11 +13540,12 @@
   <w15:commentEx w15:paraId="4A1F1C3A" w15:done="1"/>
   <w15:commentEx w15:paraId="268AB0B1" w15:paraIdParent="4A1F1C3A" w15:done="1"/>
   <w15:commentEx w15:paraId="16217E3D" w15:done="0"/>
-  <w15:commentEx w15:paraId="4B039DE5" w15:done="0"/>
-  <w15:commentEx w15:paraId="5DD58FC9" w15:done="0"/>
+  <w15:commentEx w15:paraId="0774AA0C" w15:done="0"/>
+  <w15:commentEx w15:paraId="1F3E021D" w15:done="0"/>
+  <w15:commentEx w15:paraId="28E3C8B6" w15:done="0"/>
   <w15:commentEx w15:paraId="5E6AA443" w15:done="0"/>
-  <w15:commentEx w15:paraId="11DFEF63" w15:done="0"/>
-  <w15:commentEx w15:paraId="2BEE9AF9" w15:done="0"/>
+  <w15:commentEx w15:paraId="11DFEF63" w15:done="1"/>
+  <w15:commentEx w15:paraId="50226FE1" w15:paraIdParent="11DFEF63" w15:done="1"/>
   <w15:commentEx w15:paraId="7D48D290" w15:done="0"/>
   <w15:commentEx w15:paraId="335D8CAF" w15:done="0"/>
   <w15:commentEx w15:paraId="086B81C9" w15:done="0"/>
@@ -12696,11 +13582,12 @@
   <w16cex:commentExtensible w16cex:durableId="06F44358" w16cex:dateUtc="2026-05-25T22:32:00Z"/>
   <w16cex:commentExtensible w16cex:durableId="2D6C133C" w16cex:dateUtc="2026-05-26T16:30:00Z"/>
   <w16cex:commentExtensible w16cex:durableId="5A68A107" w16cex:dateUtc="2026-05-26T18:35:00Z"/>
-  <w16cex:commentExtensible w16cex:durableId="48D25A13" w16cex:dateUtc="2026-05-25T22:34:00Z"/>
-  <w16cex:commentExtensible w16cex:durableId="5FE2D6ED" w16cex:dateUtc="2026-05-14T14:57:00Z"/>
+  <w16cex:commentExtensible w16cex:durableId="1906487B" w16cex:dateUtc="2026-05-27T15:01:00Z"/>
+  <w16cex:commentExtensible w16cex:durableId="47D2AFE5" w16cex:dateUtc="2026-05-25T22:34:00Z"/>
+  <w16cex:commentExtensible w16cex:durableId="3EBB622C" w16cex:dateUtc="2026-05-14T14:57:00Z"/>
   <w16cex:commentExtensible w16cex:durableId="7ED5E3AA" w16cex:dateUtc="2026-05-15T15:54:00Z"/>
   <w16cex:commentExtensible w16cex:durableId="41FB9971" w16cex:dateUtc="2026-05-25T22:51:00Z"/>
-  <w16cex:commentExtensible w16cex:durableId="57ED9B36" w16cex:dateUtc="2026-05-26T18:39:00Z"/>
+  <w16cex:commentExtensible w16cex:durableId="42BC2FDA" w16cex:dateUtc="2026-05-27T16:00:00Z"/>
   <w16cex:commentExtensible w16cex:durableId="59DF5604" w16cex:dateUtc="2026-05-14T16:09:00Z"/>
   <w16cex:commentExtensible w16cex:durableId="6FB79063" w16cex:dateUtc="2026-05-13T15:24:00Z"/>
   <w16cex:commentExtensible w16cex:durableId="7B05876B" w16cex:dateUtc="2026-05-12T21:36:00Z"/>
@@ -12737,11 +13624,12 @@
   <w16cid:commentId w16cid:paraId="4A1F1C3A" w16cid:durableId="06F44358"/>
   <w16cid:commentId w16cid:paraId="268AB0B1" w16cid:durableId="2D6C133C"/>
   <w16cid:commentId w16cid:paraId="16217E3D" w16cid:durableId="5A68A107"/>
-  <w16cid:commentId w16cid:paraId="4B039DE5" w16cid:durableId="48D25A13"/>
-  <w16cid:commentId w16cid:paraId="5DD58FC9" w16cid:durableId="5FE2D6ED"/>
+  <w16cid:commentId w16cid:paraId="0774AA0C" w16cid:durableId="1906487B"/>
+  <w16cid:commentId w16cid:paraId="1F3E021D" w16cid:durableId="47D2AFE5"/>
+  <w16cid:commentId w16cid:paraId="28E3C8B6" w16cid:durableId="3EBB622C"/>
   <w16cid:commentId w16cid:paraId="5E6AA443" w16cid:durableId="7ED5E3AA"/>
   <w16cid:commentId w16cid:paraId="11DFEF63" w16cid:durableId="41FB9971"/>
-  <w16cid:commentId w16cid:paraId="2BEE9AF9" w16cid:durableId="57ED9B36"/>
+  <w16cid:commentId w16cid:paraId="50226FE1" w16cid:durableId="42BC2FDA"/>
   <w16cid:commentId w16cid:paraId="7D48D290" w16cid:durableId="59DF5604"/>
   <w16cid:commentId w16cid:paraId="335D8CAF" w16cid:durableId="6FB79063"/>
   <w16cid:commentId w16cid:paraId="086B81C9" w16cid:durableId="7B05876B"/>

--- a/report/draft/Macroeconomic and Demographic Context Version 1.docx
+++ b/report/draft/Macroeconomic and Demographic Context Version 1.docx
@@ -4371,7 +4371,6 @@
         <w:ind w:right="-23"/>
         <w:jc w:val="both"/>
         <w:rPr>
-          <w:ins w:id="12" w:author="Tommy Descartes" w:date="2026-05-27T14:41:00Z" w16du:dateUtc="2026-05-27T18:41:00Z"/>
           <w:rFonts w:cs="Calibri"/>
         </w:rPr>
       </w:pPr>
@@ -4388,7 +4387,6 @@
         <w:ind w:right="-23"/>
         <w:jc w:val="both"/>
         <w:rPr>
-          <w:ins w:id="13" w:author="Tommy Descartes" w:date="2026-05-27T14:41:00Z" w16du:dateUtc="2026-05-27T18:41:00Z"/>
           <w:rFonts w:cs="Calibri"/>
         </w:rPr>
       </w:pPr>
@@ -4402,38 +4400,24 @@
           <w:rFonts w:cs="Calibri"/>
         </w:rPr>
       </w:pPr>
-      <w:ins w:id="14" w:author="Tommy Descartes" w:date="2026-05-27T14:42:00Z" w16du:dateUtc="2026-05-27T18:42:00Z">
-        <w:r>
-          <w:rPr>
-            <w:rFonts w:cs="Calibri"/>
-          </w:rPr>
-          <w:t>Belize’s long-run economic performance reveals a close relationship between labour productivity and total factor productivity growth, suggesting that improvements in wor</w:t>
-        </w:r>
-      </w:ins>
-      <w:ins w:id="15" w:author="Tommy Descartes" w:date="2026-05-27T14:43:00Z" w16du:dateUtc="2026-05-27T18:43:00Z">
-        <w:r>
-          <w:rPr>
-            <w:rFonts w:cs="Calibri"/>
-          </w:rPr>
-          <w:t>ker output have depended on gains in economic efficiency. Throughout much of the period, the two series moved closely together, indicating t</w:t>
-        </w:r>
-      </w:ins>
-      <w:ins w:id="16" w:author="Tommy Descartes" w:date="2026-05-27T14:44:00Z" w16du:dateUtc="2026-05-27T18:44:00Z">
-        <w:r>
-          <w:rPr>
-            <w:rFonts w:cs="Calibri"/>
-          </w:rPr>
-          <w:t xml:space="preserve">hat fluctuations in labour productivity were not driven solely by increases in employment or capital accumulation, but also by changes </w:t>
-        </w:r>
-      </w:ins>
-      <w:ins w:id="17" w:author="Tommy Descartes" w:date="2026-05-27T14:45:00Z" w16du:dateUtc="2026-05-27T18:45:00Z">
-        <w:r>
-          <w:rPr>
-            <w:rFonts w:cs="Calibri"/>
-          </w:rPr>
-          <w:t>with which labour and capital were utilized across the economy.</w:t>
-        </w:r>
-      </w:ins>
+      <w:r>
+        <w:rPr>
+          <w:rFonts w:cs="Calibri"/>
+        </w:rPr>
+        <w:t>Belize’s long-run economic performance reveals a close relationship between labour productivity and total factor productivity growth, suggesting that improvements in worker output have depended on gains in economic efficiency. Throughout much of the period, the two series moved closely together, indicating that fluctuations in labour productivity were not driven solely by increases in employment or capital accumulation, but also by changes with which labour and capital were utilized across the economy</w:t>
+      </w:r>
+      <w:r>
+        <w:rPr>
+          <w:rFonts w:cs="Calibri"/>
+        </w:rPr>
+        <w:t xml:space="preserve"> (Figure 4)</w:t>
+      </w:r>
+      <w:r>
+        <w:rPr>
+          <w:rFonts w:cs="Calibri"/>
+        </w:rPr>
+        <w:t>.</w:t>
+      </w:r>
     </w:p>
     <w:p>
       <w:pPr>
@@ -4454,6 +4438,71 @@
           <w:rFonts w:cs="Calibri"/>
         </w:rPr>
       </w:pPr>
+      <w:r>
+        <w:rPr>
+          <w:rFonts w:cs="Calibri"/>
+        </w:rPr>
+        <w:t>During the late 1980s and early 1990s, Belize experienced one of its strongest periods of productivity expansion. Labour productivity growth exceeded 10 percent at its peak, while TFP also rose significantly. This period likely reflected rapid tourism expansion, infrastructure investment, agricultural modernization, and increasing integration into regional and international markets. The stronger rise in labour productivity relative to TFP suggests that capital deepening — increased investment per worker — played a particularly important role in supporting economic growth during this phase of structural expansion.</w:t>
+      </w:r>
+    </w:p>
+    <w:p>
+      <w:pPr>
+        <w:pStyle w:val="BodyText"/>
+        <w:ind w:right="-23"/>
+        <w:jc w:val="both"/>
+        <w:rPr>
+          <w:rFonts w:cs="Calibri"/>
+        </w:rPr>
+      </w:pPr>
+    </w:p>
+    <w:p>
+      <w:pPr>
+        <w:pStyle w:val="BodyText"/>
+        <w:ind w:right="-23"/>
+        <w:jc w:val="both"/>
+        <w:rPr>
+          <w:rFonts w:cs="Calibri"/>
+        </w:rPr>
+      </w:pPr>
+      <w:r>
+        <w:rPr>
+          <w:rFonts w:cs="Calibri"/>
+        </w:rPr>
+        <w:t>However, these gains proved difficult to sustain. From the mid-1990s onward, both labour productivity and TFP became increasingly volatile and generally trended downward, with TFP frequently turning negative. This suggests that Belize gradually shifted toward a more extensive growth model driven primarily by increases in labour and capital inputs rather than sustained improvements in efficiency, innovation, or technological progress. The persistent weakness in TFP may reflect structural constraints such as limited technological diffusion, infrastructure bottlenecks, institutional inefficiencies, rising dependence on relatively low-productivity service activities, and the country’s vulnerability to external economic and climate-related shocks.</w:t>
+      </w:r>
+    </w:p>
+    <w:p>
+      <w:pPr>
+        <w:pStyle w:val="BodyText"/>
+        <w:ind w:right="-23"/>
+        <w:jc w:val="both"/>
+        <w:rPr>
+          <w:rFonts w:cs="Calibri"/>
+        </w:rPr>
+      </w:pPr>
+    </w:p>
+    <w:p>
+      <w:pPr>
+        <w:pStyle w:val="BodyText"/>
+        <w:ind w:right="-23"/>
+        <w:jc w:val="both"/>
+        <w:rPr>
+          <w:rFonts w:cs="Calibri"/>
+        </w:rPr>
+      </w:pPr>
+      <w:r>
+        <w:rPr>
+          <w:rFonts w:cs="Calibri"/>
+        </w:rPr>
+        <w:t xml:space="preserve">The COVID-19 pandemic generated the sharpest productivity shock in the series, with both labour productivity and TFP collapsing in 2020 before rebounding sharply in 2021 as tourism and economic activity reopened. Nevertheless, the rebound appears largely cyclical rather than structural in nature. Overall, the evidence suggests that Belize has struggled to generate </w:t>
+      </w:r>
+      <w:r>
+        <w:rPr>
+          <w:rFonts w:cs="Calibri"/>
+        </w:rPr>
+        <w:lastRenderedPageBreak/>
+        <w:t>sustained productivity-driven growth over the long run. The findings underscore the importance of policies aimed at strengthening productivity through technological adoption, digitalization, workforce upskilling, infrastructure modernization, institutional reform, and diversification into higher-productivity sectors such as business process outsourcing, logistics, and digital services.</w:t>
+      </w:r>
     </w:p>
     <w:p>
       <w:pPr>
@@ -4469,93 +4518,7 @@
           <w:sz w:val="22"/>
           <w:szCs w:val="22"/>
         </w:rPr>
-        <w:pPrChange w:id="18" w:author="Tommy Descartes" w:date="2026-05-27T14:35:00Z" w16du:dateUtc="2026-05-27T18:35:00Z">
-          <w:pPr>
-            <w:pStyle w:val="Caption"/>
-            <w:keepNext/>
-            <w:jc w:val="center"/>
-          </w:pPr>
-        </w:pPrChange>
-      </w:pPr>
-      <w:r>
-        <w:rPr>
-          <w:b/>
-          <w:bCs/>
-          <w:i w:val="0"/>
-          <w:iCs w:val="0"/>
-          <w:sz w:val="22"/>
-          <w:szCs w:val="22"/>
-        </w:rPr>
-        <w:lastRenderedPageBreak/>
-        <w:t xml:space="preserve">Figure </w:t>
-      </w:r>
-      <w:r>
-        <w:rPr>
-          <w:b/>
-          <w:bCs/>
-          <w:i w:val="0"/>
-          <w:iCs w:val="0"/>
-          <w:sz w:val="22"/>
-          <w:szCs w:val="22"/>
-        </w:rPr>
-        <w:fldChar w:fldCharType="begin"/>
-      </w:r>
-      <w:r>
-        <w:rPr>
-          <w:b/>
-          <w:bCs/>
-          <w:i w:val="0"/>
-          <w:iCs w:val="0"/>
-          <w:sz w:val="22"/>
-          <w:szCs w:val="22"/>
-        </w:rPr>
-        <w:instrText xml:space="preserve"> SEQ Figure \* ARABIC </w:instrText>
-      </w:r>
-      <w:r>
-        <w:rPr>
-          <w:b/>
-          <w:bCs/>
-          <w:i w:val="0"/>
-          <w:iCs w:val="0"/>
-          <w:sz w:val="22"/>
-          <w:szCs w:val="22"/>
-        </w:rPr>
-        <w:fldChar w:fldCharType="separate"/>
-      </w:r>
-      <w:r>
-        <w:rPr>
-          <w:b/>
-          <w:bCs/>
-          <w:i w:val="0"/>
-          <w:iCs w:val="0"/>
-          <w:noProof/>
-          <w:sz w:val="22"/>
-          <w:szCs w:val="22"/>
-        </w:rPr>
-        <w:t>4</w:t>
-      </w:r>
-      <w:r>
-        <w:rPr>
-          <w:b/>
-          <w:bCs/>
-          <w:i w:val="0"/>
-          <w:iCs w:val="0"/>
-          <w:sz w:val="22"/>
-          <w:szCs w:val="22"/>
-        </w:rPr>
-        <w:fldChar w:fldCharType="end"/>
-      </w:r>
-      <w:r>
-        <w:rPr>
-          <w:b/>
-          <w:bCs/>
-          <w:i w:val="0"/>
-          <w:iCs w:val="0"/>
-          <w:sz w:val="22"/>
-          <w:szCs w:val="22"/>
-        </w:rPr>
-        <w:t xml:space="preserve">: </w:t>
-      </w:r>
+      </w:pPr>
     </w:p>
     <w:p>
       <w:pPr>
@@ -4571,13 +4534,100 @@
           <w:sz w:val="22"/>
           <w:szCs w:val="22"/>
         </w:rPr>
-        <w:pPrChange w:id="19" w:author="Tommy Descartes" w:date="2026-05-27T14:35:00Z" w16du:dateUtc="2026-05-27T18:35:00Z">
-          <w:pPr>
-            <w:pStyle w:val="Caption"/>
-            <w:keepNext/>
-            <w:jc w:val="center"/>
-          </w:pPr>
-        </w:pPrChange>
+      </w:pPr>
+      <w:r>
+        <w:rPr>
+          <w:b/>
+          <w:bCs/>
+          <w:i w:val="0"/>
+          <w:iCs w:val="0"/>
+          <w:sz w:val="22"/>
+          <w:szCs w:val="22"/>
+        </w:rPr>
+        <w:t xml:space="preserve">Figure </w:t>
+      </w:r>
+      <w:r>
+        <w:rPr>
+          <w:b/>
+          <w:bCs/>
+          <w:i w:val="0"/>
+          <w:iCs w:val="0"/>
+          <w:sz w:val="22"/>
+          <w:szCs w:val="22"/>
+        </w:rPr>
+        <w:fldChar w:fldCharType="begin"/>
+      </w:r>
+      <w:r>
+        <w:rPr>
+          <w:b/>
+          <w:bCs/>
+          <w:i w:val="0"/>
+          <w:iCs w:val="0"/>
+          <w:sz w:val="22"/>
+          <w:szCs w:val="22"/>
+        </w:rPr>
+        <w:instrText xml:space="preserve"> SEQ Figure \* ARABIC </w:instrText>
+      </w:r>
+      <w:r>
+        <w:rPr>
+          <w:b/>
+          <w:bCs/>
+          <w:i w:val="0"/>
+          <w:iCs w:val="0"/>
+          <w:sz w:val="22"/>
+          <w:szCs w:val="22"/>
+        </w:rPr>
+        <w:fldChar w:fldCharType="separate"/>
+      </w:r>
+      <w:r>
+        <w:rPr>
+          <w:b/>
+          <w:bCs/>
+          <w:i w:val="0"/>
+          <w:iCs w:val="0"/>
+          <w:noProof/>
+          <w:sz w:val="22"/>
+          <w:szCs w:val="22"/>
+        </w:rPr>
+        <w:t>4</w:t>
+      </w:r>
+      <w:r>
+        <w:rPr>
+          <w:b/>
+          <w:bCs/>
+          <w:i w:val="0"/>
+          <w:iCs w:val="0"/>
+          <w:sz w:val="22"/>
+          <w:szCs w:val="22"/>
+        </w:rPr>
+        <w:fldChar w:fldCharType="end"/>
+      </w:r>
+      <w:r>
+        <w:rPr>
+          <w:b/>
+          <w:bCs/>
+          <w:i w:val="0"/>
+          <w:iCs w:val="0"/>
+          <w:sz w:val="22"/>
+          <w:szCs w:val="22"/>
+        </w:rPr>
+        <w:t xml:space="preserve">: </w:t>
+      </w:r>
+    </w:p>
+    <w:p>
+      <w:pPr>
+        <w:pStyle w:val="Caption"/>
+        <w:keepNext/>
+        <w:spacing w:after="0"/>
+        <w:jc w:val="center"/>
+        <w:rPr>
+          <w:b/>
+          <w:bCs/>
+          <w:i w:val="0"/>
+          <w:iCs w:val="0"/>
+          <w:sz w:val="22"/>
+          <w:szCs w:val="22"/>
+        </w:rPr>
       </w:pPr>
       <w:r>
         <w:rPr>
@@ -4692,15 +4742,15 @@
           <w:rFonts w:cs="Calibri"/>
         </w:rPr>
       </w:pPr>
-      <w:commentRangeStart w:id="20"/>
-      <w:commentRangeStart w:id="21"/>
+      <w:commentRangeStart w:id="12"/>
+      <w:commentRangeStart w:id="13"/>
       <w:r>
         <w:rPr>
           <w:rFonts w:cs="Calibri"/>
         </w:rPr>
         <w:t xml:space="preserve">Comparator economies such as Costa Rica, the Dominican Republic, and Mauritius provide </w:t>
       </w:r>
-      <w:commentRangeEnd w:id="21"/>
+      <w:commentRangeEnd w:id="13"/>
       <w:r>
         <w:rPr>
           <w:rStyle w:val="CommentReference"/>
@@ -4708,7 +4758,7 @@
           <w:sz w:val="22"/>
           <w:szCs w:val="22"/>
         </w:rPr>
-        <w:commentReference w:id="21"/>
+        <w:commentReference w:id="13"/>
       </w:r>
       <w:r>
         <w:rPr>
@@ -4740,7 +4790,7 @@
         </w:rPr>
         <w:t xml:space="preserve">GNI grew by only 19.3%, reflecting the presence of a persistent middle-income trap dynamics, which is limiting long-term income convergence relative to the selected comparator countries. </w:t>
       </w:r>
-      <w:commentRangeEnd w:id="20"/>
+      <w:commentRangeEnd w:id="12"/>
       <w:r>
         <w:rPr>
           <w:rStyle w:val="CommentReference"/>
@@ -4748,7 +4798,7 @@
           <w:sz w:val="22"/>
           <w:szCs w:val="22"/>
         </w:rPr>
-        <w:commentReference w:id="20"/>
+        <w:commentReference w:id="12"/>
       </w:r>
     </w:p>
     <w:p>
@@ -4867,7 +4917,14 @@
         <w:rPr>
           <w:rFonts w:cs="Calibri"/>
         </w:rPr>
-        <w:t xml:space="preserve">, while the Dominica Republic remained at a lower stage of development. However, the subsequent growth trajectories diverged significantly </w:t>
+        <w:t xml:space="preserve">, while the Dominica Republic remained at a lower stage of </w:t>
+      </w:r>
+      <w:r>
+        <w:rPr>
+          <w:rFonts w:cs="Calibri"/>
+        </w:rPr>
+        <w:lastRenderedPageBreak/>
+        <w:t xml:space="preserve">development. However, the subsequent growth trajectories diverged significantly </w:t>
       </w:r>
       <w:r>
         <w:rPr>
@@ -5006,7 +5063,7 @@
           <w:szCs w:val="22"/>
         </w:rPr>
       </w:pPr>
-      <w:commentRangeStart w:id="22"/>
+      <w:commentRangeStart w:id="14"/>
       <w:r>
         <w:rPr>
           <w:rFonts w:cs="Calibri"/>
@@ -5121,7 +5178,7 @@
         </w:rPr>
         <w:t xml:space="preserve">Gross National Income Per Capita, PPP (Constant 2021 Internation $) </w:t>
       </w:r>
-      <w:commentRangeEnd w:id="22"/>
+      <w:commentRangeEnd w:id="14"/>
       <w:r>
         <w:rPr>
           <w:rStyle w:val="CommentReference"/>
@@ -5133,7 +5190,7 @@
           <w:sz w:val="22"/>
           <w:szCs w:val="22"/>
         </w:rPr>
-        <w:commentReference w:id="22"/>
+        <w:commentReference w:id="14"/>
       </w:r>
     </w:p>
     <w:p>
@@ -5367,76 +5424,6 @@
     </w:p>
     <w:p>
       <w:pPr>
-        <w:pStyle w:val="BodyText"/>
-        <w:ind w:right="4"/>
-        <w:jc w:val="both"/>
-        <w:rPr>
-          <w:rFonts w:cs="Calibri"/>
-          <w:b/>
-          <w:bCs/>
-          <w:sz w:val="24"/>
-          <w:szCs w:val="24"/>
-        </w:rPr>
-      </w:pPr>
-    </w:p>
-    <w:p>
-      <w:pPr>
-        <w:pStyle w:val="BodyText"/>
-        <w:ind w:right="4"/>
-        <w:jc w:val="both"/>
-        <w:rPr>
-          <w:rFonts w:cs="Calibri"/>
-          <w:b/>
-          <w:bCs/>
-          <w:sz w:val="24"/>
-          <w:szCs w:val="24"/>
-        </w:rPr>
-      </w:pPr>
-    </w:p>
-    <w:p>
-      <w:pPr>
-        <w:pStyle w:val="BodyText"/>
-        <w:ind w:right="4"/>
-        <w:jc w:val="both"/>
-        <w:rPr>
-          <w:rFonts w:cs="Calibri"/>
-          <w:b/>
-          <w:bCs/>
-          <w:sz w:val="24"/>
-          <w:szCs w:val="24"/>
-        </w:rPr>
-      </w:pPr>
-    </w:p>
-    <w:p>
-      <w:pPr>
-        <w:pStyle w:val="BodyText"/>
-        <w:ind w:right="4"/>
-        <w:jc w:val="both"/>
-        <w:rPr>
-          <w:rFonts w:cs="Calibri"/>
-          <w:b/>
-          <w:bCs/>
-          <w:sz w:val="24"/>
-          <w:szCs w:val="24"/>
-        </w:rPr>
-      </w:pPr>
-    </w:p>
-    <w:p>
-      <w:pPr>
-        <w:pStyle w:val="BodyText"/>
-        <w:ind w:right="4"/>
-        <w:jc w:val="both"/>
-        <w:rPr>
-          <w:rFonts w:cs="Calibri"/>
-          <w:b/>
-          <w:bCs/>
-          <w:sz w:val="24"/>
-          <w:szCs w:val="24"/>
-        </w:rPr>
-      </w:pPr>
-    </w:p>
-    <w:p>
-      <w:pPr>
         <w:pStyle w:val="Heading1"/>
         <w:numPr>
           <w:ilvl w:val="0"/>
@@ -5472,7 +5459,7 @@
         </w:rPr>
         <w:t xml:space="preserve"> </w:t>
       </w:r>
-      <w:commentRangeStart w:id="23"/>
+      <w:commentRangeStart w:id="15"/>
       <w:r>
         <w:rPr>
           <w:rFonts w:ascii="Trebuchet MS" w:hAnsi="Trebuchet MS"/>
@@ -5503,7 +5490,7 @@
         </w:rPr>
         <w:t>Trends</w:t>
       </w:r>
-      <w:commentRangeEnd w:id="23"/>
+      <w:commentRangeEnd w:id="15"/>
       <w:r>
         <w:rPr>
           <w:rStyle w:val="CommentReference"/>
@@ -5513,7 +5500,7 @@
           <w:sz w:val="28"/>
           <w:szCs w:val="28"/>
         </w:rPr>
-        <w:commentReference w:id="23"/>
+        <w:commentReference w:id="15"/>
       </w:r>
     </w:p>
     <w:p>
@@ -5538,14 +5525,14 @@
           <w:rFonts w:cs="Calibri"/>
         </w:rPr>
       </w:pPr>
-      <w:commentRangeStart w:id="24"/>
+      <w:commentRangeStart w:id="16"/>
       <w:r>
         <w:rPr>
           <w:rFonts w:cs="Calibri"/>
         </w:rPr>
         <w:t xml:space="preserve">Belize’s estimated mid-year population in 2026 stood at </w:t>
       </w:r>
-      <w:commentRangeStart w:id="25"/>
+      <w:commentRangeStart w:id="17"/>
       <w:r>
         <w:rPr>
           <w:rFonts w:cs="Calibri"/>
@@ -5558,7 +5545,7 @@
         </w:rPr>
         <w:t>, comprising 210,525 males and 217,869 females,</w:t>
       </w:r>
-      <w:commentRangeEnd w:id="25"/>
+      <w:commentRangeEnd w:id="17"/>
       <w:r>
         <w:rPr>
           <w:rStyle w:val="CommentReference"/>
@@ -5566,7 +5553,7 @@
           <w:sz w:val="22"/>
           <w:szCs w:val="22"/>
         </w:rPr>
-        <w:commentReference w:id="25"/>
+        <w:commentReference w:id="17"/>
       </w:r>
       <w:r>
         <w:rPr>
@@ -5580,7 +5567,7 @@
         </w:rPr>
         <w:t xml:space="preserve">. </w:t>
       </w:r>
-      <w:commentRangeEnd w:id="24"/>
+      <w:commentRangeEnd w:id="16"/>
       <w:r>
         <w:rPr>
           <w:rStyle w:val="CommentReference"/>
@@ -5588,7 +5575,7 @@
           <w:sz w:val="22"/>
           <w:szCs w:val="22"/>
         </w:rPr>
-        <w:commentReference w:id="24"/>
+        <w:commentReference w:id="16"/>
       </w:r>
       <w:r>
         <w:rPr>
@@ -5596,7 +5583,7 @@
         </w:rPr>
         <w:t xml:space="preserve">Between 2015 and 2026, </w:t>
       </w:r>
-      <w:commentRangeStart w:id="26"/>
+      <w:commentRangeStart w:id="18"/>
       <w:r>
         <w:rPr>
           <w:rFonts w:cs="Calibri"/>
@@ -5621,7 +5608,7 @@
         </w:rPr>
         <w:t xml:space="preserve"> </w:t>
       </w:r>
-      <w:commentRangeEnd w:id="26"/>
+      <w:commentRangeEnd w:id="18"/>
       <w:r>
         <w:rPr>
           <w:rStyle w:val="CommentReference"/>
@@ -5629,7 +5616,7 @@
           <w:sz w:val="22"/>
           <w:szCs w:val="22"/>
         </w:rPr>
-        <w:commentReference w:id="26"/>
+        <w:commentReference w:id="18"/>
       </w:r>
     </w:p>
     <w:p>
@@ -5673,14 +5660,14 @@
         </w:rPr>
         <w:t xml:space="preserve">small developing </w:t>
       </w:r>
-      <w:commentRangeStart w:id="27"/>
+      <w:commentRangeStart w:id="19"/>
       <w:r>
         <w:rPr>
           <w:rFonts w:cs="Calibri"/>
         </w:rPr>
         <w:t>states</w:t>
       </w:r>
-      <w:commentRangeEnd w:id="27"/>
+      <w:commentRangeEnd w:id="19"/>
       <w:r>
         <w:rPr>
           <w:rStyle w:val="CommentReference"/>
@@ -5688,7 +5675,7 @@
           <w:sz w:val="22"/>
           <w:szCs w:val="22"/>
         </w:rPr>
-        <w:commentReference w:id="27"/>
+        <w:commentReference w:id="19"/>
       </w:r>
       <w:r>
         <w:rPr>
@@ -5702,7 +5689,7 @@
         </w:rPr>
         <w:t xml:space="preserve"> is becoming increasingly ruralized. </w:t>
       </w:r>
-      <w:commentRangeStart w:id="28"/>
+      <w:commentRangeStart w:id="20"/>
       <w:r>
         <w:rPr>
           <w:rFonts w:cs="Calibri"/>
@@ -5739,7 +5726,7 @@
         </w:rPr>
         <w:t xml:space="preserve"> several districts emerging as key labour supply centers</w:t>
       </w:r>
-      <w:commentRangeEnd w:id="28"/>
+      <w:commentRangeEnd w:id="20"/>
       <w:r>
         <w:rPr>
           <w:rStyle w:val="CommentReference"/>
@@ -5747,7 +5734,7 @@
           <w:sz w:val="22"/>
           <w:szCs w:val="22"/>
         </w:rPr>
-        <w:commentReference w:id="28"/>
+        <w:commentReference w:id="20"/>
       </w:r>
       <w:r>
         <w:rPr>
@@ -5811,7 +5798,7 @@
         </w:rPr>
         <w:t xml:space="preserve"> </w:t>
       </w:r>
-      <w:commentRangeStart w:id="29"/>
+      <w:commentRangeStart w:id="21"/>
       <w:r>
         <w:rPr>
           <w:rFonts w:cs="Calibri"/>
@@ -5830,7 +5817,7 @@
         </w:rPr>
         <w:t xml:space="preserve">  </w:t>
       </w:r>
-      <w:commentRangeEnd w:id="29"/>
+      <w:commentRangeEnd w:id="21"/>
       <w:r>
         <w:rPr>
           <w:rStyle w:val="CommentReference"/>
@@ -5838,7 +5825,7 @@
           <w:sz w:val="22"/>
           <w:szCs w:val="22"/>
         </w:rPr>
-        <w:commentReference w:id="29"/>
+        <w:commentReference w:id="21"/>
       </w:r>
     </w:p>
     <w:p>
@@ -5912,14 +5899,14 @@
         </w:rPr>
         <w:t xml:space="preserve"> pressures on the economy’s capacity to generate productive employment opportunities, particularly for youth entering the labor market. At the same time, </w:t>
       </w:r>
-      <w:commentRangeStart w:id="30"/>
+      <w:commentRangeStart w:id="22"/>
       <w:r>
         <w:rPr>
           <w:rFonts w:cs="Calibri"/>
         </w:rPr>
         <w:t>sustained population growth raises demand for housing, education, healthcare, transportation, and other public infrastructure</w:t>
       </w:r>
-      <w:commentRangeEnd w:id="30"/>
+      <w:commentRangeEnd w:id="22"/>
       <w:r>
         <w:rPr>
           <w:rStyle w:val="CommentReference"/>
@@ -5927,7 +5914,7 @@
           <w:sz w:val="22"/>
           <w:szCs w:val="22"/>
         </w:rPr>
-        <w:commentReference w:id="30"/>
+        <w:commentReference w:id="22"/>
       </w:r>
       <w:r>
         <w:rPr>
@@ -6033,7 +6020,7 @@
           <w:rFonts w:cs="Calibri"/>
         </w:rPr>
       </w:pPr>
-      <w:commentRangeStart w:id="31"/>
+      <w:commentRangeStart w:id="23"/>
       <w:r>
         <w:rPr>
           <w:rFonts w:cs="Calibri"/>
@@ -6059,7 +6046,7 @@
         </w:rPr>
         <w:t>, reflecting a relatively youthful demographic structure. The dependency burden is concentrated among the younger cohort of the population, as evidenced by a youth dependence ratio of 43.8%, while the old-age dependency ratio is comparatively low at 10.9</w:t>
       </w:r>
-      <w:commentRangeEnd w:id="31"/>
+      <w:commentRangeEnd w:id="23"/>
       <w:r>
         <w:rPr>
           <w:rStyle w:val="CommentReference"/>
@@ -6067,7 +6054,7 @@
           <w:sz w:val="22"/>
           <w:szCs w:val="22"/>
         </w:rPr>
-        <w:commentReference w:id="31"/>
+        <w:commentReference w:id="23"/>
       </w:r>
       <w:r>
         <w:rPr>
@@ -6182,7 +6169,7 @@
           <w:szCs w:val="22"/>
         </w:rPr>
       </w:pPr>
-      <w:commentRangeStart w:id="32"/>
+      <w:commentRangeStart w:id="24"/>
       <w:r>
         <w:rPr>
           <w:rFonts w:cs="Calibri"/>
@@ -6269,7 +6256,7 @@
         </w:rPr>
         <w:t xml:space="preserve">: </w:t>
       </w:r>
-      <w:commentRangeEnd w:id="32"/>
+      <w:commentRangeEnd w:id="24"/>
       <w:r>
         <w:rPr>
           <w:rStyle w:val="CommentReference"/>
@@ -6281,7 +6268,7 @@
           <w:sz w:val="22"/>
           <w:szCs w:val="22"/>
         </w:rPr>
-        <w:commentReference w:id="32"/>
+        <w:commentReference w:id="24"/>
       </w:r>
     </w:p>
     <w:p>
@@ -6443,7 +6430,7 @@
         </w:rPr>
         <w:t xml:space="preserve"> </w:t>
       </w:r>
-      <w:commentRangeStart w:id="33"/>
+      <w:commentRangeStart w:id="25"/>
       <w:r>
         <w:rPr>
           <w:rFonts w:cs="Calibri"/>
@@ -6474,7 +6461,7 @@
         </w:rPr>
         <w:t xml:space="preserve"> are macro-critical, as it can weaken human capital deepening and constrain domestic labour market dynamism.</w:t>
       </w:r>
-      <w:commentRangeEnd w:id="33"/>
+      <w:commentRangeEnd w:id="25"/>
       <w:r>
         <w:rPr>
           <w:rStyle w:val="CommentReference"/>
@@ -6482,7 +6469,7 @@
           <w:sz w:val="22"/>
           <w:szCs w:val="22"/>
         </w:rPr>
-        <w:commentReference w:id="33"/>
+        <w:commentReference w:id="25"/>
       </w:r>
     </w:p>
     <w:p>
@@ -6650,7 +6637,7 @@
           <w:szCs w:val="22"/>
         </w:rPr>
       </w:pPr>
-      <w:commentRangeStart w:id="34"/>
+      <w:commentRangeStart w:id="26"/>
       <w:r>
         <w:rPr>
           <w:b/>
@@ -6757,7 +6744,7 @@
         </w:rPr>
         <w:t>Belize Demographic Transition, 2015-2025</w:t>
       </w:r>
-      <w:commentRangeEnd w:id="34"/>
+      <w:commentRangeEnd w:id="26"/>
       <w:r>
         <w:rPr>
           <w:rStyle w:val="CommentReference"/>
@@ -6768,7 +6755,7 @@
           <w:sz w:val="22"/>
           <w:szCs w:val="22"/>
         </w:rPr>
-        <w:commentReference w:id="34"/>
+        <w:commentReference w:id="26"/>
       </w:r>
     </w:p>
     <w:p>
@@ -7019,14 +7006,14 @@
         </w:rPr>
         <w:t xml:space="preserve"> likely reflects expanding economic opportunities associated with the growth of the tourism sector as well as inward migration from neighbouring Central American countries. Net migration flows strengthened during the 2000s, contributing to the expansion of the labour force and total population growth. Migration patterns, however, remain highly sensitive to economic conditions, </w:t>
       </w:r>
-      <w:commentRangeStart w:id="35"/>
+      <w:commentRangeStart w:id="27"/>
       <w:r>
         <w:rPr>
           <w:rFonts w:cs="Calibri"/>
         </w:rPr>
         <w:t>as evidenced by the sharp decline during the COVID-19 pandemic and the subsequent rebound in 2022</w:t>
       </w:r>
-      <w:commentRangeEnd w:id="35"/>
+      <w:commentRangeEnd w:id="27"/>
       <w:r>
         <w:rPr>
           <w:rStyle w:val="CommentReference"/>
@@ -7034,7 +7021,7 @@
           <w:sz w:val="22"/>
           <w:szCs w:val="22"/>
         </w:rPr>
-        <w:commentReference w:id="35"/>
+        <w:commentReference w:id="27"/>
       </w:r>
       <w:r>
         <w:rPr>
@@ -7541,7 +7528,7 @@
           <w:szCs w:val="28"/>
         </w:rPr>
       </w:pPr>
-      <w:commentRangeStart w:id="36"/>
+      <w:commentRangeStart w:id="28"/>
       <w:r>
         <w:rPr>
           <w:rFonts w:ascii="Trebuchet MS" w:hAnsi="Trebuchet MS"/>
@@ -7553,7 +7540,7 @@
         <w:lastRenderedPageBreak/>
         <w:t>Labour Market Assessment</w:t>
       </w:r>
-      <w:commentRangeEnd w:id="36"/>
+      <w:commentRangeEnd w:id="28"/>
       <w:r>
         <w:rPr>
           <w:rStyle w:val="CommentReference"/>
@@ -7563,7 +7550,7 @@
           <w:sz w:val="28"/>
           <w:szCs w:val="28"/>
         </w:rPr>
-        <w:commentReference w:id="36"/>
+        <w:commentReference w:id="28"/>
       </w:r>
     </w:p>
     <w:bookmarkEnd w:id="0"/>
@@ -8155,7 +8142,7 @@
           <w:rFonts w:cs="Aptos Serif"/>
         </w:rPr>
       </w:pPr>
-      <w:commentRangeStart w:id="37"/>
+      <w:commentRangeStart w:id="29"/>
       <w:r>
         <w:rPr>
           <w:rFonts w:cs="Aptos Serif"/>
@@ -8284,7 +8271,7 @@
         </w:rPr>
         <w:t xml:space="preserve"> The population with secondary education increased from 50,037 persons in 2015 to 70,051 persons in 2024, equivalent to 40.0%. Similarly, the number of persons with tertiary education expanded from 35,229 to 54,025 over the same period, representing an increase of nearly 53.4%. This growth in tertiary education attainment suggests a gradual deepening of Belize’s skilled labour force and may reflect expanded access to higher education, increased educational participation and changing labour market demands.</w:t>
       </w:r>
-      <w:commentRangeEnd w:id="37"/>
+      <w:commentRangeEnd w:id="29"/>
       <w:r>
         <w:rPr>
           <w:rStyle w:val="CommentReference"/>
@@ -8292,7 +8279,7 @@
           <w:sz w:val="22"/>
           <w:szCs w:val="22"/>
         </w:rPr>
-        <w:commentReference w:id="37"/>
+        <w:commentReference w:id="29"/>
       </w:r>
     </w:p>
     <w:p>
@@ -10604,7 +10591,7 @@
                 <w:szCs w:val="20"/>
               </w:rPr>
             </w:pPr>
-            <w:commentRangeStart w:id="38"/>
+            <w:commentRangeStart w:id="30"/>
             <w:r>
               <w:rPr>
                 <w:rFonts w:cs="Calibri"/>
@@ -10631,7 +10618,7 @@
               </w:rPr>
               <w:t xml:space="preserve">175,944 </w:t>
             </w:r>
-            <w:commentRangeEnd w:id="38"/>
+            <w:commentRangeEnd w:id="30"/>
             <w:r>
               <w:rPr>
                 <w:rStyle w:val="CommentReference"/>
@@ -10639,7 +10626,7 @@
                 <w:sz w:val="20"/>
                 <w:szCs w:val="20"/>
               </w:rPr>
-              <w:commentReference w:id="38"/>
+              <w:commentReference w:id="30"/>
             </w:r>
           </w:p>
         </w:tc>
@@ -10804,7 +10791,7 @@
           <w:szCs w:val="24"/>
         </w:rPr>
       </w:pPr>
-      <w:commentRangeStart w:id="39"/>
+      <w:commentRangeStart w:id="31"/>
       <w:r>
         <w:rPr>
           <w:b/>
@@ -10815,7 +10802,7 @@
         <w:lastRenderedPageBreak/>
         <w:t>Gender Participation Gap</w:t>
       </w:r>
-      <w:commentRangeEnd w:id="39"/>
+      <w:commentRangeEnd w:id="31"/>
       <w:r>
         <w:rPr>
           <w:rStyle w:val="CommentReference"/>
@@ -10824,7 +10811,7 @@
           <w:sz w:val="24"/>
           <w:szCs w:val="24"/>
         </w:rPr>
-        <w:commentReference w:id="39"/>
+        <w:commentReference w:id="31"/>
       </w:r>
     </w:p>
     <w:p>
@@ -10935,7 +10922,7 @@
           <w:szCs w:val="22"/>
         </w:rPr>
       </w:pPr>
-      <w:commentRangeStart w:id="40"/>
+      <w:commentRangeStart w:id="32"/>
       <w:r>
         <w:rPr>
           <w:b/>
@@ -11041,7 +11028,7 @@
         </w:rPr>
         <w:t>Belize: Labour Force Participation and Gender Gap</w:t>
       </w:r>
-      <w:commentRangeEnd w:id="40"/>
+      <w:commentRangeEnd w:id="32"/>
       <w:r>
         <w:rPr>
           <w:rStyle w:val="CommentReference"/>
@@ -11052,7 +11039,7 @@
           <w:sz w:val="22"/>
           <w:szCs w:val="22"/>
         </w:rPr>
-        <w:commentReference w:id="40"/>
+        <w:commentReference w:id="32"/>
       </w:r>
     </w:p>
     <w:p>
@@ -11178,14 +11165,14 @@
         <w:lastRenderedPageBreak/>
         <w:t xml:space="preserve">domestic responsibilities, transportation limitations, </w:t>
       </w:r>
-      <w:commentRangeStart w:id="41"/>
+      <w:commentRangeStart w:id="33"/>
       <w:r>
         <w:rPr>
           <w:rFonts w:cs="Calibri"/>
         </w:rPr>
         <w:t xml:space="preserve">occupational segregation, </w:t>
       </w:r>
-      <w:commentRangeEnd w:id="41"/>
+      <w:commentRangeEnd w:id="33"/>
       <w:r>
         <w:rPr>
           <w:rStyle w:val="CommentReference"/>
@@ -11193,7 +11180,7 @@
           <w:sz w:val="22"/>
           <w:szCs w:val="22"/>
         </w:rPr>
-        <w:commentReference w:id="41"/>
+        <w:commentReference w:id="33"/>
       </w:r>
       <w:r>
         <w:rPr>
@@ -12391,14 +12378,14 @@
         </w:rPr>
         <w:t xml:space="preserve">The decline in labour force participation has coincided with a substantial increase in the number </w:t>
       </w:r>
-      <w:commentRangeStart w:id="42"/>
+      <w:commentRangeStart w:id="34"/>
       <w:r>
         <w:rPr>
           <w:rFonts w:cs="Calibri"/>
         </w:rPr>
         <w:t>of persons remaining outside the labour force. The economically inactive working-age population increased from 81,344 persons in September 2019, equivalent to approximately 29.9% of the working-age population, to 130,909 persons by September 2025, representing approximately 41.9% of the working-age population. Overall, the number of economically inactive persons increased by 49,565 persons between 2019 and 2025, equivalent to a cumulative increase of approximately 60.9%.</w:t>
       </w:r>
-      <w:commentRangeEnd w:id="42"/>
+      <w:commentRangeEnd w:id="34"/>
       <w:r>
         <w:rPr>
           <w:rStyle w:val="CommentReference"/>
@@ -12406,7 +12393,7 @@
           <w:sz w:val="22"/>
           <w:szCs w:val="22"/>
         </w:rPr>
-        <w:commentReference w:id="42"/>
+        <w:commentReference w:id="34"/>
       </w:r>
     </w:p>
     <w:p>
@@ -12676,7 +12663,7 @@
           <w:szCs w:val="22"/>
         </w:rPr>
       </w:pPr>
-      <w:commentRangeStart w:id="43"/>
+      <w:commentRangeStart w:id="35"/>
       <w:r>
         <w:rPr>
           <w:b/>
@@ -12688,7 +12675,7 @@
         </w:rPr>
         <w:t>Belize: Persons Outside the Labour Force by Sex</w:t>
       </w:r>
-      <w:commentRangeEnd w:id="43"/>
+      <w:commentRangeEnd w:id="35"/>
       <w:r>
         <w:rPr>
           <w:rStyle w:val="CommentReference"/>
@@ -12699,7 +12686,7 @@
           <w:sz w:val="22"/>
           <w:szCs w:val="22"/>
         </w:rPr>
-        <w:commentReference w:id="43"/>
+        <w:commentReference w:id="35"/>
       </w:r>
     </w:p>
     <w:p>
@@ -12788,7 +12775,7 @@
           <w:rFonts w:cs="Calibri"/>
         </w:rPr>
       </w:pPr>
-      <w:commentRangeStart w:id="44"/>
+      <w:commentRangeStart w:id="36"/>
       <w:r>
         <w:rPr>
           <w:rFonts w:cs="Calibri"/>
@@ -12816,7 +12803,7 @@
         </w:rPr>
         <w:t xml:space="preserve"> </w:t>
       </w:r>
-      <w:commentRangeEnd w:id="44"/>
+      <w:commentRangeEnd w:id="36"/>
       <w:r>
         <w:rPr>
           <w:rStyle w:val="CommentReference"/>
@@ -12824,7 +12811,7 @@
           <w:sz w:val="22"/>
           <w:szCs w:val="22"/>
         </w:rPr>
-        <w:commentReference w:id="44"/>
+        <w:commentReference w:id="36"/>
       </w:r>
       <w:r>
         <w:rPr>
@@ -12854,7 +12841,7 @@
           <w:rFonts w:cs="Calibri"/>
         </w:rPr>
       </w:pPr>
-      <w:commentRangeStart w:id="45"/>
+      <w:commentRangeStart w:id="37"/>
       <w:r>
         <w:rPr>
           <w:rFonts w:cs="Calibri"/>
@@ -12868,7 +12855,7 @@
         <w:lastRenderedPageBreak/>
         <w:t>may constrain labour utilization, productivity growth, household income generation, and the country’s ability to fully capitalize on its demographic dividend. These findings therefore underscore the importance of policies aimed at strengthening female labour market participation through investments in childcare services, transportation infrastructure, skills development, flexible work arrangements, and broader labour market inclusion initiatives.</w:t>
       </w:r>
-      <w:commentRangeEnd w:id="45"/>
+      <w:commentRangeEnd w:id="37"/>
       <w:r>
         <w:rPr>
           <w:rStyle w:val="CommentReference"/>
@@ -12876,7 +12863,7 @@
           <w:sz w:val="22"/>
           <w:szCs w:val="22"/>
         </w:rPr>
-        <w:commentReference w:id="45"/>
+        <w:commentReference w:id="37"/>
       </w:r>
     </w:p>
     <w:p>
@@ -13101,7 +13088,7 @@
       </w:r>
     </w:p>
   </w:comment>
-  <w:comment w:id="21" w:author="Tommy Descartes" w:date="2026-05-14T12:09:00Z" w:initials="TD">
+  <w:comment w:id="13" w:author="Tommy Descartes" w:date="2026-05-14T12:09:00Z" w:initials="TD">
     <w:p>
       <w:pPr>
         <w:pStyle w:val="CommentText"/>
@@ -13117,7 +13104,7 @@
       </w:r>
     </w:p>
   </w:comment>
-  <w:comment w:id="20" w:author="Tommy Descartes" w:date="2026-05-13T11:24:00Z" w:initials="TD">
+  <w:comment w:id="12" w:author="Tommy Descartes" w:date="2026-05-13T11:24:00Z" w:initials="TD">
     <w:p>
       <w:pPr>
         <w:pStyle w:val="CommentText"/>
@@ -13133,7 +13120,7 @@
       </w:r>
     </w:p>
   </w:comment>
-  <w:comment w:id="22" w:author="Tommy Descartes" w:date="2026-05-12T17:36:00Z" w:initials="TD">
+  <w:comment w:id="14" w:author="Tommy Descartes" w:date="2026-05-12T17:36:00Z" w:initials="TD">
     <w:p>
       <w:pPr>
         <w:pStyle w:val="CommentText"/>
@@ -13149,7 +13136,7 @@
       </w:r>
     </w:p>
   </w:comment>
-  <w:comment w:id="23" w:author="Tommy Descartes" w:date="2026-05-15T03:16:00Z" w:initials="TD">
+  <w:comment w:id="15" w:author="Tommy Descartes" w:date="2026-05-15T03:16:00Z" w:initials="TD">
     <w:p>
       <w:pPr>
         <w:pStyle w:val="CommentText"/>
@@ -13165,7 +13152,7 @@
       </w:r>
     </w:p>
   </w:comment>
-  <w:comment w:id="25" w:author="Tommy Descartes" w:date="2026-05-17T18:19:00Z" w:initials="TD">
+  <w:comment w:id="17" w:author="Tommy Descartes" w:date="2026-05-17T18:19:00Z" w:initials="TD">
     <w:p>
       <w:pPr>
         <w:pStyle w:val="CommentText"/>
@@ -13181,7 +13168,7 @@
       </w:r>
     </w:p>
   </w:comment>
-  <w:comment w:id="24" w:author="Tommy Descartes" w:date="2026-05-13T08:29:00Z" w:initials="TD">
+  <w:comment w:id="16" w:author="Tommy Descartes" w:date="2026-05-13T08:29:00Z" w:initials="TD">
     <w:p>
       <w:pPr>
         <w:pStyle w:val="CommentText"/>
@@ -13197,7 +13184,7 @@
       </w:r>
     </w:p>
   </w:comment>
-  <w:comment w:id="26" w:author="Tommy Descartes" w:date="2026-05-13T17:55:00Z" w:initials="TD">
+  <w:comment w:id="18" w:author="Tommy Descartes" w:date="2026-05-13T17:55:00Z" w:initials="TD">
     <w:p>
       <w:pPr>
         <w:pStyle w:val="CommentText"/>
@@ -13213,7 +13200,7 @@
       </w:r>
     </w:p>
   </w:comment>
-  <w:comment w:id="27" w:author="Tommy Descartes" w:date="2026-05-14T13:55:00Z" w:initials="TD">
+  <w:comment w:id="19" w:author="Tommy Descartes" w:date="2026-05-14T13:55:00Z" w:initials="TD">
     <w:p>
       <w:pPr>
         <w:pStyle w:val="CommentText"/>
@@ -13229,7 +13216,7 @@
       </w:r>
     </w:p>
   </w:comment>
-  <w:comment w:id="28" w:author="Tommy Descartes" w:date="2026-05-25T19:05:00Z" w:initials="TD">
+  <w:comment w:id="20" w:author="Tommy Descartes" w:date="2026-05-25T19:05:00Z" w:initials="TD">
     <w:p>
       <w:pPr>
         <w:pStyle w:val="CommentText"/>
@@ -13245,7 +13232,7 @@
       </w:r>
     </w:p>
   </w:comment>
-  <w:comment w:id="29" w:author="Tommy Descartes" w:date="2026-05-25T19:06:00Z" w:initials="TD">
+  <w:comment w:id="21" w:author="Tommy Descartes" w:date="2026-05-25T19:06:00Z" w:initials="TD">
     <w:p>
       <w:pPr>
         <w:pStyle w:val="CommentText"/>
@@ -13261,7 +13248,7 @@
       </w:r>
     </w:p>
   </w:comment>
-  <w:comment w:id="30" w:author="Tommy Descartes" w:date="2026-05-13T10:07:00Z" w:initials="TD">
+  <w:comment w:id="22" w:author="Tommy Descartes" w:date="2026-05-13T10:07:00Z" w:initials="TD">
     <w:p>
       <w:pPr>
         <w:pStyle w:val="CommentText"/>
@@ -13277,7 +13264,7 @@
       </w:r>
     </w:p>
   </w:comment>
-  <w:comment w:id="31" w:author="Tommy Descartes" w:date="2026-05-15T03:10:00Z" w:initials="TD">
+  <w:comment w:id="23" w:author="Tommy Descartes" w:date="2026-05-15T03:10:00Z" w:initials="TD">
     <w:p>
       <w:pPr>
         <w:pStyle w:val="CommentText"/>
@@ -13293,7 +13280,7 @@
       </w:r>
     </w:p>
   </w:comment>
-  <w:comment w:id="32" w:author="Tommy Descartes" w:date="2026-05-13T08:23:00Z" w:initials="TD">
+  <w:comment w:id="24" w:author="Tommy Descartes" w:date="2026-05-13T08:23:00Z" w:initials="TD">
     <w:p>
       <w:pPr>
         <w:pStyle w:val="CommentText"/>
@@ -13309,7 +13296,7 @@
       </w:r>
     </w:p>
   </w:comment>
-  <w:comment w:id="33" w:author="Tommy Descartes" w:date="2026-05-15T03:20:00Z" w:initials="TD">
+  <w:comment w:id="25" w:author="Tommy Descartes" w:date="2026-05-15T03:20:00Z" w:initials="TD">
     <w:p>
       <w:pPr>
         <w:pStyle w:val="CommentText"/>
@@ -13325,7 +13312,7 @@
       </w:r>
     </w:p>
   </w:comment>
-  <w:comment w:id="34" w:author="Tommy Descartes" w:date="2026-05-25T19:20:00Z" w:initials="TD">
+  <w:comment w:id="26" w:author="Tommy Descartes" w:date="2026-05-25T19:20:00Z" w:initials="TD">
     <w:p>
       <w:pPr>
         <w:pStyle w:val="CommentText"/>
@@ -13341,7 +13328,7 @@
       </w:r>
     </w:p>
   </w:comment>
-  <w:comment w:id="35" w:author="Tommy Descartes" w:date="2026-05-15T11:29:00Z" w:initials="TD">
+  <w:comment w:id="27" w:author="Tommy Descartes" w:date="2026-05-15T11:29:00Z" w:initials="TD">
     <w:p>
       <w:pPr>
         <w:pStyle w:val="CommentText"/>
@@ -13357,7 +13344,7 @@
       </w:r>
     </w:p>
   </w:comment>
-  <w:comment w:id="36" w:author="Tommy Descartes" w:date="2026-05-17T18:31:00Z" w:initials="TD">
+  <w:comment w:id="28" w:author="Tommy Descartes" w:date="2026-05-17T18:31:00Z" w:initials="TD">
     <w:p>
       <w:pPr>
         <w:pStyle w:val="CommentText"/>
@@ -13386,7 +13373,7 @@
       </w:r>
     </w:p>
   </w:comment>
-  <w:comment w:id="37" w:author="Tommy Descartes" w:date="2026-05-25T19:29:00Z" w:initials="TD">
+  <w:comment w:id="29" w:author="Tommy Descartes" w:date="2026-05-25T19:29:00Z" w:initials="TD">
     <w:p>
       <w:pPr>
         <w:pStyle w:val="CommentText"/>
@@ -13402,7 +13389,7 @@
       </w:r>
     </w:p>
   </w:comment>
-  <w:comment w:id="38" w:author="Tommy Descartes" w:date="2026-05-19T17:04:00Z" w:initials="TD">
+  <w:comment w:id="30" w:author="Tommy Descartes" w:date="2026-05-19T17:04:00Z" w:initials="TD">
     <w:p>
       <w:pPr>
         <w:pStyle w:val="CommentText"/>
@@ -13418,7 +13405,7 @@
       </w:r>
     </w:p>
   </w:comment>
-  <w:comment w:id="39" w:author="Tommy Descartes" w:date="2026-05-23T07:25:00Z" w:initials="TD">
+  <w:comment w:id="31" w:author="Tommy Descartes" w:date="2026-05-23T07:25:00Z" w:initials="TD">
     <w:p>
       <w:pPr>
         <w:pStyle w:val="CommentText"/>
@@ -13434,7 +13421,7 @@
       </w:r>
     </w:p>
   </w:comment>
-  <w:comment w:id="40" w:author="Tommy Descartes" w:date="2026-05-23T07:32:00Z" w:initials="TD">
+  <w:comment w:id="32" w:author="Tommy Descartes" w:date="2026-05-23T07:32:00Z" w:initials="TD">
     <w:p>
       <w:pPr>
         <w:pStyle w:val="CommentText"/>
@@ -13450,7 +13437,7 @@
       </w:r>
     </w:p>
   </w:comment>
-  <w:comment w:id="41" w:author="Tommy Descartes" w:date="2026-05-25T19:35:00Z" w:initials="TD">
+  <w:comment w:id="33" w:author="Tommy Descartes" w:date="2026-05-25T19:35:00Z" w:initials="TD">
     <w:p>
       <w:pPr>
         <w:pStyle w:val="CommentText"/>
@@ -13466,7 +13453,7 @@
       </w:r>
     </w:p>
   </w:comment>
-  <w:comment w:id="42" w:author="Tommy Descartes" w:date="2026-05-20T17:53:00Z" w:initials="TD">
+  <w:comment w:id="34" w:author="Tommy Descartes" w:date="2026-05-20T17:53:00Z" w:initials="TD">
     <w:p>
       <w:pPr>
         <w:pStyle w:val="CommentText"/>
@@ -13482,7 +13469,7 @@
       </w:r>
     </w:p>
   </w:comment>
-  <w:comment w:id="43" w:author="Tommy Descartes" w:date="2026-05-20T19:07:00Z" w:initials="TD">
+  <w:comment w:id="35" w:author="Tommy Descartes" w:date="2026-05-20T19:07:00Z" w:initials="TD">
     <w:p>
       <w:pPr>
         <w:pStyle w:val="CommentText"/>
@@ -13498,7 +13485,7 @@
       </w:r>
     </w:p>
   </w:comment>
-  <w:comment w:id="44" w:author="Tommy Descartes" w:date="2026-05-20T18:28:00Z" w:initials="TD">
+  <w:comment w:id="36" w:author="Tommy Descartes" w:date="2026-05-20T18:28:00Z" w:initials="TD">
     <w:p>
       <w:pPr>
         <w:pStyle w:val="CommentText"/>
@@ -13514,7 +13501,7 @@
       </w:r>
     </w:p>
   </w:comment>
-  <w:comment w:id="45" w:author="Tommy Descartes" w:date="2026-05-20T18:29:00Z" w:initials="TD">
+  <w:comment w:id="37" w:author="Tommy Descartes" w:date="2026-05-20T18:29:00Z" w:initials="TD">
     <w:p>
       <w:pPr>
         <w:pStyle w:val="CommentText"/>

--- a/report/draft/Macroeconomic and Demographic Context Version 1.docx
+++ b/report/draft/Macroeconomic and Demographic Context Version 1.docx
@@ -2493,6 +2493,9 @@
         </w:rPr>
       </w:pPr>
       <w:r>
+        <w:rPr>
+          <w:noProof/>
+        </w:rPr>
         <w:drawing>
           <wp:inline distT="0" distB="0" distL="0" distR="0" wp14:anchorId="148882CC" wp14:editId="540E7804">
             <wp:extent cx="5943600" cy="4272915"/>
@@ -2966,6 +2969,7 @@
       <w:r>
         <w:rPr>
           <w:rFonts w:cs="Calibri"/>
+          <w:noProof/>
         </w:rPr>
         <w:drawing>
           <wp:inline distT="0" distB="0" distL="0" distR="0" wp14:anchorId="32B094C0" wp14:editId="23BBFBC6">
@@ -3123,8 +3127,20 @@
       <w:r>
         <w:rPr>
           <w:rFonts w:cs="Calibri"/>
-        </w:rPr>
-        <w:t>Panel 2 complements this structural analysis by examining the contribution of sectors to real GDP growth across successive five-year periods. The figure reveals a clear deceleration in long-run economic growth over time. The strongest growth performance occurred during the late 1980s and 1990s, when average real GDP growth exceeded 5 percent and contributions were relatively broad-based across multiple sectors. During this period, the economy benefited from stronger contributions from the primary sector, secondary activities, wholesale and retail trade, and services. This likely reflected a combination of agricultural expansion, tourism growth, investment inflows, and broader macroeconomic stabilization.</w:t>
+          <w:highlight w:val="yellow"/>
+          <w:rPrChange w:id="7" w:author="Tommy Descartes" w:date="2026-05-28T08:48:00Z" w16du:dateUtc="2026-05-28T12:48:00Z">
+            <w:rPr>
+              <w:rFonts w:cs="Calibri"/>
+            </w:rPr>
+          </w:rPrChange>
+        </w:rPr>
+        <w:t>Panel 2 complements this structural analysis by examining the contribution of sectors to real GDP growth across successive five-year periods.</w:t>
+      </w:r>
+      <w:r>
+        <w:rPr>
+          <w:rFonts w:cs="Calibri"/>
+        </w:rPr>
+        <w:t xml:space="preserve"> The figure reveals a clear deceleration in long-run economic growth over time. The strongest growth performance occurred during the late 1980s and 1990s, when average real GDP growth exceeded 5 percent and contributions were relatively broad-based across multiple sectors. During this period, the economy benefited from stronger contributions from the primary sector, secondary activities, wholesale and retail trade, and services. This likely reflected a combination of agricultural expansion, tourism growth, investment inflows, and broader macroeconomic stabilization.</w:t>
       </w:r>
     </w:p>
     <w:p>
@@ -3228,14 +3244,20 @@
         <w:rPr>
           <w:rFonts w:cs="Calibri"/>
         </w:rPr>
-        <w:t xml:space="preserve">Overall, the evidence from the two panels suggests that Belize’s development trajectory has been characterized by services-led structural transformation combined with limited industrial deepening and slowing long-run growth performance. While the expansion of services has </w:t>
+        <w:t>Taken together</w:t>
+      </w:r>
+      <w:r>
+        <w:rPr>
+          <w:rFonts w:cs="Calibri"/>
+        </w:rPr>
+        <w:t xml:space="preserve">, the evidence from the two panels suggests that Belize’s development trajectory has been characterized by services-led structural transformation combined with limited industrial deepening and slowing long-run growth performance. While the expansion of </w:t>
       </w:r>
       <w:r>
         <w:rPr>
           <w:rFonts w:cs="Calibri"/>
         </w:rPr>
         <w:lastRenderedPageBreak/>
-        <w:t>supported employment creation and economic diversification away from traditional agriculture, the economy remains highly dependent on tourism and domestic services activity. This pattern may help explain the weakening contribution of productivity growth observed in the broader growth accounting analysis and underscores the importance of policies aimed at enhancing productive capacity, export sophistication, resilience, and technological upgrading.</w:t>
+        <w:t>services has supported employment creation and economic diversification away from traditional agriculture, the economy remains highly dependent on tourism and domestic services activity. This pattern may help explain the weakening contribution of productivity growth observed in the broader growth accounting analysis and underscores the importance of policies aimed at enhancing productive capacity, export sophistication, resilience, and technological upgrading.</w:t>
       </w:r>
     </w:p>
     <w:p>
@@ -3280,7 +3302,7 @@
           <w:rFonts w:cs="Calibri"/>
         </w:rPr>
       </w:pPr>
-      <w:commentRangeStart w:id="7"/>
+      <w:commentRangeStart w:id="8"/>
       <w:r>
         <w:rPr>
           <w:rFonts w:cs="Calibri"/>
@@ -3294,7 +3316,7 @@
         </w:rPr>
         <w:t xml:space="preserve"> </w:t>
       </w:r>
-      <w:commentRangeEnd w:id="7"/>
+      <w:commentRangeEnd w:id="8"/>
       <w:r>
         <w:rPr>
           <w:rStyle w:val="CommentReference"/>
@@ -3302,7 +3324,7 @@
           <w:sz w:val="22"/>
           <w:szCs w:val="22"/>
         </w:rPr>
-        <w:commentReference w:id="7"/>
+        <w:commentReference w:id="8"/>
       </w:r>
       <w:r>
         <w:rPr>
@@ -3415,7 +3437,7 @@
         </w:rPr>
         <w:t xml:space="preserve"> </w:t>
       </w:r>
-      <w:commentRangeStart w:id="8"/>
+      <w:commentRangeStart w:id="9"/>
       <w:r>
         <w:rPr>
           <w:rFonts w:cs="Calibri"/>
@@ -3476,7 +3498,7 @@
         </w:rPr>
         <w:t>2025 and is projected to increase to approximately 53.7% by 2035.</w:t>
       </w:r>
-      <w:commentRangeEnd w:id="8"/>
+      <w:commentRangeEnd w:id="9"/>
       <w:r>
         <w:rPr>
           <w:rStyle w:val="CommentReference"/>
@@ -3484,7 +3506,7 @@
           <w:sz w:val="22"/>
           <w:szCs w:val="22"/>
         </w:rPr>
-        <w:commentReference w:id="8"/>
+        <w:commentReference w:id="9"/>
       </w:r>
       <w:r>
         <w:rPr>
@@ -3717,7 +3739,7 @@
         </w:rPr>
         <w:t xml:space="preserve">ravel receipts have become an increasingly important component of Belize’s external services account, rising from </w:t>
       </w:r>
-      <w:commentRangeStart w:id="9"/>
+      <w:commentRangeStart w:id="10"/>
       <w:r>
         <w:rPr>
           <w:rFonts w:cs="Calibri"/>
@@ -3736,7 +3758,7 @@
         </w:rPr>
         <w:t xml:space="preserve"> in 2024.</w:t>
       </w:r>
-      <w:commentRangeEnd w:id="9"/>
+      <w:commentRangeEnd w:id="10"/>
       <w:r>
         <w:rPr>
           <w:rStyle w:val="CommentReference"/>
@@ -3744,7 +3766,7 @@
           <w:sz w:val="22"/>
           <w:szCs w:val="22"/>
         </w:rPr>
-        <w:commentReference w:id="9"/>
+        <w:commentReference w:id="10"/>
       </w:r>
       <w:r>
         <w:rPr>
@@ -3909,8 +3931,8 @@
           <w:szCs w:val="22"/>
         </w:rPr>
       </w:pPr>
-      <w:commentRangeStart w:id="10"/>
       <w:commentRangeStart w:id="11"/>
+      <w:commentRangeStart w:id="12"/>
       <w:r>
         <w:rPr>
           <w:b/>
@@ -4038,7 +4060,7 @@
         </w:rPr>
         <w:t>Avg. Contribution to Real GDP)</w:t>
       </w:r>
-      <w:commentRangeEnd w:id="10"/>
+      <w:commentRangeEnd w:id="11"/>
       <w:r>
         <w:rPr>
           <w:rStyle w:val="CommentReference"/>
@@ -4049,9 +4071,9 @@
           <w:sz w:val="22"/>
           <w:szCs w:val="22"/>
         </w:rPr>
-        <w:commentReference w:id="10"/>
-      </w:r>
-      <w:commentRangeEnd w:id="11"/>
+        <w:commentReference w:id="11"/>
+      </w:r>
+      <w:commentRangeEnd w:id="12"/>
       <w:r>
         <w:rPr>
           <w:rStyle w:val="CommentReference"/>
@@ -4062,7 +4084,7 @@
           <w:sz w:val="22"/>
           <w:szCs w:val="22"/>
         </w:rPr>
-        <w:commentReference w:id="11"/>
+        <w:commentReference w:id="12"/>
       </w:r>
     </w:p>
     <w:p>
@@ -4077,6 +4099,7 @@
       <w:r>
         <w:rPr>
           <w:rFonts w:cs="Calibri"/>
+          <w:noProof/>
         </w:rPr>
         <w:drawing>
           <wp:inline distT="0" distB="0" distL="0" distR="0" wp14:anchorId="2188AFB4" wp14:editId="5AF51BEB">
@@ -4138,7 +4161,7 @@
         <w:rPr>
           <w:rFonts w:cs="Calibri"/>
         </w:rPr>
-        <w:t>Economic growth accelerated substantially during the 1985-89 and 1990-94 periods, representing the strongest growth episode. This expansion was driven overwhelmingly by physical capital accumulation, particularly during the 1990-94 period when capital contributed more than seven percentage points to annual GDP growth. The surge in capital accumulation likely reflected significant investment in tourism infrastructure, utilities, transportation and expansion in both public and private capital formation. Labour contributions also strengthened steadily during this period, reflecting stronger employment absorption associated with tourism expansion, agricultural activity and service sector growth. Importantly, TFP became strongly positive during the late 1980s, indicating that growth was not solely driven by factor accumulation, but also driven by productive efficiency, structural modernization and improvement in economic organization.</w:t>
+        <w:t>Economic growth accelerated during the 1985-89 and 1990-94 periods, representing the strongest growth episode. This expansion was driven overwhelmingly by physical capital accumulation, particularly during the 1990-94 period when capital contributed more than seven percentage points to annual GDP growth. The surge in capital accumulation likely reflected significant investment in tourism infrastructure, utilities, transportation and expansion in both public and private capital formation. Labour contributions also strengthened steadily during this period, reflecting stronger employment absorption associated with tourism expansion, agricultural activity and service sector growth. Importantly, TFP became strongly positive during the late 1980s, indicating that growth was not solely driven by factor accumulation, but also driven by productive efficiency, structural modernization and improvement in economic organization.</w:t>
       </w:r>
       <w:r>
         <w:rPr>
@@ -4653,6 +4676,7 @@
       <w:r>
         <w:rPr>
           <w:rFonts w:cs="Calibri"/>
+          <w:noProof/>
         </w:rPr>
         <w:drawing>
           <wp:inline distT="0" distB="0" distL="0" distR="0" wp14:anchorId="6827EDC6" wp14:editId="087D42B6">
@@ -4742,14 +4766,54 @@
           <w:rFonts w:cs="Calibri"/>
         </w:rPr>
       </w:pPr>
-      <w:commentRangeStart w:id="12"/>
       <w:commentRangeStart w:id="13"/>
+      <w:commentRangeStart w:id="14"/>
       <w:r>
         <w:rPr>
           <w:rFonts w:cs="Calibri"/>
         </w:rPr>
         <w:t xml:space="preserve">Comparator economies such as Costa Rica, the Dominican Republic, and Mauritius provide </w:t>
       </w:r>
+      <w:commentRangeEnd w:id="14"/>
+      <w:r>
+        <w:rPr>
+          <w:rStyle w:val="CommentReference"/>
+          <w:rFonts w:cs="Calibri"/>
+          <w:sz w:val="22"/>
+          <w:szCs w:val="22"/>
+        </w:rPr>
+        <w:commentReference w:id="14"/>
+      </w:r>
+      <w:r>
+        <w:rPr>
+          <w:rFonts w:cs="Calibri"/>
+        </w:rPr>
+        <w:t xml:space="preserve">a useful benchmark for assessing Belize’s long-term growth trajectory, given their shared structural characteristics as small open economies with varying degrees of tourism dependence and external vulnerability. </w:t>
+      </w:r>
+      <w:r>
+        <w:rPr>
+          <w:rFonts w:cs="Calibri"/>
+        </w:rPr>
+        <w:t>Real g</w:t>
+      </w:r>
+      <w:r>
+        <w:rPr>
+          <w:rFonts w:cs="Calibri"/>
+        </w:rPr>
+        <w:t xml:space="preserve">ross national income (GNI) per capita in Belize, measured in purchasing power parity (PPP) adjusted constant international dollars, has remained broadly stagnant over the past three decades. Between 1991 and 2024, the country’s </w:t>
+      </w:r>
+      <w:r>
+        <w:rPr>
+          <w:rFonts w:cs="Calibri"/>
+        </w:rPr>
+        <w:t xml:space="preserve">real </w:t>
+      </w:r>
+      <w:r>
+        <w:rPr>
+          <w:rFonts w:cs="Calibri"/>
+        </w:rPr>
+        <w:t xml:space="preserve">GNI grew by only 19.3%, reflecting the presence of a persistent middle-income trap dynamics, which is limiting long-term income convergence relative to the selected comparator countries. </w:t>
+      </w:r>
       <w:commentRangeEnd w:id="13"/>
       <w:r>
         <w:rPr>
@@ -4759,46 +4823,6 @@
           <w:szCs w:val="22"/>
         </w:rPr>
         <w:commentReference w:id="13"/>
-      </w:r>
-      <w:r>
-        <w:rPr>
-          <w:rFonts w:cs="Calibri"/>
-        </w:rPr>
-        <w:t xml:space="preserve">a useful benchmark for assessing Belize’s long-term growth trajectory, given their shared structural characteristics as small open economies with varying degrees of tourism dependence and external vulnerability. </w:t>
-      </w:r>
-      <w:r>
-        <w:rPr>
-          <w:rFonts w:cs="Calibri"/>
-        </w:rPr>
-        <w:t>Real g</w:t>
-      </w:r>
-      <w:r>
-        <w:rPr>
-          <w:rFonts w:cs="Calibri"/>
-        </w:rPr>
-        <w:t xml:space="preserve">ross national income (GNI) per capita in Belize, measured in purchasing power parity (PPP) adjusted constant international dollars, has remained broadly stagnant over the past three decades. Between 1991 and 2024, the country’s </w:t>
-      </w:r>
-      <w:r>
-        <w:rPr>
-          <w:rFonts w:cs="Calibri"/>
-        </w:rPr>
-        <w:t xml:space="preserve">real </w:t>
-      </w:r>
-      <w:r>
-        <w:rPr>
-          <w:rFonts w:cs="Calibri"/>
-        </w:rPr>
-        <w:t xml:space="preserve">GNI grew by only 19.3%, reflecting the presence of a persistent middle-income trap dynamics, which is limiting long-term income convergence relative to the selected comparator countries. </w:t>
-      </w:r>
-      <w:commentRangeEnd w:id="12"/>
-      <w:r>
-        <w:rPr>
-          <w:rStyle w:val="CommentReference"/>
-          <w:rFonts w:cs="Calibri"/>
-          <w:sz w:val="22"/>
-          <w:szCs w:val="22"/>
-        </w:rPr>
-        <w:commentReference w:id="12"/>
       </w:r>
     </w:p>
     <w:p>
@@ -5063,7 +5087,7 @@
           <w:szCs w:val="22"/>
         </w:rPr>
       </w:pPr>
-      <w:commentRangeStart w:id="14"/>
+      <w:commentRangeStart w:id="15"/>
       <w:r>
         <w:rPr>
           <w:rFonts w:cs="Calibri"/>
@@ -5178,7 +5202,7 @@
         </w:rPr>
         <w:t xml:space="preserve">Gross National Income Per Capita, PPP (Constant 2021 Internation $) </w:t>
       </w:r>
-      <w:commentRangeEnd w:id="14"/>
+      <w:commentRangeEnd w:id="15"/>
       <w:r>
         <w:rPr>
           <w:rStyle w:val="CommentReference"/>
@@ -5190,7 +5214,7 @@
           <w:sz w:val="22"/>
           <w:szCs w:val="22"/>
         </w:rPr>
-        <w:commentReference w:id="14"/>
+        <w:commentReference w:id="15"/>
       </w:r>
     </w:p>
     <w:p>
@@ -5459,7 +5483,7 @@
         </w:rPr>
         <w:t xml:space="preserve"> </w:t>
       </w:r>
-      <w:commentRangeStart w:id="15"/>
+      <w:commentRangeStart w:id="16"/>
       <w:r>
         <w:rPr>
           <w:rFonts w:ascii="Trebuchet MS" w:hAnsi="Trebuchet MS"/>
@@ -5490,7 +5514,7 @@
         </w:rPr>
         <w:t>Trends</w:t>
       </w:r>
-      <w:commentRangeEnd w:id="15"/>
+      <w:commentRangeEnd w:id="16"/>
       <w:r>
         <w:rPr>
           <w:rStyle w:val="CommentReference"/>
@@ -5500,7 +5524,7 @@
           <w:sz w:val="28"/>
           <w:szCs w:val="28"/>
         </w:rPr>
-        <w:commentReference w:id="15"/>
+        <w:commentReference w:id="16"/>
       </w:r>
     </w:p>
     <w:p>
@@ -5525,14 +5549,14 @@
           <w:rFonts w:cs="Calibri"/>
         </w:rPr>
       </w:pPr>
-      <w:commentRangeStart w:id="16"/>
+      <w:commentRangeStart w:id="17"/>
       <w:r>
         <w:rPr>
           <w:rFonts w:cs="Calibri"/>
         </w:rPr>
         <w:t xml:space="preserve">Belize’s estimated mid-year population in 2026 stood at </w:t>
       </w:r>
-      <w:commentRangeStart w:id="17"/>
+      <w:commentRangeStart w:id="18"/>
       <w:r>
         <w:rPr>
           <w:rFonts w:cs="Calibri"/>
@@ -5545,6 +5569,28 @@
         </w:rPr>
         <w:t>, comprising 210,525 males and 217,869 females,</w:t>
       </w:r>
+      <w:commentRangeEnd w:id="18"/>
+      <w:r>
+        <w:rPr>
+          <w:rStyle w:val="CommentReference"/>
+          <w:rFonts w:cs="Calibri"/>
+          <w:sz w:val="22"/>
+          <w:szCs w:val="22"/>
+        </w:rPr>
+        <w:commentReference w:id="18"/>
+      </w:r>
+      <w:r>
+        <w:rPr>
+          <w:rFonts w:cs="Calibri"/>
+        </w:rPr>
+        <w:t xml:space="preserve"> implying a gender ratio of approximately 96.6 males per 100 females</w:t>
+      </w:r>
+      <w:r>
+        <w:rPr>
+          <w:rFonts w:cs="Calibri"/>
+        </w:rPr>
+        <w:t xml:space="preserve">. </w:t>
+      </w:r>
       <w:commentRangeEnd w:id="17"/>
       <w:r>
         <w:rPr>
@@ -5559,15 +5605,34 @@
         <w:rPr>
           <w:rFonts w:cs="Calibri"/>
         </w:rPr>
-        <w:t xml:space="preserve"> implying a gender ratio of approximately 96.6 males per 100 females</w:t>
-      </w:r>
-      <w:r>
-        <w:rPr>
-          <w:rFonts w:cs="Calibri"/>
-        </w:rPr>
-        <w:t xml:space="preserve">. </w:t>
-      </w:r>
-      <w:commentRangeEnd w:id="16"/>
+        <w:t xml:space="preserve">Between 2015 and 2026, </w:t>
+      </w:r>
+      <w:commentRangeStart w:id="19"/>
+      <w:r>
+        <w:rPr>
+          <w:rFonts w:cs="Calibri"/>
+        </w:rPr>
+        <w:t xml:space="preserve">the Belizean population grew from 356,705 to 426,368, representing cumulative growth of 19.5% or an additional  69,663 persons over the period. This corresponds to an average </w:t>
+      </w:r>
+      <w:r>
+        <w:rPr>
+          <w:rFonts w:cs="Calibri"/>
+        </w:rPr>
+        <w:t>annual</w:t>
+      </w:r>
+      <w:r>
+        <w:rPr>
+          <w:rFonts w:cs="Calibri"/>
+        </w:rPr>
+        <w:t xml:space="preserve"> population growth rate of approximately 1.6%.</w:t>
+      </w:r>
+      <w:r>
+        <w:rPr>
+          <w:rFonts w:cs="Calibri"/>
+        </w:rPr>
+        <w:t xml:space="preserve"> </w:t>
+      </w:r>
+      <w:commentRangeEnd w:id="19"/>
       <w:r>
         <w:rPr>
           <w:rStyle w:val="CommentReference"/>
@@ -5575,48 +5640,7 @@
           <w:sz w:val="22"/>
           <w:szCs w:val="22"/>
         </w:rPr>
-        <w:commentReference w:id="16"/>
-      </w:r>
-      <w:r>
-        <w:rPr>
-          <w:rFonts w:cs="Calibri"/>
-        </w:rPr>
-        <w:t xml:space="preserve">Between 2015 and 2026, </w:t>
-      </w:r>
-      <w:commentRangeStart w:id="18"/>
-      <w:r>
-        <w:rPr>
-          <w:rFonts w:cs="Calibri"/>
-        </w:rPr>
-        <w:t xml:space="preserve">the Belizean population grew from 356,705 to 426,368, representing cumulative growth of 19.5% or an additional  69,663 persons over the period. This corresponds to an average </w:t>
-      </w:r>
-      <w:r>
-        <w:rPr>
-          <w:rFonts w:cs="Calibri"/>
-        </w:rPr>
-        <w:t>annual</w:t>
-      </w:r>
-      <w:r>
-        <w:rPr>
-          <w:rFonts w:cs="Calibri"/>
-        </w:rPr>
-        <w:t xml:space="preserve"> population growth rate of approximately 1.6%.</w:t>
-      </w:r>
-      <w:r>
-        <w:rPr>
-          <w:rFonts w:cs="Calibri"/>
-        </w:rPr>
-        <w:t xml:space="preserve"> </w:t>
-      </w:r>
-      <w:commentRangeEnd w:id="18"/>
-      <w:r>
-        <w:rPr>
-          <w:rStyle w:val="CommentReference"/>
-          <w:rFonts w:cs="Calibri"/>
-          <w:sz w:val="22"/>
-          <w:szCs w:val="22"/>
-        </w:rPr>
-        <w:commentReference w:id="18"/>
+        <w:commentReference w:id="19"/>
       </w:r>
     </w:p>
     <w:p>
@@ -5660,14 +5684,14 @@
         </w:rPr>
         <w:t xml:space="preserve">small developing </w:t>
       </w:r>
-      <w:commentRangeStart w:id="19"/>
+      <w:commentRangeStart w:id="20"/>
       <w:r>
         <w:rPr>
           <w:rFonts w:cs="Calibri"/>
         </w:rPr>
         <w:t>states</w:t>
       </w:r>
-      <w:commentRangeEnd w:id="19"/>
+      <w:commentRangeEnd w:id="20"/>
       <w:r>
         <w:rPr>
           <w:rStyle w:val="CommentReference"/>
@@ -5675,7 +5699,7 @@
           <w:sz w:val="22"/>
           <w:szCs w:val="22"/>
         </w:rPr>
-        <w:commentReference w:id="19"/>
+        <w:commentReference w:id="20"/>
       </w:r>
       <w:r>
         <w:rPr>
@@ -5689,7 +5713,7 @@
         </w:rPr>
         <w:t xml:space="preserve"> is becoming increasingly ruralized. </w:t>
       </w:r>
-      <w:commentRangeStart w:id="20"/>
+      <w:commentRangeStart w:id="21"/>
       <w:r>
         <w:rPr>
           <w:rFonts w:cs="Calibri"/>
@@ -5726,7 +5750,7 @@
         </w:rPr>
         <w:t xml:space="preserve"> several districts emerging as key labour supply centers</w:t>
       </w:r>
-      <w:commentRangeEnd w:id="20"/>
+      <w:commentRangeEnd w:id="21"/>
       <w:r>
         <w:rPr>
           <w:rStyle w:val="CommentReference"/>
@@ -5734,7 +5758,7 @@
           <w:sz w:val="22"/>
           <w:szCs w:val="22"/>
         </w:rPr>
-        <w:commentReference w:id="20"/>
+        <w:commentReference w:id="21"/>
       </w:r>
       <w:r>
         <w:rPr>
@@ -5798,7 +5822,7 @@
         </w:rPr>
         <w:t xml:space="preserve"> </w:t>
       </w:r>
-      <w:commentRangeStart w:id="21"/>
+      <w:commentRangeStart w:id="22"/>
       <w:r>
         <w:rPr>
           <w:rFonts w:cs="Calibri"/>
@@ -5817,7 +5841,7 @@
         </w:rPr>
         <w:t xml:space="preserve">  </w:t>
       </w:r>
-      <w:commentRangeEnd w:id="21"/>
+      <w:commentRangeEnd w:id="22"/>
       <w:r>
         <w:rPr>
           <w:rStyle w:val="CommentReference"/>
@@ -5825,7 +5849,7 @@
           <w:sz w:val="22"/>
           <w:szCs w:val="22"/>
         </w:rPr>
-        <w:commentReference w:id="21"/>
+        <w:commentReference w:id="22"/>
       </w:r>
     </w:p>
     <w:p>
@@ -5899,14 +5923,14 @@
         </w:rPr>
         <w:t xml:space="preserve"> pressures on the economy’s capacity to generate productive employment opportunities, particularly for youth entering the labor market. At the same time, </w:t>
       </w:r>
-      <w:commentRangeStart w:id="22"/>
+      <w:commentRangeStart w:id="23"/>
       <w:r>
         <w:rPr>
           <w:rFonts w:cs="Calibri"/>
         </w:rPr>
         <w:t>sustained population growth raises demand for housing, education, healthcare, transportation, and other public infrastructure</w:t>
       </w:r>
-      <w:commentRangeEnd w:id="22"/>
+      <w:commentRangeEnd w:id="23"/>
       <w:r>
         <w:rPr>
           <w:rStyle w:val="CommentReference"/>
@@ -5914,7 +5938,7 @@
           <w:sz w:val="22"/>
           <w:szCs w:val="22"/>
         </w:rPr>
-        <w:commentReference w:id="22"/>
+        <w:commentReference w:id="23"/>
       </w:r>
       <w:r>
         <w:rPr>
@@ -6020,7 +6044,7 @@
           <w:rFonts w:cs="Calibri"/>
         </w:rPr>
       </w:pPr>
-      <w:commentRangeStart w:id="23"/>
+      <w:commentRangeStart w:id="24"/>
       <w:r>
         <w:rPr>
           <w:rFonts w:cs="Calibri"/>
@@ -6046,7 +6070,7 @@
         </w:rPr>
         <w:t>, reflecting a relatively youthful demographic structure. The dependency burden is concentrated among the younger cohort of the population, as evidenced by a youth dependence ratio of 43.8%, while the old-age dependency ratio is comparatively low at 10.9</w:t>
       </w:r>
-      <w:commentRangeEnd w:id="23"/>
+      <w:commentRangeEnd w:id="24"/>
       <w:r>
         <w:rPr>
           <w:rStyle w:val="CommentReference"/>
@@ -6054,7 +6078,7 @@
           <w:sz w:val="22"/>
           <w:szCs w:val="22"/>
         </w:rPr>
-        <w:commentReference w:id="23"/>
+        <w:commentReference w:id="24"/>
       </w:r>
       <w:r>
         <w:rPr>
@@ -6169,7 +6193,7 @@
           <w:szCs w:val="22"/>
         </w:rPr>
       </w:pPr>
-      <w:commentRangeStart w:id="24"/>
+      <w:commentRangeStart w:id="25"/>
       <w:r>
         <w:rPr>
           <w:rFonts w:cs="Calibri"/>
@@ -6256,7 +6280,7 @@
         </w:rPr>
         <w:t xml:space="preserve">: </w:t>
       </w:r>
-      <w:commentRangeEnd w:id="24"/>
+      <w:commentRangeEnd w:id="25"/>
       <w:r>
         <w:rPr>
           <w:rStyle w:val="CommentReference"/>
@@ -6268,7 +6292,7 @@
           <w:sz w:val="22"/>
           <w:szCs w:val="22"/>
         </w:rPr>
-        <w:commentReference w:id="24"/>
+        <w:commentReference w:id="25"/>
       </w:r>
     </w:p>
     <w:p>
@@ -6430,7 +6454,7 @@
         </w:rPr>
         <w:t xml:space="preserve"> </w:t>
       </w:r>
-      <w:commentRangeStart w:id="25"/>
+      <w:commentRangeStart w:id="26"/>
       <w:r>
         <w:rPr>
           <w:rFonts w:cs="Calibri"/>
@@ -6461,7 +6485,7 @@
         </w:rPr>
         <w:t xml:space="preserve"> are macro-critical, as it can weaken human capital deepening and constrain domestic labour market dynamism.</w:t>
       </w:r>
-      <w:commentRangeEnd w:id="25"/>
+      <w:commentRangeEnd w:id="26"/>
       <w:r>
         <w:rPr>
           <w:rStyle w:val="CommentReference"/>
@@ -6469,7 +6493,7 @@
           <w:sz w:val="22"/>
           <w:szCs w:val="22"/>
         </w:rPr>
-        <w:commentReference w:id="25"/>
+        <w:commentReference w:id="26"/>
       </w:r>
     </w:p>
     <w:p>
@@ -6637,7 +6661,7 @@
           <w:szCs w:val="22"/>
         </w:rPr>
       </w:pPr>
-      <w:commentRangeStart w:id="26"/>
+      <w:commentRangeStart w:id="27"/>
       <w:r>
         <w:rPr>
           <w:b/>
@@ -6744,7 +6768,7 @@
         </w:rPr>
         <w:t>Belize Demographic Transition, 2015-2025</w:t>
       </w:r>
-      <w:commentRangeEnd w:id="26"/>
+      <w:commentRangeEnd w:id="27"/>
       <w:r>
         <w:rPr>
           <w:rStyle w:val="CommentReference"/>
@@ -6755,7 +6779,7 @@
           <w:sz w:val="22"/>
           <w:szCs w:val="22"/>
         </w:rPr>
-        <w:commentReference w:id="26"/>
+        <w:commentReference w:id="27"/>
       </w:r>
     </w:p>
     <w:p>
@@ -7006,14 +7030,14 @@
         </w:rPr>
         <w:t xml:space="preserve"> likely reflects expanding economic opportunities associated with the growth of the tourism sector as well as inward migration from neighbouring Central American countries. Net migration flows strengthened during the 2000s, contributing to the expansion of the labour force and total population growth. Migration patterns, however, remain highly sensitive to economic conditions, </w:t>
       </w:r>
-      <w:commentRangeStart w:id="27"/>
+      <w:commentRangeStart w:id="28"/>
       <w:r>
         <w:rPr>
           <w:rFonts w:cs="Calibri"/>
         </w:rPr>
         <w:t>as evidenced by the sharp decline during the COVID-19 pandemic and the subsequent rebound in 2022</w:t>
       </w:r>
-      <w:commentRangeEnd w:id="27"/>
+      <w:commentRangeEnd w:id="28"/>
       <w:r>
         <w:rPr>
           <w:rStyle w:val="CommentReference"/>
@@ -7021,7 +7045,7 @@
           <w:sz w:val="22"/>
           <w:szCs w:val="22"/>
         </w:rPr>
-        <w:commentReference w:id="27"/>
+        <w:commentReference w:id="28"/>
       </w:r>
       <w:r>
         <w:rPr>
@@ -7528,7 +7552,7 @@
           <w:szCs w:val="28"/>
         </w:rPr>
       </w:pPr>
-      <w:commentRangeStart w:id="28"/>
+      <w:commentRangeStart w:id="29"/>
       <w:r>
         <w:rPr>
           <w:rFonts w:ascii="Trebuchet MS" w:hAnsi="Trebuchet MS"/>
@@ -7540,7 +7564,7 @@
         <w:lastRenderedPageBreak/>
         <w:t>Labour Market Assessment</w:t>
       </w:r>
-      <w:commentRangeEnd w:id="28"/>
+      <w:commentRangeEnd w:id="29"/>
       <w:r>
         <w:rPr>
           <w:rStyle w:val="CommentReference"/>
@@ -7550,7 +7574,7 @@
           <w:sz w:val="28"/>
           <w:szCs w:val="28"/>
         </w:rPr>
-        <w:commentReference w:id="28"/>
+        <w:commentReference w:id="29"/>
       </w:r>
     </w:p>
     <w:bookmarkEnd w:id="0"/>
@@ -8142,7 +8166,7 @@
           <w:rFonts w:cs="Aptos Serif"/>
         </w:rPr>
       </w:pPr>
-      <w:commentRangeStart w:id="29"/>
+      <w:commentRangeStart w:id="30"/>
       <w:r>
         <w:rPr>
           <w:rFonts w:cs="Aptos Serif"/>
@@ -8271,7 +8295,7 @@
         </w:rPr>
         <w:t xml:space="preserve"> The population with secondary education increased from 50,037 persons in 2015 to 70,051 persons in 2024, equivalent to 40.0%. Similarly, the number of persons with tertiary education expanded from 35,229 to 54,025 over the same period, representing an increase of nearly 53.4%. This growth in tertiary education attainment suggests a gradual deepening of Belize’s skilled labour force and may reflect expanded access to higher education, increased educational participation and changing labour market demands.</w:t>
       </w:r>
-      <w:commentRangeEnd w:id="29"/>
+      <w:commentRangeEnd w:id="30"/>
       <w:r>
         <w:rPr>
           <w:rStyle w:val="CommentReference"/>
@@ -8279,7 +8303,7 @@
           <w:sz w:val="22"/>
           <w:szCs w:val="22"/>
         </w:rPr>
-        <w:commentReference w:id="29"/>
+        <w:commentReference w:id="30"/>
       </w:r>
     </w:p>
     <w:p>
@@ -10591,7 +10615,7 @@
                 <w:szCs w:val="20"/>
               </w:rPr>
             </w:pPr>
-            <w:commentRangeStart w:id="30"/>
+            <w:commentRangeStart w:id="31"/>
             <w:r>
               <w:rPr>
                 <w:rFonts w:cs="Calibri"/>
@@ -10618,7 +10642,7 @@
               </w:rPr>
               <w:t xml:space="preserve">175,944 </w:t>
             </w:r>
-            <w:commentRangeEnd w:id="30"/>
+            <w:commentRangeEnd w:id="31"/>
             <w:r>
               <w:rPr>
                 <w:rStyle w:val="CommentReference"/>
@@ -10626,7 +10650,7 @@
                 <w:sz w:val="20"/>
                 <w:szCs w:val="20"/>
               </w:rPr>
-              <w:commentReference w:id="30"/>
+              <w:commentReference w:id="31"/>
             </w:r>
           </w:p>
         </w:tc>
@@ -10791,7 +10815,7 @@
           <w:szCs w:val="24"/>
         </w:rPr>
       </w:pPr>
-      <w:commentRangeStart w:id="31"/>
+      <w:commentRangeStart w:id="32"/>
       <w:r>
         <w:rPr>
           <w:b/>
@@ -10802,7 +10826,7 @@
         <w:lastRenderedPageBreak/>
         <w:t>Gender Participation Gap</w:t>
       </w:r>
-      <w:commentRangeEnd w:id="31"/>
+      <w:commentRangeEnd w:id="32"/>
       <w:r>
         <w:rPr>
           <w:rStyle w:val="CommentReference"/>
@@ -10811,7 +10835,7 @@
           <w:sz w:val="24"/>
           <w:szCs w:val="24"/>
         </w:rPr>
-        <w:commentReference w:id="31"/>
+        <w:commentReference w:id="32"/>
       </w:r>
     </w:p>
     <w:p>
@@ -10922,7 +10946,7 @@
           <w:szCs w:val="22"/>
         </w:rPr>
       </w:pPr>
-      <w:commentRangeStart w:id="32"/>
+      <w:commentRangeStart w:id="33"/>
       <w:r>
         <w:rPr>
           <w:b/>
@@ -11028,7 +11052,7 @@
         </w:rPr>
         <w:t>Belize: Labour Force Participation and Gender Gap</w:t>
       </w:r>
-      <w:commentRangeEnd w:id="32"/>
+      <w:commentRangeEnd w:id="33"/>
       <w:r>
         <w:rPr>
           <w:rStyle w:val="CommentReference"/>
@@ -11039,7 +11063,7 @@
           <w:sz w:val="22"/>
           <w:szCs w:val="22"/>
         </w:rPr>
-        <w:commentReference w:id="32"/>
+        <w:commentReference w:id="33"/>
       </w:r>
     </w:p>
     <w:p>
@@ -11165,14 +11189,14 @@
         <w:lastRenderedPageBreak/>
         <w:t xml:space="preserve">domestic responsibilities, transportation limitations, </w:t>
       </w:r>
-      <w:commentRangeStart w:id="33"/>
+      <w:commentRangeStart w:id="34"/>
       <w:r>
         <w:rPr>
           <w:rFonts w:cs="Calibri"/>
         </w:rPr>
         <w:t xml:space="preserve">occupational segregation, </w:t>
       </w:r>
-      <w:commentRangeEnd w:id="33"/>
+      <w:commentRangeEnd w:id="34"/>
       <w:r>
         <w:rPr>
           <w:rStyle w:val="CommentReference"/>
@@ -11180,7 +11204,7 @@
           <w:sz w:val="22"/>
           <w:szCs w:val="22"/>
         </w:rPr>
-        <w:commentReference w:id="33"/>
+        <w:commentReference w:id="34"/>
       </w:r>
       <w:r>
         <w:rPr>
@@ -12378,14 +12402,14 @@
         </w:rPr>
         <w:t xml:space="preserve">The decline in labour force participation has coincided with a substantial increase in the number </w:t>
       </w:r>
-      <w:commentRangeStart w:id="34"/>
+      <w:commentRangeStart w:id="35"/>
       <w:r>
         <w:rPr>
           <w:rFonts w:cs="Calibri"/>
         </w:rPr>
         <w:t>of persons remaining outside the labour force. The economically inactive working-age population increased from 81,344 persons in September 2019, equivalent to approximately 29.9% of the working-age population, to 130,909 persons by September 2025, representing approximately 41.9% of the working-age population. Overall, the number of economically inactive persons increased by 49,565 persons between 2019 and 2025, equivalent to a cumulative increase of approximately 60.9%.</w:t>
       </w:r>
-      <w:commentRangeEnd w:id="34"/>
+      <w:commentRangeEnd w:id="35"/>
       <w:r>
         <w:rPr>
           <w:rStyle w:val="CommentReference"/>
@@ -12393,7 +12417,7 @@
           <w:sz w:val="22"/>
           <w:szCs w:val="22"/>
         </w:rPr>
-        <w:commentReference w:id="34"/>
+        <w:commentReference w:id="35"/>
       </w:r>
     </w:p>
     <w:p>
@@ -12663,7 +12687,7 @@
           <w:szCs w:val="22"/>
         </w:rPr>
       </w:pPr>
-      <w:commentRangeStart w:id="35"/>
+      <w:commentRangeStart w:id="36"/>
       <w:r>
         <w:rPr>
           <w:b/>
@@ -12675,7 +12699,7 @@
         </w:rPr>
         <w:t>Belize: Persons Outside the Labour Force by Sex</w:t>
       </w:r>
-      <w:commentRangeEnd w:id="35"/>
+      <w:commentRangeEnd w:id="36"/>
       <w:r>
         <w:rPr>
           <w:rStyle w:val="CommentReference"/>
@@ -12686,7 +12710,7 @@
           <w:sz w:val="22"/>
           <w:szCs w:val="22"/>
         </w:rPr>
-        <w:commentReference w:id="35"/>
+        <w:commentReference w:id="36"/>
       </w:r>
     </w:p>
     <w:p>
@@ -12775,7 +12799,7 @@
           <w:rFonts w:cs="Calibri"/>
         </w:rPr>
       </w:pPr>
-      <w:commentRangeStart w:id="36"/>
+      <w:commentRangeStart w:id="37"/>
       <w:r>
         <w:rPr>
           <w:rFonts w:cs="Calibri"/>
@@ -12803,7 +12827,7 @@
         </w:rPr>
         <w:t xml:space="preserve"> </w:t>
       </w:r>
-      <w:commentRangeEnd w:id="36"/>
+      <w:commentRangeEnd w:id="37"/>
       <w:r>
         <w:rPr>
           <w:rStyle w:val="CommentReference"/>
@@ -12811,7 +12835,7 @@
           <w:sz w:val="22"/>
           <w:szCs w:val="22"/>
         </w:rPr>
-        <w:commentReference w:id="36"/>
+        <w:commentReference w:id="37"/>
       </w:r>
       <w:r>
         <w:rPr>
@@ -12841,7 +12865,7 @@
           <w:rFonts w:cs="Calibri"/>
         </w:rPr>
       </w:pPr>
-      <w:commentRangeStart w:id="37"/>
+      <w:commentRangeStart w:id="38"/>
       <w:r>
         <w:rPr>
           <w:rFonts w:cs="Calibri"/>
@@ -12855,7 +12879,7 @@
         <w:lastRenderedPageBreak/>
         <w:t>may constrain labour utilization, productivity growth, household income generation, and the country’s ability to fully capitalize on its demographic dividend. These findings therefore underscore the importance of policies aimed at strengthening female labour market participation through investments in childcare services, transportation infrastructure, skills development, flexible work arrangements, and broader labour market inclusion initiatives.</w:t>
       </w:r>
-      <w:commentRangeEnd w:id="37"/>
+      <w:commentRangeEnd w:id="38"/>
       <w:r>
         <w:rPr>
           <w:rStyle w:val="CommentReference"/>
@@ -12863,7 +12887,7 @@
           <w:sz w:val="22"/>
           <w:szCs w:val="22"/>
         </w:rPr>
-        <w:commentReference w:id="37"/>
+        <w:commentReference w:id="38"/>
       </w:r>
     </w:p>
     <w:p>
@@ -13008,7 +13032,7 @@
       </w:r>
     </w:p>
   </w:comment>
-  <w:comment w:id="7" w:author="Tommy Descartes" w:date="2026-05-25T18:34:00Z" w:initials="TD">
+  <w:comment w:id="8" w:author="Tommy Descartes" w:date="2026-05-25T18:34:00Z" w:initials="TD">
     <w:p>
       <w:pPr>
         <w:pStyle w:val="CommentText"/>
@@ -13024,7 +13048,7 @@
       </w:r>
     </w:p>
   </w:comment>
-  <w:comment w:id="8" w:author="Tommy Descartes" w:date="2026-05-14T10:57:00Z" w:initials="TD">
+  <w:comment w:id="9" w:author="Tommy Descartes" w:date="2026-05-14T10:57:00Z" w:initials="TD">
     <w:p>
       <w:pPr>
         <w:pStyle w:val="CommentText"/>
@@ -13040,7 +13064,7 @@
       </w:r>
     </w:p>
   </w:comment>
-  <w:comment w:id="9" w:author="Tommy Descartes" w:date="2026-05-15T11:54:00Z" w:initials="TD">
+  <w:comment w:id="10" w:author="Tommy Descartes" w:date="2026-05-15T11:54:00Z" w:initials="TD">
     <w:p>
       <w:pPr>
         <w:pStyle w:val="CommentText"/>
@@ -13056,7 +13080,7 @@
       </w:r>
     </w:p>
   </w:comment>
-  <w:comment w:id="10" w:author="Tommy Descartes" w:date="2026-05-25T18:51:00Z" w:initials="TD">
+  <w:comment w:id="11" w:author="Tommy Descartes" w:date="2026-05-25T18:51:00Z" w:initials="TD">
     <w:p>
       <w:pPr>
         <w:pStyle w:val="CommentText"/>
@@ -13072,7 +13096,7 @@
       </w:r>
     </w:p>
   </w:comment>
-  <w:comment w:id="11" w:author="Tommy Descartes" w:date="2026-05-27T12:00:00Z" w:initials="TD">
+  <w:comment w:id="12" w:author="Tommy Descartes" w:date="2026-05-27T12:00:00Z" w:initials="TD">
     <w:p>
       <w:pPr>
         <w:pStyle w:val="CommentText"/>
@@ -13088,7 +13112,7 @@
       </w:r>
     </w:p>
   </w:comment>
-  <w:comment w:id="13" w:author="Tommy Descartes" w:date="2026-05-14T12:09:00Z" w:initials="TD">
+  <w:comment w:id="14" w:author="Tommy Descartes" w:date="2026-05-14T12:09:00Z" w:initials="TD">
     <w:p>
       <w:pPr>
         <w:pStyle w:val="CommentText"/>
@@ -13104,7 +13128,7 @@
       </w:r>
     </w:p>
   </w:comment>
-  <w:comment w:id="12" w:author="Tommy Descartes" w:date="2026-05-13T11:24:00Z" w:initials="TD">
+  <w:comment w:id="13" w:author="Tommy Descartes" w:date="2026-05-13T11:24:00Z" w:initials="TD">
     <w:p>
       <w:pPr>
         <w:pStyle w:val="CommentText"/>
@@ -13120,7 +13144,7 @@
       </w:r>
     </w:p>
   </w:comment>
-  <w:comment w:id="14" w:author="Tommy Descartes" w:date="2026-05-12T17:36:00Z" w:initials="TD">
+  <w:comment w:id="15" w:author="Tommy Descartes" w:date="2026-05-12T17:36:00Z" w:initials="TD">
     <w:p>
       <w:pPr>
         <w:pStyle w:val="CommentText"/>
@@ -13136,7 +13160,7 @@
       </w:r>
     </w:p>
   </w:comment>
-  <w:comment w:id="15" w:author="Tommy Descartes" w:date="2026-05-15T03:16:00Z" w:initials="TD">
+  <w:comment w:id="16" w:author="Tommy Descartes" w:date="2026-05-15T03:16:00Z" w:initials="TD">
     <w:p>
       <w:pPr>
         <w:pStyle w:val="CommentText"/>
@@ -13152,7 +13176,7 @@
       </w:r>
     </w:p>
   </w:comment>
-  <w:comment w:id="17" w:author="Tommy Descartes" w:date="2026-05-17T18:19:00Z" w:initials="TD">
+  <w:comment w:id="18" w:author="Tommy Descartes" w:date="2026-05-17T18:19:00Z" w:initials="TD">
     <w:p>
       <w:pPr>
         <w:pStyle w:val="CommentText"/>
@@ -13168,7 +13192,7 @@
       </w:r>
     </w:p>
   </w:comment>
-  <w:comment w:id="16" w:author="Tommy Descartes" w:date="2026-05-13T08:29:00Z" w:initials="TD">
+  <w:comment w:id="17" w:author="Tommy Descartes" w:date="2026-05-13T08:29:00Z" w:initials="TD">
     <w:p>
       <w:pPr>
         <w:pStyle w:val="CommentText"/>
@@ -13184,7 +13208,7 @@
       </w:r>
     </w:p>
   </w:comment>
-  <w:comment w:id="18" w:author="Tommy Descartes" w:date="2026-05-13T17:55:00Z" w:initials="TD">
+  <w:comment w:id="19" w:author="Tommy Descartes" w:date="2026-05-13T17:55:00Z" w:initials="TD">
     <w:p>
       <w:pPr>
         <w:pStyle w:val="CommentText"/>
@@ -13200,7 +13224,7 @@
       </w:r>
     </w:p>
   </w:comment>
-  <w:comment w:id="19" w:author="Tommy Descartes" w:date="2026-05-14T13:55:00Z" w:initials="TD">
+  <w:comment w:id="20" w:author="Tommy Descartes" w:date="2026-05-14T13:55:00Z" w:initials="TD">
     <w:p>
       <w:pPr>
         <w:pStyle w:val="CommentText"/>
@@ -13216,7 +13240,7 @@
       </w:r>
     </w:p>
   </w:comment>
-  <w:comment w:id="20" w:author="Tommy Descartes" w:date="2026-05-25T19:05:00Z" w:initials="TD">
+  <w:comment w:id="21" w:author="Tommy Descartes" w:date="2026-05-25T19:05:00Z" w:initials="TD">
     <w:p>
       <w:pPr>
         <w:pStyle w:val="CommentText"/>
@@ -13232,7 +13256,7 @@
       </w:r>
     </w:p>
   </w:comment>
-  <w:comment w:id="21" w:author="Tommy Descartes" w:date="2026-05-25T19:06:00Z" w:initials="TD">
+  <w:comment w:id="22" w:author="Tommy Descartes" w:date="2026-05-25T19:06:00Z" w:initials="TD">
     <w:p>
       <w:pPr>
         <w:pStyle w:val="CommentText"/>
@@ -13248,7 +13272,7 @@
       </w:r>
     </w:p>
   </w:comment>
-  <w:comment w:id="22" w:author="Tommy Descartes" w:date="2026-05-13T10:07:00Z" w:initials="TD">
+  <w:comment w:id="23" w:author="Tommy Descartes" w:date="2026-05-13T10:07:00Z" w:initials="TD">
     <w:p>
       <w:pPr>
         <w:pStyle w:val="CommentText"/>
@@ -13264,7 +13288,7 @@
       </w:r>
     </w:p>
   </w:comment>
-  <w:comment w:id="23" w:author="Tommy Descartes" w:date="2026-05-15T03:10:00Z" w:initials="TD">
+  <w:comment w:id="24" w:author="Tommy Descartes" w:date="2026-05-15T03:10:00Z" w:initials="TD">
     <w:p>
       <w:pPr>
         <w:pStyle w:val="CommentText"/>
@@ -13280,7 +13304,7 @@
       </w:r>
     </w:p>
   </w:comment>
-  <w:comment w:id="24" w:author="Tommy Descartes" w:date="2026-05-13T08:23:00Z" w:initials="TD">
+  <w:comment w:id="25" w:author="Tommy Descartes" w:date="2026-05-13T08:23:00Z" w:initials="TD">
     <w:p>
       <w:pPr>
         <w:pStyle w:val="CommentText"/>
@@ -13296,7 +13320,7 @@
       </w:r>
     </w:p>
   </w:comment>
-  <w:comment w:id="25" w:author="Tommy Descartes" w:date="2026-05-15T03:20:00Z" w:initials="TD">
+  <w:comment w:id="26" w:author="Tommy Descartes" w:date="2026-05-15T03:20:00Z" w:initials="TD">
     <w:p>
       <w:pPr>
         <w:pStyle w:val="CommentText"/>
@@ -13312,7 +13336,7 @@
       </w:r>
     </w:p>
   </w:comment>
-  <w:comment w:id="26" w:author="Tommy Descartes" w:date="2026-05-25T19:20:00Z" w:initials="TD">
+  <w:comment w:id="27" w:author="Tommy Descartes" w:date="2026-05-25T19:20:00Z" w:initials="TD">
     <w:p>
       <w:pPr>
         <w:pStyle w:val="CommentText"/>
@@ -13328,7 +13352,7 @@
       </w:r>
     </w:p>
   </w:comment>
-  <w:comment w:id="27" w:author="Tommy Descartes" w:date="2026-05-15T11:29:00Z" w:initials="TD">
+  <w:comment w:id="28" w:author="Tommy Descartes" w:date="2026-05-15T11:29:00Z" w:initials="TD">
     <w:p>
       <w:pPr>
         <w:pStyle w:val="CommentText"/>
@@ -13344,7 +13368,7 @@
       </w:r>
     </w:p>
   </w:comment>
-  <w:comment w:id="28" w:author="Tommy Descartes" w:date="2026-05-17T18:31:00Z" w:initials="TD">
+  <w:comment w:id="29" w:author="Tommy Descartes" w:date="2026-05-17T18:31:00Z" w:initials="TD">
     <w:p>
       <w:pPr>
         <w:pStyle w:val="CommentText"/>
@@ -13373,7 +13397,7 @@
       </w:r>
     </w:p>
   </w:comment>
-  <w:comment w:id="29" w:author="Tommy Descartes" w:date="2026-05-25T19:29:00Z" w:initials="TD">
+  <w:comment w:id="30" w:author="Tommy Descartes" w:date="2026-05-25T19:29:00Z" w:initials="TD">
     <w:p>
       <w:pPr>
         <w:pStyle w:val="CommentText"/>
@@ -13389,7 +13413,7 @@
       </w:r>
     </w:p>
   </w:comment>
-  <w:comment w:id="30" w:author="Tommy Descartes" w:date="2026-05-19T17:04:00Z" w:initials="TD">
+  <w:comment w:id="31" w:author="Tommy Descartes" w:date="2026-05-19T17:04:00Z" w:initials="TD">
     <w:p>
       <w:pPr>
         <w:pStyle w:val="CommentText"/>
@@ -13405,7 +13429,7 @@
       </w:r>
     </w:p>
   </w:comment>
-  <w:comment w:id="31" w:author="Tommy Descartes" w:date="2026-05-23T07:25:00Z" w:initials="TD">
+  <w:comment w:id="32" w:author="Tommy Descartes" w:date="2026-05-23T07:25:00Z" w:initials="TD">
     <w:p>
       <w:pPr>
         <w:pStyle w:val="CommentText"/>
@@ -13421,7 +13445,7 @@
       </w:r>
     </w:p>
   </w:comment>
-  <w:comment w:id="32" w:author="Tommy Descartes" w:date="2026-05-23T07:32:00Z" w:initials="TD">
+  <w:comment w:id="33" w:author="Tommy Descartes" w:date="2026-05-23T07:32:00Z" w:initials="TD">
     <w:p>
       <w:pPr>
         <w:pStyle w:val="CommentText"/>
@@ -13437,7 +13461,7 @@
       </w:r>
     </w:p>
   </w:comment>
-  <w:comment w:id="33" w:author="Tommy Descartes" w:date="2026-05-25T19:35:00Z" w:initials="TD">
+  <w:comment w:id="34" w:author="Tommy Descartes" w:date="2026-05-25T19:35:00Z" w:initials="TD">
     <w:p>
       <w:pPr>
         <w:pStyle w:val="CommentText"/>
@@ -13453,7 +13477,7 @@
       </w:r>
     </w:p>
   </w:comment>
-  <w:comment w:id="34" w:author="Tommy Descartes" w:date="2026-05-20T17:53:00Z" w:initials="TD">
+  <w:comment w:id="35" w:author="Tommy Descartes" w:date="2026-05-20T17:53:00Z" w:initials="TD">
     <w:p>
       <w:pPr>
         <w:pStyle w:val="CommentText"/>
@@ -13469,7 +13493,7 @@
       </w:r>
     </w:p>
   </w:comment>
-  <w:comment w:id="35" w:author="Tommy Descartes" w:date="2026-05-20T19:07:00Z" w:initials="TD">
+  <w:comment w:id="36" w:author="Tommy Descartes" w:date="2026-05-20T19:07:00Z" w:initials="TD">
     <w:p>
       <w:pPr>
         <w:pStyle w:val="CommentText"/>
@@ -13485,7 +13509,7 @@
       </w:r>
     </w:p>
   </w:comment>
-  <w:comment w:id="36" w:author="Tommy Descartes" w:date="2026-05-20T18:28:00Z" w:initials="TD">
+  <w:comment w:id="37" w:author="Tommy Descartes" w:date="2026-05-20T18:28:00Z" w:initials="TD">
     <w:p>
       <w:pPr>
         <w:pStyle w:val="CommentText"/>
@@ -13501,7 +13525,7 @@
       </w:r>
     </w:p>
   </w:comment>
-  <w:comment w:id="37" w:author="Tommy Descartes" w:date="2026-05-20T18:29:00Z" w:initials="TD">
+  <w:comment w:id="38" w:author="Tommy Descartes" w:date="2026-05-20T18:29:00Z" w:initials="TD">
     <w:p>
       <w:pPr>
         <w:pStyle w:val="CommentText"/>
@@ -14668,6 +14692,7 @@
   <w:style w:type="character" w:default="1" w:styleId="DefaultParagraphFont">
     <w:name w:val="Default Paragraph Font"/>
     <w:uiPriority w:val="1"/>
+    <w:semiHidden/>
     <w:unhideWhenUsed/>
   </w:style>
   <w:style w:type="table" w:default="1" w:styleId="TableNormal">

--- a/report/draft/Macroeconomic and Demographic Context Version 1.docx
+++ b/report/draft/Macroeconomic and Demographic Context Version 1.docx
@@ -3128,11 +3128,6 @@
         <w:rPr>
           <w:rFonts w:cs="Calibri"/>
           <w:highlight w:val="yellow"/>
-          <w:rPrChange w:id="7" w:author="Tommy Descartes" w:date="2026-05-28T08:48:00Z" w16du:dateUtc="2026-05-28T12:48:00Z">
-            <w:rPr>
-              <w:rFonts w:cs="Calibri"/>
-            </w:rPr>
-          </w:rPrChange>
         </w:rPr>
         <w:t>Panel 2 complements this structural analysis by examining the contribution of sectors to real GDP growth across successive five-year periods.</w:t>
       </w:r>
@@ -3302,7 +3297,7 @@
           <w:rFonts w:cs="Calibri"/>
         </w:rPr>
       </w:pPr>
-      <w:commentRangeStart w:id="8"/>
+      <w:commentRangeStart w:id="7"/>
       <w:r>
         <w:rPr>
           <w:rFonts w:cs="Calibri"/>
@@ -3316,7 +3311,7 @@
         </w:rPr>
         <w:t xml:space="preserve"> </w:t>
       </w:r>
-      <w:commentRangeEnd w:id="8"/>
+      <w:commentRangeEnd w:id="7"/>
       <w:r>
         <w:rPr>
           <w:rStyle w:val="CommentReference"/>
@@ -3324,7 +3319,7 @@
           <w:sz w:val="22"/>
           <w:szCs w:val="22"/>
         </w:rPr>
-        <w:commentReference w:id="8"/>
+        <w:commentReference w:id="7"/>
       </w:r>
       <w:r>
         <w:rPr>
@@ -3437,7 +3432,7 @@
         </w:rPr>
         <w:t xml:space="preserve"> </w:t>
       </w:r>
-      <w:commentRangeStart w:id="9"/>
+      <w:commentRangeStart w:id="8"/>
       <w:r>
         <w:rPr>
           <w:rFonts w:cs="Calibri"/>
@@ -3498,7 +3493,7 @@
         </w:rPr>
         <w:t>2025 and is projected to increase to approximately 53.7% by 2035.</w:t>
       </w:r>
-      <w:commentRangeEnd w:id="9"/>
+      <w:commentRangeEnd w:id="8"/>
       <w:r>
         <w:rPr>
           <w:rStyle w:val="CommentReference"/>
@@ -3506,7 +3501,7 @@
           <w:sz w:val="22"/>
           <w:szCs w:val="22"/>
         </w:rPr>
-        <w:commentReference w:id="9"/>
+        <w:commentReference w:id="8"/>
       </w:r>
       <w:r>
         <w:rPr>
@@ -3739,7 +3734,7 @@
         </w:rPr>
         <w:t xml:space="preserve">ravel receipts have become an increasingly important component of Belize’s external services account, rising from </w:t>
       </w:r>
-      <w:commentRangeStart w:id="10"/>
+      <w:commentRangeStart w:id="9"/>
       <w:r>
         <w:rPr>
           <w:rFonts w:cs="Calibri"/>
@@ -3758,7 +3753,7 @@
         </w:rPr>
         <w:t xml:space="preserve"> in 2024.</w:t>
       </w:r>
-      <w:commentRangeEnd w:id="10"/>
+      <w:commentRangeEnd w:id="9"/>
       <w:r>
         <w:rPr>
           <w:rStyle w:val="CommentReference"/>
@@ -3766,7 +3761,7 @@
           <w:sz w:val="22"/>
           <w:szCs w:val="22"/>
         </w:rPr>
-        <w:commentReference w:id="10"/>
+        <w:commentReference w:id="9"/>
       </w:r>
       <w:r>
         <w:rPr>
@@ -3838,13 +3833,13 @@
         <w:rPr>
           <w:rFonts w:cs="Calibri"/>
         </w:rPr>
-        <w:t>The decomposition of Belize’s average annual real GDP growth reveals important shifts in the country’s growth dynamics over the past four decades.</w:t>
-      </w:r>
-      <w:r>
-        <w:rPr>
-          <w:rFonts w:cs="Calibri"/>
-        </w:rPr>
-        <w:t xml:space="preserve"> Overall, the evidence suggests that Belize’s long-run growth model has been driven primarily by physical capital accumulation and labour expansion, while total factor productivity (TFP) growth has remained volatile and increasingly weak over time. Although periods of rapid expansion were supported by positive gains, more recent decades indicate growing reliance on extensive growth through accumulation of factor inputs rather than sustained improvements in economic efficiency and technological progress.</w:t>
+        <w:t>Belize’s growth experience over the past four decades reveals a gradual shift in the drivers of economic expansion. While periods of strong growth were recorded, particularly during the late 1980s and early 1990s, the economy has relied predominantly on physical capital accumulation and labour expansion, with total factor productivity (TFP) playing a more volatile role. During the early 1980s, weak economic performance was characterized by negative productivity growth that offset positive contributions from capital and labour, suggesting inefficiencies in resource utilization and limited technological progress. By contrast, the subsequent growth acceleration of the late 1980s and early 1990s was supported by strong investment in tourism infrastructure, transportation, utilities, and construction, alongside significant gains in productivity and economic efficiency</w:t>
+      </w:r>
+      <w:r>
+        <w:rPr>
+          <w:rFonts w:cs="Calibri"/>
+        </w:rPr>
+        <w:t>.</w:t>
       </w:r>
     </w:p>
     <w:p>
@@ -3870,40 +3865,26 @@
         <w:rPr>
           <w:rFonts w:cs="Calibri"/>
         </w:rPr>
-        <w:t>During the early 1980s (1981-84), Belize recorded relatively weak growth performance, reflecting difficult external economic conditions that affected many Caribbean and Latin American economies during that period</w:t>
-      </w:r>
-      <w:r>
-        <w:rPr>
-          <w:rFonts w:cs="Calibri"/>
-        </w:rPr>
-        <w:t xml:space="preserve"> </w:t>
-      </w:r>
-      <w:r>
-        <w:rPr>
-          <w:rFonts w:cs="Calibri"/>
-          <w:highlight w:val="yellow"/>
-        </w:rPr>
-        <w:t>(Figure 3)</w:t>
-      </w:r>
-      <w:r>
-        <w:rPr>
-          <w:rFonts w:cs="Calibri"/>
-          <w:highlight w:val="yellow"/>
+        <w:t xml:space="preserve">Between 1995 and 2005, Belize’s growth structure became more balanced as labour </w:t>
+      </w:r>
+      <w:r>
+        <w:rPr>
+          <w:rFonts w:cs="Calibri"/>
+        </w:rPr>
+        <w:lastRenderedPageBreak/>
+        <w:t>contributions increased alongside continued capital accumulation. Expansion in tourism, construction, wholesale and retail trade, public administration, and other services supported stronger employment growth, while human capital made a modest but consistently positive contribution. However, productivity performance became increasingly volatile during this period, with TFP turning negative in the late 1990s before recovering in the early 2000s. This pattern suggests growing exposure to cyclical fluctuations, external shocks, and structural bottlenecks, despite ongoing economic expansion</w:t>
+      </w:r>
+      <w:r>
+        <w:rPr>
+          <w:rFonts w:cs="Calibri"/>
+        </w:rPr>
+        <w:t xml:space="preserve"> (Figure 3)</w:t>
+      </w:r>
+      <w:r>
+        <w:rPr>
+          <w:rFonts w:cs="Calibri"/>
         </w:rPr>
         <w:t>.</w:t>
-      </w:r>
-      <w:r>
-        <w:rPr>
-          <w:rFonts w:cs="Calibri"/>
-        </w:rPr>
-        <w:t xml:space="preserve"> Although physical capital and labour </w:t>
-      </w:r>
-      <w:r>
-        <w:rPr>
-          <w:rFonts w:cs="Calibri"/>
-        </w:rPr>
-        <w:lastRenderedPageBreak/>
-        <w:t>contributed positively to growth, these gains were more than offset by a large negative contribution from TFP. The findings suggest that the economy faced significant inefficiencies in the utilization of productive resources, weak productive capacity and limited technological adoption. In effect, Belize was expanding factor inputs without achieving corresponding gains in productivity.</w:t>
       </w:r>
     </w:p>
     <w:p>
@@ -3931,8 +3912,8 @@
           <w:szCs w:val="22"/>
         </w:rPr>
       </w:pPr>
+      <w:commentRangeStart w:id="10"/>
       <w:commentRangeStart w:id="11"/>
-      <w:commentRangeStart w:id="12"/>
       <w:r>
         <w:rPr>
           <w:b/>
@@ -4060,6 +4041,19 @@
         </w:rPr>
         <w:t>Avg. Contribution to Real GDP)</w:t>
       </w:r>
+      <w:commentRangeEnd w:id="10"/>
+      <w:r>
+        <w:rPr>
+          <w:rStyle w:val="CommentReference"/>
+          <w:b/>
+          <w:bCs/>
+          <w:i w:val="0"/>
+          <w:iCs w:val="0"/>
+          <w:sz w:val="22"/>
+          <w:szCs w:val="22"/>
+        </w:rPr>
+        <w:commentReference w:id="10"/>
+      </w:r>
       <w:commentRangeEnd w:id="11"/>
       <w:r>
         <w:rPr>
@@ -4072,19 +4066,6 @@
           <w:szCs w:val="22"/>
         </w:rPr>
         <w:commentReference w:id="11"/>
-      </w:r>
-      <w:commentRangeEnd w:id="12"/>
-      <w:r>
-        <w:rPr>
-          <w:rStyle w:val="CommentReference"/>
-          <w:b/>
-          <w:bCs/>
-          <w:i w:val="0"/>
-          <w:iCs w:val="0"/>
-          <w:sz w:val="22"/>
-          <w:szCs w:val="22"/>
-        </w:rPr>
-        <w:commentReference w:id="12"/>
       </w:r>
     </w:p>
     <w:p>
@@ -4161,13 +4142,7 @@
         <w:rPr>
           <w:rFonts w:cs="Calibri"/>
         </w:rPr>
-        <w:t>Economic growth accelerated during the 1985-89 and 1990-94 periods, representing the strongest growth episode. This expansion was driven overwhelmingly by physical capital accumulation, particularly during the 1990-94 period when capital contributed more than seven percentage points to annual GDP growth. The surge in capital accumulation likely reflected significant investment in tourism infrastructure, utilities, transportation and expansion in both public and private capital formation. Labour contributions also strengthened steadily during this period, reflecting stronger employment absorption associated with tourism expansion, agricultural activity and service sector growth. Importantly, TFP became strongly positive during the late 1980s, indicating that growth was not solely driven by factor accumulation, but also driven by productive efficiency, structural modernization and improvement in economic organization.</w:t>
-      </w:r>
-      <w:r>
-        <w:rPr>
-          <w:rFonts w:cs="Calibri"/>
-        </w:rPr>
-        <w:t xml:space="preserve"> This combination of strong investment and positive productivity growth suggests that Belize experienced a temporary phase of relatively dynamic and broad-based economic expansion.</w:t>
+        <w:t>A more concerning trend emerged after 2005 as TFP became persistently negative and increasingly acted as a drag on growth. Although physical capital and labour continued to contribute positively, the efficiency with which these inputs were utilized deteriorated significantly. This indicates a growing reliance on extensive growth driven by additional labour and capital rather than productivity-enhancing innovation, technological upgrading, or improvements in economic organization. The recurring negative contribution of TFP, particularly during 2005–09 and 2015–19, points to deeper structural constraints, including weak technological diffusion, infrastructure deficiencies, institutional inefficiencies, declining competitiveness, and increasing concentration in relatively low-productivity service activities. Human capital remained positive throughout the period but contributed only modestly, suggesting that Belize has yet to fully leverage education and workforce development as engines of long-term productivity growth.</w:t>
       </w:r>
     </w:p>
     <w:p>
@@ -4193,13 +4168,14 @@
         <w:rPr>
           <w:rFonts w:cs="Calibri"/>
         </w:rPr>
-        <w:t xml:space="preserve">Between 1995 and 2005, Belize’s growth structure became more balanced, although physical capital remained the dominant driver of economic growth. Labour contributions increased noticeably during both the 1995-99 and 2000-04 periods, likely reflecting continued expansion in tourism, construction, wholesale and retail trade, public administration and other services. Human capital also contributed positively throughout the period, although its overall contribution remained modest relative to physical capital and labour. </w:t>
-      </w:r>
-      <w:r>
-        <w:rPr>
-          <w:rFonts w:cs="Calibri"/>
-        </w:rPr>
-        <w:t>This suggests that while educational attainment and workforce quality may have improved gradually, human capital accumulation did not emerge as a major engine of long-run growth.</w:t>
+        <w:t xml:space="preserve">The COVID-19 pandemic generated a severe but temporary disruption to Belize’s growth trajectory, followed by a rapid rebound driven by the reopening of tourism and economic activity. Nevertheless, TFP remained broadly neutral during the recovery period, indicating that the post-pandemic expansion was largely cyclical rather than the result of deeper structural transformation. Overall, the evidence suggests that Belize’s development model has generated investment and employment growth but has struggled to deliver sustained productivity gains. Strengthening long-run growth will therefore require policies that promote technological adoption, digitalization, workforce skills, institutional effectiveness, infrastructure modernization, and diversification into higher-productivity sectors such as business process </w:t>
+      </w:r>
+      <w:r>
+        <w:rPr>
+          <w:rFonts w:cs="Calibri"/>
+        </w:rPr>
+        <w:lastRenderedPageBreak/>
+        <w:t>outsourcing, digital services, logistics, and other knowledge-intensive activities.</w:t>
       </w:r>
     </w:p>
     <w:p>
@@ -4225,20 +4201,26 @@
         <w:rPr>
           <w:rFonts w:cs="Calibri"/>
         </w:rPr>
-        <w:t xml:space="preserve">A particularly important feature of this period was the increasingly volatile of TFP. Productivity </w:t>
-      </w:r>
-      <w:r>
-        <w:rPr>
-          <w:rFonts w:cs="Calibri"/>
-        </w:rPr>
-        <w:lastRenderedPageBreak/>
-        <w:t xml:space="preserve">growth turned negative during 1995-99 before recovering during 2000-04. This volatility suggests that Belize’s productivity performance became increasingly vulnerable to cyclical fluctuations, external shocks and structural bottlenecks. The temporary rebound in TFP during the early 2000s may reflect gains associated with tourism expansion, macroeconomic stabilization and enhancement in economic coordination. However, the unstable productivity performance during this period may also </w:t>
-      </w:r>
-      <w:r>
-        <w:rPr>
-          <w:rFonts w:cs="Calibri"/>
-        </w:rPr>
-        <w:t>have signaled the emergence of deeper structural constraints that became more pronounced in subsequent years.</w:t>
+        <w:t>Belize’s long-run economic performance reveals a close relationship between labour productivity and total factor productivity growth, suggesting that improvements in worker output have depended on gains in economic efficiency. Throughout much of the period, the two series moved closely together, indicating that fluctuations in labour productivity were not driven solely by increases in employment or capital accumulation, but also by changes with which labour and capital were utilized across the economy</w:t>
+      </w:r>
+      <w:r>
+        <w:rPr>
+          <w:rFonts w:cs="Calibri"/>
+        </w:rPr>
+        <w:t xml:space="preserve"> </w:t>
+      </w:r>
+      <w:r>
+        <w:rPr>
+          <w:rFonts w:cs="Calibri"/>
+          <w:highlight w:val="yellow"/>
+        </w:rPr>
+        <w:t>(Figure 4)</w:t>
+      </w:r>
+      <w:r>
+        <w:rPr>
+          <w:rFonts w:cs="Calibri"/>
+        </w:rPr>
+        <w:t>.</w:t>
       </w:r>
     </w:p>
     <w:p>
@@ -4250,282 +4232,6 @@
           <w:rFonts w:cs="Calibri"/>
         </w:rPr>
       </w:pPr>
-    </w:p>
-    <w:p>
-      <w:pPr>
-        <w:pStyle w:val="BodyText"/>
-        <w:ind w:right="-23"/>
-        <w:jc w:val="both"/>
-        <w:rPr>
-          <w:rFonts w:cs="Calibri"/>
-        </w:rPr>
-      </w:pPr>
-      <w:r>
-        <w:rPr>
-          <w:rFonts w:cs="Calibri"/>
-        </w:rPr>
-        <w:t>A major structural shift appears to have emerged after 2005. During the 2005–09 period, TFP became strongly negative and acted as a substantial drag on economic growth despite continued positive contributions from physical capital and labour. This suggests that although Belize continued to expand factor inputs, the efficiency with which these inputs were utilized deteriorated significantly. In other words, growth increasingly relied on extensive expansion through additional labour and capital rather than intensive growth driven by technological upgrading, innovation, and productivity improvements. The deterioration in TFP may reflect several structural constraints facing the economy, including infrastructure bottlenecks, weak technological diffusion, rising informality, declining export competitiveness, institutional inefficiencies, exposure to external shocks, and increasing concentration in relatively low-productivity service activities.</w:t>
-      </w:r>
-    </w:p>
-    <w:p>
-      <w:pPr>
-        <w:pStyle w:val="BodyText"/>
-        <w:ind w:right="-23"/>
-        <w:jc w:val="both"/>
-        <w:rPr>
-          <w:rFonts w:cs="Calibri"/>
-        </w:rPr>
-      </w:pPr>
-    </w:p>
-    <w:p>
-      <w:pPr>
-        <w:pStyle w:val="BodyText"/>
-        <w:ind w:right="-23"/>
-        <w:jc w:val="both"/>
-        <w:rPr>
-          <w:rFonts w:cs="Calibri"/>
-        </w:rPr>
-      </w:pPr>
-      <w:r>
-        <w:rPr>
-          <w:rFonts w:cs="Calibri"/>
-        </w:rPr>
-        <w:t>The weakening productivity trend became even more pronounced during the 2015–19 period, when TFP again exerted a large negative contribution to growth. This finding is particularly significant because physical capital and labour continued to contribute positively during the same period. The results therefore suggest declining efficiency in the use of productive inputs and weakening returns to investment. Such patterns are often associated with structural rigidities, weak innovation systems, low technological absorption, and declining allocative efficiency. The findings may also reflect the increasing dependence of Belize’s economy on tourism and domestic services sectors, which can support employment and aggregate demand but may generate weaker long-run productivity gains than manufacturing and higher-value tradable sectors.</w:t>
-      </w:r>
-    </w:p>
-    <w:p>
-      <w:pPr>
-        <w:pStyle w:val="BodyText"/>
-        <w:ind w:right="-23"/>
-        <w:jc w:val="both"/>
-        <w:rPr>
-          <w:rFonts w:cs="Calibri"/>
-        </w:rPr>
-      </w:pPr>
-    </w:p>
-    <w:p>
-      <w:pPr>
-        <w:pStyle w:val="BodyText"/>
-        <w:ind w:right="-23"/>
-        <w:jc w:val="both"/>
-        <w:rPr>
-          <w:rFonts w:cs="Calibri"/>
-        </w:rPr>
-      </w:pPr>
-      <w:r>
-        <w:rPr>
-          <w:rFonts w:cs="Calibri"/>
-        </w:rPr>
-        <w:t>Human capital contributions remained consistently positive throughout the entire period but were persistently small relative to the contributions of physical capital and labour. This is an important structural finding because it suggests that Belize has not yet fully leveraged education, workforce upgrading, technological skills, and human capability development as major engines of economic transformation. The relatively weak contribution of human capital may also reflect persistent labour market challenges, including skills mismatches, educational quality concerns, outward migration of skilled workers, labour market informality, and gender disparities in labour force participation and earnings. In the absence of stronger human capital accumulation, sustaining long-run productivity growth becomes increasingly difficult, particularly within a small open economy operating in a rapidly changing global environment.</w:t>
-      </w:r>
-    </w:p>
-    <w:p>
-      <w:pPr>
-        <w:pStyle w:val="BodyText"/>
-        <w:ind w:right="-23"/>
-        <w:jc w:val="both"/>
-        <w:rPr>
-          <w:rFonts w:cs="Calibri"/>
-        </w:rPr>
-      </w:pPr>
-    </w:p>
-    <w:p>
-      <w:pPr>
-        <w:pStyle w:val="BodyText"/>
-        <w:ind w:right="-23"/>
-        <w:jc w:val="both"/>
-        <w:rPr>
-          <w:rFonts w:cs="Calibri"/>
-        </w:rPr>
-      </w:pPr>
-      <w:r>
-        <w:rPr>
-          <w:rFonts w:cs="Calibri"/>
-        </w:rPr>
-        <w:t xml:space="preserve">The 2020–23 period reflects the extraordinary disruption associated with the COVID-19 pandemic and the subsequent recovery. Despite the severe contraction experienced during 2020, the period as a whole still recorded positive contributions from physical capital and labour, reflecting the rapid rebound in tourism activity, employment recovery, reopening effects, and renewed investment activity. TFP during this period appears broadly neutral, suggesting that the recovery was driven more by cyclical normalization and reopening effects than by deeper productivity-enhancing structural transformation. This distinction is important because it indicates that the post-pandemic rebound may not represent a fundamental shift in </w:t>
-      </w:r>
-      <w:r>
-        <w:rPr>
-          <w:rFonts w:cs="Calibri"/>
-        </w:rPr>
-        <w:lastRenderedPageBreak/>
-        <w:t>Belize’s underlying growth model.</w:t>
-      </w:r>
-    </w:p>
-    <w:p>
-      <w:pPr>
-        <w:pStyle w:val="BodyText"/>
-        <w:ind w:right="-23"/>
-        <w:jc w:val="both"/>
-        <w:rPr>
-          <w:rFonts w:cs="Calibri"/>
-        </w:rPr>
-      </w:pPr>
-    </w:p>
-    <w:p>
-      <w:pPr>
-        <w:pStyle w:val="BodyText"/>
-        <w:ind w:right="-23"/>
-        <w:jc w:val="both"/>
-        <w:rPr>
-          <w:rFonts w:cs="Calibri"/>
-        </w:rPr>
-      </w:pPr>
-      <w:r>
-        <w:rPr>
-          <w:rFonts w:cs="Calibri"/>
-        </w:rPr>
-        <w:t>Overall, the decomposition highlights several important characteristics of Belize’s development trajectory. First, long-run growth has been heavily dependent on capital accumulation and labour expansion rather than sustained productivity growth. Second, productivity performance has become increasingly volatile and negative over time, suggesting weakening efficiency in the use of productive inputs. Third, human capital accumulation has remained insufficiently strong to emerge as a major source of structural transformation and productivity enhancement. Finally, the findings suggest that Belize may be experiencing the limitations of a services-led growth model that has generated investment and employment growth but has not consistently produced broad-based productivity gains.</w:t>
-      </w:r>
-    </w:p>
-    <w:p>
-      <w:pPr>
-        <w:pStyle w:val="BodyText"/>
-        <w:ind w:right="-23"/>
-        <w:jc w:val="both"/>
-        <w:rPr>
-          <w:rFonts w:cs="Calibri"/>
-        </w:rPr>
-      </w:pPr>
-    </w:p>
-    <w:p>
-      <w:pPr>
-        <w:pStyle w:val="BodyText"/>
-        <w:ind w:right="-23"/>
-        <w:jc w:val="both"/>
-        <w:rPr>
-          <w:rFonts w:cs="Calibri"/>
-        </w:rPr>
-      </w:pPr>
-      <w:r>
-        <w:rPr>
-          <w:rFonts w:cs="Calibri"/>
-        </w:rPr>
-        <w:t>The results underscore the importance of policies aimed at enhancing productivity-enhancing structural transformation. In particular, improving infrastructure quality, strengthening institutional efficiency, expanding digitalization, promoting technological adoption, deepening workforce skills, improving educational outcomes, and encouraging diversification into higher-productivity tradable sectors will be critical to sustaining long-run growth. Expanding participation in modern services activities such as business process outsourcing, digital services, logistics, and knowledge-intensive sectors could also help Belize transition toward a more resilient and productivity-driven growth trajectory.</w:t>
-      </w:r>
-    </w:p>
-    <w:p>
-      <w:pPr>
-        <w:pStyle w:val="BodyText"/>
-        <w:ind w:right="-23"/>
-        <w:jc w:val="both"/>
-        <w:rPr>
-          <w:rFonts w:cs="Calibri"/>
-        </w:rPr>
-      </w:pPr>
-    </w:p>
-    <w:p>
-      <w:pPr>
-        <w:pStyle w:val="BodyText"/>
-        <w:ind w:right="-23"/>
-        <w:jc w:val="both"/>
-        <w:rPr>
-          <w:rFonts w:cs="Calibri"/>
-        </w:rPr>
-      </w:pPr>
-      <w:r>
-        <w:rPr>
-          <w:rFonts w:cs="Calibri"/>
-        </w:rPr>
-        <w:t>Belize’s long-run economic performance reveals a close relationship between labour productivity and total factor productivity growth, suggesting that improvements in worker output have depended on gains in economic efficiency. Throughout much of the period, the two series moved closely together, indicating that fluctuations in labour productivity were not driven solely by increases in employment or capital accumulation, but also by changes with which labour and capital were utilized across the economy</w:t>
-      </w:r>
-      <w:r>
-        <w:rPr>
-          <w:rFonts w:cs="Calibri"/>
-        </w:rPr>
-        <w:t xml:space="preserve"> (Figure 4)</w:t>
-      </w:r>
-      <w:r>
-        <w:rPr>
-          <w:rFonts w:cs="Calibri"/>
-        </w:rPr>
-        <w:t>.</w:t>
-      </w:r>
-    </w:p>
-    <w:p>
-      <w:pPr>
-        <w:pStyle w:val="BodyText"/>
-        <w:ind w:right="-23"/>
-        <w:jc w:val="both"/>
-        <w:rPr>
-          <w:rFonts w:cs="Calibri"/>
-        </w:rPr>
-      </w:pPr>
-    </w:p>
-    <w:p>
-      <w:pPr>
-        <w:pStyle w:val="BodyText"/>
-        <w:ind w:right="-23"/>
-        <w:jc w:val="both"/>
-        <w:rPr>
-          <w:rFonts w:cs="Calibri"/>
-        </w:rPr>
-      </w:pPr>
-      <w:r>
-        <w:rPr>
-          <w:rFonts w:cs="Calibri"/>
-        </w:rPr>
-        <w:t>During the late 1980s and early 1990s, Belize experienced one of its strongest periods of productivity expansion. Labour productivity growth exceeded 10 percent at its peak, while TFP also rose significantly. This period likely reflected rapid tourism expansion, infrastructure investment, agricultural modernization, and increasing integration into regional and international markets. The stronger rise in labour productivity relative to TFP suggests that capital deepening — increased investment per worker — played a particularly important role in supporting economic growth during this phase of structural expansion.</w:t>
-      </w:r>
-    </w:p>
-    <w:p>
-      <w:pPr>
-        <w:pStyle w:val="BodyText"/>
-        <w:ind w:right="-23"/>
-        <w:jc w:val="both"/>
-        <w:rPr>
-          <w:rFonts w:cs="Calibri"/>
-        </w:rPr>
-      </w:pPr>
-    </w:p>
-    <w:p>
-      <w:pPr>
-        <w:pStyle w:val="BodyText"/>
-        <w:ind w:right="-23"/>
-        <w:jc w:val="both"/>
-        <w:rPr>
-          <w:rFonts w:cs="Calibri"/>
-        </w:rPr>
-      </w:pPr>
-      <w:r>
-        <w:rPr>
-          <w:rFonts w:cs="Calibri"/>
-        </w:rPr>
-        <w:t>However, these gains proved difficult to sustain. From the mid-1990s onward, both labour productivity and TFP became increasingly volatile and generally trended downward, with TFP frequently turning negative. This suggests that Belize gradually shifted toward a more extensive growth model driven primarily by increases in labour and capital inputs rather than sustained improvements in efficiency, innovation, or technological progress. The persistent weakness in TFP may reflect structural constraints such as limited technological diffusion, infrastructure bottlenecks, institutional inefficiencies, rising dependence on relatively low-productivity service activities, and the country’s vulnerability to external economic and climate-related shocks.</w:t>
-      </w:r>
-    </w:p>
-    <w:p>
-      <w:pPr>
-        <w:pStyle w:val="BodyText"/>
-        <w:ind w:right="-23"/>
-        <w:jc w:val="both"/>
-        <w:rPr>
-          <w:rFonts w:cs="Calibri"/>
-        </w:rPr>
-      </w:pPr>
-    </w:p>
-    <w:p>
-      <w:pPr>
-        <w:pStyle w:val="BodyText"/>
-        <w:ind w:right="-23"/>
-        <w:jc w:val="both"/>
-        <w:rPr>
-          <w:rFonts w:cs="Calibri"/>
-        </w:rPr>
-      </w:pPr>
-      <w:r>
-        <w:rPr>
-          <w:rFonts w:cs="Calibri"/>
-        </w:rPr>
-        <w:t xml:space="preserve">The COVID-19 pandemic generated the sharpest productivity shock in the series, with both labour productivity and TFP collapsing in 2020 before rebounding sharply in 2021 as tourism and economic activity reopened. Nevertheless, the rebound appears largely cyclical rather than structural in nature. Overall, the evidence suggests that Belize has struggled to generate </w:t>
-      </w:r>
-      <w:r>
-        <w:rPr>
-          <w:rFonts w:cs="Calibri"/>
-        </w:rPr>
-        <w:lastRenderedPageBreak/>
-        <w:t>sustained productivity-driven growth over the long run. The findings underscore the importance of policies aimed at strengthening productivity through technological adoption, digitalization, workforce upskilling, infrastructure modernization, institutional reform, and diversification into higher-productivity sectors such as business process outsourcing, logistics, and digital services.</w:t>
-      </w:r>
     </w:p>
     <w:p>
       <w:pPr>
@@ -4542,6 +4248,85 @@
           <w:szCs w:val="22"/>
         </w:rPr>
       </w:pPr>
+      <w:commentRangeStart w:id="12"/>
+      <w:r>
+        <w:rPr>
+          <w:b/>
+          <w:bCs/>
+          <w:i w:val="0"/>
+          <w:iCs w:val="0"/>
+          <w:sz w:val="22"/>
+          <w:szCs w:val="22"/>
+        </w:rPr>
+        <w:t xml:space="preserve">Figure </w:t>
+      </w:r>
+      <w:r>
+        <w:rPr>
+          <w:b/>
+          <w:bCs/>
+          <w:i w:val="0"/>
+          <w:iCs w:val="0"/>
+          <w:sz w:val="22"/>
+          <w:szCs w:val="22"/>
+        </w:rPr>
+        <w:fldChar w:fldCharType="begin"/>
+      </w:r>
+      <w:r>
+        <w:rPr>
+          <w:b/>
+          <w:bCs/>
+          <w:i w:val="0"/>
+          <w:iCs w:val="0"/>
+          <w:sz w:val="22"/>
+          <w:szCs w:val="22"/>
+        </w:rPr>
+        <w:instrText xml:space="preserve"> SEQ Figure \* ARABIC </w:instrText>
+      </w:r>
+      <w:r>
+        <w:rPr>
+          <w:b/>
+          <w:bCs/>
+          <w:i w:val="0"/>
+          <w:iCs w:val="0"/>
+          <w:sz w:val="22"/>
+          <w:szCs w:val="22"/>
+        </w:rPr>
+        <w:fldChar w:fldCharType="separate"/>
+      </w:r>
+      <w:r>
+        <w:rPr>
+          <w:b/>
+          <w:bCs/>
+          <w:i w:val="0"/>
+          <w:iCs w:val="0"/>
+          <w:noProof/>
+          <w:sz w:val="22"/>
+          <w:szCs w:val="22"/>
+        </w:rPr>
+        <w:t>4</w:t>
+      </w:r>
+      <w:r>
+        <w:rPr>
+          <w:b/>
+          <w:bCs/>
+          <w:i w:val="0"/>
+          <w:iCs w:val="0"/>
+          <w:sz w:val="22"/>
+          <w:szCs w:val="22"/>
+        </w:rPr>
+        <w:fldChar w:fldCharType="end"/>
+      </w:r>
+      <w:r>
+        <w:rPr>
+          <w:b/>
+          <w:bCs/>
+          <w:i w:val="0"/>
+          <w:iCs w:val="0"/>
+          <w:sz w:val="22"/>
+          <w:szCs w:val="22"/>
+        </w:rPr>
+        <w:t xml:space="preserve">: </w:t>
+      </w:r>
     </w:p>
     <w:p>
       <w:pPr>
@@ -4567,101 +4352,20 @@
           <w:sz w:val="22"/>
           <w:szCs w:val="22"/>
         </w:rPr>
-        <w:t xml:space="preserve">Figure </w:t>
-      </w:r>
-      <w:r>
-        <w:rPr>
-          <w:b/>
-          <w:bCs/>
-          <w:i w:val="0"/>
-          <w:iCs w:val="0"/>
-          <w:sz w:val="22"/>
-          <w:szCs w:val="22"/>
-        </w:rPr>
-        <w:fldChar w:fldCharType="begin"/>
-      </w:r>
-      <w:r>
-        <w:rPr>
-          <w:b/>
-          <w:bCs/>
-          <w:i w:val="0"/>
-          <w:iCs w:val="0"/>
-          <w:sz w:val="22"/>
-          <w:szCs w:val="22"/>
-        </w:rPr>
-        <w:instrText xml:space="preserve"> SEQ Figure \* ARABIC </w:instrText>
-      </w:r>
-      <w:r>
-        <w:rPr>
-          <w:b/>
-          <w:bCs/>
-          <w:i w:val="0"/>
-          <w:iCs w:val="0"/>
-          <w:sz w:val="22"/>
-          <w:szCs w:val="22"/>
-        </w:rPr>
-        <w:fldChar w:fldCharType="separate"/>
-      </w:r>
-      <w:r>
-        <w:rPr>
-          <w:b/>
-          <w:bCs/>
-          <w:i w:val="0"/>
-          <w:iCs w:val="0"/>
-          <w:noProof/>
-          <w:sz w:val="22"/>
-          <w:szCs w:val="22"/>
-        </w:rPr>
-        <w:t>4</w:t>
-      </w:r>
-      <w:r>
-        <w:rPr>
-          <w:b/>
-          <w:bCs/>
-          <w:i w:val="0"/>
-          <w:iCs w:val="0"/>
-          <w:sz w:val="22"/>
-          <w:szCs w:val="22"/>
-        </w:rPr>
-        <w:fldChar w:fldCharType="end"/>
-      </w:r>
-      <w:r>
-        <w:rPr>
-          <w:b/>
-          <w:bCs/>
-          <w:i w:val="0"/>
-          <w:iCs w:val="0"/>
-          <w:sz w:val="22"/>
-          <w:szCs w:val="22"/>
-        </w:rPr>
-        <w:t xml:space="preserve">: </w:t>
-      </w:r>
-    </w:p>
-    <w:p>
-      <w:pPr>
-        <w:pStyle w:val="Caption"/>
-        <w:keepNext/>
-        <w:spacing w:after="0"/>
-        <w:jc w:val="center"/>
-        <w:rPr>
-          <w:b/>
-          <w:bCs/>
-          <w:i w:val="0"/>
-          <w:iCs w:val="0"/>
-          <w:sz w:val="22"/>
-          <w:szCs w:val="22"/>
-        </w:rPr>
-      </w:pPr>
-      <w:r>
-        <w:rPr>
-          <w:b/>
-          <w:bCs/>
-          <w:i w:val="0"/>
-          <w:iCs w:val="0"/>
-          <w:sz w:val="22"/>
-          <w:szCs w:val="22"/>
-        </w:rPr>
         <w:t>Belize Labour Productivity and Total Factor Productivity Growth</w:t>
+      </w:r>
+      <w:commentRangeEnd w:id="12"/>
+      <w:r>
+        <w:rPr>
+          <w:rStyle w:val="CommentReference"/>
+          <w:b/>
+          <w:bCs/>
+          <w:i w:val="0"/>
+          <w:iCs w:val="0"/>
+          <w:sz w:val="22"/>
+          <w:szCs w:val="22"/>
+        </w:rPr>
+        <w:commentReference w:id="12"/>
       </w:r>
     </w:p>
     <w:p>
@@ -4676,13 +4380,12 @@
       <w:r>
         <w:rPr>
           <w:rFonts w:cs="Calibri"/>
-          <w:noProof/>
         </w:rPr>
         <w:drawing>
-          <wp:inline distT="0" distB="0" distL="0" distR="0" wp14:anchorId="6827EDC6" wp14:editId="087D42B6">
-            <wp:extent cx="5943600" cy="4211955"/>
+          <wp:inline distT="0" distB="0" distL="0" distR="0" wp14:anchorId="4E9DA8C4" wp14:editId="4DB8F297">
+            <wp:extent cx="5943600" cy="4199890"/>
             <wp:effectExtent l="0" t="0" r="0" b="0"/>
-            <wp:docPr id="299289789" name="Picture 1"/>
+            <wp:docPr id="132129737" name="Picture 1"/>
             <wp:cNvGraphicFramePr>
               <a:graphicFrameLocks xmlns:a="http://schemas.openxmlformats.org/drawingml/2006/main" noChangeAspect="1"/>
             </wp:cNvGraphicFramePr>
@@ -4690,7 +4393,7 @@
               <a:graphicData uri="http://schemas.openxmlformats.org/drawingml/2006/picture">
                 <pic:pic xmlns:pic="http://schemas.openxmlformats.org/drawingml/2006/picture">
                   <pic:nvPicPr>
-                    <pic:cNvPr id="299289789" name=""/>
+                    <pic:cNvPr id="132129737" name=""/>
                     <pic:cNvPicPr/>
                   </pic:nvPicPr>
                   <pic:blipFill>
@@ -4702,7 +4405,7 @@
                   <pic:spPr>
                     <a:xfrm>
                       <a:off x="0" y="0"/>
-                      <a:ext cx="5943600" cy="4211955"/>
+                      <a:ext cx="5943600" cy="4199890"/>
                     </a:xfrm>
                     <a:prstGeom prst="rect">
                       <a:avLst/>
@@ -4727,28 +4430,6 @@
     </w:p>
     <w:p>
       <w:pPr>
-        <w:pStyle w:val="Heading2"/>
-        <w:rPr>
-          <w:rFonts w:ascii="Trebuchet MS" w:hAnsi="Trebuchet MS"/>
-          <w:b/>
-          <w:bCs/>
-          <w:sz w:val="24"/>
-          <w:szCs w:val="24"/>
-        </w:rPr>
-      </w:pPr>
-      <w:r>
-        <w:rPr>
-          <w:rFonts w:ascii="Trebuchet MS" w:hAnsi="Trebuchet MS"/>
-          <w:b/>
-          <w:bCs/>
-          <w:sz w:val="24"/>
-          <w:szCs w:val="24"/>
-        </w:rPr>
-        <w:t>Convergence Analysis</w:t>
-      </w:r>
-    </w:p>
-    <w:p>
-      <w:pPr>
         <w:pStyle w:val="BodyText"/>
         <w:ind w:right="-23"/>
         <w:jc w:val="both"/>
@@ -4756,6 +4437,12 @@
           <w:rFonts w:cs="Calibri"/>
         </w:rPr>
       </w:pPr>
+      <w:r>
+        <w:rPr>
+          <w:rFonts w:cs="Calibri"/>
+        </w:rPr>
+        <w:t>During the late 1980s and early 1990s, Belize experienced one of its strongest periods of productivity expansion. Labour productivity growth exceeded 10 percent at its peak, while TFP also rose significantly. This period likely reflected rapid tourism expansion, infrastructure investment, agricultural modernization, and increasing integration into regional and international markets. The stronger rise in labour productivity relative to TFP suggests that capital deepening — increased investment per worker — played a particularly important role in supporting economic growth during this phase of structural expansion.</w:t>
+      </w:r>
     </w:p>
     <w:p>
       <w:pPr>
@@ -4766,64 +4453,6 @@
           <w:rFonts w:cs="Calibri"/>
         </w:rPr>
       </w:pPr>
-      <w:commentRangeStart w:id="13"/>
-      <w:commentRangeStart w:id="14"/>
-      <w:r>
-        <w:rPr>
-          <w:rFonts w:cs="Calibri"/>
-        </w:rPr>
-        <w:t xml:space="preserve">Comparator economies such as Costa Rica, the Dominican Republic, and Mauritius provide </w:t>
-      </w:r>
-      <w:commentRangeEnd w:id="14"/>
-      <w:r>
-        <w:rPr>
-          <w:rStyle w:val="CommentReference"/>
-          <w:rFonts w:cs="Calibri"/>
-          <w:sz w:val="22"/>
-          <w:szCs w:val="22"/>
-        </w:rPr>
-        <w:commentReference w:id="14"/>
-      </w:r>
-      <w:r>
-        <w:rPr>
-          <w:rFonts w:cs="Calibri"/>
-        </w:rPr>
-        <w:t xml:space="preserve">a useful benchmark for assessing Belize’s long-term growth trajectory, given their shared structural characteristics as small open economies with varying degrees of tourism dependence and external vulnerability. </w:t>
-      </w:r>
-      <w:r>
-        <w:rPr>
-          <w:rFonts w:cs="Calibri"/>
-        </w:rPr>
-        <w:t>Real g</w:t>
-      </w:r>
-      <w:r>
-        <w:rPr>
-          <w:rFonts w:cs="Calibri"/>
-        </w:rPr>
-        <w:t xml:space="preserve">ross national income (GNI) per capita in Belize, measured in purchasing power parity (PPP) adjusted constant international dollars, has remained broadly stagnant over the past three decades. Between 1991 and 2024, the country’s </w:t>
-      </w:r>
-      <w:r>
-        <w:rPr>
-          <w:rFonts w:cs="Calibri"/>
-        </w:rPr>
-        <w:t xml:space="preserve">real </w:t>
-      </w:r>
-      <w:r>
-        <w:rPr>
-          <w:rFonts w:cs="Calibri"/>
-        </w:rPr>
-        <w:t xml:space="preserve">GNI grew by only 19.3%, reflecting the presence of a persistent middle-income trap dynamics, which is limiting long-term income convergence relative to the selected comparator countries. </w:t>
-      </w:r>
-      <w:commentRangeEnd w:id="13"/>
-      <w:r>
-        <w:rPr>
-          <w:rStyle w:val="CommentReference"/>
-          <w:rFonts w:cs="Calibri"/>
-          <w:sz w:val="22"/>
-          <w:szCs w:val="22"/>
-        </w:rPr>
-        <w:commentReference w:id="13"/>
-      </w:r>
     </w:p>
     <w:p>
       <w:pPr>
@@ -4834,6 +4463,19 @@
           <w:rFonts w:cs="Calibri"/>
         </w:rPr>
       </w:pPr>
+      <w:r>
+        <w:rPr>
+          <w:rFonts w:cs="Calibri"/>
+        </w:rPr>
+        <w:t xml:space="preserve">However, these gains proved difficult to sustain. From the mid-1990s onward, both labour productivity and TFP became increasingly volatile and generally trended downward, with TFP frequently turning negative. This suggests that Belize gradually shifted toward a more extensive growth model driven primarily by increases in labour and capital inputs rather than sustained </w:t>
+      </w:r>
+      <w:r>
+        <w:rPr>
+          <w:rFonts w:cs="Calibri"/>
+        </w:rPr>
+        <w:lastRenderedPageBreak/>
+        <w:t>improvements in efficiency, innovation, or technological progress. The persistent weakness in TFP may reflect structural constraints such as limited technological diffusion, infrastructure bottlenecks, institutional inefficiencies, rising dependence on relatively low-productivity service activities, and the country’s vulnerability to external economic and climate-related shocks.</w:t>
+      </w:r>
     </w:p>
     <w:p>
       <w:pPr>
@@ -4844,160 +4486,6 @@
           <w:rFonts w:cs="Calibri"/>
         </w:rPr>
       </w:pPr>
-      <w:r>
-        <w:rPr>
-          <w:rFonts w:cs="Calibri"/>
-        </w:rPr>
-        <w:t xml:space="preserve">In 1991, Belize and Mauritius recorded broadly the same levels of real </w:t>
-      </w:r>
-      <w:r>
-        <w:rPr>
-          <w:rFonts w:cs="Calibri"/>
-        </w:rPr>
-        <w:t xml:space="preserve">GNI </w:t>
-      </w:r>
-      <w:r>
-        <w:rPr>
-          <w:rFonts w:cs="Calibri"/>
-        </w:rPr>
-        <w:t>per capita within the upper-middle-income category</w:t>
-      </w:r>
-      <w:r>
-        <w:rPr>
-          <w:rFonts w:cs="Calibri"/>
-        </w:rPr>
-        <w:t>.</w:t>
-      </w:r>
-      <w:r>
-        <w:rPr>
-          <w:rFonts w:cs="Calibri"/>
-        </w:rPr>
-        <w:t xml:space="preserve"> Mauritius</w:t>
-      </w:r>
-      <w:r>
-        <w:rPr>
-          <w:rFonts w:cs="Calibri"/>
-        </w:rPr>
-        <w:t xml:space="preserve">’s real </w:t>
-      </w:r>
-      <w:r>
-        <w:rPr>
-          <w:rFonts w:cs="Calibri"/>
-        </w:rPr>
-        <w:t xml:space="preserve">GNI per capita </w:t>
-      </w:r>
-      <w:r>
-        <w:rPr>
-          <w:rFonts w:cs="Calibri"/>
-        </w:rPr>
-        <w:t>was</w:t>
-      </w:r>
-      <w:r>
-        <w:rPr>
-          <w:rFonts w:cs="Calibri"/>
-        </w:rPr>
-        <w:t xml:space="preserve"> PPP$10,504.25, only PPP$367.63 higher than Belize’s PPP$10,136.62 </w:t>
-      </w:r>
-      <w:r>
-        <w:rPr>
-          <w:rFonts w:cs="Calibri"/>
-          <w:b/>
-          <w:bCs/>
-          <w:highlight w:val="yellow"/>
-        </w:rPr>
-        <w:t>(Figure 2)</w:t>
-      </w:r>
-      <w:r>
-        <w:rPr>
-          <w:rFonts w:cs="Calibri"/>
-        </w:rPr>
-        <w:t xml:space="preserve">. In contrast, Costa Rica registered a </w:t>
-      </w:r>
-      <w:r>
-        <w:rPr>
-          <w:rFonts w:cs="Calibri"/>
-        </w:rPr>
-        <w:t>slightly</w:t>
-      </w:r>
-      <w:r>
-        <w:rPr>
-          <w:rFonts w:cs="Calibri"/>
-        </w:rPr>
-        <w:t xml:space="preserve"> </w:t>
-      </w:r>
-      <w:r>
-        <w:rPr>
-          <w:rFonts w:cs="Calibri"/>
-        </w:rPr>
-        <w:t xml:space="preserve">higher </w:t>
-      </w:r>
-      <w:r>
-        <w:rPr>
-          <w:rFonts w:cs="Calibri"/>
-        </w:rPr>
-        <w:t>income level</w:t>
-      </w:r>
-      <w:r>
-        <w:rPr>
-          <w:rFonts w:cs="Calibri"/>
-        </w:rPr>
-        <w:t xml:space="preserve">, while the Dominica Republic remained at a lower stage of </w:t>
-      </w:r>
-      <w:r>
-        <w:rPr>
-          <w:rFonts w:cs="Calibri"/>
-        </w:rPr>
-        <w:lastRenderedPageBreak/>
-        <w:t xml:space="preserve">development. However, the subsequent growth trajectories diverged significantly </w:t>
-      </w:r>
-      <w:r>
-        <w:rPr>
-          <w:rFonts w:cs="Calibri"/>
-        </w:rPr>
-        <w:t>ensuing three decades</w:t>
-      </w:r>
-      <w:r>
-        <w:rPr>
-          <w:rFonts w:cs="Calibri"/>
-        </w:rPr>
-        <w:t>. Mauritius successfully transitioned to high-income status with</w:t>
-      </w:r>
-      <w:r>
-        <w:rPr>
-          <w:rFonts w:cs="Calibri"/>
-        </w:rPr>
-        <w:t>in</w:t>
-      </w:r>
-      <w:r>
-        <w:rPr>
-          <w:rFonts w:cs="Calibri"/>
-        </w:rPr>
-        <w:t xml:space="preserve"> eight years through sustained productivity-driven income expansion. Similar, improvements in </w:t>
-      </w:r>
-      <w:r>
-        <w:rPr>
-          <w:rFonts w:cs="Calibri"/>
-        </w:rPr>
-        <w:t xml:space="preserve">real </w:t>
-      </w:r>
-      <w:r>
-        <w:rPr>
-          <w:rFonts w:cs="Calibri"/>
-        </w:rPr>
-        <w:t>GNI per capita were noted for Costa Rica and the Dominican Republic, albeit at a slow</w:t>
-      </w:r>
-      <w:r>
-        <w:rPr>
-          <w:rFonts w:cs="Calibri"/>
-        </w:rPr>
-        <w:t>er</w:t>
-      </w:r>
-      <w:r>
-        <w:rPr>
-          <w:rFonts w:cs="Calibri"/>
-        </w:rPr>
-        <w:t xml:space="preserve"> pace relative to Mauritius. </w:t>
-      </w:r>
     </w:p>
     <w:p>
       <w:pPr>
@@ -5008,68 +4496,12 @@
           <w:rFonts w:cs="Calibri"/>
         </w:rPr>
       </w:pPr>
-    </w:p>
-    <w:p>
-      <w:pPr>
-        <w:pStyle w:val="BodyText"/>
-        <w:ind w:right="-23"/>
-        <w:jc w:val="both"/>
-        <w:rPr>
-          <w:rFonts w:cs="Calibri"/>
-        </w:rPr>
-      </w:pPr>
-      <w:r>
-        <w:rPr>
-          <w:rFonts w:cs="Calibri"/>
-        </w:rPr>
-        <w:t xml:space="preserve">In contrast, Belize’s real </w:t>
-      </w:r>
-      <w:r>
-        <w:rPr>
-          <w:rFonts w:cs="Calibri"/>
-        </w:rPr>
-        <w:t>GNI</w:t>
-      </w:r>
-      <w:r>
-        <w:rPr>
-          <w:rFonts w:cs="Calibri"/>
-        </w:rPr>
-        <w:t xml:space="preserve"> per capita remained relatively stagnant. Recurrent </w:t>
-      </w:r>
-      <w:r>
-        <w:rPr>
-          <w:rFonts w:cs="Calibri"/>
-        </w:rPr>
-        <w:t xml:space="preserve">exogenous </w:t>
-      </w:r>
-      <w:r>
-        <w:rPr>
-          <w:rFonts w:cs="Calibri"/>
-        </w:rPr>
-        <w:t xml:space="preserve">shock-related reversals, periods of economic contraction and limited structural transformation are attributed to constraining the country’s convergence toward higher-income peer </w:t>
-      </w:r>
-      <w:r>
-        <w:rPr>
-          <w:rFonts w:cs="Calibri"/>
-        </w:rPr>
-        <w:t>economies</w:t>
-      </w:r>
-      <w:r>
-        <w:rPr>
-          <w:rFonts w:cs="Calibri"/>
-        </w:rPr>
-        <w:t>. Between 2006 and 2009, income per capita declined on account of lethargic economic growth exacerbated by inward migration pressures from neighboring Central American countries.</w:t>
-      </w:r>
-    </w:p>
-    <w:p>
-      <w:pPr>
-        <w:pStyle w:val="BodyText"/>
-        <w:ind w:right="-23"/>
-        <w:jc w:val="both"/>
-        <w:rPr>
-          <w:rFonts w:cs="Calibri"/>
-        </w:rPr>
-      </w:pPr>
+      <w:r>
+        <w:rPr>
+          <w:rFonts w:cs="Calibri"/>
+        </w:rPr>
+        <w:t>The COVID-19 pandemic generated the sharpest productivity shock in the series, with both labour productivity and TFP collapsing in 2020 before rebounding sharply in 2021 as tourism and economic activity reopened. Nevertheless, the rebound appears largely cyclical rather than structural in nature. Overall, the evidence suggests that Belize has struggled to generate sustained productivity-driven growth over the long run. The findings underscore the importance of policies aimed at strengthening productivity through technological adoption, digitalization, workforce upskilling, infrastructure modernization, institutional reform, and diversification into higher-productivity sectors such as business process outsourcing, logistics, and digital services.</w:t>
+      </w:r>
     </w:p>
     <w:p>
       <w:pPr>
@@ -5078,6 +4510,361 @@
         <w:spacing w:after="0"/>
         <w:jc w:val="center"/>
         <w:rPr>
+          <w:b/>
+          <w:bCs/>
+          <w:i w:val="0"/>
+          <w:iCs w:val="0"/>
+          <w:sz w:val="22"/>
+          <w:szCs w:val="22"/>
+        </w:rPr>
+      </w:pPr>
+    </w:p>
+    <w:p>
+      <w:pPr>
+        <w:pStyle w:val="Heading2"/>
+        <w:rPr>
+          <w:rFonts w:ascii="Trebuchet MS" w:hAnsi="Trebuchet MS"/>
+          <w:b/>
+          <w:bCs/>
+          <w:sz w:val="24"/>
+          <w:szCs w:val="24"/>
+        </w:rPr>
+      </w:pPr>
+      <w:r>
+        <w:rPr>
+          <w:rFonts w:ascii="Trebuchet MS" w:hAnsi="Trebuchet MS"/>
+          <w:b/>
+          <w:bCs/>
+          <w:sz w:val="24"/>
+          <w:szCs w:val="24"/>
+        </w:rPr>
+        <w:t>Convergence Analysis</w:t>
+      </w:r>
+    </w:p>
+    <w:p>
+      <w:pPr>
+        <w:pStyle w:val="BodyText"/>
+        <w:ind w:right="-23"/>
+        <w:jc w:val="both"/>
+        <w:rPr>
+          <w:rFonts w:cs="Calibri"/>
+        </w:rPr>
+      </w:pPr>
+    </w:p>
+    <w:p>
+      <w:pPr>
+        <w:pStyle w:val="BodyText"/>
+        <w:ind w:right="-23"/>
+        <w:jc w:val="both"/>
+        <w:rPr>
+          <w:rFonts w:cs="Calibri"/>
+        </w:rPr>
+      </w:pPr>
+      <w:commentRangeStart w:id="13"/>
+      <w:commentRangeStart w:id="14"/>
+      <w:r>
+        <w:rPr>
+          <w:rFonts w:cs="Calibri"/>
+        </w:rPr>
+        <w:t xml:space="preserve">Comparator economies such as Costa Rica, the Dominican Republic, and Mauritius provide </w:t>
+      </w:r>
+      <w:commentRangeEnd w:id="14"/>
+      <w:r>
+        <w:rPr>
+          <w:rStyle w:val="CommentReference"/>
+          <w:rFonts w:cs="Calibri"/>
+          <w:sz w:val="22"/>
+          <w:szCs w:val="22"/>
+        </w:rPr>
+        <w:commentReference w:id="14"/>
+      </w:r>
+      <w:r>
+        <w:rPr>
+          <w:rFonts w:cs="Calibri"/>
+        </w:rPr>
+        <w:t xml:space="preserve">a useful benchmark for assessing Belize’s long-term growth trajectory, given their shared structural characteristics as small open economies with varying degrees of tourism dependence and external vulnerability. </w:t>
+      </w:r>
+      <w:r>
+        <w:rPr>
+          <w:rFonts w:cs="Calibri"/>
+        </w:rPr>
+        <w:t>Real g</w:t>
+      </w:r>
+      <w:r>
+        <w:rPr>
+          <w:rFonts w:cs="Calibri"/>
+        </w:rPr>
+        <w:t xml:space="preserve">ross national income (GNI) per capita in Belize, measured in purchasing power parity (PPP) adjusted constant international dollars, has remained broadly stagnant over the past three decades. Between 1991 and 2024, the country’s </w:t>
+      </w:r>
+      <w:r>
+        <w:rPr>
+          <w:rFonts w:cs="Calibri"/>
+        </w:rPr>
+        <w:t xml:space="preserve">real </w:t>
+      </w:r>
+      <w:r>
+        <w:rPr>
+          <w:rFonts w:cs="Calibri"/>
+        </w:rPr>
+        <w:t xml:space="preserve">GNI grew by only 19.3%, reflecting the presence of a persistent middle-income trap dynamics, which is limiting long-term income convergence relative to the selected comparator countries. </w:t>
+      </w:r>
+      <w:commentRangeEnd w:id="13"/>
+      <w:r>
+        <w:rPr>
+          <w:rStyle w:val="CommentReference"/>
+          <w:rFonts w:cs="Calibri"/>
+          <w:sz w:val="22"/>
+          <w:szCs w:val="22"/>
+        </w:rPr>
+        <w:commentReference w:id="13"/>
+      </w:r>
+    </w:p>
+    <w:p>
+      <w:pPr>
+        <w:pStyle w:val="BodyText"/>
+        <w:ind w:right="-23"/>
+        <w:jc w:val="both"/>
+        <w:rPr>
+          <w:rFonts w:cs="Calibri"/>
+        </w:rPr>
+      </w:pPr>
+    </w:p>
+    <w:p>
+      <w:pPr>
+        <w:pStyle w:val="BodyText"/>
+        <w:ind w:right="-23"/>
+        <w:jc w:val="both"/>
+        <w:rPr>
+          <w:rFonts w:cs="Calibri"/>
+        </w:rPr>
+      </w:pPr>
+      <w:r>
+        <w:rPr>
+          <w:rFonts w:cs="Calibri"/>
+        </w:rPr>
+        <w:t xml:space="preserve">In 1991, Belize and Mauritius recorded broadly the same levels of real </w:t>
+      </w:r>
+      <w:r>
+        <w:rPr>
+          <w:rFonts w:cs="Calibri"/>
+        </w:rPr>
+        <w:t xml:space="preserve">GNI </w:t>
+      </w:r>
+      <w:r>
+        <w:rPr>
+          <w:rFonts w:cs="Calibri"/>
+        </w:rPr>
+        <w:t>per capita within the upper-middle-income category</w:t>
+      </w:r>
+      <w:r>
+        <w:rPr>
+          <w:rFonts w:cs="Calibri"/>
+        </w:rPr>
+        <w:t>.</w:t>
+      </w:r>
+      <w:r>
+        <w:rPr>
+          <w:rFonts w:cs="Calibri"/>
+        </w:rPr>
+        <w:t xml:space="preserve"> Mauritius</w:t>
+      </w:r>
+      <w:r>
+        <w:rPr>
+          <w:rFonts w:cs="Calibri"/>
+        </w:rPr>
+        <w:t xml:space="preserve">’s real </w:t>
+      </w:r>
+      <w:r>
+        <w:rPr>
+          <w:rFonts w:cs="Calibri"/>
+        </w:rPr>
+        <w:t xml:space="preserve">GNI per capita </w:t>
+      </w:r>
+      <w:r>
+        <w:rPr>
+          <w:rFonts w:cs="Calibri"/>
+        </w:rPr>
+        <w:t>was</w:t>
+      </w:r>
+      <w:r>
+        <w:rPr>
+          <w:rFonts w:cs="Calibri"/>
+        </w:rPr>
+        <w:t xml:space="preserve"> PPP$10,504.25, only PPP$367.63 higher than Belize’s PPP$10,136.62 </w:t>
+      </w:r>
+      <w:r>
+        <w:rPr>
+          <w:rFonts w:cs="Calibri"/>
+          <w:b/>
+          <w:bCs/>
+          <w:highlight w:val="yellow"/>
+        </w:rPr>
+        <w:t>(Figure 2)</w:t>
+      </w:r>
+      <w:r>
+        <w:rPr>
+          <w:rFonts w:cs="Calibri"/>
+        </w:rPr>
+        <w:t xml:space="preserve">. In contrast, Costa Rica registered a </w:t>
+      </w:r>
+      <w:r>
+        <w:rPr>
+          <w:rFonts w:cs="Calibri"/>
+        </w:rPr>
+        <w:t>slightly</w:t>
+      </w:r>
+      <w:r>
+        <w:rPr>
+          <w:rFonts w:cs="Calibri"/>
+        </w:rPr>
+        <w:t xml:space="preserve"> </w:t>
+      </w:r>
+      <w:r>
+        <w:rPr>
+          <w:rFonts w:cs="Calibri"/>
+        </w:rPr>
+        <w:t xml:space="preserve">higher </w:t>
+      </w:r>
+      <w:r>
+        <w:rPr>
+          <w:rFonts w:cs="Calibri"/>
+        </w:rPr>
+        <w:t>income level</w:t>
+      </w:r>
+      <w:r>
+        <w:rPr>
+          <w:rFonts w:cs="Calibri"/>
+        </w:rPr>
+        <w:t xml:space="preserve">, while the Dominica Republic remained at a lower stage of development. However, the subsequent growth trajectories diverged significantly </w:t>
+      </w:r>
+      <w:r>
+        <w:rPr>
+          <w:rFonts w:cs="Calibri"/>
+        </w:rPr>
+        <w:t>ensuing three decades</w:t>
+      </w:r>
+      <w:r>
+        <w:rPr>
+          <w:rFonts w:cs="Calibri"/>
+        </w:rPr>
+        <w:t>. Mauritius successfully transitioned to high-income status with</w:t>
+      </w:r>
+      <w:r>
+        <w:rPr>
+          <w:rFonts w:cs="Calibri"/>
+        </w:rPr>
+        <w:t>in</w:t>
+      </w:r>
+      <w:r>
+        <w:rPr>
+          <w:rFonts w:cs="Calibri"/>
+        </w:rPr>
+        <w:t xml:space="preserve"> eight years through sustained productivity-driven income expansion. Similar, improvements in </w:t>
+      </w:r>
+      <w:r>
+        <w:rPr>
+          <w:rFonts w:cs="Calibri"/>
+        </w:rPr>
+        <w:t xml:space="preserve">real </w:t>
+      </w:r>
+      <w:r>
+        <w:rPr>
+          <w:rFonts w:cs="Calibri"/>
+        </w:rPr>
+        <w:t>GNI per capita were noted for Costa Rica and the Dominican Republic, albeit at a slow</w:t>
+      </w:r>
+      <w:r>
+        <w:rPr>
+          <w:rFonts w:cs="Calibri"/>
+        </w:rPr>
+        <w:t>er</w:t>
+      </w:r>
+      <w:r>
+        <w:rPr>
+          <w:rFonts w:cs="Calibri"/>
+        </w:rPr>
+        <w:t xml:space="preserve"> pace relative to Mauritius. </w:t>
+      </w:r>
+    </w:p>
+    <w:p>
+      <w:pPr>
+        <w:pStyle w:val="BodyText"/>
+        <w:ind w:right="-23"/>
+        <w:jc w:val="both"/>
+        <w:rPr>
+          <w:rFonts w:cs="Calibri"/>
+        </w:rPr>
+      </w:pPr>
+    </w:p>
+    <w:p>
+      <w:pPr>
+        <w:pStyle w:val="BodyText"/>
+        <w:ind w:right="-23"/>
+        <w:jc w:val="both"/>
+        <w:rPr>
+          <w:rFonts w:cs="Calibri"/>
+        </w:rPr>
+      </w:pPr>
+      <w:r>
+        <w:rPr>
+          <w:rFonts w:cs="Calibri"/>
+        </w:rPr>
+        <w:t xml:space="preserve">In contrast, Belize’s real </w:t>
+      </w:r>
+      <w:r>
+        <w:rPr>
+          <w:rFonts w:cs="Calibri"/>
+        </w:rPr>
+        <w:t>GNI</w:t>
+      </w:r>
+      <w:r>
+        <w:rPr>
+          <w:rFonts w:cs="Calibri"/>
+        </w:rPr>
+        <w:t xml:space="preserve"> per capita remained relatively stagnant. Recurrent </w:t>
+      </w:r>
+      <w:r>
+        <w:rPr>
+          <w:rFonts w:cs="Calibri"/>
+        </w:rPr>
+        <w:t xml:space="preserve">exogenous </w:t>
+      </w:r>
+      <w:r>
+        <w:rPr>
+          <w:rFonts w:cs="Calibri"/>
+        </w:rPr>
+        <w:t xml:space="preserve">shock-related reversals, periods of economic contraction and limited structural transformation are attributed to constraining the country’s convergence toward higher-income peer </w:t>
+      </w:r>
+      <w:r>
+        <w:rPr>
+          <w:rFonts w:cs="Calibri"/>
+        </w:rPr>
+        <w:t>economies</w:t>
+      </w:r>
+      <w:r>
+        <w:rPr>
+          <w:rFonts w:cs="Calibri"/>
+        </w:rPr>
+        <w:t>. Between 2006 and 2009, income per capita declined on account of lethargic economic growth exacerbated by inward migration pressures from neighboring Central American countries.</w:t>
+      </w:r>
+    </w:p>
+    <w:p>
+      <w:pPr>
+        <w:pStyle w:val="BodyText"/>
+        <w:ind w:right="-23"/>
+        <w:jc w:val="both"/>
+        <w:rPr>
+          <w:rFonts w:cs="Calibri"/>
+        </w:rPr>
+      </w:pPr>
+    </w:p>
+    <w:p>
+      <w:pPr>
+        <w:pStyle w:val="Caption"/>
+        <w:keepNext/>
+        <w:spacing w:after="0"/>
+        <w:jc w:val="center"/>
+        <w:rPr>
           <w:rFonts w:cs="Calibri"/>
           <w:b/>
           <w:bCs/>
@@ -5098,6 +4885,7 @@
           <w:sz w:val="22"/>
           <w:szCs w:val="22"/>
         </w:rPr>
+        <w:lastRenderedPageBreak/>
         <w:t xml:space="preserve">Figure </w:t>
       </w:r>
       <w:r>
@@ -5330,18 +5118,485 @@
         <w:jc w:val="both"/>
         <w:rPr>
           <w:rFonts w:cs="Calibri"/>
+        </w:rPr>
+      </w:pPr>
+    </w:p>
+    <w:p>
+      <w:pPr>
+        <w:pStyle w:val="Heading2"/>
+        <w:rPr>
+          <w:rFonts w:ascii="Trebuchet MS" w:hAnsi="Trebuchet MS"/>
           <w:b/>
           <w:bCs/>
           <w:sz w:val="24"/>
           <w:szCs w:val="24"/>
         </w:rPr>
       </w:pPr>
+      <w:r>
+        <w:rPr>
+          <w:rFonts w:ascii="Trebuchet MS" w:hAnsi="Trebuchet MS"/>
+          <w:b/>
+          <w:bCs/>
+          <w:sz w:val="24"/>
+          <w:szCs w:val="24"/>
+        </w:rPr>
+        <w:t>Prices</w:t>
+      </w:r>
+    </w:p>
+    <w:p>
+      <w:pPr>
+        <w:jc w:val="both"/>
+      </w:pPr>
+    </w:p>
+    <w:p>
+      <w:pPr>
+        <w:jc w:val="both"/>
+      </w:pPr>
+      <w:r>
+        <w:t>Inflation in Belize remained subdued during 2019 and 2020, averaging close to zero as weak domestic demand and the economic disruptions associated with the COVID-19 pandemic tempered price pressures. While some categories such as food and household necessities experienced localized increases, these were largely offset by lower transport and fuel costs, resulting in headline inflation of only 0.2 percent in 2019 and 0.1 percent in 2020</w:t>
+      </w:r>
+      <w:r>
+        <w:t xml:space="preserve"> </w:t>
+      </w:r>
+      <w:r>
+        <w:rPr>
+          <w:highlight w:val="yellow"/>
+        </w:rPr>
+        <w:t>(Figure 6)</w:t>
+      </w:r>
+      <w:r>
+        <w:rPr>
+          <w:highlight w:val="yellow"/>
+        </w:rPr>
+        <w:t>.</w:t>
+      </w:r>
+      <w:r>
+        <w:t xml:space="preserve"> As shown in Panel 1, food and beverages remained a modest source of inflationary pressure, while transport and hotel-related services exerted a dampening effect on overall consumer prices.</w:t>
+      </w:r>
+    </w:p>
+    <w:p>
+      <w:pPr>
+        <w:jc w:val="both"/>
+      </w:pPr>
+    </w:p>
+    <w:p>
+      <w:pPr>
+        <w:jc w:val="both"/>
+      </w:pPr>
+      <w:r>
+        <w:t xml:space="preserve">Beginning in 2021, Belize experienced a sharp acceleration in inflation, with headline inflation rising to 3.2 percent before peaking at 6.3 percent in 2022. This period coincided with the global inflation surge driven by supply-chain disruptions, elevated shipping costs, higher food prices, and the spike in international energy markets following the Russian invasion of Ukraine. The decomposition indicates that transport and food and beverages were the dominant contributors to inflation during this period, together accounting for the bulk of the increase in consumer prices. </w:t>
+      </w:r>
+    </w:p>
+    <w:p>
+      <w:pPr>
+        <w:jc w:val="both"/>
+      </w:pPr>
+    </w:p>
+    <w:p>
+      <w:pPr>
+        <w:jc w:val="both"/>
+      </w:pPr>
+      <w:r>
+        <w:t xml:space="preserve">Since 2023, inflationary pressures have steadily moderated, declining from 4.4 percent in 2023 to 3.3 percent in 2024 and 1.1 percent in 2025. The easing of international commodity prices, </w:t>
+      </w:r>
+      <w:r>
+        <w:lastRenderedPageBreak/>
+        <w:t>normalization of global supply chains, and lower fuel costs contributed to the disinflation process. However, the composition of inflation shifted notably. While transport-related inflation weakened considerably, food and beverages emerged as the largest and most persistent source of price pressures, complemented by increases in housing, utilities, restaurant services, and other household expenditures. This suggests that Belize has transitioned from an externally driven inflation episode toward more domestically rooted price pressures.</w:t>
+      </w:r>
+    </w:p>
+    <w:p>
+      <w:pPr>
+        <w:pStyle w:val="Caption"/>
+        <w:keepNext/>
+        <w:spacing w:after="0"/>
+        <w:jc w:val="center"/>
+        <w:rPr>
+          <w:i w:val="0"/>
+          <w:iCs w:val="0"/>
+          <w:sz w:val="22"/>
+          <w:szCs w:val="22"/>
+        </w:rPr>
+      </w:pPr>
+    </w:p>
+    <w:p>
+      <w:pPr>
+        <w:pStyle w:val="Caption"/>
+        <w:keepNext/>
+        <w:spacing w:after="0"/>
+        <w:jc w:val="center"/>
+        <w:rPr>
+          <w:i w:val="0"/>
+          <w:iCs w:val="0"/>
+          <w:sz w:val="22"/>
+          <w:szCs w:val="22"/>
+        </w:rPr>
+      </w:pPr>
+      <w:r>
+        <w:rPr>
+          <w:i w:val="0"/>
+          <w:iCs w:val="0"/>
+          <w:sz w:val="22"/>
+          <w:szCs w:val="22"/>
+        </w:rPr>
+        <w:t xml:space="preserve">Figure </w:t>
+      </w:r>
+      <w:r>
+        <w:rPr>
+          <w:i w:val="0"/>
+          <w:iCs w:val="0"/>
+          <w:sz w:val="22"/>
+          <w:szCs w:val="22"/>
+        </w:rPr>
+        <w:fldChar w:fldCharType="begin"/>
+      </w:r>
+      <w:r>
+        <w:rPr>
+          <w:i w:val="0"/>
+          <w:iCs w:val="0"/>
+          <w:sz w:val="22"/>
+          <w:szCs w:val="22"/>
+        </w:rPr>
+        <w:instrText xml:space="preserve"> SEQ Figure \* ARABIC </w:instrText>
+      </w:r>
+      <w:r>
+        <w:rPr>
+          <w:i w:val="0"/>
+          <w:iCs w:val="0"/>
+          <w:sz w:val="22"/>
+          <w:szCs w:val="22"/>
+        </w:rPr>
+        <w:fldChar w:fldCharType="separate"/>
+      </w:r>
+      <w:r>
+        <w:rPr>
+          <w:i w:val="0"/>
+          <w:iCs w:val="0"/>
+          <w:noProof/>
+          <w:sz w:val="22"/>
+          <w:szCs w:val="22"/>
+        </w:rPr>
+        <w:t>6</w:t>
+      </w:r>
+      <w:r>
+        <w:rPr>
+          <w:i w:val="0"/>
+          <w:iCs w:val="0"/>
+          <w:sz w:val="22"/>
+          <w:szCs w:val="22"/>
+        </w:rPr>
+        <w:fldChar w:fldCharType="end"/>
+      </w:r>
+      <w:r>
+        <w:rPr>
+          <w:i w:val="0"/>
+          <w:iCs w:val="0"/>
+          <w:sz w:val="22"/>
+          <w:szCs w:val="22"/>
+        </w:rPr>
+        <w:t xml:space="preserve">: </w:t>
+      </w:r>
+    </w:p>
+    <w:p>
+      <w:pPr>
+        <w:pStyle w:val="Caption"/>
+        <w:keepNext/>
+        <w:spacing w:after="0"/>
+        <w:jc w:val="center"/>
+        <w:rPr>
+          <w:i w:val="0"/>
+          <w:iCs w:val="0"/>
+          <w:sz w:val="22"/>
+          <w:szCs w:val="22"/>
+        </w:rPr>
+      </w:pPr>
+      <w:r>
+        <w:rPr>
+          <w:i w:val="0"/>
+          <w:iCs w:val="0"/>
+          <w:sz w:val="22"/>
+          <w:szCs w:val="22"/>
+        </w:rPr>
+        <w:t>Belize Inflation Dynamics</w:t>
+      </w:r>
     </w:p>
     <w:p>
       <w:pPr>
         <w:pStyle w:val="BodyText"/>
         <w:ind w:right="4"/>
-        <w:jc w:val="both"/>
+        <w:jc w:val="center"/>
+        <w:rPr>
+          <w:rFonts w:cs="Calibri"/>
+          <w:b/>
+          <w:bCs/>
+          <w:sz w:val="24"/>
+          <w:szCs w:val="24"/>
+        </w:rPr>
+      </w:pPr>
+      <w:r>
+        <w:rPr>
+          <w:rFonts w:cs="Calibri"/>
+          <w:b/>
+          <w:bCs/>
+          <w:sz w:val="24"/>
+          <w:szCs w:val="24"/>
+        </w:rPr>
+        <w:drawing>
+          <wp:inline distT="0" distB="0" distL="0" distR="0" wp14:anchorId="4F1A7355" wp14:editId="64D3550B">
+            <wp:extent cx="5943600" cy="4193540"/>
+            <wp:effectExtent l="0" t="0" r="0" b="0"/>
+            <wp:docPr id="1050683871" name="Picture 1"/>
+            <wp:cNvGraphicFramePr>
+              <a:graphicFrameLocks xmlns:a="http://schemas.openxmlformats.org/drawingml/2006/main" noChangeAspect="1"/>
+            </wp:cNvGraphicFramePr>
+            <a:graphic xmlns:a="http://schemas.openxmlformats.org/drawingml/2006/main">
+              <a:graphicData uri="http://schemas.openxmlformats.org/drawingml/2006/picture">
+                <pic:pic xmlns:pic="http://schemas.openxmlformats.org/drawingml/2006/picture">
+                  <pic:nvPicPr>
+                    <pic:cNvPr id="1050683871" name=""/>
+                    <pic:cNvPicPr/>
+                  </pic:nvPicPr>
+                  <pic:blipFill>
+                    <a:blip r:embed="rId17"/>
+                    <a:stretch>
+                      <a:fillRect/>
+                    </a:stretch>
+                  </pic:blipFill>
+                  <pic:spPr>
+                    <a:xfrm>
+                      <a:off x="0" y="0"/>
+                      <a:ext cx="5943600" cy="4193540"/>
+                    </a:xfrm>
+                    <a:prstGeom prst="rect">
+                      <a:avLst/>
+                    </a:prstGeom>
+                  </pic:spPr>
+                </pic:pic>
+              </a:graphicData>
+            </a:graphic>
+          </wp:inline>
+        </w:drawing>
+      </w:r>
+    </w:p>
+    <w:p>
+      <w:pPr>
+        <w:pStyle w:val="BodyText"/>
+        <w:ind w:right="4"/>
+        <w:jc w:val="both"/>
+        <w:rPr>
+          <w:rFonts w:cs="Calibri"/>
+          <w:b/>
+          <w:bCs/>
+          <w:sz w:val="24"/>
+          <w:szCs w:val="24"/>
+          <w:highlight w:val="yellow"/>
+        </w:rPr>
+      </w:pPr>
+    </w:p>
+    <w:p>
+      <w:pPr>
+        <w:pStyle w:val="BodyText"/>
+        <w:ind w:right="4"/>
+        <w:jc w:val="both"/>
+        <w:rPr>
+          <w:rFonts w:cs="Calibri"/>
+        </w:rPr>
+      </w:pPr>
+      <w:r>
+        <w:rPr>
+          <w:rFonts w:cs="Calibri"/>
+        </w:rPr>
+        <w:t>T</w:t>
+      </w:r>
+      <w:r>
+        <w:rPr>
+          <w:rFonts w:cs="Calibri"/>
+        </w:rPr>
+        <w:t>he evidence points to a classic post-pandemic inflation cycle. The initial inflation surge was largely imported through higher food and energy prices, while the subsequent decline reflects the unwinding of those external shocks. Nevertheless, the persistence of core inflation above headline inflation during much of 2023–2025 indicates that underlying price pressures remained embedded within the economy even as headline inflation fell. From a policy perspective, this suggests that although the cost-of-living crisis has eased considerably, households continue to face elevated prices for essential goods and services, particularly food, housing-related costs, and restaurants and accommodation services.</w:t>
+      </w:r>
+    </w:p>
+    <w:p>
+      <w:pPr>
+        <w:pStyle w:val="BodyText"/>
+        <w:ind w:right="4"/>
+        <w:jc w:val="both"/>
+        <w:rPr>
+          <w:rFonts w:cs="Calibri"/>
+        </w:rPr>
+      </w:pPr>
+    </w:p>
+    <w:p>
+      <w:pPr>
+        <w:pStyle w:val="BodyText"/>
+        <w:ind w:right="4"/>
+        <w:jc w:val="both"/>
+        <w:rPr>
+          <w:rFonts w:cs="Calibri"/>
+        </w:rPr>
+      </w:pPr>
+      <w:r>
+        <w:rPr>
+          <w:rFonts w:cs="Calibri"/>
+        </w:rPr>
+        <w:t>The post-pandemic inflation surge had important labour market implications. The sharp increase in food, transport, and utility prices between 2021 and 2023 eroded real household incomes and increased the cost of living, particularly for low- and middle-income workers. While economic activity recovered strongly following the pandemic, labour force participation declined over much of the period, suggesting that the recovery did not translate into a broad-</w:t>
+      </w:r>
+      <w:r>
+        <w:rPr>
+          <w:rFonts w:cs="Calibri"/>
+        </w:rPr>
+        <w:lastRenderedPageBreak/>
+        <w:t xml:space="preserve">based strengthening of labour market engagement. This divergence may reflect a combination of factors, including labour market scarring from the pandemic, skills mismatches, outward migration, discouragement among job seekers, and the limited ability of available employment </w:t>
+      </w:r>
+      <w:r>
+        <w:rPr>
+          <w:rFonts w:cs="Calibri"/>
+        </w:rPr>
+        <w:t>opportunities to offset the erosion of purchasing power caused by rising prices.</w:t>
+      </w:r>
+    </w:p>
+    <w:p>
+      <w:pPr>
+        <w:pStyle w:val="BodyText"/>
+        <w:ind w:right="4"/>
+        <w:jc w:val="both"/>
+        <w:rPr>
+          <w:rFonts w:cs="Calibri"/>
+        </w:rPr>
+      </w:pPr>
+    </w:p>
+    <w:p>
+      <w:pPr>
+        <w:pStyle w:val="BodyText"/>
+        <w:ind w:right="4"/>
+        <w:jc w:val="both"/>
+        <w:rPr>
+          <w:rFonts w:cs="Calibri"/>
+        </w:rPr>
+      </w:pPr>
+      <w:r>
+        <w:rPr>
+          <w:rFonts w:cs="Calibri"/>
+        </w:rPr>
+        <w:t>The coexistence of elevated inflation and falling labour force participation points to a weakening of labour market attachment during the inflationary episode. In principle, rising living costs should encourage additional household members to enter the labour force in order to supplement household income. However, the decline in participation suggests that these incentives were outweighed by structural constraints within the labour market. At the same time, if nominal wage growth failed to keep pace with inflation, workers would have experienced a deterioration in real wages, further reducing the economic returns to labour market participation and potentially contributing to worker withdrawal from the formal labour force.</w:t>
+      </w:r>
+    </w:p>
+    <w:p>
+      <w:pPr>
+        <w:pStyle w:val="BodyText"/>
+        <w:ind w:right="4"/>
+        <w:jc w:val="both"/>
+        <w:rPr>
+          <w:rFonts w:cs="Calibri"/>
+          <w:b/>
+          <w:bCs/>
+          <w:sz w:val="24"/>
+          <w:szCs w:val="24"/>
+          <w:highlight w:val="yellow"/>
+        </w:rPr>
+      </w:pPr>
+    </w:p>
+    <w:p>
+      <w:pPr>
+        <w:pStyle w:val="BodyText"/>
+        <w:ind w:right="4"/>
+        <w:jc w:val="both"/>
+        <w:rPr>
+          <w:rFonts w:cs="Calibri"/>
+        </w:rPr>
+      </w:pPr>
+      <w:r>
+        <w:rPr>
+          <w:rFonts w:cs="Calibri"/>
+        </w:rPr>
+        <w:t>As inflation moderated after 2023, the gradual restoration of real purchasing power likely eased some of the pressure on households. Nevertheless, the persistence of core inflation above headline inflation indicates that underlying cost pressures remained elevated even as overall inflation declined. From a policy perspective, these developments underscore the importance of measures aimed at strengthening labour market participation, improving workforce skills, raising productivity, and supporting real wage growth. Sustained improvements in living standards will ultimately depend not only on maintaining low and stable inflation but also on ensuring that workers are able to participate in and benefit from the gains generated by economic growth.</w:t>
+      </w:r>
+    </w:p>
+    <w:p>
+      <w:pPr>
+        <w:pStyle w:val="BodyText"/>
+        <w:ind w:right="4"/>
+        <w:jc w:val="both"/>
+        <w:rPr>
+          <w:rFonts w:cs="Calibri"/>
+          <w:b/>
+          <w:bCs/>
+          <w:sz w:val="24"/>
+          <w:szCs w:val="24"/>
+          <w:highlight w:val="yellow"/>
+        </w:rPr>
+      </w:pPr>
+    </w:p>
+    <w:p>
+      <w:pPr>
+        <w:pStyle w:val="Heading2"/>
+        <w:rPr>
+          <w:rFonts w:ascii="Trebuchet MS" w:hAnsi="Trebuchet MS"/>
+          <w:b/>
+          <w:bCs/>
+          <w:sz w:val="24"/>
+          <w:szCs w:val="24"/>
+        </w:rPr>
+      </w:pPr>
+      <w:r>
+        <w:rPr>
+          <w:rFonts w:ascii="Trebuchet MS" w:hAnsi="Trebuchet MS"/>
+          <w:b/>
+          <w:bCs/>
+          <w:sz w:val="24"/>
+          <w:szCs w:val="24"/>
+        </w:rPr>
+        <w:t>Fiscal and Debt</w:t>
+      </w:r>
+    </w:p>
+    <w:p>
+      <w:pPr>
+        <w:pStyle w:val="BodyText"/>
+        <w:ind w:right="4"/>
+        <w:jc w:val="both"/>
+        <w:rPr>
+          <w:rFonts w:cs="Calibri"/>
+          <w:b/>
+          <w:bCs/>
+          <w:sz w:val="24"/>
+          <w:szCs w:val="24"/>
+          <w:highlight w:val="yellow"/>
+        </w:rPr>
+      </w:pPr>
+    </w:p>
+    <w:p>
+      <w:pPr>
+        <w:pStyle w:val="BodyText"/>
+        <w:ind w:right="4"/>
+        <w:jc w:val="both"/>
+        <w:rPr>
+          <w:rFonts w:cs="Calibri"/>
+          <w:b/>
+          <w:bCs/>
+          <w:sz w:val="24"/>
+          <w:szCs w:val="24"/>
+          <w:highlight w:val="yellow"/>
+        </w:rPr>
+      </w:pPr>
+    </w:p>
+    <w:p>
+      <w:pPr>
+        <w:pStyle w:val="BodyText"/>
+        <w:ind w:right="4"/>
+        <w:jc w:val="both"/>
+        <w:rPr>
+          <w:rFonts w:cs="Calibri"/>
+          <w:b/>
+          <w:bCs/>
+          <w:sz w:val="24"/>
+          <w:szCs w:val="24"/>
+          <w:highlight w:val="yellow"/>
+        </w:rPr>
+      </w:pPr>
+    </w:p>
+    <w:p>
+      <w:pPr>
+        <w:pStyle w:val="BodyText"/>
+        <w:ind w:right="4"/>
+        <w:jc w:val="center"/>
         <w:rPr>
           <w:rFonts w:cs="Calibri"/>
           <w:b/>
@@ -5470,7 +5725,6 @@
           <w:sz w:val="28"/>
           <w:szCs w:val="28"/>
         </w:rPr>
-        <w:lastRenderedPageBreak/>
         <w:t>Demographic</w:t>
       </w:r>
       <w:r>
@@ -5748,7 +6002,14 @@
         <w:rPr>
           <w:rFonts w:cs="Calibri"/>
         </w:rPr>
-        <w:t xml:space="preserve"> several districts emerging as key labour supply centers</w:t>
+        <w:t xml:space="preserve"> several districts </w:t>
+      </w:r>
+      <w:r>
+        <w:rPr>
+          <w:rFonts w:cs="Calibri"/>
+        </w:rPr>
+        <w:lastRenderedPageBreak/>
+        <w:t>emerging as key labour supply centers</w:t>
       </w:r>
       <w:commentRangeEnd w:id="21"/>
       <w:r>
@@ -6254,7 +6515,7 @@
           <w:sz w:val="22"/>
           <w:szCs w:val="22"/>
         </w:rPr>
-        <w:t>6</w:t>
+        <w:t>7</w:t>
       </w:r>
       <w:r>
         <w:rPr>
@@ -6360,7 +6621,7 @@
                     <pic:cNvPicPr/>
                   </pic:nvPicPr>
                   <pic:blipFill>
-                    <a:blip r:embed="rId17"/>
+                    <a:blip r:embed="rId18"/>
                     <a:stretch>
                       <a:fillRect/>
                     </a:stretch>
@@ -6717,7 +6978,7 @@
           <w:sz w:val="22"/>
           <w:szCs w:val="22"/>
         </w:rPr>
-        <w:t>7</w:t>
+        <w:t>8</w:t>
       </w:r>
       <w:r>
         <w:rPr>
@@ -6816,7 +7077,7 @@
                     <pic:cNvPicPr/>
                   </pic:nvPicPr>
                   <pic:blipFill>
-                    <a:blip r:embed="rId18"/>
+                    <a:blip r:embed="rId19"/>
                     <a:stretch>
                       <a:fillRect/>
                     </a:stretch>
@@ -7888,7 +8149,7 @@
           <w:sz w:val="22"/>
           <w:szCs w:val="22"/>
         </w:rPr>
-        <w:t>8</w:t>
+        <w:t>9</w:t>
       </w:r>
       <w:r>
         <w:rPr>
@@ -7979,7 +8240,7 @@
                     <pic:cNvPicPr/>
                   </pic:nvPicPr>
                   <pic:blipFill>
-                    <a:blip r:embed="rId19"/>
+                    <a:blip r:embed="rId20"/>
                     <a:stretch>
                       <a:fillRect/>
                     </a:stretch>
@@ -8478,7 +8739,7 @@
           <w:sz w:val="22"/>
           <w:szCs w:val="22"/>
         </w:rPr>
-        <w:t>9</w:t>
+        <w:t>10</w:t>
       </w:r>
       <w:r>
         <w:rPr>
@@ -8558,7 +8819,7 @@
                     <pic:cNvPicPr/>
                   </pic:nvPicPr>
                   <pic:blipFill>
-                    <a:blip r:embed="rId20"/>
+                    <a:blip r:embed="rId21"/>
                     <a:stretch>
                       <a:fillRect/>
                     </a:stretch>
@@ -11001,7 +11262,7 @@
           <w:sz w:val="22"/>
           <w:szCs w:val="22"/>
         </w:rPr>
-        <w:t>10</w:t>
+        <w:t>11</w:t>
       </w:r>
       <w:r>
         <w:rPr>
@@ -11094,7 +11355,7 @@
                     <pic:cNvPicPr/>
                   </pic:nvPicPr>
                   <pic:blipFill>
-                    <a:blip r:embed="rId21"/>
+                    <a:blip r:embed="rId22"/>
                     <a:stretch>
                       <a:fillRect/>
                     </a:stretch>
@@ -11766,6 +12027,7 @@
           <w:bCs/>
           <w:i w:val="0"/>
           <w:iCs w:val="0"/>
+          <w:caps/>
           <w:sz w:val="22"/>
           <w:szCs w:val="22"/>
         </w:rPr>
@@ -11777,6 +12039,7 @@
           <w:bCs/>
           <w:i w:val="0"/>
           <w:iCs w:val="0"/>
+          <w:caps/>
           <w:sz w:val="22"/>
           <w:szCs w:val="22"/>
         </w:rPr>
@@ -11788,6 +12051,7 @@
           <w:bCs/>
           <w:i w:val="0"/>
           <w:iCs w:val="0"/>
+          <w:caps/>
           <w:sz w:val="22"/>
           <w:szCs w:val="22"/>
         </w:rPr>
@@ -11799,18 +12063,20 @@
           <w:bCs/>
           <w:i w:val="0"/>
           <w:iCs w:val="0"/>
+          <w:caps/>
           <w:noProof/>
           <w:sz w:val="22"/>
           <w:szCs w:val="22"/>
         </w:rPr>
-        <w:t>11</w:t>
-      </w:r>
-      <w:r>
-        <w:rPr>
-          <w:b/>
-          <w:bCs/>
-          <w:i w:val="0"/>
-          <w:iCs w:val="0"/>
+        <w:t>12</w:t>
+      </w:r>
+      <w:r>
+        <w:rPr>
+          <w:b/>
+          <w:bCs/>
+          <w:i w:val="0"/>
+          <w:iCs w:val="0"/>
+          <w:caps/>
           <w:sz w:val="22"/>
           <w:szCs w:val="22"/>
         </w:rPr>
@@ -11888,7 +12154,7 @@
                     <pic:cNvPicPr/>
                   </pic:nvPicPr>
                   <pic:blipFill>
-                    <a:blip r:embed="rId22"/>
+                    <a:blip r:embed="rId23"/>
                     <a:stretch>
                       <a:fillRect/>
                     </a:stretch>
@@ -12154,7 +12420,7 @@
           <w:bCs/>
           <w:noProof/>
         </w:rPr>
-        <w:t>12</w:t>
+        <w:t>13</w:t>
       </w:r>
       <w:r>
         <w:rPr>
@@ -12225,7 +12491,7 @@
                     <pic:cNvPicPr/>
                   </pic:nvPicPr>
                   <pic:blipFill>
-                    <a:blip r:embed="rId23"/>
+                    <a:blip r:embed="rId24"/>
                     <a:stretch>
                       <a:fillRect/>
                     </a:stretch>
@@ -12647,7 +12913,7 @@
           <w:sz w:val="22"/>
           <w:szCs w:val="22"/>
         </w:rPr>
-        <w:t>13</w:t>
+        <w:t>14</w:t>
       </w:r>
       <w:r>
         <w:rPr>
@@ -12741,7 +13007,7 @@
                     <pic:cNvPicPr/>
                   </pic:nvPicPr>
                   <pic:blipFill>
-                    <a:blip r:embed="rId24"/>
+                    <a:blip r:embed="rId25"/>
                     <a:stretch>
                       <a:fillRect/>
                     </a:stretch>
@@ -12924,7 +13190,7 @@
       </w:pPr>
     </w:p>
     <w:sectPr>
-      <w:footerReference w:type="default" r:id="rId25"/>
+      <w:footerReference w:type="default" r:id="rId26"/>
       <w:pgSz w:w="12240" w:h="15840"/>
       <w:pgMar w:top="1440" w:right="1440" w:bottom="1440" w:left="1440" w:header="708" w:footer="708" w:gutter="0"/>
       <w:cols w:space="708"/>
@@ -13032,7 +13298,7 @@
       </w:r>
     </w:p>
   </w:comment>
-  <w:comment w:id="8" w:author="Tommy Descartes" w:date="2026-05-25T18:34:00Z" w:initials="TD">
+  <w:comment w:id="7" w:author="Tommy Descartes" w:date="2026-05-25T18:34:00Z" w:initials="TD">
     <w:p>
       <w:pPr>
         <w:pStyle w:val="CommentText"/>
@@ -13048,7 +13314,7 @@
       </w:r>
     </w:p>
   </w:comment>
-  <w:comment w:id="9" w:author="Tommy Descartes" w:date="2026-05-14T10:57:00Z" w:initials="TD">
+  <w:comment w:id="8" w:author="Tommy Descartes" w:date="2026-05-14T10:57:00Z" w:initials="TD">
     <w:p>
       <w:pPr>
         <w:pStyle w:val="CommentText"/>
@@ -13064,7 +13330,7 @@
       </w:r>
     </w:p>
   </w:comment>
-  <w:comment w:id="10" w:author="Tommy Descartes" w:date="2026-05-15T11:54:00Z" w:initials="TD">
+  <w:comment w:id="9" w:author="Tommy Descartes" w:date="2026-05-15T11:54:00Z" w:initials="TD">
     <w:p>
       <w:pPr>
         <w:pStyle w:val="CommentText"/>
@@ -13080,7 +13346,7 @@
       </w:r>
     </w:p>
   </w:comment>
-  <w:comment w:id="11" w:author="Tommy Descartes" w:date="2026-05-25T18:51:00Z" w:initials="TD">
+  <w:comment w:id="10" w:author="Tommy Descartes" w:date="2026-05-25T18:51:00Z" w:initials="TD">
     <w:p>
       <w:pPr>
         <w:pStyle w:val="CommentText"/>
@@ -13096,7 +13362,7 @@
       </w:r>
     </w:p>
   </w:comment>
-  <w:comment w:id="12" w:author="Tommy Descartes" w:date="2026-05-27T12:00:00Z" w:initials="TD">
+  <w:comment w:id="11" w:author="Tommy Descartes" w:date="2026-05-27T12:00:00Z" w:initials="TD">
     <w:p>
       <w:pPr>
         <w:pStyle w:val="CommentText"/>
@@ -13109,6 +13375,22 @@
       </w:r>
       <w:r>
         <w:t>Updated this graph with more data from 1981 to 2023</w:t>
+      </w:r>
+    </w:p>
+  </w:comment>
+  <w:comment w:id="12" w:author="Tommy Descartes" w:date="2026-05-30T07:43:00Z" w:initials="TD">
+    <w:p>
+      <w:pPr>
+        <w:pStyle w:val="CommentText"/>
+      </w:pPr>
+      <w:r>
+        <w:rPr>
+          <w:rStyle w:val="CommentReference"/>
+        </w:rPr>
+        <w:annotationRef/>
+      </w:r>
+      <w:r>
+        <w:t>The y-axis should start at -15 instead of -20</w:t>
       </w:r>
     </w:p>
   </w:comment>
@@ -13557,9 +13839,10 @@
   <w15:commentEx w15:paraId="5E6AA443" w15:done="0"/>
   <w15:commentEx w15:paraId="11DFEF63" w15:done="1"/>
   <w15:commentEx w15:paraId="50226FE1" w15:paraIdParent="11DFEF63" w15:done="1"/>
+  <w15:commentEx w15:paraId="4B7437F1" w15:done="0"/>
   <w15:commentEx w15:paraId="7D48D290" w15:done="0"/>
   <w15:commentEx w15:paraId="335D8CAF" w15:done="0"/>
-  <w15:commentEx w15:paraId="086B81C9" w15:done="0"/>
+  <w15:commentEx w15:paraId="086B81C9" w15:done="1"/>
   <w15:commentEx w15:paraId="1DC797DB" w15:done="0"/>
   <w15:commentEx w15:paraId="52894C43" w15:done="0"/>
   <w15:commentEx w15:paraId="5E056EE0" w15:done="0"/>
@@ -13599,6 +13882,7 @@
   <w16cex:commentExtensible w16cex:durableId="7ED5E3AA" w16cex:dateUtc="2026-05-15T15:54:00Z"/>
   <w16cex:commentExtensible w16cex:durableId="41FB9971" w16cex:dateUtc="2026-05-25T22:51:00Z"/>
   <w16cex:commentExtensible w16cex:durableId="42BC2FDA" w16cex:dateUtc="2026-05-27T16:00:00Z"/>
+  <w16cex:commentExtensible w16cex:durableId="5067A406" w16cex:dateUtc="2026-05-30T11:43:00Z"/>
   <w16cex:commentExtensible w16cex:durableId="59DF5604" w16cex:dateUtc="2026-05-14T16:09:00Z"/>
   <w16cex:commentExtensible w16cex:durableId="6FB79063" w16cex:dateUtc="2026-05-13T15:24:00Z"/>
   <w16cex:commentExtensible w16cex:durableId="7B05876B" w16cex:dateUtc="2026-05-12T21:36:00Z"/>
@@ -13641,6 +13925,7 @@
   <w16cid:commentId w16cid:paraId="5E6AA443" w16cid:durableId="7ED5E3AA"/>
   <w16cid:commentId w16cid:paraId="11DFEF63" w16cid:durableId="41FB9971"/>
   <w16cid:commentId w16cid:paraId="50226FE1" w16cid:durableId="42BC2FDA"/>
+  <w16cid:commentId w16cid:paraId="4B7437F1" w16cid:durableId="5067A406"/>
   <w16cid:commentId w16cid:paraId="7D48D290" w16cid:durableId="59DF5604"/>
   <w16cid:commentId w16cid:paraId="335D8CAF" w16cid:durableId="6FB79063"/>
   <w16cid:commentId w16cid:paraId="086B81C9" w16cid:durableId="7B05876B"/>
@@ -14692,7 +14977,6 @@
   <w:style w:type="character" w:default="1" w:styleId="DefaultParagraphFont">
     <w:name w:val="Default Paragraph Font"/>
     <w:uiPriority w:val="1"/>
-    <w:semiHidden/>
     <w:unhideWhenUsed/>
   </w:style>
   <w:style w:type="table" w:default="1" w:styleId="TableNormal">

--- a/report/draft/Macroeconomic and Demographic Context Version 1.docx
+++ b/report/draft/Macroeconomic and Demographic Context Version 1.docx
@@ -4380,6 +4380,7 @@
       <w:r>
         <w:rPr>
           <w:rFonts w:cs="Calibri"/>
+          <w:noProof/>
         </w:rPr>
         <w:drawing>
           <wp:inline distT="0" distB="0" distL="0" distR="0" wp14:anchorId="4E9DA8C4" wp14:editId="4DB8F297">
@@ -5341,10 +5342,10 @@
           <w:szCs w:val="24"/>
         </w:rPr>
         <w:drawing>
-          <wp:inline distT="0" distB="0" distL="0" distR="0" wp14:anchorId="4F1A7355" wp14:editId="64D3550B">
-            <wp:extent cx="5943600" cy="4193540"/>
+          <wp:inline distT="0" distB="0" distL="0" distR="0" wp14:anchorId="6A474071" wp14:editId="560E6583">
+            <wp:extent cx="5943600" cy="4175760"/>
             <wp:effectExtent l="0" t="0" r="0" b="0"/>
-            <wp:docPr id="1050683871" name="Picture 1"/>
+            <wp:docPr id="1423209775" name="Picture 1"/>
             <wp:cNvGraphicFramePr>
               <a:graphicFrameLocks xmlns:a="http://schemas.openxmlformats.org/drawingml/2006/main" noChangeAspect="1"/>
             </wp:cNvGraphicFramePr>
@@ -5352,7 +5353,7 @@
               <a:graphicData uri="http://schemas.openxmlformats.org/drawingml/2006/picture">
                 <pic:pic xmlns:pic="http://schemas.openxmlformats.org/drawingml/2006/picture">
                   <pic:nvPicPr>
-                    <pic:cNvPr id="1050683871" name=""/>
+                    <pic:cNvPr id="1423209775" name=""/>
                     <pic:cNvPicPr/>
                   </pic:nvPicPr>
                   <pic:blipFill>
@@ -5364,7 +5365,7 @@
                   <pic:spPr>
                     <a:xfrm>
                       <a:off x="0" y="0"/>
-                      <a:ext cx="5943600" cy="4193540"/>
+                      <a:ext cx="5943600" cy="4175760"/>
                     </a:xfrm>
                     <a:prstGeom prst="rect">
                       <a:avLst/>
@@ -14977,6 +14978,7 @@
   <w:style w:type="character" w:default="1" w:styleId="DefaultParagraphFont">
     <w:name w:val="Default Paragraph Font"/>
     <w:uiPriority w:val="1"/>
+    <w:semiHidden/>
     <w:unhideWhenUsed/>
   </w:style>
   <w:style w:type="table" w:default="1" w:styleId="TableNormal">
